--- a/Отчет.docx
+++ b/Отчет.docx
@@ -4,6 +4,7 @@
   <w:body>
     <w:p>
       <w:pPr>
+        <w:widowControl w:val="0"/>
         <w:ind/>
         <w:jc w:val="center"/>
         <w:rPr>
@@ -21,6 +22,7 @@
     </w:p>
     <w:p>
       <w:pPr>
+        <w:widowControl w:val="0"/>
         <w:ind/>
         <w:jc w:val="center"/>
         <w:rPr>
@@ -38,6 +40,7 @@
     </w:p>
     <w:p>
       <w:pPr>
+        <w:widowControl w:val="0"/>
         <w:ind/>
         <w:jc w:val="center"/>
         <w:rPr>
@@ -55,6 +58,7 @@
     </w:p>
     <w:p>
       <w:pPr>
+        <w:widowControl w:val="0"/>
         <w:ind/>
         <w:jc w:val="center"/>
         <w:rPr>
@@ -65,6 +69,7 @@
     </w:p>
     <w:p>
       <w:pPr>
+        <w:widowControl w:val="0"/>
         <w:ind/>
         <w:jc w:val="center"/>
         <w:rPr>
@@ -75,6 +80,7 @@
     </w:p>
     <w:p>
       <w:pPr>
+        <w:widowControl w:val="0"/>
         <w:ind/>
         <w:jc w:val="center"/>
         <w:rPr>
@@ -85,6 +91,7 @@
     </w:p>
     <w:p>
       <w:pPr>
+        <w:widowControl w:val="0"/>
         <w:ind/>
         <w:jc w:val="center"/>
         <w:rPr>
@@ -104,6 +111,7 @@
     </w:p>
     <w:p>
       <w:pPr>
+        <w:widowControl w:val="0"/>
         <w:ind/>
         <w:jc w:val="center"/>
         <w:rPr>
@@ -148,6 +156,7 @@
     </w:p>
     <w:p>
       <w:pPr>
+        <w:widowControl w:val="0"/>
         <w:ind/>
         <w:jc w:val="center"/>
         <w:rPr>
@@ -176,6 +185,7 @@
     </w:p>
     <w:p>
       <w:pPr>
+        <w:widowControl w:val="0"/>
         <w:ind/>
         <w:jc w:val="center"/>
         <w:rPr>
@@ -214,6 +224,7 @@
     </w:p>
     <w:p>
       <w:pPr>
+        <w:widowControl w:val="0"/>
         <w:ind/>
         <w:jc w:val="center"/>
         <w:rPr>
@@ -261,6 +272,7 @@
     </w:p>
     <w:p>
       <w:pPr>
+        <w:widowControl w:val="0"/>
         <w:ind/>
         <w:jc w:val="center"/>
         <w:rPr>
@@ -272,6 +284,7 @@
     </w:p>
     <w:p>
       <w:pPr>
+        <w:widowControl w:val="0"/>
         <w:ind/>
         <w:jc w:val="center"/>
         <w:rPr>
@@ -283,6 +296,7 @@
     </w:p>
     <w:p>
       <w:pPr>
+        <w:widowControl w:val="0"/>
         <w:ind/>
         <w:jc w:val="center"/>
         <w:rPr>
@@ -294,6 +308,7 @@
     </w:p>
     <w:p>
       <w:pPr>
+        <w:widowControl w:val="0"/>
         <w:ind/>
         <w:jc w:val="right"/>
         <w:rPr>
@@ -335,6 +350,7 @@
     </w:p>
     <w:p>
       <w:pPr>
+        <w:widowControl w:val="0"/>
         <w:spacing w:after="0"/>
         <w:ind/>
         <w:jc w:val="right"/>
@@ -349,7 +365,7 @@
           <w:rFonts w:ascii="Times New Roman" w:hAnsi="Times New Roman"/>
           <w:sz w:val="24"/>
         </w:rPr>
-        <w:t>Сергеев Владимир Сергеевич</w:t>
+        <w:t>Сергеев В. С.</w:t>
       </w:r>
       <w:r>
         <w:rPr>
@@ -369,6 +385,7 @@
     </w:p>
     <w:p>
       <w:pPr>
+        <w:widowControl w:val="0"/>
         <w:spacing w:line="240" w:lineRule="auto"/>
         <w:ind/>
         <w:jc w:val="right"/>
@@ -401,6 +418,7 @@
     </w:p>
     <w:p>
       <w:pPr>
+        <w:widowControl w:val="0"/>
         <w:spacing w:line="240" w:lineRule="auto"/>
         <w:ind/>
         <w:jc w:val="right"/>
@@ -419,6 +437,7 @@
     </w:p>
     <w:p>
       <w:pPr>
+        <w:widowControl w:val="0"/>
         <w:spacing w:after="0" w:line="240" w:lineRule="auto"/>
         <w:ind/>
         <w:jc w:val="right"/>
@@ -458,6 +477,7 @@
     </w:p>
     <w:p>
       <w:pPr>
+        <w:widowControl w:val="0"/>
         <w:spacing w:line="240" w:lineRule="auto"/>
         <w:ind/>
         <w:jc w:val="right"/>
@@ -490,6 +510,7 @@
     </w:p>
     <w:p>
       <w:pPr>
+        <w:widowControl w:val="0"/>
         <w:spacing w:line="240" w:lineRule="auto"/>
         <w:ind/>
         <w:jc w:val="right"/>
@@ -508,6 +529,7 @@
     </w:p>
     <w:p>
       <w:pPr>
+        <w:widowControl w:val="0"/>
         <w:spacing w:line="240" w:lineRule="auto"/>
         <w:ind/>
         <w:jc w:val="right"/>
@@ -519,6 +541,7 @@
     </w:p>
     <w:p>
       <w:pPr>
+        <w:widowControl w:val="0"/>
         <w:spacing w:line="240" w:lineRule="auto"/>
         <w:ind/>
         <w:jc w:val="center"/>
@@ -530,6 +553,7 @@
     </w:p>
     <w:p>
       <w:pPr>
+        <w:widowControl w:val="0"/>
         <w:spacing w:line="240" w:lineRule="auto"/>
         <w:ind/>
         <w:jc w:val="center"/>
@@ -541,6 +565,7 @@
     </w:p>
     <w:p>
       <w:pPr>
+        <w:widowControl w:val="0"/>
         <w:spacing w:line="240" w:lineRule="auto"/>
         <w:ind/>
         <w:jc w:val="center"/>
@@ -552,6 +577,7 @@
     </w:p>
     <w:p>
       <w:pPr>
+        <w:widowControl w:val="0"/>
         <w:spacing w:line="240" w:lineRule="auto"/>
         <w:ind/>
         <w:jc w:val="center"/>
@@ -563,6 +589,7 @@
     </w:p>
     <w:p>
       <w:pPr>
+        <w:widowControl w:val="0"/>
         <w:spacing w:line="240" w:lineRule="auto"/>
         <w:ind/>
         <w:jc w:val="center"/>
@@ -574,6 +601,7 @@
     </w:p>
     <w:p>
       <w:pPr>
+        <w:widowControl w:val="0"/>
         <w:spacing w:line="240" w:lineRule="auto"/>
         <w:ind/>
         <w:jc w:val="center"/>
@@ -585,6 +613,7 @@
     </w:p>
     <w:p>
       <w:pPr>
+        <w:widowControl w:val="0"/>
         <w:spacing w:line="240" w:lineRule="auto"/>
         <w:ind/>
         <w:jc w:val="center"/>
@@ -596,6 +625,7 @@
     </w:p>
     <w:p>
       <w:pPr>
+        <w:widowControl w:val="0"/>
         <w:spacing w:line="240" w:lineRule="auto"/>
         <w:ind/>
         <w:jc w:val="center"/>
@@ -607,6 +637,7 @@
     </w:p>
     <w:p>
       <w:pPr>
+        <w:widowControl w:val="0"/>
         <w:spacing w:line="240" w:lineRule="auto"/>
         <w:ind/>
         <w:jc w:val="center"/>
@@ -618,6 +649,7 @@
     </w:p>
     <w:p>
       <w:pPr>
+        <w:widowControl w:val="0"/>
         <w:spacing w:line="240" w:lineRule="auto"/>
         <w:ind/>
         <w:jc w:val="center"/>
@@ -629,6 +661,7 @@
     </w:p>
     <w:p>
       <w:pPr>
+        <w:widowControl w:val="0"/>
         <w:spacing w:line="240" w:lineRule="auto"/>
         <w:ind/>
         <w:jc w:val="center"/>
@@ -640,6 +673,7 @@
     </w:p>
     <w:p>
       <w:pPr>
+        <w:widowControl w:val="0"/>
         <w:spacing w:line="240" w:lineRule="auto"/>
         <w:ind/>
         <w:jc w:val="center"/>
@@ -651,6 +685,7 @@
     </w:p>
     <w:p>
       <w:pPr>
+        <w:widowControl w:val="0"/>
         <w:spacing w:line="240" w:lineRule="auto"/>
         <w:ind/>
         <w:jc w:val="center"/>
@@ -662,6 +697,7 @@
     </w:p>
     <w:p>
       <w:pPr>
+        <w:widowControl w:val="0"/>
         <w:spacing w:line="240" w:lineRule="auto"/>
         <w:ind/>
         <w:jc w:val="center"/>
@@ -673,6 +709,7 @@
     </w:p>
     <w:p>
       <w:pPr>
+        <w:widowControl w:val="0"/>
         <w:spacing w:line="240" w:lineRule="auto"/>
         <w:ind/>
         <w:jc w:val="center"/>
@@ -684,6 +721,7 @@
     </w:p>
     <w:p>
       <w:pPr>
+        <w:widowControl w:val="0"/>
         <w:spacing w:line="240" w:lineRule="auto"/>
         <w:ind/>
         <w:jc w:val="center"/>
@@ -695,6 +733,7 @@
     </w:p>
     <w:p>
       <w:pPr>
+        <w:widowControl w:val="0"/>
         <w:spacing w:line="240" w:lineRule="auto"/>
         <w:ind/>
         <w:jc w:val="center"/>
@@ -706,6 +745,7 @@
     </w:p>
     <w:p>
       <w:pPr>
+        <w:widowControl w:val="0"/>
         <w:spacing w:line="240" w:lineRule="auto"/>
         <w:ind/>
         <w:jc w:val="center"/>
@@ -717,6 +757,7 @@
     </w:p>
     <w:p>
       <w:pPr>
+        <w:widowControl w:val="0"/>
         <w:spacing w:line="240" w:lineRule="auto"/>
         <w:ind/>
         <w:jc w:val="center"/>
@@ -728,6 +769,7 @@
     </w:p>
     <w:p>
       <w:pPr>
+        <w:widowControl w:val="0"/>
         <w:spacing w:line="240" w:lineRule="auto"/>
         <w:ind/>
         <w:jc w:val="center"/>
@@ -739,6 +781,7 @@
     </w:p>
     <w:p>
       <w:pPr>
+        <w:widowControl w:val="0"/>
         <w:spacing w:line="240" w:lineRule="auto"/>
         <w:ind/>
         <w:jc w:val="center"/>
@@ -750,6 +793,7 @@
     </w:p>
     <w:p>
       <w:pPr>
+        <w:widowControl w:val="0"/>
         <w:spacing w:line="240" w:lineRule="auto"/>
         <w:ind/>
         <w:jc w:val="center"/>
@@ -761,6 +805,7 @@
     </w:p>
     <w:p>
       <w:pPr>
+        <w:widowControl w:val="0"/>
         <w:spacing w:line="240" w:lineRule="auto"/>
         <w:ind/>
         <w:jc w:val="center"/>
@@ -772,6 +817,7 @@
     </w:p>
     <w:p>
       <w:pPr>
+        <w:widowControl w:val="0"/>
         <w:spacing w:line="240" w:lineRule="auto"/>
         <w:ind/>
         <w:jc w:val="center"/>
@@ -783,6 +829,7 @@
     </w:p>
     <w:p>
       <w:pPr>
+        <w:widowControl w:val="0"/>
         <w:spacing w:line="240" w:lineRule="auto"/>
         <w:ind/>
         <w:jc w:val="center"/>
@@ -872,6 +919,7 @@
     </w:p>
     <w:p>
       <w:pPr>
+        <w:widowControl w:val="0"/>
         <w:ind/>
         <w:jc w:val="both"/>
         <w:rPr>
@@ -944,6 +992,19 @@
         </w:rPr>
         <w:t>.</w:t>
       </w:r>
+    </w:p>
+    <w:p>
+      <w:pPr>
+        <w:widowControl w:val="0"/>
+        <w:ind/>
+        <w:jc w:val="both"/>
+        <w:rPr>
+          <w:rFonts w:ascii="Times New Roman" w:hAnsi="Times New Roman"/>
+          <w:color w:val="000000"/>
+          <w:sz w:val="28"/>
+          <w:highlight w:val="white"/>
+        </w:rPr>
+      </w:pPr>
     </w:p>
     <w:p>
       <w:pPr>
@@ -993,7 +1054,28 @@
               <w:rFonts w:ascii="Cambria Math" w:hAnsi="Cambria Math"/>
               <w:sz w:val="24"/>
             </w:rPr>
-            <m:t>r(t)=1+</m:t>
+            <m:t>r</m:t>
+          </m:r>
+          <m:d>
+            <m:dPr>
+              <m:sepChr m:val=","/>
+            </m:dPr>
+            <m:e>
+              <m:r>
+                <w:rPr>
+                  <w:rFonts w:ascii="Cambria Math" w:hAnsi="Cambria Math"/>
+                  <w:sz w:val="24"/>
+                </w:rPr>
+                <m:t>t</m:t>
+              </m:r>
+            </m:e>
+          </m:d>
+          <m:r>
+            <w:rPr>
+              <w:rFonts w:ascii="Cambria Math" w:hAnsi="Cambria Math"/>
+              <w:sz w:val="24"/>
+            </w:rPr>
+            <m:t>=1+</m:t>
           </m:r>
           <m:r>
             <w:rPr>
@@ -1003,7 +1085,27 @@
             <m:rPr>
               <m:sty m:val="p"/>
             </m:rPr>
-            <m:t>cos</m:t>
+            <m:t>c</m:t>
+          </m:r>
+          <m:r>
+            <w:rPr>
+              <w:rFonts w:ascii="Cambria Math" w:hAnsi="Cambria Math"/>
+              <w:sz w:val="24"/>
+            </w:rPr>
+            <m:rPr>
+              <m:sty m:val="p"/>
+            </m:rPr>
+            <m:t>o</m:t>
+          </m:r>
+          <m:r>
+            <w:rPr>
+              <w:rFonts w:ascii="Cambria Math" w:hAnsi="Cambria Math"/>
+              <w:sz w:val="24"/>
+            </w:rPr>
+            <m:rPr>
+              <m:sty m:val="p"/>
+            </m:rPr>
+            <m:t>s</m:t>
           </m:r>
           <m:r>
             <w:rPr>
@@ -1032,10 +1134,38 @@
               <w:rFonts w:ascii="Cambria Math" w:hAnsi="Cambria Math"/>
               <w:sz w:val="24"/>
             </w:rPr>
-            <m:t>ϕ(t)=1.25t</m:t>
+            <m:t>ϕ</m:t>
+          </m:r>
+          <m:d>
+            <m:dPr>
+              <m:sepChr m:val=","/>
+            </m:dPr>
+            <m:e>
+              <m:r>
+                <w:rPr>
+                  <w:rFonts w:ascii="Cambria Math" w:hAnsi="Cambria Math"/>
+                  <w:sz w:val="24"/>
+                </w:rPr>
+                <m:t>t</m:t>
+              </m:r>
+            </m:e>
+          </m:d>
+          <m:r>
+            <w:rPr>
+              <w:rFonts w:ascii="Cambria Math" w:hAnsi="Cambria Math"/>
+              <w:sz w:val="24"/>
+            </w:rPr>
+            <m:t>=1.25t</m:t>
           </m:r>
         </m:oMath>
       </m:oMathPara>
+    </w:p>
+    <w:p>
+      <w:pPr>
+        <w:rPr>
+          <w:rFonts w:ascii="Times New Roman" w:hAnsi="Times New Roman"/>
+        </w:rPr>
+      </w:pPr>
     </w:p>
     <w:p>
       <w:pPr>
@@ -1070,7 +1200,7 @@
           <w:rFonts w:ascii="Times New Roman" w:hAnsi="Times New Roman"/>
           <w:sz w:val="28"/>
         </w:rPr>
-        <w:t>Текст программы в приложении: «main.py».</w:t>
+        <w:t>Текст программы в приложении №1.</w:t>
       </w:r>
     </w:p>
     <w:p>
@@ -1087,6 +1217,7 @@
         <w:rPr>
           <w:rFonts w:ascii="Times New Roman" w:hAnsi="Times New Roman"/>
           <w:b w:val="1"/>
+          <w:color w:val="000000"/>
           <w:sz w:val="28"/>
         </w:rPr>
       </w:pPr>
@@ -1094,6 +1225,7 @@
         <w:rPr>
           <w:rFonts w:ascii="Times New Roman" w:hAnsi="Times New Roman"/>
           <w:b w:val="1"/>
+          <w:color w:val="000000"/>
           <w:sz w:val="28"/>
         </w:rPr>
         <w:t>Результат работы</w:t>
@@ -1102,6 +1234,7 @@
         <w:rPr>
           <w:rFonts w:ascii="Times New Roman" w:hAnsi="Times New Roman"/>
           <w:b w:val="1"/>
+          <w:color w:val="000000"/>
           <w:sz w:val="28"/>
         </w:rPr>
         <w:t xml:space="preserve"> программы</w:t>
@@ -1110,6 +1243,7 @@
         <w:rPr>
           <w:rFonts w:ascii="Times New Roman" w:hAnsi="Times New Roman"/>
           <w:b w:val="1"/>
+          <w:color w:val="000000"/>
           <w:sz w:val="28"/>
         </w:rPr>
         <w:t>:</w:t>
@@ -1160,17 +1294,17 @@
             <w:pPr>
               <w:rPr>
                 <w:rFonts w:ascii="Times New Roman" w:hAnsi="Times New Roman"/>
+                <w:color w:val="000000"/>
               </w:rPr>
             </w:pPr>
             <w:r>
               <w:rPr>
                 <w:rFonts w:ascii="Times New Roman" w:hAnsi="Times New Roman"/>
-                <w:b w:val="1"/>
-                <w:sz w:val="24"/>
+                <w:color w:val="000000"/>
               </w:rPr>
               <w:drawing>
                 <wp:inline>
-                  <wp:extent cx="2829560" cy="2122170"/>
+                  <wp:extent cx="2829560" cy="2829560"/>
                   <wp:docPr hidden="false" id="2" name="Picture 2"/>
                   <a:graphic>
                     <a:graphicData uri="http://schemas.openxmlformats.org/drawingml/2006/picture">
@@ -1185,7 +1319,7 @@
                         </pic:blipFill>
                         <pic:spPr>
                           <a:xfrm flipH="false" flipV="false" rot="0">
-                            <a:ext cx="2829560" cy="2122170"/>
+                            <a:ext cx="2829560" cy="2829560"/>
                           </a:xfrm>
                           <a:prstGeom prst="rect"/>
                         </pic:spPr>
@@ -1217,19 +1351,17 @@
             <w:pPr>
               <w:rPr>
                 <w:rFonts w:ascii="Times New Roman" w:hAnsi="Times New Roman"/>
-                <w:b w:val="1"/>
-                <w:sz w:val="24"/>
+                <w:color w:val="000000"/>
               </w:rPr>
             </w:pPr>
             <w:r>
               <w:rPr>
                 <w:rFonts w:ascii="Times New Roman" w:hAnsi="Times New Roman"/>
-                <w:b w:val="1"/>
-                <w:sz w:val="24"/>
+                <w:color w:val="000000"/>
               </w:rPr>
               <w:drawing>
                 <wp:inline>
-                  <wp:extent cx="2830195" cy="2122646"/>
+                  <wp:extent cx="2830195" cy="2830195"/>
                   <wp:docPr hidden="false" id="4" name="Picture 4"/>
                   <a:graphic>
                     <a:graphicData uri="http://schemas.openxmlformats.org/drawingml/2006/picture">
@@ -1244,7 +1376,7 @@
                         </pic:blipFill>
                         <pic:spPr>
                           <a:xfrm flipH="false" flipV="false" rot="0">
-                            <a:ext cx="2830195" cy="2122646"/>
+                            <a:ext cx="2830195" cy="2830195"/>
                           </a:xfrm>
                           <a:prstGeom prst="rect"/>
                         </pic:spPr>
@@ -1278,19 +1410,17 @@
             <w:pPr>
               <w:rPr>
                 <w:rFonts w:ascii="Times New Roman" w:hAnsi="Times New Roman"/>
-                <w:b w:val="1"/>
-                <w:sz w:val="24"/>
+                <w:color w:val="000000"/>
               </w:rPr>
             </w:pPr>
             <w:r>
               <w:rPr>
                 <w:rFonts w:ascii="Times New Roman" w:hAnsi="Times New Roman"/>
-                <w:b w:val="1"/>
-                <w:sz w:val="24"/>
+                <w:color w:val="000000"/>
               </w:rPr>
               <w:drawing>
                 <wp:inline>
-                  <wp:extent cx="2829560" cy="2122170"/>
+                  <wp:extent cx="2829560" cy="2829560"/>
                   <wp:docPr hidden="false" id="6" name="Picture 6"/>
                   <a:graphic>
                     <a:graphicData uri="http://schemas.openxmlformats.org/drawingml/2006/picture">
@@ -1305,7 +1435,7 @@
                         </pic:blipFill>
                         <pic:spPr>
                           <a:xfrm flipH="false" flipV="false" rot="0">
-                            <a:ext cx="2829560" cy="2122170"/>
+                            <a:ext cx="2829560" cy="2829560"/>
                           </a:xfrm>
                           <a:prstGeom prst="rect"/>
                         </pic:spPr>
@@ -1337,19 +1467,17 @@
             <w:pPr>
               <w:rPr>
                 <w:rFonts w:ascii="Times New Roman" w:hAnsi="Times New Roman"/>
-                <w:b w:val="1"/>
-                <w:sz w:val="24"/>
+                <w:color w:val="000000"/>
               </w:rPr>
             </w:pPr>
             <w:r>
               <w:rPr>
                 <w:rFonts w:ascii="Times New Roman" w:hAnsi="Times New Roman"/>
-                <w:b w:val="1"/>
-                <w:sz w:val="24"/>
+                <w:color w:val="000000"/>
               </w:rPr>
               <w:drawing>
                 <wp:inline>
-                  <wp:extent cx="2830195" cy="2122646"/>
+                  <wp:extent cx="2830195" cy="2830195"/>
                   <wp:docPr hidden="false" id="8" name="Picture 8"/>
                   <a:graphic>
                     <a:graphicData uri="http://schemas.openxmlformats.org/drawingml/2006/picture">
@@ -1364,7 +1492,123 @@
                         </pic:blipFill>
                         <pic:spPr>
                           <a:xfrm flipH="false" flipV="false" rot="0">
-                            <a:ext cx="2830195" cy="2122646"/>
+                            <a:ext cx="2830195" cy="2830195"/>
+                          </a:xfrm>
+                          <a:prstGeom prst="rect"/>
+                        </pic:spPr>
+                      </pic:pic>
+                    </a:graphicData>
+                  </a:graphic>
+                </wp:inline>
+              </w:drawing>
+            </w:r>
+          </w:p>
+        </w:tc>
+      </w:tr>
+      <w:tr>
+        <w:tc>
+          <w:tcPr>
+            <w:tcW w:type="dxa" w:w="4672"/>
+            <w:tcBorders>
+              <w:top w:color="000000" w:sz="4" w:val="single"/>
+              <w:left w:color="000000" w:sz="4" w:val="single"/>
+              <w:bottom w:color="000000" w:sz="4" w:val="single"/>
+              <w:right w:color="000000" w:sz="4" w:val="single"/>
+            </w:tcBorders>
+            <w:tcMar>
+              <w:top w:type="dxa" w:w="0"/>
+              <w:left w:type="dxa" w:w="108"/>
+              <w:bottom w:type="dxa" w:w="0"/>
+              <w:right w:type="dxa" w:w="108"/>
+            </w:tcMar>
+          </w:tcPr>
+          <w:p>
+            <w:pPr>
+              <w:rPr>
+                <w:rFonts w:ascii="Times New Roman" w:hAnsi="Times New Roman"/>
+                <w:color w:val="000000"/>
+              </w:rPr>
+            </w:pPr>
+            <w:r>
+              <w:rPr>
+                <w:rFonts w:ascii="Times New Roman" w:hAnsi="Times New Roman"/>
+                <w:color w:val="000000"/>
+              </w:rPr>
+              <w:drawing>
+                <wp:inline>
+                  <wp:extent cx="2829560" cy="2829560"/>
+                  <wp:docPr hidden="false" id="10" name="Picture 10"/>
+                  <a:graphic>
+                    <a:graphicData uri="http://schemas.openxmlformats.org/drawingml/2006/picture">
+                      <pic:pic>
+                        <pic:nvPicPr>
+                          <pic:cNvPr hidden="false" id="9" name="Picture 9"/>
+                          <pic:cNvPicPr preferRelativeResize="true"/>
+                        </pic:nvPicPr>
+                        <pic:blipFill>
+                          <a:blip r:embed="rId5"/>
+                          <a:stretch/>
+                        </pic:blipFill>
+                        <pic:spPr>
+                          <a:xfrm flipH="false" flipV="false" rot="0">
+                            <a:ext cx="2829560" cy="2829560"/>
+                          </a:xfrm>
+                          <a:prstGeom prst="rect"/>
+                        </pic:spPr>
+                      </pic:pic>
+                    </a:graphicData>
+                  </a:graphic>
+                </wp:inline>
+              </w:drawing>
+            </w:r>
+          </w:p>
+        </w:tc>
+        <w:tc>
+          <w:tcPr>
+            <w:tcW w:type="dxa" w:w="4673"/>
+            <w:tcBorders>
+              <w:top w:color="000000" w:sz="4" w:val="single"/>
+              <w:left w:color="000000" w:sz="4" w:val="single"/>
+              <w:bottom w:color="000000" w:sz="4" w:val="single"/>
+              <w:right w:color="000000" w:sz="4" w:val="single"/>
+            </w:tcBorders>
+            <w:tcMar>
+              <w:top w:type="dxa" w:w="0"/>
+              <w:left w:type="dxa" w:w="108"/>
+              <w:bottom w:type="dxa" w:w="0"/>
+              <w:right w:type="dxa" w:w="108"/>
+            </w:tcMar>
+          </w:tcPr>
+          <w:p>
+            <w:pPr>
+              <w:rPr>
+                <w:rFonts w:ascii="Times New Roman" w:hAnsi="Times New Roman"/>
+                <w:color w:val="000000"/>
+              </w:rPr>
+            </w:pPr>
+            <w:r>
+              <w:rPr>
+                <w:rFonts w:ascii="Times New Roman" w:hAnsi="Times New Roman"/>
+                <w:color w:val="000000"/>
+              </w:rPr>
+              <w:drawing>
+                <wp:inline>
+                  <wp:extent cx="2830195" cy="2830195"/>
+                  <wp:docPr hidden="false" id="12" name="Picture 12"/>
+                  <a:graphic>
+                    <a:graphicData uri="http://schemas.openxmlformats.org/drawingml/2006/picture">
+                      <pic:pic>
+                        <pic:nvPicPr>
+                          <pic:cNvPr hidden="false" id="11" name="Picture 11"/>
+                          <pic:cNvPicPr preferRelativeResize="true"/>
+                        </pic:nvPicPr>
+                        <pic:blipFill>
+                          <a:blip r:embed="rId6"/>
+                          <a:stretch/>
+                        </pic:blipFill>
+                        <pic:spPr>
+                          <a:xfrm flipH="false" flipV="false" rot="0">
+                            <a:ext cx="2830195" cy="2830195"/>
                           </a:xfrm>
                           <a:prstGeom prst="rect"/>
                         </pic:spPr>
@@ -1422,6 +1666,4859 @@
         </w:rPr>
         <w:t>В ходе выполнения лабораторной работы была написана программа на языка Python, для симуляции и визуализации движения точечного тела в соответствии с заданными законами движения.</w:t>
       </w:r>
+    </w:p>
+    <w:p>
+      <w:pPr>
+        <w:ind/>
+        <w:jc w:val="center"/>
+        <w:rPr>
+          <w:rFonts w:ascii="Times New Roman" w:hAnsi="Times New Roman"/>
+          <w:color w:val="000000"/>
+          <w:sz w:val="28"/>
+          <w:highlight w:val="white"/>
+        </w:rPr>
+      </w:pPr>
+      <w:r>
+        <w:rPr>
+          <w:rFonts w:ascii="Times New Roman" w:hAnsi="Times New Roman"/>
+        </w:rPr>
+        <w:br w:type="page"/>
+      </w:r>
+      <w:r>
+        <w:rPr>
+          <w:rStyle w:val="Style_1_ch"/>
+          <w:rFonts w:ascii="Times New Roman" w:hAnsi="Times New Roman"/>
+          <w:b w:val="1"/>
+          <w:color w:val="000000"/>
+          <w:sz w:val="28"/>
+          <w:highlight w:val="white"/>
+        </w:rPr>
+        <w:t>Приложение №1</w:t>
+      </w:r>
+    </w:p>
+    <w:p>
+      <w:pPr>
+        <w:spacing w:line="240" w:lineRule="auto"/>
+        <w:ind/>
+        <w:jc w:val="left"/>
+        <w:rPr>
+          <w:rFonts w:ascii="Times New Roman" w:hAnsi="Times New Roman"/>
+          <w:sz w:val="16"/>
+        </w:rPr>
+      </w:pPr>
+      <w:r>
+        <w:rPr>
+          <w:rFonts w:ascii="Times New Roman" w:hAnsi="Times New Roman"/>
+          <w:sz w:val="16"/>
+        </w:rPr>
+        <w:t>import numpy as np</w:t>
+      </w:r>
+    </w:p>
+    <w:p>
+      <w:pPr>
+        <w:spacing w:line="240" w:lineRule="auto"/>
+        <w:ind/>
+        <w:jc w:val="left"/>
+        <w:rPr>
+          <w:rFonts w:ascii="Times New Roman" w:hAnsi="Times New Roman"/>
+          <w:sz w:val="16"/>
+        </w:rPr>
+      </w:pPr>
+      <w:r>
+        <w:rPr>
+          <w:rFonts w:ascii="Times New Roman" w:hAnsi="Times New Roman"/>
+          <w:sz w:val="16"/>
+        </w:rPr>
+        <w:t>import sympy as sp</w:t>
+      </w:r>
+    </w:p>
+    <w:p>
+      <w:pPr>
+        <w:spacing w:line="240" w:lineRule="auto"/>
+        <w:ind/>
+        <w:jc w:val="left"/>
+        <w:rPr>
+          <w:rFonts w:ascii="Times New Roman" w:hAnsi="Times New Roman"/>
+          <w:sz w:val="16"/>
+        </w:rPr>
+      </w:pPr>
+      <w:r>
+        <w:rPr>
+          <w:rFonts w:ascii="Times New Roman" w:hAnsi="Times New Roman"/>
+          <w:sz w:val="16"/>
+        </w:rPr>
+        <w:t>from matplotlib import pyplot as plt</w:t>
+      </w:r>
+    </w:p>
+    <w:p>
+      <w:pPr>
+        <w:spacing w:line="240" w:lineRule="auto"/>
+        <w:ind/>
+        <w:jc w:val="left"/>
+        <w:rPr>
+          <w:rFonts w:ascii="Times New Roman" w:hAnsi="Times New Roman"/>
+          <w:sz w:val="16"/>
+        </w:rPr>
+      </w:pPr>
+      <w:r>
+        <w:rPr>
+          <w:rFonts w:ascii="Times New Roman" w:hAnsi="Times New Roman"/>
+          <w:sz w:val="16"/>
+        </w:rPr>
+        <w:t>from matplotlib.animation import FuncAnimation</w:t>
+      </w:r>
+    </w:p>
+    <w:p>
+      <w:pPr>
+        <w:spacing w:line="240" w:lineRule="auto"/>
+        <w:ind/>
+        <w:jc w:val="left"/>
+        <w:rPr>
+          <w:rFonts w:ascii="Times New Roman" w:hAnsi="Times New Roman"/>
+          <w:sz w:val="16"/>
+        </w:rPr>
+      </w:pPr>
+    </w:p>
+    <w:p>
+      <w:pPr>
+        <w:spacing w:line="240" w:lineRule="auto"/>
+        <w:ind/>
+        <w:jc w:val="left"/>
+        <w:rPr>
+          <w:rFonts w:ascii="Times New Roman" w:hAnsi="Times New Roman"/>
+          <w:sz w:val="16"/>
+        </w:rPr>
+      </w:pPr>
+    </w:p>
+    <w:p>
+      <w:pPr>
+        <w:spacing w:line="240" w:lineRule="auto"/>
+        <w:ind/>
+        <w:jc w:val="left"/>
+        <w:rPr>
+          <w:rFonts w:ascii="Times New Roman" w:hAnsi="Times New Roman"/>
+          <w:sz w:val="16"/>
+        </w:rPr>
+      </w:pPr>
+      <w:r>
+        <w:rPr>
+          <w:rFonts w:ascii="Times New Roman" w:hAnsi="Times New Roman"/>
+          <w:sz w:val="16"/>
+        </w:rPr>
+        <w:t>class DisplayGroup:</w:t>
+      </w:r>
+    </w:p>
+    <w:p>
+      <w:pPr>
+        <w:spacing w:line="240" w:lineRule="auto"/>
+        <w:ind/>
+        <w:jc w:val="left"/>
+        <w:rPr>
+          <w:rFonts w:ascii="Times New Roman" w:hAnsi="Times New Roman"/>
+          <w:sz w:val="16"/>
+        </w:rPr>
+      </w:pPr>
+      <w:r>
+        <w:rPr>
+          <w:rFonts w:ascii="Times New Roman" w:hAnsi="Times New Roman"/>
+          <w:sz w:val="16"/>
+        </w:rPr>
+        <w:t xml:space="preserve">    def __init__(self):</w:t>
+      </w:r>
+    </w:p>
+    <w:p>
+      <w:pPr>
+        <w:spacing w:line="240" w:lineRule="auto"/>
+        <w:ind/>
+        <w:jc w:val="left"/>
+        <w:rPr>
+          <w:rFonts w:ascii="Times New Roman" w:hAnsi="Times New Roman"/>
+          <w:sz w:val="16"/>
+        </w:rPr>
+      </w:pPr>
+      <w:r>
+        <w:rPr>
+          <w:rFonts w:ascii="Times New Roman" w:hAnsi="Times New Roman"/>
+          <w:sz w:val="16"/>
+        </w:rPr>
+        <w:t xml:space="preserve">        if displaying_objects_switches['Position']:  # Point particle</w:t>
+      </w:r>
+    </w:p>
+    <w:p>
+      <w:pPr>
+        <w:spacing w:line="240" w:lineRule="auto"/>
+        <w:ind/>
+        <w:jc w:val="left"/>
+        <w:rPr>
+          <w:rFonts w:ascii="Times New Roman" w:hAnsi="Times New Roman"/>
+          <w:sz w:val="16"/>
+        </w:rPr>
+      </w:pPr>
+      <w:r>
+        <w:rPr>
+          <w:rFonts w:ascii="Times New Roman" w:hAnsi="Times New Roman"/>
+          <w:sz w:val="16"/>
+        </w:rPr>
+        <w:t xml:space="preserve">            self.particle, = region.plot(np.array([]), np.array([]), color='#ff9600', marker='o')</w:t>
+      </w:r>
+    </w:p>
+    <w:p>
+      <w:pPr>
+        <w:spacing w:line="240" w:lineRule="auto"/>
+        <w:ind/>
+        <w:jc w:val="left"/>
+        <w:rPr>
+          <w:rFonts w:ascii="Times New Roman" w:hAnsi="Times New Roman"/>
+          <w:sz w:val="16"/>
+        </w:rPr>
+      </w:pPr>
+      <w:r>
+        <w:rPr>
+          <w:rFonts w:ascii="Times New Roman" w:hAnsi="Times New Roman"/>
+          <w:sz w:val="16"/>
+        </w:rPr>
+        <w:t xml:space="preserve">        if displaying_objects_switches['Position vector']:  # Position vector</w:t>
+      </w:r>
+    </w:p>
+    <w:p>
+      <w:pPr>
+        <w:spacing w:line="240" w:lineRule="auto"/>
+        <w:ind/>
+        <w:jc w:val="left"/>
+        <w:rPr>
+          <w:rFonts w:ascii="Times New Roman" w:hAnsi="Times New Roman"/>
+          <w:sz w:val="16"/>
+        </w:rPr>
+      </w:pPr>
+      <w:r>
+        <w:rPr>
+          <w:rFonts w:ascii="Times New Roman" w:hAnsi="Times New Roman"/>
+          <w:sz w:val="16"/>
+        </w:rPr>
+        <w:t xml:space="preserve">            self.position_arrow = Arrow(color='black', line_style='-.')</w:t>
+      </w:r>
+    </w:p>
+    <w:p>
+      <w:pPr>
+        <w:spacing w:line="240" w:lineRule="auto"/>
+        <w:ind/>
+        <w:jc w:val="left"/>
+        <w:rPr>
+          <w:rFonts w:ascii="Times New Roman" w:hAnsi="Times New Roman"/>
+          <w:sz w:val="16"/>
+        </w:rPr>
+      </w:pPr>
+      <w:r>
+        <w:rPr>
+          <w:rFonts w:ascii="Times New Roman" w:hAnsi="Times New Roman"/>
+          <w:sz w:val="16"/>
+        </w:rPr>
+        <w:t xml:space="preserve">        if displaying_objects_switches['Trajectory']:  # Trajectory</w:t>
+      </w:r>
+    </w:p>
+    <w:p>
+      <w:pPr>
+        <w:spacing w:line="240" w:lineRule="auto"/>
+        <w:ind/>
+        <w:jc w:val="left"/>
+        <w:rPr>
+          <w:rFonts w:ascii="Times New Roman" w:hAnsi="Times New Roman"/>
+          <w:sz w:val="16"/>
+        </w:rPr>
+      </w:pPr>
+      <w:r>
+        <w:rPr>
+          <w:rFonts w:ascii="Times New Roman" w:hAnsi="Times New Roman"/>
+          <w:sz w:val="16"/>
+        </w:rPr>
+        <w:t xml:space="preserve">            self.curve, = region.plot(np.array([]), np.array([]), color='#00cccc')</w:t>
+      </w:r>
+    </w:p>
+    <w:p>
+      <w:pPr>
+        <w:spacing w:line="240" w:lineRule="auto"/>
+        <w:ind/>
+        <w:jc w:val="left"/>
+        <w:rPr>
+          <w:rFonts w:ascii="Times New Roman" w:hAnsi="Times New Roman"/>
+          <w:sz w:val="16"/>
+        </w:rPr>
+      </w:pPr>
+      <w:r>
+        <w:rPr>
+          <w:rFonts w:ascii="Times New Roman" w:hAnsi="Times New Roman"/>
+          <w:sz w:val="16"/>
+        </w:rPr>
+        <w:t xml:space="preserve">        if displaying_objects_switches['Curvature radius']:  # Radius of curvature</w:t>
+      </w:r>
+    </w:p>
+    <w:p>
+      <w:pPr>
+        <w:spacing w:line="240" w:lineRule="auto"/>
+        <w:ind/>
+        <w:jc w:val="left"/>
+        <w:rPr>
+          <w:rFonts w:ascii="Times New Roman" w:hAnsi="Times New Roman"/>
+          <w:sz w:val="16"/>
+        </w:rPr>
+      </w:pPr>
+      <w:r>
+        <w:rPr>
+          <w:rFonts w:ascii="Times New Roman" w:hAnsi="Times New Roman"/>
+          <w:sz w:val="16"/>
+        </w:rPr>
+        <w:t xml:space="preserve">            self.curvature_radius, = region.plot(np.array([]), np.array([]), color='pink', lw=3)</w:t>
+      </w:r>
+    </w:p>
+    <w:p>
+      <w:pPr>
+        <w:spacing w:line="240" w:lineRule="auto"/>
+        <w:ind/>
+        <w:jc w:val="left"/>
+        <w:rPr>
+          <w:rFonts w:ascii="Times New Roman" w:hAnsi="Times New Roman"/>
+          <w:sz w:val="16"/>
+        </w:rPr>
+      </w:pPr>
+      <w:r>
+        <w:rPr>
+          <w:rFonts w:ascii="Times New Roman" w:hAnsi="Times New Roman"/>
+          <w:sz w:val="16"/>
+        </w:rPr>
+        <w:t xml:space="preserve">        if displaying_objects_switches['Velocity vector']:  # Velocity vector</w:t>
+      </w:r>
+    </w:p>
+    <w:p>
+      <w:pPr>
+        <w:spacing w:line="240" w:lineRule="auto"/>
+        <w:ind/>
+        <w:jc w:val="left"/>
+        <w:rPr>
+          <w:rFonts w:ascii="Times New Roman" w:hAnsi="Times New Roman"/>
+          <w:sz w:val="16"/>
+        </w:rPr>
+      </w:pPr>
+      <w:r>
+        <w:rPr>
+          <w:rFonts w:ascii="Times New Roman" w:hAnsi="Times New Roman"/>
+          <w:sz w:val="16"/>
+        </w:rPr>
+        <w:t xml:space="preserve">            self.velocity_arrow = Arrow(color='red')</w:t>
+      </w:r>
+    </w:p>
+    <w:p>
+      <w:pPr>
+        <w:spacing w:line="240" w:lineRule="auto"/>
+        <w:ind/>
+        <w:jc w:val="left"/>
+        <w:rPr>
+          <w:rFonts w:ascii="Times New Roman" w:hAnsi="Times New Roman"/>
+          <w:sz w:val="16"/>
+        </w:rPr>
+      </w:pPr>
+      <w:r>
+        <w:rPr>
+          <w:rFonts w:ascii="Times New Roman" w:hAnsi="Times New Roman"/>
+          <w:sz w:val="16"/>
+        </w:rPr>
+        <w:t xml:space="preserve">        if displaying_objects_switches['Total acceleration vector']:  # Acceleration vector</w:t>
+      </w:r>
+    </w:p>
+    <w:p>
+      <w:pPr>
+        <w:spacing w:line="240" w:lineRule="auto"/>
+        <w:ind/>
+        <w:jc w:val="left"/>
+        <w:rPr>
+          <w:rFonts w:ascii="Times New Roman" w:hAnsi="Times New Roman"/>
+          <w:sz w:val="16"/>
+        </w:rPr>
+      </w:pPr>
+      <w:r>
+        <w:rPr>
+          <w:rFonts w:ascii="Times New Roman" w:hAnsi="Times New Roman"/>
+          <w:sz w:val="16"/>
+        </w:rPr>
+        <w:t xml:space="preserve">            self.acceleration_arrow = Arrow(color='purple', line_style=':')</w:t>
+      </w:r>
+    </w:p>
+    <w:p>
+      <w:pPr>
+        <w:spacing w:line="240" w:lineRule="auto"/>
+        <w:ind/>
+        <w:jc w:val="left"/>
+        <w:rPr>
+          <w:rFonts w:ascii="Times New Roman" w:hAnsi="Times New Roman"/>
+          <w:sz w:val="16"/>
+        </w:rPr>
+      </w:pPr>
+      <w:r>
+        <w:rPr>
+          <w:rFonts w:ascii="Times New Roman" w:hAnsi="Times New Roman"/>
+          <w:sz w:val="16"/>
+        </w:rPr>
+        <w:t xml:space="preserve">        if displaying_objects_switches['Tangential acceleration vector']:  # Tangential acceleration vector</w:t>
+      </w:r>
+    </w:p>
+    <w:p>
+      <w:pPr>
+        <w:spacing w:line="240" w:lineRule="auto"/>
+        <w:ind/>
+        <w:jc w:val="left"/>
+        <w:rPr>
+          <w:rFonts w:ascii="Times New Roman" w:hAnsi="Times New Roman"/>
+          <w:sz w:val="16"/>
+        </w:rPr>
+      </w:pPr>
+      <w:r>
+        <w:rPr>
+          <w:rFonts w:ascii="Times New Roman" w:hAnsi="Times New Roman"/>
+          <w:sz w:val="16"/>
+        </w:rPr>
+        <w:t xml:space="preserve">            self.tangential_acceleration_arrow = Arrow(color='#228b22', line_style='--')</w:t>
+      </w:r>
+    </w:p>
+    <w:p>
+      <w:pPr>
+        <w:spacing w:line="240" w:lineRule="auto"/>
+        <w:ind/>
+        <w:jc w:val="left"/>
+        <w:rPr>
+          <w:rFonts w:ascii="Times New Roman" w:hAnsi="Times New Roman"/>
+          <w:sz w:val="16"/>
+        </w:rPr>
+      </w:pPr>
+      <w:r>
+        <w:rPr>
+          <w:rFonts w:ascii="Times New Roman" w:hAnsi="Times New Roman"/>
+          <w:sz w:val="16"/>
+        </w:rPr>
+        <w:t xml:space="preserve">        if displaying_objects_switches['Centripetal acceleration vector']:  # Centripetal acceleration vector</w:t>
+      </w:r>
+    </w:p>
+    <w:p>
+      <w:pPr>
+        <w:spacing w:line="240" w:lineRule="auto"/>
+        <w:ind/>
+        <w:jc w:val="left"/>
+        <w:rPr>
+          <w:rFonts w:ascii="Times New Roman" w:hAnsi="Times New Roman"/>
+          <w:sz w:val="16"/>
+        </w:rPr>
+      </w:pPr>
+      <w:r>
+        <w:rPr>
+          <w:rFonts w:ascii="Times New Roman" w:hAnsi="Times New Roman"/>
+          <w:sz w:val="16"/>
+        </w:rPr>
+        <w:t xml:space="preserve">            self.centripetal_acceleration_arrow = Arrow(color='blue', line_style='--')</w:t>
+      </w:r>
+    </w:p>
+    <w:p>
+      <w:pPr>
+        <w:spacing w:line="240" w:lineRule="auto"/>
+        <w:ind/>
+        <w:jc w:val="left"/>
+        <w:rPr>
+          <w:rFonts w:ascii="Times New Roman" w:hAnsi="Times New Roman"/>
+          <w:sz w:val="16"/>
+        </w:rPr>
+      </w:pPr>
+    </w:p>
+    <w:p>
+      <w:pPr>
+        <w:spacing w:line="240" w:lineRule="auto"/>
+        <w:ind/>
+        <w:jc w:val="left"/>
+        <w:rPr>
+          <w:rFonts w:ascii="Times New Roman" w:hAnsi="Times New Roman"/>
+          <w:sz w:val="16"/>
+        </w:rPr>
+      </w:pPr>
+      <w:r>
+        <w:rPr>
+          <w:rFonts w:ascii="Times New Roman" w:hAnsi="Times New Roman"/>
+          <w:sz w:val="16"/>
+        </w:rPr>
+        <w:t xml:space="preserve">    def update(self, x, y, velocity_x, velocity_y, acceleration_x, acceleration_y, tangential_x, tangential_y,</w:t>
+      </w:r>
+    </w:p>
+    <w:p>
+      <w:pPr>
+        <w:spacing w:line="240" w:lineRule="auto"/>
+        <w:ind/>
+        <w:jc w:val="left"/>
+        <w:rPr>
+          <w:rFonts w:ascii="Times New Roman" w:hAnsi="Times New Roman"/>
+          <w:sz w:val="16"/>
+        </w:rPr>
+      </w:pPr>
+      <w:r>
+        <w:rPr>
+          <w:rFonts w:ascii="Times New Roman" w:hAnsi="Times New Roman"/>
+          <w:sz w:val="16"/>
+        </w:rPr>
+        <w:t xml:space="preserve">               centripetal_x, centripetal_y, curvature_radius_x, curvature_radius_y):</w:t>
+      </w:r>
+    </w:p>
+    <w:p>
+      <w:pPr>
+        <w:spacing w:line="240" w:lineRule="auto"/>
+        <w:ind/>
+        <w:jc w:val="left"/>
+        <w:rPr>
+          <w:rFonts w:ascii="Times New Roman" w:hAnsi="Times New Roman"/>
+          <w:sz w:val="16"/>
+        </w:rPr>
+      </w:pPr>
+    </w:p>
+    <w:p>
+      <w:pPr>
+        <w:spacing w:line="240" w:lineRule="auto"/>
+        <w:ind/>
+        <w:jc w:val="left"/>
+        <w:rPr>
+          <w:rFonts w:ascii="Times New Roman" w:hAnsi="Times New Roman"/>
+          <w:sz w:val="16"/>
+        </w:rPr>
+      </w:pPr>
+      <w:r>
+        <w:rPr>
+          <w:rFonts w:ascii="Times New Roman" w:hAnsi="Times New Roman"/>
+          <w:sz w:val="16"/>
+        </w:rPr>
+        <w:t xml:space="preserve">        if displaying_objects_switches['Position']:</w:t>
+      </w:r>
+    </w:p>
+    <w:p>
+      <w:pPr>
+        <w:spacing w:line="240" w:lineRule="auto"/>
+        <w:ind/>
+        <w:jc w:val="left"/>
+        <w:rPr>
+          <w:rFonts w:ascii="Times New Roman" w:hAnsi="Times New Roman"/>
+          <w:sz w:val="16"/>
+        </w:rPr>
+      </w:pPr>
+      <w:r>
+        <w:rPr>
+          <w:rFonts w:ascii="Times New Roman" w:hAnsi="Times New Roman"/>
+          <w:sz w:val="16"/>
+        </w:rPr>
+        <w:t xml:space="preserve">            self.particle.set_data(np.array([x[-1]]), np.array([y[-1]]))</w:t>
+      </w:r>
+    </w:p>
+    <w:p>
+      <w:pPr>
+        <w:spacing w:line="240" w:lineRule="auto"/>
+        <w:ind/>
+        <w:jc w:val="left"/>
+        <w:rPr>
+          <w:rFonts w:ascii="Times New Roman" w:hAnsi="Times New Roman"/>
+          <w:sz w:val="16"/>
+        </w:rPr>
+      </w:pPr>
+      <w:r>
+        <w:rPr>
+          <w:rFonts w:ascii="Times New Roman" w:hAnsi="Times New Roman"/>
+          <w:sz w:val="16"/>
+        </w:rPr>
+        <w:t xml:space="preserve">        if displaying_objects_switches['Position vector']:</w:t>
+      </w:r>
+    </w:p>
+    <w:p>
+      <w:pPr>
+        <w:spacing w:line="240" w:lineRule="auto"/>
+        <w:ind/>
+        <w:jc w:val="left"/>
+        <w:rPr>
+          <w:rFonts w:ascii="Times New Roman" w:hAnsi="Times New Roman"/>
+          <w:sz w:val="16"/>
+        </w:rPr>
+      </w:pPr>
+      <w:r>
+        <w:rPr>
+          <w:rFonts w:ascii="Times New Roman" w:hAnsi="Times New Roman"/>
+          <w:sz w:val="16"/>
+        </w:rPr>
+        <w:t xml:space="preserve">            self.position_arrow.update(0, 0, x[-1], y[-1])</w:t>
+      </w:r>
+    </w:p>
+    <w:p>
+      <w:pPr>
+        <w:spacing w:line="240" w:lineRule="auto"/>
+        <w:ind/>
+        <w:jc w:val="left"/>
+        <w:rPr>
+          <w:rFonts w:ascii="Times New Roman" w:hAnsi="Times New Roman"/>
+          <w:sz w:val="16"/>
+        </w:rPr>
+      </w:pPr>
+      <w:r>
+        <w:rPr>
+          <w:rFonts w:ascii="Times New Roman" w:hAnsi="Times New Roman"/>
+          <w:sz w:val="16"/>
+        </w:rPr>
+        <w:t xml:space="preserve">        if displaying_objects_switches['Trajectory']:</w:t>
+      </w:r>
+    </w:p>
+    <w:p>
+      <w:pPr>
+        <w:spacing w:line="240" w:lineRule="auto"/>
+        <w:ind/>
+        <w:jc w:val="left"/>
+        <w:rPr>
+          <w:rFonts w:ascii="Times New Roman" w:hAnsi="Times New Roman"/>
+          <w:sz w:val="16"/>
+        </w:rPr>
+      </w:pPr>
+      <w:r>
+        <w:rPr>
+          <w:rFonts w:ascii="Times New Roman" w:hAnsi="Times New Roman"/>
+          <w:sz w:val="16"/>
+        </w:rPr>
+        <w:t xml:space="preserve">            self.curve.set_data(x, y)</w:t>
+      </w:r>
+    </w:p>
+    <w:p>
+      <w:pPr>
+        <w:spacing w:line="240" w:lineRule="auto"/>
+        <w:ind/>
+        <w:jc w:val="left"/>
+        <w:rPr>
+          <w:rFonts w:ascii="Times New Roman" w:hAnsi="Times New Roman"/>
+          <w:sz w:val="16"/>
+        </w:rPr>
+      </w:pPr>
+      <w:r>
+        <w:rPr>
+          <w:rFonts w:ascii="Times New Roman" w:hAnsi="Times New Roman"/>
+          <w:sz w:val="16"/>
+        </w:rPr>
+        <w:t xml:space="preserve">        if displaying_objects_switches['Curvature radius']:</w:t>
+      </w:r>
+    </w:p>
+    <w:p>
+      <w:pPr>
+        <w:spacing w:line="240" w:lineRule="auto"/>
+        <w:ind/>
+        <w:jc w:val="left"/>
+        <w:rPr>
+          <w:rFonts w:ascii="Times New Roman" w:hAnsi="Times New Roman"/>
+          <w:sz w:val="16"/>
+        </w:rPr>
+      </w:pPr>
+      <w:r>
+        <w:rPr>
+          <w:rFonts w:ascii="Times New Roman" w:hAnsi="Times New Roman"/>
+          <w:sz w:val="16"/>
+        </w:rPr>
+        <w:t xml:space="preserve">            self.curvature_radius.set_data(np.array([x[-1], x[-1] + curvature_radius_x]),</w:t>
+      </w:r>
+    </w:p>
+    <w:p>
+      <w:pPr>
+        <w:spacing w:line="240" w:lineRule="auto"/>
+        <w:ind/>
+        <w:jc w:val="left"/>
+        <w:rPr>
+          <w:rFonts w:ascii="Times New Roman" w:hAnsi="Times New Roman"/>
+          <w:sz w:val="16"/>
+        </w:rPr>
+      </w:pPr>
+      <w:r>
+        <w:rPr>
+          <w:rFonts w:ascii="Times New Roman" w:hAnsi="Times New Roman"/>
+          <w:sz w:val="16"/>
+        </w:rPr>
+        <w:t xml:space="preserve">                                           np.array([y[-1], y[-1] + curvature_radius_y]))</w:t>
+      </w:r>
+    </w:p>
+    <w:p>
+      <w:pPr>
+        <w:spacing w:line="240" w:lineRule="auto"/>
+        <w:ind/>
+        <w:jc w:val="left"/>
+        <w:rPr>
+          <w:rFonts w:ascii="Times New Roman" w:hAnsi="Times New Roman"/>
+          <w:sz w:val="16"/>
+        </w:rPr>
+      </w:pPr>
+      <w:r>
+        <w:rPr>
+          <w:rFonts w:ascii="Times New Roman" w:hAnsi="Times New Roman"/>
+          <w:sz w:val="16"/>
+        </w:rPr>
+        <w:t xml:space="preserve">        if displaying_objects_switches['Velocity vector']:</w:t>
+      </w:r>
+    </w:p>
+    <w:p>
+      <w:pPr>
+        <w:spacing w:line="240" w:lineRule="auto"/>
+        <w:ind/>
+        <w:jc w:val="left"/>
+        <w:rPr>
+          <w:rFonts w:ascii="Times New Roman" w:hAnsi="Times New Roman"/>
+          <w:sz w:val="16"/>
+        </w:rPr>
+      </w:pPr>
+      <w:r>
+        <w:rPr>
+          <w:rFonts w:ascii="Times New Roman" w:hAnsi="Times New Roman"/>
+          <w:sz w:val="16"/>
+        </w:rPr>
+        <w:t xml:space="preserve">            self.velocity_arrow.update(x[-1], y[-1], x[-1] + velocity_x, y[-1] + velocity_y)</w:t>
+      </w:r>
+    </w:p>
+    <w:p>
+      <w:pPr>
+        <w:spacing w:line="240" w:lineRule="auto"/>
+        <w:ind/>
+        <w:jc w:val="left"/>
+        <w:rPr>
+          <w:rFonts w:ascii="Times New Roman" w:hAnsi="Times New Roman"/>
+          <w:sz w:val="16"/>
+        </w:rPr>
+      </w:pPr>
+      <w:r>
+        <w:rPr>
+          <w:rFonts w:ascii="Times New Roman" w:hAnsi="Times New Roman"/>
+          <w:sz w:val="16"/>
+        </w:rPr>
+        <w:t xml:space="preserve">        if displaying_objects_switches['Total acceleration vector']:</w:t>
+      </w:r>
+    </w:p>
+    <w:p>
+      <w:pPr>
+        <w:spacing w:line="240" w:lineRule="auto"/>
+        <w:ind/>
+        <w:jc w:val="left"/>
+        <w:rPr>
+          <w:rFonts w:ascii="Times New Roman" w:hAnsi="Times New Roman"/>
+          <w:sz w:val="16"/>
+        </w:rPr>
+      </w:pPr>
+      <w:r>
+        <w:rPr>
+          <w:rFonts w:ascii="Times New Roman" w:hAnsi="Times New Roman"/>
+          <w:sz w:val="16"/>
+        </w:rPr>
+        <w:t xml:space="preserve">            self.acceleration_arrow.update(x[-1], y[-1], x[-1] + acceleration_x, y[-1] + acceleration_y)</w:t>
+      </w:r>
+    </w:p>
+    <w:p>
+      <w:pPr>
+        <w:spacing w:line="240" w:lineRule="auto"/>
+        <w:ind/>
+        <w:jc w:val="left"/>
+        <w:rPr>
+          <w:rFonts w:ascii="Times New Roman" w:hAnsi="Times New Roman"/>
+          <w:sz w:val="16"/>
+        </w:rPr>
+      </w:pPr>
+      <w:r>
+        <w:rPr>
+          <w:rFonts w:ascii="Times New Roman" w:hAnsi="Times New Roman"/>
+          <w:sz w:val="16"/>
+        </w:rPr>
+        <w:t xml:space="preserve">        if displaying_objects_switches['Tangential acceleration vector']:</w:t>
+      </w:r>
+    </w:p>
+    <w:p>
+      <w:pPr>
+        <w:spacing w:line="240" w:lineRule="auto"/>
+        <w:ind/>
+        <w:jc w:val="left"/>
+        <w:rPr>
+          <w:rFonts w:ascii="Times New Roman" w:hAnsi="Times New Roman"/>
+          <w:sz w:val="16"/>
+        </w:rPr>
+      </w:pPr>
+      <w:r>
+        <w:rPr>
+          <w:rFonts w:ascii="Times New Roman" w:hAnsi="Times New Roman"/>
+          <w:sz w:val="16"/>
+        </w:rPr>
+        <w:t xml:space="preserve">            self.tangential_acceleration_arrow.update(x[-1], y[-1], x[-1] + tangential_x, y[-1] + tangential_y)</w:t>
+      </w:r>
+    </w:p>
+    <w:p>
+      <w:pPr>
+        <w:spacing w:line="240" w:lineRule="auto"/>
+        <w:ind/>
+        <w:jc w:val="left"/>
+        <w:rPr>
+          <w:rFonts w:ascii="Times New Roman" w:hAnsi="Times New Roman"/>
+          <w:sz w:val="16"/>
+        </w:rPr>
+      </w:pPr>
+      <w:r>
+        <w:rPr>
+          <w:rFonts w:ascii="Times New Roman" w:hAnsi="Times New Roman"/>
+          <w:sz w:val="16"/>
+        </w:rPr>
+        <w:t xml:space="preserve">        if displaying_objects_switches['Centripetal acceleration vector']:</w:t>
+      </w:r>
+    </w:p>
+    <w:p>
+      <w:pPr>
+        <w:spacing w:line="240" w:lineRule="auto"/>
+        <w:ind/>
+        <w:jc w:val="left"/>
+        <w:rPr>
+          <w:rFonts w:ascii="Times New Roman" w:hAnsi="Times New Roman"/>
+          <w:sz w:val="16"/>
+        </w:rPr>
+      </w:pPr>
+      <w:r>
+        <w:rPr>
+          <w:rFonts w:ascii="Times New Roman" w:hAnsi="Times New Roman"/>
+          <w:sz w:val="16"/>
+        </w:rPr>
+        <w:t xml:space="preserve">            self.centripetal_acceleration_arrow.update(x[-1], y[-1], x[-1] + centripetal_x, y[-1] + centripetal_y)</w:t>
+      </w:r>
+    </w:p>
+    <w:p>
+      <w:pPr>
+        <w:spacing w:line="240" w:lineRule="auto"/>
+        <w:ind/>
+        <w:jc w:val="left"/>
+        <w:rPr>
+          <w:rFonts w:ascii="Times New Roman" w:hAnsi="Times New Roman"/>
+          <w:sz w:val="16"/>
+        </w:rPr>
+      </w:pPr>
+    </w:p>
+    <w:p>
+      <w:pPr>
+        <w:spacing w:line="240" w:lineRule="auto"/>
+        <w:ind/>
+        <w:jc w:val="left"/>
+        <w:rPr>
+          <w:rFonts w:ascii="Times New Roman" w:hAnsi="Times New Roman"/>
+          <w:sz w:val="16"/>
+        </w:rPr>
+      </w:pPr>
+      <w:r>
+        <w:rPr>
+          <w:rFonts w:ascii="Times New Roman" w:hAnsi="Times New Roman"/>
+          <w:sz w:val="16"/>
+        </w:rPr>
+        <w:t xml:space="preserve">    def return_plots(self):</w:t>
+      </w:r>
+    </w:p>
+    <w:p>
+      <w:pPr>
+        <w:spacing w:line="240" w:lineRule="auto"/>
+        <w:ind/>
+        <w:jc w:val="left"/>
+        <w:rPr>
+          <w:rFonts w:ascii="Times New Roman" w:hAnsi="Times New Roman"/>
+          <w:sz w:val="16"/>
+        </w:rPr>
+      </w:pPr>
+      <w:r>
+        <w:rPr>
+          <w:rFonts w:ascii="Times New Roman" w:hAnsi="Times New Roman"/>
+          <w:sz w:val="16"/>
+        </w:rPr>
+        <w:t xml:space="preserve">        plots_for_return = []</w:t>
+      </w:r>
+    </w:p>
+    <w:p>
+      <w:pPr>
+        <w:spacing w:line="240" w:lineRule="auto"/>
+        <w:ind/>
+        <w:jc w:val="left"/>
+        <w:rPr>
+          <w:rFonts w:ascii="Times New Roman" w:hAnsi="Times New Roman"/>
+          <w:sz w:val="16"/>
+        </w:rPr>
+      </w:pPr>
+    </w:p>
+    <w:p>
+      <w:pPr>
+        <w:spacing w:line="240" w:lineRule="auto"/>
+        <w:ind/>
+        <w:jc w:val="left"/>
+        <w:rPr>
+          <w:rFonts w:ascii="Times New Roman" w:hAnsi="Times New Roman"/>
+          <w:sz w:val="16"/>
+        </w:rPr>
+      </w:pPr>
+      <w:r>
+        <w:rPr>
+          <w:rFonts w:ascii="Times New Roman" w:hAnsi="Times New Roman"/>
+          <w:sz w:val="16"/>
+        </w:rPr>
+        <w:t xml:space="preserve">        if displaying_objects_switches['Position']:</w:t>
+      </w:r>
+    </w:p>
+    <w:p>
+      <w:pPr>
+        <w:spacing w:line="240" w:lineRule="auto"/>
+        <w:ind/>
+        <w:jc w:val="left"/>
+        <w:rPr>
+          <w:rFonts w:ascii="Times New Roman" w:hAnsi="Times New Roman"/>
+          <w:sz w:val="16"/>
+        </w:rPr>
+      </w:pPr>
+      <w:r>
+        <w:rPr>
+          <w:rFonts w:ascii="Times New Roman" w:hAnsi="Times New Roman"/>
+          <w:sz w:val="16"/>
+        </w:rPr>
+        <w:t xml:space="preserve">            plots_for_return.append(self.particle)</w:t>
+      </w:r>
+    </w:p>
+    <w:p>
+      <w:pPr>
+        <w:spacing w:line="240" w:lineRule="auto"/>
+        <w:ind/>
+        <w:jc w:val="left"/>
+        <w:rPr>
+          <w:rFonts w:ascii="Times New Roman" w:hAnsi="Times New Roman"/>
+          <w:sz w:val="16"/>
+        </w:rPr>
+      </w:pPr>
+      <w:r>
+        <w:rPr>
+          <w:rFonts w:ascii="Times New Roman" w:hAnsi="Times New Roman"/>
+          <w:sz w:val="16"/>
+        </w:rPr>
+        <w:t xml:space="preserve">        if displaying_objects_switches['Position vector']:</w:t>
+      </w:r>
+    </w:p>
+    <w:p>
+      <w:pPr>
+        <w:spacing w:line="240" w:lineRule="auto"/>
+        <w:ind/>
+        <w:jc w:val="left"/>
+        <w:rPr>
+          <w:rFonts w:ascii="Times New Roman" w:hAnsi="Times New Roman"/>
+          <w:sz w:val="16"/>
+        </w:rPr>
+      </w:pPr>
+      <w:r>
+        <w:rPr>
+          <w:rFonts w:ascii="Times New Roman" w:hAnsi="Times New Roman"/>
+          <w:sz w:val="16"/>
+        </w:rPr>
+        <w:t xml:space="preserve">            plots_for_return += [*self.position_arrow.return_plot()]</w:t>
+      </w:r>
+    </w:p>
+    <w:p>
+      <w:pPr>
+        <w:spacing w:line="240" w:lineRule="auto"/>
+        <w:ind/>
+        <w:jc w:val="left"/>
+        <w:rPr>
+          <w:rFonts w:ascii="Times New Roman" w:hAnsi="Times New Roman"/>
+          <w:sz w:val="16"/>
+        </w:rPr>
+      </w:pPr>
+      <w:r>
+        <w:rPr>
+          <w:rFonts w:ascii="Times New Roman" w:hAnsi="Times New Roman"/>
+          <w:sz w:val="16"/>
+        </w:rPr>
+        <w:t xml:space="preserve">        if displaying_objects_switches['Trajectory']:</w:t>
+      </w:r>
+    </w:p>
+    <w:p>
+      <w:pPr>
+        <w:spacing w:line="240" w:lineRule="auto"/>
+        <w:ind/>
+        <w:jc w:val="left"/>
+        <w:rPr>
+          <w:rFonts w:ascii="Times New Roman" w:hAnsi="Times New Roman"/>
+          <w:sz w:val="16"/>
+        </w:rPr>
+      </w:pPr>
+      <w:r>
+        <w:rPr>
+          <w:rFonts w:ascii="Times New Roman" w:hAnsi="Times New Roman"/>
+          <w:sz w:val="16"/>
+        </w:rPr>
+        <w:t xml:space="preserve">            plots_for_return.append(self.curve)</w:t>
+      </w:r>
+    </w:p>
+    <w:p>
+      <w:pPr>
+        <w:spacing w:line="240" w:lineRule="auto"/>
+        <w:ind/>
+        <w:jc w:val="left"/>
+        <w:rPr>
+          <w:rFonts w:ascii="Times New Roman" w:hAnsi="Times New Roman"/>
+          <w:sz w:val="16"/>
+        </w:rPr>
+      </w:pPr>
+      <w:r>
+        <w:rPr>
+          <w:rFonts w:ascii="Times New Roman" w:hAnsi="Times New Roman"/>
+          <w:sz w:val="16"/>
+        </w:rPr>
+        <w:t xml:space="preserve">        if displaying_objects_switches['Curvature radius']:</w:t>
+      </w:r>
+    </w:p>
+    <w:p>
+      <w:pPr>
+        <w:spacing w:line="240" w:lineRule="auto"/>
+        <w:ind/>
+        <w:jc w:val="left"/>
+        <w:rPr>
+          <w:rFonts w:ascii="Times New Roman" w:hAnsi="Times New Roman"/>
+          <w:sz w:val="16"/>
+        </w:rPr>
+      </w:pPr>
+      <w:r>
+        <w:rPr>
+          <w:rFonts w:ascii="Times New Roman" w:hAnsi="Times New Roman"/>
+          <w:sz w:val="16"/>
+        </w:rPr>
+        <w:t xml:space="preserve">            plots_for_return.append(self.curvature_radius)</w:t>
+      </w:r>
+    </w:p>
+    <w:p>
+      <w:pPr>
+        <w:spacing w:line="240" w:lineRule="auto"/>
+        <w:ind/>
+        <w:jc w:val="left"/>
+        <w:rPr>
+          <w:rFonts w:ascii="Times New Roman" w:hAnsi="Times New Roman"/>
+          <w:sz w:val="16"/>
+        </w:rPr>
+      </w:pPr>
+      <w:r>
+        <w:rPr>
+          <w:rFonts w:ascii="Times New Roman" w:hAnsi="Times New Roman"/>
+          <w:sz w:val="16"/>
+        </w:rPr>
+        <w:t xml:space="preserve">        if displaying_objects_switches['Velocity vector']:</w:t>
+      </w:r>
+    </w:p>
+    <w:p>
+      <w:pPr>
+        <w:spacing w:line="240" w:lineRule="auto"/>
+        <w:ind/>
+        <w:jc w:val="left"/>
+        <w:rPr>
+          <w:rFonts w:ascii="Times New Roman" w:hAnsi="Times New Roman"/>
+          <w:sz w:val="16"/>
+        </w:rPr>
+      </w:pPr>
+      <w:r>
+        <w:rPr>
+          <w:rFonts w:ascii="Times New Roman" w:hAnsi="Times New Roman"/>
+          <w:sz w:val="16"/>
+        </w:rPr>
+        <w:t xml:space="preserve">            plots_for_return += [*self.velocity_arrow.return_plot()]</w:t>
+      </w:r>
+    </w:p>
+    <w:p>
+      <w:pPr>
+        <w:spacing w:line="240" w:lineRule="auto"/>
+        <w:ind/>
+        <w:jc w:val="left"/>
+        <w:rPr>
+          <w:rFonts w:ascii="Times New Roman" w:hAnsi="Times New Roman"/>
+          <w:sz w:val="16"/>
+        </w:rPr>
+      </w:pPr>
+      <w:r>
+        <w:rPr>
+          <w:rFonts w:ascii="Times New Roman" w:hAnsi="Times New Roman"/>
+          <w:sz w:val="16"/>
+        </w:rPr>
+        <w:t xml:space="preserve">        if displaying_objects_switches['Total acceleration vector']:</w:t>
+      </w:r>
+    </w:p>
+    <w:p>
+      <w:pPr>
+        <w:spacing w:line="240" w:lineRule="auto"/>
+        <w:ind/>
+        <w:jc w:val="left"/>
+        <w:rPr>
+          <w:rFonts w:ascii="Times New Roman" w:hAnsi="Times New Roman"/>
+          <w:sz w:val="16"/>
+        </w:rPr>
+      </w:pPr>
+      <w:r>
+        <w:rPr>
+          <w:rFonts w:ascii="Times New Roman" w:hAnsi="Times New Roman"/>
+          <w:sz w:val="16"/>
+        </w:rPr>
+        <w:t xml:space="preserve">            plots_for_return += [*self.acceleration_arrow.return_plot()]</w:t>
+      </w:r>
+    </w:p>
+    <w:p>
+      <w:pPr>
+        <w:spacing w:line="240" w:lineRule="auto"/>
+        <w:ind/>
+        <w:jc w:val="left"/>
+        <w:rPr>
+          <w:rFonts w:ascii="Times New Roman" w:hAnsi="Times New Roman"/>
+          <w:sz w:val="16"/>
+        </w:rPr>
+      </w:pPr>
+      <w:r>
+        <w:rPr>
+          <w:rFonts w:ascii="Times New Roman" w:hAnsi="Times New Roman"/>
+          <w:sz w:val="16"/>
+        </w:rPr>
+        <w:t xml:space="preserve">        if displaying_objects_switches['Tangential acceleration vector']:</w:t>
+      </w:r>
+    </w:p>
+    <w:p>
+      <w:pPr>
+        <w:spacing w:line="240" w:lineRule="auto"/>
+        <w:ind/>
+        <w:jc w:val="left"/>
+        <w:rPr>
+          <w:rFonts w:ascii="Times New Roman" w:hAnsi="Times New Roman"/>
+          <w:sz w:val="16"/>
+        </w:rPr>
+      </w:pPr>
+      <w:r>
+        <w:rPr>
+          <w:rFonts w:ascii="Times New Roman" w:hAnsi="Times New Roman"/>
+          <w:sz w:val="16"/>
+        </w:rPr>
+        <w:t xml:space="preserve">            plots_for_return += [*self.tangential_acceleration_arrow.return_plot()]</w:t>
+      </w:r>
+    </w:p>
+    <w:p>
+      <w:pPr>
+        <w:spacing w:line="240" w:lineRule="auto"/>
+        <w:ind/>
+        <w:jc w:val="left"/>
+        <w:rPr>
+          <w:rFonts w:ascii="Times New Roman" w:hAnsi="Times New Roman"/>
+          <w:sz w:val="16"/>
+        </w:rPr>
+      </w:pPr>
+      <w:r>
+        <w:rPr>
+          <w:rFonts w:ascii="Times New Roman" w:hAnsi="Times New Roman"/>
+          <w:sz w:val="16"/>
+        </w:rPr>
+        <w:t xml:space="preserve">        if displaying_objects_switches['Centripetal acceleration vector']:</w:t>
+      </w:r>
+    </w:p>
+    <w:p>
+      <w:pPr>
+        <w:spacing w:line="240" w:lineRule="auto"/>
+        <w:ind/>
+        <w:jc w:val="left"/>
+        <w:rPr>
+          <w:rFonts w:ascii="Times New Roman" w:hAnsi="Times New Roman"/>
+          <w:sz w:val="16"/>
+        </w:rPr>
+      </w:pPr>
+      <w:r>
+        <w:rPr>
+          <w:rFonts w:ascii="Times New Roman" w:hAnsi="Times New Roman"/>
+          <w:sz w:val="16"/>
+        </w:rPr>
+        <w:t xml:space="preserve">            plots_for_return += [*self.centripetal_acceleration_arrow.return_plot()]</w:t>
+      </w:r>
+    </w:p>
+    <w:p>
+      <w:pPr>
+        <w:spacing w:line="240" w:lineRule="auto"/>
+        <w:ind/>
+        <w:jc w:val="left"/>
+        <w:rPr>
+          <w:rFonts w:ascii="Times New Roman" w:hAnsi="Times New Roman"/>
+          <w:sz w:val="16"/>
+        </w:rPr>
+      </w:pPr>
+    </w:p>
+    <w:p>
+      <w:pPr>
+        <w:spacing w:line="240" w:lineRule="auto"/>
+        <w:ind/>
+        <w:jc w:val="left"/>
+        <w:rPr>
+          <w:rFonts w:ascii="Times New Roman" w:hAnsi="Times New Roman"/>
+          <w:sz w:val="16"/>
+        </w:rPr>
+      </w:pPr>
+      <w:r>
+        <w:rPr>
+          <w:rFonts w:ascii="Times New Roman" w:hAnsi="Times New Roman"/>
+          <w:sz w:val="16"/>
+        </w:rPr>
+        <w:t xml:space="preserve">        return plots_for_return</w:t>
+      </w:r>
+    </w:p>
+    <w:p>
+      <w:pPr>
+        <w:spacing w:line="240" w:lineRule="auto"/>
+        <w:ind/>
+        <w:jc w:val="left"/>
+        <w:rPr>
+          <w:rFonts w:ascii="Times New Roman" w:hAnsi="Times New Roman"/>
+          <w:sz w:val="16"/>
+        </w:rPr>
+      </w:pPr>
+    </w:p>
+    <w:p>
+      <w:pPr>
+        <w:spacing w:line="240" w:lineRule="auto"/>
+        <w:ind/>
+        <w:jc w:val="left"/>
+        <w:rPr>
+          <w:rFonts w:ascii="Times New Roman" w:hAnsi="Times New Roman"/>
+          <w:sz w:val="16"/>
+        </w:rPr>
+      </w:pPr>
+      <w:r>
+        <w:rPr>
+          <w:rFonts w:ascii="Times New Roman" w:hAnsi="Times New Roman"/>
+          <w:sz w:val="16"/>
+        </w:rPr>
+        <w:t xml:space="preserve">    def return_plots_for_legend(self):</w:t>
+      </w:r>
+    </w:p>
+    <w:p>
+      <w:pPr>
+        <w:spacing w:line="240" w:lineRule="auto"/>
+        <w:ind/>
+        <w:jc w:val="left"/>
+        <w:rPr>
+          <w:rFonts w:ascii="Times New Roman" w:hAnsi="Times New Roman"/>
+          <w:sz w:val="16"/>
+        </w:rPr>
+      </w:pPr>
+      <w:r>
+        <w:rPr>
+          <w:rFonts w:ascii="Times New Roman" w:hAnsi="Times New Roman"/>
+          <w:sz w:val="16"/>
+        </w:rPr>
+        <w:t xml:space="preserve">        plots_for_return = []</w:t>
+      </w:r>
+    </w:p>
+    <w:p>
+      <w:pPr>
+        <w:spacing w:line="240" w:lineRule="auto"/>
+        <w:ind/>
+        <w:jc w:val="left"/>
+        <w:rPr>
+          <w:rFonts w:ascii="Times New Roman" w:hAnsi="Times New Roman"/>
+          <w:sz w:val="16"/>
+        </w:rPr>
+      </w:pPr>
+    </w:p>
+    <w:p>
+      <w:pPr>
+        <w:spacing w:line="240" w:lineRule="auto"/>
+        <w:ind/>
+        <w:jc w:val="left"/>
+        <w:rPr>
+          <w:rFonts w:ascii="Times New Roman" w:hAnsi="Times New Roman"/>
+          <w:sz w:val="16"/>
+        </w:rPr>
+      </w:pPr>
+      <w:r>
+        <w:rPr>
+          <w:rFonts w:ascii="Times New Roman" w:hAnsi="Times New Roman"/>
+          <w:sz w:val="16"/>
+        </w:rPr>
+        <w:t xml:space="preserve">        if displaying_objects_switches['Position vector']:</w:t>
+      </w:r>
+    </w:p>
+    <w:p>
+      <w:pPr>
+        <w:spacing w:line="240" w:lineRule="auto"/>
+        <w:ind/>
+        <w:jc w:val="left"/>
+        <w:rPr>
+          <w:rFonts w:ascii="Times New Roman" w:hAnsi="Times New Roman"/>
+          <w:sz w:val="16"/>
+        </w:rPr>
+      </w:pPr>
+      <w:r>
+        <w:rPr>
+          <w:rFonts w:ascii="Times New Roman" w:hAnsi="Times New Roman"/>
+          <w:sz w:val="16"/>
+        </w:rPr>
+        <w:t xml:space="preserve">            plots_for_return += [self.position_arrow.return_plot()]</w:t>
+      </w:r>
+    </w:p>
+    <w:p>
+      <w:pPr>
+        <w:spacing w:line="240" w:lineRule="auto"/>
+        <w:ind/>
+        <w:jc w:val="left"/>
+        <w:rPr>
+          <w:rFonts w:ascii="Times New Roman" w:hAnsi="Times New Roman"/>
+          <w:sz w:val="16"/>
+        </w:rPr>
+      </w:pPr>
+      <w:r>
+        <w:rPr>
+          <w:rFonts w:ascii="Times New Roman" w:hAnsi="Times New Roman"/>
+          <w:sz w:val="16"/>
+        </w:rPr>
+        <w:t xml:space="preserve">        if displaying_objects_switches['Curvature radius']:</w:t>
+      </w:r>
+    </w:p>
+    <w:p>
+      <w:pPr>
+        <w:spacing w:line="240" w:lineRule="auto"/>
+        <w:ind/>
+        <w:jc w:val="left"/>
+        <w:rPr>
+          <w:rFonts w:ascii="Times New Roman" w:hAnsi="Times New Roman"/>
+          <w:sz w:val="16"/>
+        </w:rPr>
+      </w:pPr>
+      <w:r>
+        <w:rPr>
+          <w:rFonts w:ascii="Times New Roman" w:hAnsi="Times New Roman"/>
+          <w:sz w:val="16"/>
+        </w:rPr>
+        <w:t xml:space="preserve">            plots_for_return.append(self.curvature_radius)</w:t>
+      </w:r>
+    </w:p>
+    <w:p>
+      <w:pPr>
+        <w:spacing w:line="240" w:lineRule="auto"/>
+        <w:ind/>
+        <w:jc w:val="left"/>
+        <w:rPr>
+          <w:rFonts w:ascii="Times New Roman" w:hAnsi="Times New Roman"/>
+          <w:sz w:val="16"/>
+        </w:rPr>
+      </w:pPr>
+      <w:r>
+        <w:rPr>
+          <w:rFonts w:ascii="Times New Roman" w:hAnsi="Times New Roman"/>
+          <w:sz w:val="16"/>
+        </w:rPr>
+        <w:t xml:space="preserve">        if displaying_objects_switches['Velocity vector']:</w:t>
+      </w:r>
+    </w:p>
+    <w:p>
+      <w:pPr>
+        <w:spacing w:line="240" w:lineRule="auto"/>
+        <w:ind/>
+        <w:jc w:val="left"/>
+        <w:rPr>
+          <w:rFonts w:ascii="Times New Roman" w:hAnsi="Times New Roman"/>
+          <w:sz w:val="16"/>
+        </w:rPr>
+      </w:pPr>
+      <w:r>
+        <w:rPr>
+          <w:rFonts w:ascii="Times New Roman" w:hAnsi="Times New Roman"/>
+          <w:sz w:val="16"/>
+        </w:rPr>
+        <w:t xml:space="preserve">            plots_for_return += [self.velocity_arrow.return_plot()]</w:t>
+      </w:r>
+    </w:p>
+    <w:p>
+      <w:pPr>
+        <w:spacing w:line="240" w:lineRule="auto"/>
+        <w:ind/>
+        <w:jc w:val="left"/>
+        <w:rPr>
+          <w:rFonts w:ascii="Times New Roman" w:hAnsi="Times New Roman"/>
+          <w:sz w:val="16"/>
+        </w:rPr>
+      </w:pPr>
+      <w:r>
+        <w:rPr>
+          <w:rFonts w:ascii="Times New Roman" w:hAnsi="Times New Roman"/>
+          <w:sz w:val="16"/>
+        </w:rPr>
+        <w:t xml:space="preserve">        if displaying_objects_switches['Total acceleration vector']:</w:t>
+      </w:r>
+    </w:p>
+    <w:p>
+      <w:pPr>
+        <w:spacing w:line="240" w:lineRule="auto"/>
+        <w:ind/>
+        <w:jc w:val="left"/>
+        <w:rPr>
+          <w:rFonts w:ascii="Times New Roman" w:hAnsi="Times New Roman"/>
+          <w:sz w:val="16"/>
+        </w:rPr>
+      </w:pPr>
+      <w:r>
+        <w:rPr>
+          <w:rFonts w:ascii="Times New Roman" w:hAnsi="Times New Roman"/>
+          <w:sz w:val="16"/>
+        </w:rPr>
+        <w:t xml:space="preserve">            plots_for_return += [self.acceleration_arrow.return_plot()]</w:t>
+      </w:r>
+    </w:p>
+    <w:p>
+      <w:pPr>
+        <w:spacing w:line="240" w:lineRule="auto"/>
+        <w:ind/>
+        <w:jc w:val="left"/>
+        <w:rPr>
+          <w:rFonts w:ascii="Times New Roman" w:hAnsi="Times New Roman"/>
+          <w:sz w:val="16"/>
+        </w:rPr>
+      </w:pPr>
+      <w:r>
+        <w:rPr>
+          <w:rFonts w:ascii="Times New Roman" w:hAnsi="Times New Roman"/>
+          <w:sz w:val="16"/>
+        </w:rPr>
+        <w:t xml:space="preserve">        if displaying_objects_switches['Tangential acceleration vector']:</w:t>
+      </w:r>
+    </w:p>
+    <w:p>
+      <w:pPr>
+        <w:spacing w:line="240" w:lineRule="auto"/>
+        <w:ind/>
+        <w:jc w:val="left"/>
+        <w:rPr>
+          <w:rFonts w:ascii="Times New Roman" w:hAnsi="Times New Roman"/>
+          <w:sz w:val="16"/>
+        </w:rPr>
+      </w:pPr>
+      <w:r>
+        <w:rPr>
+          <w:rFonts w:ascii="Times New Roman" w:hAnsi="Times New Roman"/>
+          <w:sz w:val="16"/>
+        </w:rPr>
+        <w:t xml:space="preserve">            plots_for_return += [self.tangential_acceleration_arrow.return_plot()]</w:t>
+      </w:r>
+    </w:p>
+    <w:p>
+      <w:pPr>
+        <w:spacing w:line="240" w:lineRule="auto"/>
+        <w:ind/>
+        <w:jc w:val="left"/>
+        <w:rPr>
+          <w:rFonts w:ascii="Times New Roman" w:hAnsi="Times New Roman"/>
+          <w:sz w:val="16"/>
+        </w:rPr>
+      </w:pPr>
+      <w:r>
+        <w:rPr>
+          <w:rFonts w:ascii="Times New Roman" w:hAnsi="Times New Roman"/>
+          <w:sz w:val="16"/>
+        </w:rPr>
+        <w:t xml:space="preserve">        if displaying_objects_switches['Centripetal acceleration vector']:</w:t>
+      </w:r>
+    </w:p>
+    <w:p>
+      <w:pPr>
+        <w:spacing w:line="240" w:lineRule="auto"/>
+        <w:ind/>
+        <w:jc w:val="left"/>
+        <w:rPr>
+          <w:rFonts w:ascii="Times New Roman" w:hAnsi="Times New Roman"/>
+          <w:sz w:val="16"/>
+        </w:rPr>
+      </w:pPr>
+      <w:r>
+        <w:rPr>
+          <w:rFonts w:ascii="Times New Roman" w:hAnsi="Times New Roman"/>
+          <w:sz w:val="16"/>
+        </w:rPr>
+        <w:t xml:space="preserve">            plots_for_return += [self.centripetal_acceleration_arrow.return_plot()]</w:t>
+      </w:r>
+    </w:p>
+    <w:p>
+      <w:pPr>
+        <w:spacing w:line="240" w:lineRule="auto"/>
+        <w:ind/>
+        <w:jc w:val="left"/>
+        <w:rPr>
+          <w:rFonts w:ascii="Times New Roman" w:hAnsi="Times New Roman"/>
+          <w:sz w:val="16"/>
+        </w:rPr>
+      </w:pPr>
+    </w:p>
+    <w:p>
+      <w:pPr>
+        <w:spacing w:line="240" w:lineRule="auto"/>
+        <w:ind/>
+        <w:jc w:val="left"/>
+        <w:rPr>
+          <w:rFonts w:ascii="Times New Roman" w:hAnsi="Times New Roman"/>
+          <w:sz w:val="16"/>
+        </w:rPr>
+      </w:pPr>
+      <w:r>
+        <w:rPr>
+          <w:rFonts w:ascii="Times New Roman" w:hAnsi="Times New Roman"/>
+          <w:sz w:val="16"/>
+        </w:rPr>
+        <w:t xml:space="preserve">        return plots_for_return</w:t>
+      </w:r>
+    </w:p>
+    <w:p>
+      <w:pPr>
+        <w:spacing w:line="240" w:lineRule="auto"/>
+        <w:ind/>
+        <w:jc w:val="left"/>
+        <w:rPr>
+          <w:rFonts w:ascii="Times New Roman" w:hAnsi="Times New Roman"/>
+          <w:sz w:val="16"/>
+        </w:rPr>
+      </w:pPr>
+    </w:p>
+    <w:p>
+      <w:pPr>
+        <w:spacing w:line="240" w:lineRule="auto"/>
+        <w:ind/>
+        <w:jc w:val="left"/>
+        <w:rPr>
+          <w:rFonts w:ascii="Times New Roman" w:hAnsi="Times New Roman"/>
+          <w:sz w:val="16"/>
+        </w:rPr>
+      </w:pPr>
+      <w:r>
+        <w:rPr>
+          <w:rFonts w:ascii="Times New Roman" w:hAnsi="Times New Roman"/>
+          <w:sz w:val="16"/>
+        </w:rPr>
+        <w:t xml:space="preserve">    @staticmethod</w:t>
+      </w:r>
+    </w:p>
+    <w:p>
+      <w:pPr>
+        <w:spacing w:line="240" w:lineRule="auto"/>
+        <w:ind/>
+        <w:jc w:val="left"/>
+        <w:rPr>
+          <w:rFonts w:ascii="Times New Roman" w:hAnsi="Times New Roman"/>
+          <w:sz w:val="16"/>
+        </w:rPr>
+      </w:pPr>
+      <w:r>
+        <w:rPr>
+          <w:rFonts w:ascii="Times New Roman" w:hAnsi="Times New Roman"/>
+          <w:sz w:val="16"/>
+        </w:rPr>
+        <w:t xml:space="preserve">    def return_names_for_legend():</w:t>
+      </w:r>
+    </w:p>
+    <w:p>
+      <w:pPr>
+        <w:spacing w:line="240" w:lineRule="auto"/>
+        <w:ind/>
+        <w:jc w:val="left"/>
+        <w:rPr>
+          <w:rFonts w:ascii="Times New Roman" w:hAnsi="Times New Roman"/>
+          <w:sz w:val="16"/>
+        </w:rPr>
+      </w:pPr>
+      <w:r>
+        <w:rPr>
+          <w:rFonts w:ascii="Times New Roman" w:hAnsi="Times New Roman"/>
+          <w:sz w:val="16"/>
+        </w:rPr>
+        <w:t xml:space="preserve">        names_for_return = []</w:t>
+      </w:r>
+    </w:p>
+    <w:p>
+      <w:pPr>
+        <w:spacing w:line="240" w:lineRule="auto"/>
+        <w:ind/>
+        <w:jc w:val="left"/>
+        <w:rPr>
+          <w:rFonts w:ascii="Times New Roman" w:hAnsi="Times New Roman"/>
+          <w:sz w:val="16"/>
+        </w:rPr>
+      </w:pPr>
+    </w:p>
+    <w:p>
+      <w:pPr>
+        <w:spacing w:line="240" w:lineRule="auto"/>
+        <w:ind/>
+        <w:jc w:val="left"/>
+        <w:rPr>
+          <w:rFonts w:ascii="Times New Roman" w:hAnsi="Times New Roman"/>
+          <w:sz w:val="16"/>
+        </w:rPr>
+      </w:pPr>
+      <w:r>
+        <w:rPr>
+          <w:rFonts w:ascii="Times New Roman" w:hAnsi="Times New Roman"/>
+          <w:sz w:val="16"/>
+        </w:rPr>
+        <w:t xml:space="preserve">        if displaying_objects_switches['Position vector']:</w:t>
+      </w:r>
+    </w:p>
+    <w:p>
+      <w:pPr>
+        <w:spacing w:line="240" w:lineRule="auto"/>
+        <w:ind/>
+        <w:jc w:val="left"/>
+        <w:rPr>
+          <w:rFonts w:ascii="Times New Roman" w:hAnsi="Times New Roman"/>
+          <w:sz w:val="16"/>
+        </w:rPr>
+      </w:pPr>
+      <w:r>
+        <w:rPr>
+          <w:rFonts w:ascii="Times New Roman" w:hAnsi="Times New Roman"/>
+          <w:sz w:val="16"/>
+        </w:rPr>
+        <w:t xml:space="preserve">            names_for_return.append('Радиус-вектор')</w:t>
+      </w:r>
+    </w:p>
+    <w:p>
+      <w:pPr>
+        <w:spacing w:line="240" w:lineRule="auto"/>
+        <w:ind/>
+        <w:jc w:val="left"/>
+        <w:rPr>
+          <w:rFonts w:ascii="Times New Roman" w:hAnsi="Times New Roman"/>
+          <w:sz w:val="16"/>
+        </w:rPr>
+      </w:pPr>
+      <w:r>
+        <w:rPr>
+          <w:rFonts w:ascii="Times New Roman" w:hAnsi="Times New Roman"/>
+          <w:sz w:val="16"/>
+        </w:rPr>
+        <w:t xml:space="preserve">        if displaying_objects_switches['Curvature radius']:</w:t>
+      </w:r>
+    </w:p>
+    <w:p>
+      <w:pPr>
+        <w:spacing w:line="240" w:lineRule="auto"/>
+        <w:ind/>
+        <w:jc w:val="left"/>
+        <w:rPr>
+          <w:rFonts w:ascii="Times New Roman" w:hAnsi="Times New Roman"/>
+          <w:sz w:val="16"/>
+        </w:rPr>
+      </w:pPr>
+      <w:r>
+        <w:rPr>
+          <w:rFonts w:ascii="Times New Roman" w:hAnsi="Times New Roman"/>
+          <w:sz w:val="16"/>
+        </w:rPr>
+        <w:t xml:space="preserve">            names_for_return.append('Радиус кривизны траектории')</w:t>
+      </w:r>
+    </w:p>
+    <w:p>
+      <w:pPr>
+        <w:spacing w:line="240" w:lineRule="auto"/>
+        <w:ind/>
+        <w:jc w:val="left"/>
+        <w:rPr>
+          <w:rFonts w:ascii="Times New Roman" w:hAnsi="Times New Roman"/>
+          <w:sz w:val="16"/>
+        </w:rPr>
+      </w:pPr>
+      <w:r>
+        <w:rPr>
+          <w:rFonts w:ascii="Times New Roman" w:hAnsi="Times New Roman"/>
+          <w:sz w:val="16"/>
+        </w:rPr>
+        <w:t xml:space="preserve">        if displaying_objects_switches['Velocity vector']:</w:t>
+      </w:r>
+    </w:p>
+    <w:p>
+      <w:pPr>
+        <w:spacing w:line="240" w:lineRule="auto"/>
+        <w:ind/>
+        <w:jc w:val="left"/>
+        <w:rPr>
+          <w:rFonts w:ascii="Times New Roman" w:hAnsi="Times New Roman"/>
+          <w:sz w:val="16"/>
+        </w:rPr>
+      </w:pPr>
+      <w:r>
+        <w:rPr>
+          <w:rFonts w:ascii="Times New Roman" w:hAnsi="Times New Roman"/>
+          <w:sz w:val="16"/>
+        </w:rPr>
+        <w:t xml:space="preserve">            names_for_return.append('Вектор скорости')</w:t>
+      </w:r>
+    </w:p>
+    <w:p>
+      <w:pPr>
+        <w:spacing w:line="240" w:lineRule="auto"/>
+        <w:ind/>
+        <w:jc w:val="left"/>
+        <w:rPr>
+          <w:rFonts w:ascii="Times New Roman" w:hAnsi="Times New Roman"/>
+          <w:sz w:val="16"/>
+        </w:rPr>
+      </w:pPr>
+      <w:r>
+        <w:rPr>
+          <w:rFonts w:ascii="Times New Roman" w:hAnsi="Times New Roman"/>
+          <w:sz w:val="16"/>
+        </w:rPr>
+        <w:t xml:space="preserve">        if displaying_objects_switches['Total acceleration vector']:</w:t>
+      </w:r>
+    </w:p>
+    <w:p>
+      <w:pPr>
+        <w:spacing w:line="240" w:lineRule="auto"/>
+        <w:ind/>
+        <w:jc w:val="left"/>
+        <w:rPr>
+          <w:rFonts w:ascii="Times New Roman" w:hAnsi="Times New Roman"/>
+          <w:sz w:val="16"/>
+        </w:rPr>
+      </w:pPr>
+      <w:r>
+        <w:rPr>
+          <w:rFonts w:ascii="Times New Roman" w:hAnsi="Times New Roman"/>
+          <w:sz w:val="16"/>
+        </w:rPr>
+        <w:t xml:space="preserve">            names_for_return.append('Вектор полного ускорения')</w:t>
+      </w:r>
+    </w:p>
+    <w:p>
+      <w:pPr>
+        <w:spacing w:line="240" w:lineRule="auto"/>
+        <w:ind/>
+        <w:jc w:val="left"/>
+        <w:rPr>
+          <w:rFonts w:ascii="Times New Roman" w:hAnsi="Times New Roman"/>
+          <w:sz w:val="16"/>
+        </w:rPr>
+      </w:pPr>
+      <w:r>
+        <w:rPr>
+          <w:rFonts w:ascii="Times New Roman" w:hAnsi="Times New Roman"/>
+          <w:sz w:val="16"/>
+        </w:rPr>
+        <w:t xml:space="preserve">        if displaying_objects_switches['Tangential acceleration vector']:</w:t>
+      </w:r>
+    </w:p>
+    <w:p>
+      <w:pPr>
+        <w:spacing w:line="240" w:lineRule="auto"/>
+        <w:ind/>
+        <w:jc w:val="left"/>
+        <w:rPr>
+          <w:rFonts w:ascii="Times New Roman" w:hAnsi="Times New Roman"/>
+          <w:sz w:val="16"/>
+        </w:rPr>
+      </w:pPr>
+      <w:r>
+        <w:rPr>
+          <w:rFonts w:ascii="Times New Roman" w:hAnsi="Times New Roman"/>
+          <w:sz w:val="16"/>
+        </w:rPr>
+        <w:t xml:space="preserve">            names_for_return.append('Вектор тангенциального ускорения')</w:t>
+      </w:r>
+    </w:p>
+    <w:p>
+      <w:pPr>
+        <w:spacing w:line="240" w:lineRule="auto"/>
+        <w:ind/>
+        <w:jc w:val="left"/>
+        <w:rPr>
+          <w:rFonts w:ascii="Times New Roman" w:hAnsi="Times New Roman"/>
+          <w:sz w:val="16"/>
+        </w:rPr>
+      </w:pPr>
+      <w:r>
+        <w:rPr>
+          <w:rFonts w:ascii="Times New Roman" w:hAnsi="Times New Roman"/>
+          <w:sz w:val="16"/>
+        </w:rPr>
+        <w:t xml:space="preserve">        if displaying_objects_switches['Centripetal acceleration vector']:</w:t>
+      </w:r>
+    </w:p>
+    <w:p>
+      <w:pPr>
+        <w:spacing w:line="240" w:lineRule="auto"/>
+        <w:ind/>
+        <w:jc w:val="left"/>
+        <w:rPr>
+          <w:rFonts w:ascii="Times New Roman" w:hAnsi="Times New Roman"/>
+          <w:sz w:val="16"/>
+        </w:rPr>
+      </w:pPr>
+      <w:r>
+        <w:rPr>
+          <w:rFonts w:ascii="Times New Roman" w:hAnsi="Times New Roman"/>
+          <w:sz w:val="16"/>
+        </w:rPr>
+        <w:t xml:space="preserve">            names_for_return.append('Вектор нормального ускорения')</w:t>
+      </w:r>
+    </w:p>
+    <w:p>
+      <w:pPr>
+        <w:spacing w:line="240" w:lineRule="auto"/>
+        <w:ind/>
+        <w:jc w:val="left"/>
+        <w:rPr>
+          <w:rFonts w:ascii="Times New Roman" w:hAnsi="Times New Roman"/>
+          <w:sz w:val="16"/>
+        </w:rPr>
+      </w:pPr>
+    </w:p>
+    <w:p>
+      <w:pPr>
+        <w:spacing w:line="240" w:lineRule="auto"/>
+        <w:ind/>
+        <w:jc w:val="left"/>
+        <w:rPr>
+          <w:rFonts w:ascii="Times New Roman" w:hAnsi="Times New Roman"/>
+          <w:sz w:val="16"/>
+        </w:rPr>
+      </w:pPr>
+      <w:r>
+        <w:rPr>
+          <w:rFonts w:ascii="Times New Roman" w:hAnsi="Times New Roman"/>
+          <w:sz w:val="16"/>
+        </w:rPr>
+        <w:t xml:space="preserve">        return names_for_return</w:t>
+      </w:r>
+    </w:p>
+    <w:p>
+      <w:pPr>
+        <w:spacing w:line="240" w:lineRule="auto"/>
+        <w:ind/>
+        <w:jc w:val="left"/>
+        <w:rPr>
+          <w:rFonts w:ascii="Times New Roman" w:hAnsi="Times New Roman"/>
+          <w:sz w:val="16"/>
+        </w:rPr>
+      </w:pPr>
+    </w:p>
+    <w:p>
+      <w:pPr>
+        <w:spacing w:line="240" w:lineRule="auto"/>
+        <w:ind/>
+        <w:jc w:val="left"/>
+        <w:rPr>
+          <w:rFonts w:ascii="Times New Roman" w:hAnsi="Times New Roman"/>
+          <w:sz w:val="16"/>
+        </w:rPr>
+      </w:pPr>
+    </w:p>
+    <w:p>
+      <w:pPr>
+        <w:spacing w:line="240" w:lineRule="auto"/>
+        <w:ind/>
+        <w:jc w:val="left"/>
+        <w:rPr>
+          <w:rFonts w:ascii="Times New Roman" w:hAnsi="Times New Roman"/>
+          <w:sz w:val="16"/>
+        </w:rPr>
+      </w:pPr>
+      <w:r>
+        <w:rPr>
+          <w:rFonts w:ascii="Times New Roman" w:hAnsi="Times New Roman"/>
+          <w:sz w:val="16"/>
+        </w:rPr>
+        <w:t>class Arrow:</w:t>
+      </w:r>
+    </w:p>
+    <w:p>
+      <w:pPr>
+        <w:spacing w:line="240" w:lineRule="auto"/>
+        <w:ind/>
+        <w:jc w:val="left"/>
+        <w:rPr>
+          <w:rFonts w:ascii="Times New Roman" w:hAnsi="Times New Roman"/>
+          <w:sz w:val="16"/>
+        </w:rPr>
+      </w:pPr>
+      <w:r>
+        <w:rPr>
+          <w:rFonts w:ascii="Times New Roman" w:hAnsi="Times New Roman"/>
+          <w:sz w:val="16"/>
+        </w:rPr>
+        <w:t xml:space="preserve">    """Class for vectors visualization."""</w:t>
+      </w:r>
+    </w:p>
+    <w:p>
+      <w:pPr>
+        <w:spacing w:line="240" w:lineRule="auto"/>
+        <w:ind/>
+        <w:jc w:val="left"/>
+        <w:rPr>
+          <w:rFonts w:ascii="Times New Roman" w:hAnsi="Times New Roman"/>
+          <w:sz w:val="16"/>
+        </w:rPr>
+      </w:pPr>
+    </w:p>
+    <w:p>
+      <w:pPr>
+        <w:spacing w:line="240" w:lineRule="auto"/>
+        <w:ind/>
+        <w:jc w:val="left"/>
+        <w:rPr>
+          <w:rFonts w:ascii="Times New Roman" w:hAnsi="Times New Roman"/>
+          <w:sz w:val="16"/>
+        </w:rPr>
+      </w:pPr>
+      <w:r>
+        <w:rPr>
+          <w:rFonts w:ascii="Times New Roman" w:hAnsi="Times New Roman"/>
+          <w:sz w:val="16"/>
+        </w:rPr>
+        <w:t xml:space="preserve">    def __init__(self, color='black', line_style='-'):</w:t>
+      </w:r>
+    </w:p>
+    <w:p>
+      <w:pPr>
+        <w:spacing w:line="240" w:lineRule="auto"/>
+        <w:ind/>
+        <w:jc w:val="left"/>
+        <w:rPr>
+          <w:rFonts w:ascii="Times New Roman" w:hAnsi="Times New Roman"/>
+          <w:sz w:val="16"/>
+        </w:rPr>
+      </w:pPr>
+      <w:r>
+        <w:rPr>
+          <w:rFonts w:ascii="Times New Roman" w:hAnsi="Times New Roman"/>
+          <w:sz w:val="16"/>
+        </w:rPr>
+        <w:t xml:space="preserve">        self.arrow_template_radii = np.array([0.25, 0, 0.25])</w:t>
+      </w:r>
+    </w:p>
+    <w:p>
+      <w:pPr>
+        <w:spacing w:line="240" w:lineRule="auto"/>
+        <w:ind/>
+        <w:jc w:val="left"/>
+        <w:rPr>
+          <w:rFonts w:ascii="Times New Roman" w:hAnsi="Times New Roman"/>
+          <w:sz w:val="16"/>
+        </w:rPr>
+      </w:pPr>
+      <w:r>
+        <w:rPr>
+          <w:rFonts w:ascii="Times New Roman" w:hAnsi="Times New Roman"/>
+          <w:sz w:val="16"/>
+        </w:rPr>
+        <w:t xml:space="preserve">        self.arrow_template_angles = np.array([np.pi * 5 / 6, 0, np.pi * 7 / 6])</w:t>
+      </w:r>
+    </w:p>
+    <w:p>
+      <w:pPr>
+        <w:spacing w:line="240" w:lineRule="auto"/>
+        <w:ind/>
+        <w:jc w:val="left"/>
+        <w:rPr>
+          <w:rFonts w:ascii="Times New Roman" w:hAnsi="Times New Roman"/>
+          <w:sz w:val="16"/>
+        </w:rPr>
+      </w:pPr>
+      <w:r>
+        <w:rPr>
+          <w:rFonts w:ascii="Times New Roman" w:hAnsi="Times New Roman"/>
+          <w:sz w:val="16"/>
+        </w:rPr>
+        <w:t xml:space="preserve">        self.body, = region.plot(np.array([]), np.array([]), color=color, linestyle=line_style)</w:t>
+      </w:r>
+    </w:p>
+    <w:p>
+      <w:pPr>
+        <w:spacing w:line="240" w:lineRule="auto"/>
+        <w:ind/>
+        <w:jc w:val="left"/>
+        <w:rPr>
+          <w:rFonts w:ascii="Times New Roman" w:hAnsi="Times New Roman"/>
+          <w:sz w:val="16"/>
+        </w:rPr>
+      </w:pPr>
+      <w:r>
+        <w:rPr>
+          <w:rFonts w:ascii="Times New Roman" w:hAnsi="Times New Roman"/>
+          <w:sz w:val="16"/>
+        </w:rPr>
+        <w:t xml:space="preserve">        self.head, = region.plot(np.array([]), np.array([]), color=color, linestyle=line_style)</w:t>
+      </w:r>
+    </w:p>
+    <w:p>
+      <w:pPr>
+        <w:spacing w:line="240" w:lineRule="auto"/>
+        <w:ind/>
+        <w:jc w:val="left"/>
+        <w:rPr>
+          <w:rFonts w:ascii="Times New Roman" w:hAnsi="Times New Roman"/>
+          <w:sz w:val="16"/>
+        </w:rPr>
+      </w:pPr>
+    </w:p>
+    <w:p>
+      <w:pPr>
+        <w:spacing w:line="240" w:lineRule="auto"/>
+        <w:ind/>
+        <w:jc w:val="left"/>
+        <w:rPr>
+          <w:rFonts w:ascii="Times New Roman" w:hAnsi="Times New Roman"/>
+          <w:sz w:val="16"/>
+        </w:rPr>
+      </w:pPr>
+      <w:r>
+        <w:rPr>
+          <w:rFonts w:ascii="Times New Roman" w:hAnsi="Times New Roman"/>
+          <w:sz w:val="16"/>
+        </w:rPr>
+        <w:t xml:space="preserve">    def update(self, x1, y1, x2, y2):</w:t>
+      </w:r>
+    </w:p>
+    <w:p>
+      <w:pPr>
+        <w:spacing w:line="240" w:lineRule="auto"/>
+        <w:ind/>
+        <w:jc w:val="left"/>
+        <w:rPr>
+          <w:rFonts w:ascii="Times New Roman" w:hAnsi="Times New Roman"/>
+          <w:sz w:val="16"/>
+        </w:rPr>
+      </w:pPr>
+      <w:r>
+        <w:rPr>
+          <w:rFonts w:ascii="Times New Roman" w:hAnsi="Times New Roman"/>
+          <w:sz w:val="16"/>
+        </w:rPr>
+        <w:t xml:space="preserve">        self.body.set_data(np.array([x1, x2]), np.array([y1, y2]))</w:t>
+      </w:r>
+    </w:p>
+    <w:p>
+      <w:pPr>
+        <w:spacing w:line="240" w:lineRule="auto"/>
+        <w:ind/>
+        <w:jc w:val="left"/>
+        <w:rPr>
+          <w:rFonts w:ascii="Times New Roman" w:hAnsi="Times New Roman"/>
+          <w:sz w:val="16"/>
+        </w:rPr>
+      </w:pPr>
+      <w:r>
+        <w:rPr>
+          <w:rFonts w:ascii="Times New Roman" w:hAnsi="Times New Roman"/>
+          <w:sz w:val="16"/>
+        </w:rPr>
+        <w:t xml:space="preserve">        angle = np.arctan2(y2 - y1, x2 - x1)</w:t>
+      </w:r>
+    </w:p>
+    <w:p>
+      <w:pPr>
+        <w:spacing w:line="240" w:lineRule="auto"/>
+        <w:ind/>
+        <w:jc w:val="left"/>
+        <w:rPr>
+          <w:rFonts w:ascii="Times New Roman" w:hAnsi="Times New Roman"/>
+          <w:sz w:val="16"/>
+        </w:rPr>
+      </w:pPr>
+      <w:r>
+        <w:rPr>
+          <w:rFonts w:ascii="Times New Roman" w:hAnsi="Times New Roman"/>
+          <w:sz w:val="16"/>
+        </w:rPr>
+        <w:t xml:space="preserve">        length = np.sqrt((x2 - x1) ** 2 + (y2 - y1) ** 2)</w:t>
+      </w:r>
+    </w:p>
+    <w:p>
+      <w:pPr>
+        <w:spacing w:line="240" w:lineRule="auto"/>
+        <w:ind/>
+        <w:jc w:val="left"/>
+        <w:rPr>
+          <w:rFonts w:ascii="Times New Roman" w:hAnsi="Times New Roman"/>
+          <w:sz w:val="16"/>
+        </w:rPr>
+      </w:pPr>
+      <w:r>
+        <w:rPr>
+          <w:rFonts w:ascii="Times New Roman" w:hAnsi="Times New Roman"/>
+          <w:sz w:val="16"/>
+        </w:rPr>
+        <w:t xml:space="preserve">        head_x, head_y = polar_coordinates_to_cartesian(</w:t>
+      </w:r>
+    </w:p>
+    <w:p>
+      <w:pPr>
+        <w:spacing w:line="240" w:lineRule="auto"/>
+        <w:ind/>
+        <w:jc w:val="left"/>
+        <w:rPr>
+          <w:rFonts w:ascii="Times New Roman" w:hAnsi="Times New Roman"/>
+          <w:sz w:val="16"/>
+        </w:rPr>
+      </w:pPr>
+      <w:r>
+        <w:rPr>
+          <w:rFonts w:ascii="Times New Roman" w:hAnsi="Times New Roman"/>
+          <w:sz w:val="16"/>
+        </w:rPr>
+        <w:t xml:space="preserve">            self.arrow_template_radii * length,</w:t>
+      </w:r>
+    </w:p>
+    <w:p>
+      <w:pPr>
+        <w:spacing w:line="240" w:lineRule="auto"/>
+        <w:ind/>
+        <w:jc w:val="left"/>
+        <w:rPr>
+          <w:rFonts w:ascii="Times New Roman" w:hAnsi="Times New Roman"/>
+          <w:sz w:val="16"/>
+        </w:rPr>
+      </w:pPr>
+      <w:r>
+        <w:rPr>
+          <w:rFonts w:ascii="Times New Roman" w:hAnsi="Times New Roman"/>
+          <w:sz w:val="16"/>
+        </w:rPr>
+        <w:t xml:space="preserve">            self.arrow_template_angles + np.full(3, angle)</w:t>
+      </w:r>
+    </w:p>
+    <w:p>
+      <w:pPr>
+        <w:spacing w:line="240" w:lineRule="auto"/>
+        <w:ind/>
+        <w:jc w:val="left"/>
+        <w:rPr>
+          <w:rFonts w:ascii="Times New Roman" w:hAnsi="Times New Roman"/>
+          <w:sz w:val="16"/>
+        </w:rPr>
+      </w:pPr>
+      <w:r>
+        <w:rPr>
+          <w:rFonts w:ascii="Times New Roman" w:hAnsi="Times New Roman"/>
+          <w:sz w:val="16"/>
+        </w:rPr>
+        <w:t xml:space="preserve">        )</w:t>
+      </w:r>
+    </w:p>
+    <w:p>
+      <w:pPr>
+        <w:spacing w:line="240" w:lineRule="auto"/>
+        <w:ind/>
+        <w:jc w:val="left"/>
+        <w:rPr>
+          <w:rFonts w:ascii="Times New Roman" w:hAnsi="Times New Roman"/>
+          <w:sz w:val="16"/>
+        </w:rPr>
+      </w:pPr>
+      <w:r>
+        <w:rPr>
+          <w:rFonts w:ascii="Times New Roman" w:hAnsi="Times New Roman"/>
+          <w:sz w:val="16"/>
+        </w:rPr>
+        <w:t xml:space="preserve">        self.head.set_data(np.full(3, x2) + head_x, np.full(3, y2) + head_y)</w:t>
+      </w:r>
+    </w:p>
+    <w:p>
+      <w:pPr>
+        <w:spacing w:line="240" w:lineRule="auto"/>
+        <w:ind/>
+        <w:jc w:val="left"/>
+        <w:rPr>
+          <w:rFonts w:ascii="Times New Roman" w:hAnsi="Times New Roman"/>
+          <w:sz w:val="16"/>
+        </w:rPr>
+      </w:pPr>
+    </w:p>
+    <w:p>
+      <w:pPr>
+        <w:spacing w:line="240" w:lineRule="auto"/>
+        <w:ind/>
+        <w:jc w:val="left"/>
+        <w:rPr>
+          <w:rFonts w:ascii="Times New Roman" w:hAnsi="Times New Roman"/>
+          <w:sz w:val="16"/>
+        </w:rPr>
+      </w:pPr>
+      <w:r>
+        <w:rPr>
+          <w:rFonts w:ascii="Times New Roman" w:hAnsi="Times New Roman"/>
+          <w:sz w:val="16"/>
+        </w:rPr>
+        <w:t xml:space="preserve">    def return_plot(self):</w:t>
+      </w:r>
+    </w:p>
+    <w:p>
+      <w:pPr>
+        <w:spacing w:line="240" w:lineRule="auto"/>
+        <w:ind/>
+        <w:jc w:val="left"/>
+        <w:rPr>
+          <w:rFonts w:ascii="Times New Roman" w:hAnsi="Times New Roman"/>
+          <w:sz w:val="16"/>
+        </w:rPr>
+      </w:pPr>
+      <w:r>
+        <w:rPr>
+          <w:rFonts w:ascii="Times New Roman" w:hAnsi="Times New Roman"/>
+          <w:sz w:val="16"/>
+        </w:rPr>
+        <w:t xml:space="preserve">        return self.body, self.head</w:t>
+      </w:r>
+    </w:p>
+    <w:p>
+      <w:pPr>
+        <w:spacing w:line="240" w:lineRule="auto"/>
+        <w:ind/>
+        <w:jc w:val="left"/>
+        <w:rPr>
+          <w:rFonts w:ascii="Times New Roman" w:hAnsi="Times New Roman"/>
+          <w:sz w:val="16"/>
+        </w:rPr>
+      </w:pPr>
+    </w:p>
+    <w:p>
+      <w:pPr>
+        <w:spacing w:line="240" w:lineRule="auto"/>
+        <w:ind/>
+        <w:jc w:val="left"/>
+        <w:rPr>
+          <w:rFonts w:ascii="Times New Roman" w:hAnsi="Times New Roman"/>
+          <w:sz w:val="16"/>
+        </w:rPr>
+      </w:pPr>
+    </w:p>
+    <w:p>
+      <w:pPr>
+        <w:spacing w:line="240" w:lineRule="auto"/>
+        <w:ind/>
+        <w:jc w:val="left"/>
+        <w:rPr>
+          <w:rFonts w:ascii="Times New Roman" w:hAnsi="Times New Roman"/>
+          <w:sz w:val="16"/>
+        </w:rPr>
+      </w:pPr>
+      <w:r>
+        <w:rPr>
+          <w:rFonts w:ascii="Times New Roman" w:hAnsi="Times New Roman"/>
+          <w:sz w:val="16"/>
+        </w:rPr>
+        <w:t>def calculate_values(expression: sp.Expr, time_points: np.ndarray) -&gt; np.ndarray:</w:t>
+      </w:r>
+    </w:p>
+    <w:p>
+      <w:pPr>
+        <w:spacing w:line="240" w:lineRule="auto"/>
+        <w:ind/>
+        <w:jc w:val="left"/>
+        <w:rPr>
+          <w:rFonts w:ascii="Times New Roman" w:hAnsi="Times New Roman"/>
+          <w:sz w:val="16"/>
+        </w:rPr>
+      </w:pPr>
+      <w:r>
+        <w:rPr>
+          <w:rFonts w:ascii="Times New Roman" w:hAnsi="Times New Roman"/>
+          <w:sz w:val="16"/>
+        </w:rPr>
+        <w:t xml:space="preserve">    """Calculates values of given expression at given time points."""</w:t>
+      </w:r>
+    </w:p>
+    <w:p>
+      <w:pPr>
+        <w:spacing w:line="240" w:lineRule="auto"/>
+        <w:ind/>
+        <w:jc w:val="left"/>
+        <w:rPr>
+          <w:rFonts w:ascii="Times New Roman" w:hAnsi="Times New Roman"/>
+          <w:sz w:val="16"/>
+        </w:rPr>
+      </w:pPr>
+      <w:r>
+        <w:rPr>
+          <w:rFonts w:ascii="Times New Roman" w:hAnsi="Times New Roman"/>
+          <w:sz w:val="16"/>
+        </w:rPr>
+        <w:t xml:space="preserve">    values = sp.lambdify(t, expression, 'numpy')(time_points)</w:t>
+      </w:r>
+    </w:p>
+    <w:p>
+      <w:pPr>
+        <w:spacing w:line="240" w:lineRule="auto"/>
+        <w:ind/>
+        <w:jc w:val="left"/>
+        <w:rPr>
+          <w:rFonts w:ascii="Times New Roman" w:hAnsi="Times New Roman"/>
+          <w:sz w:val="16"/>
+        </w:rPr>
+      </w:pPr>
+      <w:r>
+        <w:rPr>
+          <w:rFonts w:ascii="Times New Roman" w:hAnsi="Times New Roman"/>
+          <w:sz w:val="16"/>
+        </w:rPr>
+        <w:t xml:space="preserve">    if not isinstance(values, np.ndarray):</w:t>
+      </w:r>
+    </w:p>
+    <w:p>
+      <w:pPr>
+        <w:spacing w:line="240" w:lineRule="auto"/>
+        <w:ind/>
+        <w:jc w:val="left"/>
+        <w:rPr>
+          <w:rFonts w:ascii="Times New Roman" w:hAnsi="Times New Roman"/>
+          <w:sz w:val="16"/>
+        </w:rPr>
+      </w:pPr>
+      <w:r>
+        <w:rPr>
+          <w:rFonts w:ascii="Times New Roman" w:hAnsi="Times New Roman"/>
+          <w:sz w:val="16"/>
+        </w:rPr>
+        <w:t xml:space="preserve">        values = np.full(time_points.size, values)</w:t>
+      </w:r>
+    </w:p>
+    <w:p>
+      <w:pPr>
+        <w:spacing w:line="240" w:lineRule="auto"/>
+        <w:ind/>
+        <w:jc w:val="left"/>
+        <w:rPr>
+          <w:rFonts w:ascii="Times New Roman" w:hAnsi="Times New Roman"/>
+          <w:sz w:val="16"/>
+        </w:rPr>
+      </w:pPr>
+      <w:r>
+        <w:rPr>
+          <w:rFonts w:ascii="Times New Roman" w:hAnsi="Times New Roman"/>
+          <w:sz w:val="16"/>
+        </w:rPr>
+        <w:t xml:space="preserve">    return values</w:t>
+      </w:r>
+    </w:p>
+    <w:p>
+      <w:pPr>
+        <w:spacing w:line="240" w:lineRule="auto"/>
+        <w:ind/>
+        <w:jc w:val="left"/>
+        <w:rPr>
+          <w:rFonts w:ascii="Times New Roman" w:hAnsi="Times New Roman"/>
+          <w:sz w:val="16"/>
+        </w:rPr>
+      </w:pPr>
+    </w:p>
+    <w:p>
+      <w:pPr>
+        <w:spacing w:line="240" w:lineRule="auto"/>
+        <w:ind/>
+        <w:jc w:val="left"/>
+        <w:rPr>
+          <w:rFonts w:ascii="Times New Roman" w:hAnsi="Times New Roman"/>
+          <w:sz w:val="16"/>
+        </w:rPr>
+      </w:pPr>
+    </w:p>
+    <w:p>
+      <w:pPr>
+        <w:spacing w:line="240" w:lineRule="auto"/>
+        <w:ind/>
+        <w:jc w:val="left"/>
+        <w:rPr>
+          <w:rFonts w:ascii="Times New Roman" w:hAnsi="Times New Roman"/>
+          <w:sz w:val="16"/>
+        </w:rPr>
+      </w:pPr>
+      <w:r>
+        <w:rPr>
+          <w:rFonts w:ascii="Times New Roman" w:hAnsi="Times New Roman"/>
+          <w:sz w:val="16"/>
+        </w:rPr>
+        <w:t>def polar_coordinates_to_cartesian(r, fi):</w:t>
+      </w:r>
+    </w:p>
+    <w:p>
+      <w:pPr>
+        <w:spacing w:line="240" w:lineRule="auto"/>
+        <w:ind/>
+        <w:jc w:val="left"/>
+        <w:rPr>
+          <w:rFonts w:ascii="Times New Roman" w:hAnsi="Times New Roman"/>
+          <w:sz w:val="16"/>
+        </w:rPr>
+      </w:pPr>
+      <w:r>
+        <w:rPr>
+          <w:rFonts w:ascii="Times New Roman" w:hAnsi="Times New Roman"/>
+          <w:sz w:val="16"/>
+        </w:rPr>
+        <w:t xml:space="preserve">    """Converts polar coordinates to cartesian coordinates."""</w:t>
+      </w:r>
+    </w:p>
+    <w:p>
+      <w:pPr>
+        <w:spacing w:line="240" w:lineRule="auto"/>
+        <w:ind/>
+        <w:jc w:val="left"/>
+        <w:rPr>
+          <w:rFonts w:ascii="Times New Roman" w:hAnsi="Times New Roman"/>
+          <w:sz w:val="16"/>
+        </w:rPr>
+      </w:pPr>
+      <w:r>
+        <w:rPr>
+          <w:rFonts w:ascii="Times New Roman" w:hAnsi="Times New Roman"/>
+          <w:sz w:val="16"/>
+        </w:rPr>
+        <w:t xml:space="preserve">    x = r * np.cos(fi)</w:t>
+      </w:r>
+    </w:p>
+    <w:p>
+      <w:pPr>
+        <w:spacing w:line="240" w:lineRule="auto"/>
+        <w:ind/>
+        <w:jc w:val="left"/>
+        <w:rPr>
+          <w:rFonts w:ascii="Times New Roman" w:hAnsi="Times New Roman"/>
+          <w:sz w:val="16"/>
+        </w:rPr>
+      </w:pPr>
+      <w:r>
+        <w:rPr>
+          <w:rFonts w:ascii="Times New Roman" w:hAnsi="Times New Roman"/>
+          <w:sz w:val="16"/>
+        </w:rPr>
+        <w:t xml:space="preserve">    y = r * np.sin(fi)</w:t>
+      </w:r>
+    </w:p>
+    <w:p>
+      <w:pPr>
+        <w:spacing w:line="240" w:lineRule="auto"/>
+        <w:ind/>
+        <w:jc w:val="left"/>
+        <w:rPr>
+          <w:rFonts w:ascii="Times New Roman" w:hAnsi="Times New Roman"/>
+          <w:sz w:val="16"/>
+        </w:rPr>
+      </w:pPr>
+      <w:r>
+        <w:rPr>
+          <w:rFonts w:ascii="Times New Roman" w:hAnsi="Times New Roman"/>
+          <w:sz w:val="16"/>
+        </w:rPr>
+        <w:t xml:space="preserve">    return x, y</w:t>
+      </w:r>
+    </w:p>
+    <w:p>
+      <w:pPr>
+        <w:spacing w:line="240" w:lineRule="auto"/>
+        <w:ind/>
+        <w:jc w:val="left"/>
+        <w:rPr>
+          <w:rFonts w:ascii="Times New Roman" w:hAnsi="Times New Roman"/>
+          <w:sz w:val="16"/>
+        </w:rPr>
+      </w:pPr>
+    </w:p>
+    <w:p>
+      <w:pPr>
+        <w:spacing w:line="240" w:lineRule="auto"/>
+        <w:ind/>
+        <w:jc w:val="left"/>
+        <w:rPr>
+          <w:rFonts w:ascii="Times New Roman" w:hAnsi="Times New Roman"/>
+          <w:sz w:val="16"/>
+        </w:rPr>
+      </w:pPr>
+    </w:p>
+    <w:p>
+      <w:pPr>
+        <w:spacing w:line="240" w:lineRule="auto"/>
+        <w:ind/>
+        <w:jc w:val="left"/>
+        <w:rPr>
+          <w:rFonts w:ascii="Times New Roman" w:hAnsi="Times New Roman"/>
+          <w:sz w:val="16"/>
+        </w:rPr>
+      </w:pPr>
+      <w:r>
+        <w:rPr>
+          <w:rFonts w:ascii="Times New Roman" w:hAnsi="Times New Roman"/>
+          <w:sz w:val="16"/>
+        </w:rPr>
+        <w:t>def polar_velocity_to_cartesian(v_r, v_fi, r, fi):</w:t>
+      </w:r>
+    </w:p>
+    <w:p>
+      <w:pPr>
+        <w:spacing w:line="240" w:lineRule="auto"/>
+        <w:ind/>
+        <w:jc w:val="left"/>
+        <w:rPr>
+          <w:rFonts w:ascii="Times New Roman" w:hAnsi="Times New Roman"/>
+          <w:sz w:val="16"/>
+        </w:rPr>
+      </w:pPr>
+      <w:r>
+        <w:rPr>
+          <w:rFonts w:ascii="Times New Roman" w:hAnsi="Times New Roman"/>
+          <w:sz w:val="16"/>
+        </w:rPr>
+        <w:t xml:space="preserve">    """Converts polar velocity to cartesian velocity."""</w:t>
+      </w:r>
+    </w:p>
+    <w:p>
+      <w:pPr>
+        <w:spacing w:line="240" w:lineRule="auto"/>
+        <w:ind/>
+        <w:jc w:val="left"/>
+        <w:rPr>
+          <w:rFonts w:ascii="Times New Roman" w:hAnsi="Times New Roman"/>
+          <w:sz w:val="16"/>
+        </w:rPr>
+      </w:pPr>
+      <w:r>
+        <w:rPr>
+          <w:rFonts w:ascii="Times New Roman" w:hAnsi="Times New Roman"/>
+          <w:sz w:val="16"/>
+        </w:rPr>
+        <w:t xml:space="preserve">    sin = np.sin(fi)</w:t>
+      </w:r>
+    </w:p>
+    <w:p>
+      <w:pPr>
+        <w:spacing w:line="240" w:lineRule="auto"/>
+        <w:ind/>
+        <w:jc w:val="left"/>
+        <w:rPr>
+          <w:rFonts w:ascii="Times New Roman" w:hAnsi="Times New Roman"/>
+          <w:sz w:val="16"/>
+        </w:rPr>
+      </w:pPr>
+      <w:r>
+        <w:rPr>
+          <w:rFonts w:ascii="Times New Roman" w:hAnsi="Times New Roman"/>
+          <w:sz w:val="16"/>
+        </w:rPr>
+        <w:t xml:space="preserve">    cos = np.cos(fi)</w:t>
+      </w:r>
+    </w:p>
+    <w:p>
+      <w:pPr>
+        <w:spacing w:line="240" w:lineRule="auto"/>
+        <w:ind/>
+        <w:jc w:val="left"/>
+        <w:rPr>
+          <w:rFonts w:ascii="Times New Roman" w:hAnsi="Times New Roman"/>
+          <w:sz w:val="16"/>
+        </w:rPr>
+      </w:pPr>
+      <w:r>
+        <w:rPr>
+          <w:rFonts w:ascii="Times New Roman" w:hAnsi="Times New Roman"/>
+          <w:sz w:val="16"/>
+        </w:rPr>
+        <w:t xml:space="preserve">    ratio = v_fi * r</w:t>
+      </w:r>
+    </w:p>
+    <w:p>
+      <w:pPr>
+        <w:spacing w:line="240" w:lineRule="auto"/>
+        <w:ind/>
+        <w:jc w:val="left"/>
+        <w:rPr>
+          <w:rFonts w:ascii="Times New Roman" w:hAnsi="Times New Roman"/>
+          <w:sz w:val="16"/>
+        </w:rPr>
+      </w:pPr>
+      <w:r>
+        <w:rPr>
+          <w:rFonts w:ascii="Times New Roman" w:hAnsi="Times New Roman"/>
+          <w:sz w:val="16"/>
+        </w:rPr>
+        <w:t xml:space="preserve">    vector_x = v_r * cos - ratio * sin</w:t>
+      </w:r>
+    </w:p>
+    <w:p>
+      <w:pPr>
+        <w:spacing w:line="240" w:lineRule="auto"/>
+        <w:ind/>
+        <w:jc w:val="left"/>
+        <w:rPr>
+          <w:rFonts w:ascii="Times New Roman" w:hAnsi="Times New Roman"/>
+          <w:sz w:val="16"/>
+        </w:rPr>
+      </w:pPr>
+      <w:r>
+        <w:rPr>
+          <w:rFonts w:ascii="Times New Roman" w:hAnsi="Times New Roman"/>
+          <w:sz w:val="16"/>
+        </w:rPr>
+        <w:t xml:space="preserve">    vector_y = v_r * sin + ratio * cos</w:t>
+      </w:r>
+    </w:p>
+    <w:p>
+      <w:pPr>
+        <w:spacing w:line="240" w:lineRule="auto"/>
+        <w:ind/>
+        <w:jc w:val="left"/>
+        <w:rPr>
+          <w:rFonts w:ascii="Times New Roman" w:hAnsi="Times New Roman"/>
+          <w:sz w:val="16"/>
+        </w:rPr>
+      </w:pPr>
+      <w:r>
+        <w:rPr>
+          <w:rFonts w:ascii="Times New Roman" w:hAnsi="Times New Roman"/>
+          <w:sz w:val="16"/>
+        </w:rPr>
+        <w:t xml:space="preserve">    velocity = np.sqrt(vector_x ** 2 + vector_y ** 2)</w:t>
+      </w:r>
+    </w:p>
+    <w:p>
+      <w:pPr>
+        <w:spacing w:line="240" w:lineRule="auto"/>
+        <w:ind/>
+        <w:jc w:val="left"/>
+        <w:rPr>
+          <w:rFonts w:ascii="Times New Roman" w:hAnsi="Times New Roman"/>
+          <w:sz w:val="16"/>
+        </w:rPr>
+      </w:pPr>
+      <w:r>
+        <w:rPr>
+          <w:rFonts w:ascii="Times New Roman" w:hAnsi="Times New Roman"/>
+          <w:sz w:val="16"/>
+        </w:rPr>
+        <w:t xml:space="preserve">    return vector_x, vector_y, velocity</w:t>
+      </w:r>
+    </w:p>
+    <w:p>
+      <w:pPr>
+        <w:spacing w:line="240" w:lineRule="auto"/>
+        <w:ind/>
+        <w:jc w:val="left"/>
+        <w:rPr>
+          <w:rFonts w:ascii="Times New Roman" w:hAnsi="Times New Roman"/>
+          <w:sz w:val="16"/>
+        </w:rPr>
+      </w:pPr>
+    </w:p>
+    <w:p>
+      <w:pPr>
+        <w:spacing w:line="240" w:lineRule="auto"/>
+        <w:ind/>
+        <w:jc w:val="left"/>
+        <w:rPr>
+          <w:rFonts w:ascii="Times New Roman" w:hAnsi="Times New Roman"/>
+          <w:sz w:val="16"/>
+        </w:rPr>
+      </w:pPr>
+    </w:p>
+    <w:p>
+      <w:pPr>
+        <w:spacing w:line="240" w:lineRule="auto"/>
+        <w:ind/>
+        <w:jc w:val="left"/>
+        <w:rPr>
+          <w:rFonts w:ascii="Times New Roman" w:hAnsi="Times New Roman"/>
+          <w:sz w:val="16"/>
+        </w:rPr>
+      </w:pPr>
+      <w:r>
+        <w:rPr>
+          <w:rFonts w:ascii="Times New Roman" w:hAnsi="Times New Roman"/>
+          <w:sz w:val="16"/>
+        </w:rPr>
+        <w:t>def polar_acceleration_to_cartesian(a_r, a_fi, v_r, v_fi, r, fi):</w:t>
+      </w:r>
+    </w:p>
+    <w:p>
+      <w:pPr>
+        <w:spacing w:line="240" w:lineRule="auto"/>
+        <w:ind/>
+        <w:jc w:val="left"/>
+        <w:rPr>
+          <w:rFonts w:ascii="Times New Roman" w:hAnsi="Times New Roman"/>
+          <w:sz w:val="16"/>
+        </w:rPr>
+      </w:pPr>
+      <w:r>
+        <w:rPr>
+          <w:rFonts w:ascii="Times New Roman" w:hAnsi="Times New Roman"/>
+          <w:sz w:val="16"/>
+        </w:rPr>
+        <w:t xml:space="preserve">    """"Converts polar acceleration to cartesian acceleration."""</w:t>
+      </w:r>
+    </w:p>
+    <w:p>
+      <w:pPr>
+        <w:spacing w:line="240" w:lineRule="auto"/>
+        <w:ind/>
+        <w:jc w:val="left"/>
+        <w:rPr>
+          <w:rFonts w:ascii="Times New Roman" w:hAnsi="Times New Roman"/>
+          <w:sz w:val="16"/>
+        </w:rPr>
+      </w:pPr>
+      <w:r>
+        <w:rPr>
+          <w:rFonts w:ascii="Times New Roman" w:hAnsi="Times New Roman"/>
+          <w:sz w:val="16"/>
+        </w:rPr>
+        <w:t xml:space="preserve">    cos = np.cos(fi)</w:t>
+      </w:r>
+    </w:p>
+    <w:p>
+      <w:pPr>
+        <w:spacing w:line="240" w:lineRule="auto"/>
+        <w:ind/>
+        <w:jc w:val="left"/>
+        <w:rPr>
+          <w:rFonts w:ascii="Times New Roman" w:hAnsi="Times New Roman"/>
+          <w:sz w:val="16"/>
+        </w:rPr>
+      </w:pPr>
+      <w:r>
+        <w:rPr>
+          <w:rFonts w:ascii="Times New Roman" w:hAnsi="Times New Roman"/>
+          <w:sz w:val="16"/>
+        </w:rPr>
+        <w:t xml:space="preserve">    sin = np.sin(fi)</w:t>
+      </w:r>
+    </w:p>
+    <w:p>
+      <w:pPr>
+        <w:spacing w:line="240" w:lineRule="auto"/>
+        <w:ind/>
+        <w:jc w:val="left"/>
+        <w:rPr>
+          <w:rFonts w:ascii="Times New Roman" w:hAnsi="Times New Roman"/>
+          <w:sz w:val="16"/>
+        </w:rPr>
+      </w:pPr>
+      <w:r>
+        <w:rPr>
+          <w:rFonts w:ascii="Times New Roman" w:hAnsi="Times New Roman"/>
+          <w:sz w:val="16"/>
+        </w:rPr>
+        <w:t xml:space="preserve">    v_ratio = 2 * v_r * v_fi</w:t>
+      </w:r>
+    </w:p>
+    <w:p>
+      <w:pPr>
+        <w:spacing w:line="240" w:lineRule="auto"/>
+        <w:ind/>
+        <w:jc w:val="left"/>
+        <w:rPr>
+          <w:rFonts w:ascii="Times New Roman" w:hAnsi="Times New Roman"/>
+          <w:sz w:val="16"/>
+        </w:rPr>
+      </w:pPr>
+      <w:r>
+        <w:rPr>
+          <w:rFonts w:ascii="Times New Roman" w:hAnsi="Times New Roman"/>
+          <w:sz w:val="16"/>
+        </w:rPr>
+        <w:t xml:space="preserve">    c_ratio = r * v_fi ** 2</w:t>
+      </w:r>
+    </w:p>
+    <w:p>
+      <w:pPr>
+        <w:spacing w:line="240" w:lineRule="auto"/>
+        <w:ind/>
+        <w:jc w:val="left"/>
+        <w:rPr>
+          <w:rFonts w:ascii="Times New Roman" w:hAnsi="Times New Roman"/>
+          <w:sz w:val="16"/>
+        </w:rPr>
+      </w:pPr>
+      <w:r>
+        <w:rPr>
+          <w:rFonts w:ascii="Times New Roman" w:hAnsi="Times New Roman"/>
+          <w:sz w:val="16"/>
+        </w:rPr>
+        <w:t xml:space="preserve">    a_ratio = r * a_fi</w:t>
+      </w:r>
+    </w:p>
+    <w:p>
+      <w:pPr>
+        <w:spacing w:line="240" w:lineRule="auto"/>
+        <w:ind/>
+        <w:jc w:val="left"/>
+        <w:rPr>
+          <w:rFonts w:ascii="Times New Roman" w:hAnsi="Times New Roman"/>
+          <w:sz w:val="16"/>
+        </w:rPr>
+      </w:pPr>
+      <w:r>
+        <w:rPr>
+          <w:rFonts w:ascii="Times New Roman" w:hAnsi="Times New Roman"/>
+          <w:sz w:val="16"/>
+        </w:rPr>
+        <w:t xml:space="preserve">    acceleration_x = a_r * cos - v_ratio * sin - c_ratio * cos - a_ratio * sin</w:t>
+      </w:r>
+    </w:p>
+    <w:p>
+      <w:pPr>
+        <w:spacing w:line="240" w:lineRule="auto"/>
+        <w:ind/>
+        <w:jc w:val="left"/>
+        <w:rPr>
+          <w:rFonts w:ascii="Times New Roman" w:hAnsi="Times New Roman"/>
+          <w:sz w:val="16"/>
+        </w:rPr>
+      </w:pPr>
+      <w:r>
+        <w:rPr>
+          <w:rFonts w:ascii="Times New Roman" w:hAnsi="Times New Roman"/>
+          <w:sz w:val="16"/>
+        </w:rPr>
+        <w:t xml:space="preserve">    acceleration_y = a_r * sin + v_ratio * cos - c_ratio * sin + a_ratio * cos</w:t>
+      </w:r>
+    </w:p>
+    <w:p>
+      <w:pPr>
+        <w:spacing w:line="240" w:lineRule="auto"/>
+        <w:ind/>
+        <w:jc w:val="left"/>
+        <w:rPr>
+          <w:rFonts w:ascii="Times New Roman" w:hAnsi="Times New Roman"/>
+          <w:sz w:val="16"/>
+        </w:rPr>
+      </w:pPr>
+      <w:r>
+        <w:rPr>
+          <w:rFonts w:ascii="Times New Roman" w:hAnsi="Times New Roman"/>
+          <w:sz w:val="16"/>
+        </w:rPr>
+        <w:t xml:space="preserve">    acceleration = np.sqrt(acceleration_x ** 2 + acceleration_y ** 2)</w:t>
+      </w:r>
+    </w:p>
+    <w:p>
+      <w:pPr>
+        <w:spacing w:line="240" w:lineRule="auto"/>
+        <w:ind/>
+        <w:jc w:val="left"/>
+        <w:rPr>
+          <w:rFonts w:ascii="Times New Roman" w:hAnsi="Times New Roman"/>
+          <w:sz w:val="16"/>
+        </w:rPr>
+      </w:pPr>
+      <w:r>
+        <w:rPr>
+          <w:rFonts w:ascii="Times New Roman" w:hAnsi="Times New Roman"/>
+          <w:sz w:val="16"/>
+        </w:rPr>
+        <w:t xml:space="preserve">    return acceleration_x, acceleration_y, acceleration</w:t>
+      </w:r>
+    </w:p>
+    <w:p>
+      <w:pPr>
+        <w:spacing w:line="240" w:lineRule="auto"/>
+        <w:ind/>
+        <w:jc w:val="left"/>
+        <w:rPr>
+          <w:rFonts w:ascii="Times New Roman" w:hAnsi="Times New Roman"/>
+          <w:sz w:val="16"/>
+        </w:rPr>
+      </w:pPr>
+    </w:p>
+    <w:p>
+      <w:pPr>
+        <w:spacing w:line="240" w:lineRule="auto"/>
+        <w:ind/>
+        <w:jc w:val="left"/>
+        <w:rPr>
+          <w:rFonts w:ascii="Times New Roman" w:hAnsi="Times New Roman"/>
+          <w:sz w:val="16"/>
+        </w:rPr>
+      </w:pPr>
+    </w:p>
+    <w:p>
+      <w:pPr>
+        <w:spacing w:line="240" w:lineRule="auto"/>
+        <w:ind/>
+        <w:jc w:val="left"/>
+        <w:rPr>
+          <w:rFonts w:ascii="Times New Roman" w:hAnsi="Times New Roman"/>
+          <w:sz w:val="16"/>
+        </w:rPr>
+      </w:pPr>
+      <w:r>
+        <w:rPr>
+          <w:rFonts w:ascii="Times New Roman" w:hAnsi="Times New Roman"/>
+          <w:sz w:val="16"/>
+        </w:rPr>
+        <w:t>def calculate_tangential_acceleration(acceleration_x, acceleration_y, velocity_x, velocity_y):</w:t>
+      </w:r>
+    </w:p>
+    <w:p>
+      <w:pPr>
+        <w:spacing w:line="240" w:lineRule="auto"/>
+        <w:ind/>
+        <w:jc w:val="left"/>
+        <w:rPr>
+          <w:rFonts w:ascii="Times New Roman" w:hAnsi="Times New Roman"/>
+          <w:sz w:val="16"/>
+        </w:rPr>
+      </w:pPr>
+      <w:r>
+        <w:rPr>
+          <w:rFonts w:ascii="Times New Roman" w:hAnsi="Times New Roman"/>
+          <w:sz w:val="16"/>
+        </w:rPr>
+        <w:t xml:space="preserve">    """Calculates tangential acceleration."""</w:t>
+      </w:r>
+    </w:p>
+    <w:p>
+      <w:pPr>
+        <w:spacing w:line="240" w:lineRule="auto"/>
+        <w:ind/>
+        <w:jc w:val="left"/>
+        <w:rPr>
+          <w:rFonts w:ascii="Times New Roman" w:hAnsi="Times New Roman"/>
+          <w:sz w:val="16"/>
+        </w:rPr>
+      </w:pPr>
+      <w:r>
+        <w:rPr>
+          <w:rFonts w:ascii="Times New Roman" w:hAnsi="Times New Roman"/>
+          <w:sz w:val="16"/>
+        </w:rPr>
+        <w:t xml:space="preserve">    if velocity_x == velocity_y == 0:</w:t>
+      </w:r>
+    </w:p>
+    <w:p>
+      <w:pPr>
+        <w:spacing w:line="240" w:lineRule="auto"/>
+        <w:ind/>
+        <w:jc w:val="left"/>
+        <w:rPr>
+          <w:rFonts w:ascii="Times New Roman" w:hAnsi="Times New Roman"/>
+          <w:sz w:val="16"/>
+        </w:rPr>
+      </w:pPr>
+      <w:r>
+        <w:rPr>
+          <w:rFonts w:ascii="Times New Roman" w:hAnsi="Times New Roman"/>
+          <w:sz w:val="16"/>
+        </w:rPr>
+        <w:t xml:space="preserve">        return 0, 0, 0</w:t>
+      </w:r>
+    </w:p>
+    <w:p>
+      <w:pPr>
+        <w:spacing w:line="240" w:lineRule="auto"/>
+        <w:ind/>
+        <w:jc w:val="left"/>
+        <w:rPr>
+          <w:rFonts w:ascii="Times New Roman" w:hAnsi="Times New Roman"/>
+          <w:sz w:val="16"/>
+        </w:rPr>
+      </w:pPr>
+      <w:r>
+        <w:rPr>
+          <w:rFonts w:ascii="Times New Roman" w:hAnsi="Times New Roman"/>
+          <w:sz w:val="16"/>
+        </w:rPr>
+        <w:t xml:space="preserve">    velocity = np.sqrt(velocity_x ** 2 + velocity_y ** 2)</w:t>
+      </w:r>
+    </w:p>
+    <w:p>
+      <w:pPr>
+        <w:spacing w:line="240" w:lineRule="auto"/>
+        <w:ind/>
+        <w:jc w:val="left"/>
+        <w:rPr>
+          <w:rFonts w:ascii="Times New Roman" w:hAnsi="Times New Roman"/>
+          <w:sz w:val="16"/>
+        </w:rPr>
+      </w:pPr>
+      <w:r>
+        <w:rPr>
+          <w:rFonts w:ascii="Times New Roman" w:hAnsi="Times New Roman"/>
+          <w:sz w:val="16"/>
+        </w:rPr>
+        <w:t xml:space="preserve">    tangential = (acceleration_x * velocity_x + acceleration_y * velocity_y) / velocity</w:t>
+      </w:r>
+    </w:p>
+    <w:p>
+      <w:pPr>
+        <w:spacing w:line="240" w:lineRule="auto"/>
+        <w:ind/>
+        <w:jc w:val="left"/>
+        <w:rPr>
+          <w:rFonts w:ascii="Times New Roman" w:hAnsi="Times New Roman"/>
+          <w:sz w:val="16"/>
+        </w:rPr>
+      </w:pPr>
+      <w:r>
+        <w:rPr>
+          <w:rFonts w:ascii="Times New Roman" w:hAnsi="Times New Roman"/>
+          <w:sz w:val="16"/>
+        </w:rPr>
+        <w:t xml:space="preserve">    tangential_x = tangential * (velocity_x / velocity)</w:t>
+      </w:r>
+    </w:p>
+    <w:p>
+      <w:pPr>
+        <w:spacing w:line="240" w:lineRule="auto"/>
+        <w:ind/>
+        <w:jc w:val="left"/>
+        <w:rPr>
+          <w:rFonts w:ascii="Times New Roman" w:hAnsi="Times New Roman"/>
+          <w:sz w:val="16"/>
+        </w:rPr>
+      </w:pPr>
+      <w:r>
+        <w:rPr>
+          <w:rFonts w:ascii="Times New Roman" w:hAnsi="Times New Roman"/>
+          <w:sz w:val="16"/>
+        </w:rPr>
+        <w:t xml:space="preserve">    tangential_y = tangential * (velocity_y / velocity)</w:t>
+      </w:r>
+    </w:p>
+    <w:p>
+      <w:pPr>
+        <w:spacing w:line="240" w:lineRule="auto"/>
+        <w:ind/>
+        <w:jc w:val="left"/>
+        <w:rPr>
+          <w:rFonts w:ascii="Times New Roman" w:hAnsi="Times New Roman"/>
+          <w:sz w:val="16"/>
+        </w:rPr>
+      </w:pPr>
+      <w:r>
+        <w:rPr>
+          <w:rFonts w:ascii="Times New Roman" w:hAnsi="Times New Roman"/>
+          <w:sz w:val="16"/>
+        </w:rPr>
+        <w:t xml:space="preserve">    return tangential_x, tangential_y, tangential</w:t>
+      </w:r>
+    </w:p>
+    <w:p>
+      <w:pPr>
+        <w:spacing w:line="240" w:lineRule="auto"/>
+        <w:ind/>
+        <w:jc w:val="left"/>
+        <w:rPr>
+          <w:rFonts w:ascii="Times New Roman" w:hAnsi="Times New Roman"/>
+          <w:sz w:val="16"/>
+        </w:rPr>
+      </w:pPr>
+    </w:p>
+    <w:p>
+      <w:pPr>
+        <w:spacing w:line="240" w:lineRule="auto"/>
+        <w:ind/>
+        <w:jc w:val="left"/>
+        <w:rPr>
+          <w:rFonts w:ascii="Times New Roman" w:hAnsi="Times New Roman"/>
+          <w:sz w:val="16"/>
+        </w:rPr>
+      </w:pPr>
+    </w:p>
+    <w:p>
+      <w:pPr>
+        <w:spacing w:line="240" w:lineRule="auto"/>
+        <w:ind/>
+        <w:jc w:val="left"/>
+        <w:rPr>
+          <w:rFonts w:ascii="Times New Roman" w:hAnsi="Times New Roman"/>
+          <w:sz w:val="16"/>
+        </w:rPr>
+      </w:pPr>
+      <w:r>
+        <w:rPr>
+          <w:rFonts w:ascii="Times New Roman" w:hAnsi="Times New Roman"/>
+          <w:sz w:val="16"/>
+        </w:rPr>
+        <w:t>def calculate_centripetal_acceleration(acceleration_x, acceleration_y, tangential_acceleration_x,</w:t>
+      </w:r>
+    </w:p>
+    <w:p>
+      <w:pPr>
+        <w:spacing w:line="240" w:lineRule="auto"/>
+        <w:ind/>
+        <w:jc w:val="left"/>
+        <w:rPr>
+          <w:rFonts w:ascii="Times New Roman" w:hAnsi="Times New Roman"/>
+          <w:sz w:val="16"/>
+        </w:rPr>
+      </w:pPr>
+      <w:r>
+        <w:rPr>
+          <w:rFonts w:ascii="Times New Roman" w:hAnsi="Times New Roman"/>
+          <w:sz w:val="16"/>
+        </w:rPr>
+        <w:t xml:space="preserve">                                       tangential_acceleration_y):</w:t>
+      </w:r>
+    </w:p>
+    <w:p>
+      <w:pPr>
+        <w:spacing w:line="240" w:lineRule="auto"/>
+        <w:ind/>
+        <w:jc w:val="left"/>
+        <w:rPr>
+          <w:rFonts w:ascii="Times New Roman" w:hAnsi="Times New Roman"/>
+          <w:sz w:val="16"/>
+        </w:rPr>
+      </w:pPr>
+      <w:r>
+        <w:rPr>
+          <w:rFonts w:ascii="Times New Roman" w:hAnsi="Times New Roman"/>
+          <w:sz w:val="16"/>
+        </w:rPr>
+        <w:t xml:space="preserve">    """Calculates centripetal acceleration."""</w:t>
+      </w:r>
+    </w:p>
+    <w:p>
+      <w:pPr>
+        <w:spacing w:line="240" w:lineRule="auto"/>
+        <w:ind/>
+        <w:jc w:val="left"/>
+        <w:rPr>
+          <w:rFonts w:ascii="Times New Roman" w:hAnsi="Times New Roman"/>
+          <w:sz w:val="16"/>
+        </w:rPr>
+      </w:pPr>
+      <w:r>
+        <w:rPr>
+          <w:rFonts w:ascii="Times New Roman" w:hAnsi="Times New Roman"/>
+          <w:sz w:val="16"/>
+        </w:rPr>
+        <w:t xml:space="preserve">    centripetal_acceleration_x = acceleration_x - tangential_acceleration_x</w:t>
+      </w:r>
+    </w:p>
+    <w:p>
+      <w:pPr>
+        <w:spacing w:line="240" w:lineRule="auto"/>
+        <w:ind/>
+        <w:jc w:val="left"/>
+        <w:rPr>
+          <w:rFonts w:ascii="Times New Roman" w:hAnsi="Times New Roman"/>
+          <w:sz w:val="16"/>
+        </w:rPr>
+      </w:pPr>
+      <w:r>
+        <w:rPr>
+          <w:rFonts w:ascii="Times New Roman" w:hAnsi="Times New Roman"/>
+          <w:sz w:val="16"/>
+        </w:rPr>
+        <w:t xml:space="preserve">    centripetal_acceleration_y = acceleration_y - tangential_acceleration_y</w:t>
+      </w:r>
+    </w:p>
+    <w:p>
+      <w:pPr>
+        <w:spacing w:line="240" w:lineRule="auto"/>
+        <w:ind/>
+        <w:jc w:val="left"/>
+        <w:rPr>
+          <w:rFonts w:ascii="Times New Roman" w:hAnsi="Times New Roman"/>
+          <w:sz w:val="16"/>
+        </w:rPr>
+      </w:pPr>
+      <w:r>
+        <w:rPr>
+          <w:rFonts w:ascii="Times New Roman" w:hAnsi="Times New Roman"/>
+          <w:sz w:val="16"/>
+        </w:rPr>
+        <w:t xml:space="preserve">    centripetal_acceleration = np.sqrt(centripetal_acceleration_x ** 2 + centripetal_acceleration_y ** 2)</w:t>
+      </w:r>
+    </w:p>
+    <w:p>
+      <w:pPr>
+        <w:spacing w:line="240" w:lineRule="auto"/>
+        <w:ind/>
+        <w:jc w:val="left"/>
+        <w:rPr>
+          <w:rFonts w:ascii="Times New Roman" w:hAnsi="Times New Roman"/>
+          <w:sz w:val="16"/>
+        </w:rPr>
+      </w:pPr>
+      <w:r>
+        <w:rPr>
+          <w:rFonts w:ascii="Times New Roman" w:hAnsi="Times New Roman"/>
+          <w:sz w:val="16"/>
+        </w:rPr>
+        <w:t xml:space="preserve">    return centripetal_acceleration_x, centripetal_acceleration_y, centripetal_acceleration</w:t>
+      </w:r>
+    </w:p>
+    <w:p>
+      <w:pPr>
+        <w:spacing w:line="240" w:lineRule="auto"/>
+        <w:ind/>
+        <w:jc w:val="left"/>
+        <w:rPr>
+          <w:rFonts w:ascii="Times New Roman" w:hAnsi="Times New Roman"/>
+          <w:sz w:val="16"/>
+        </w:rPr>
+      </w:pPr>
+    </w:p>
+    <w:p>
+      <w:pPr>
+        <w:spacing w:line="240" w:lineRule="auto"/>
+        <w:ind/>
+        <w:jc w:val="left"/>
+        <w:rPr>
+          <w:rFonts w:ascii="Times New Roman" w:hAnsi="Times New Roman"/>
+          <w:sz w:val="16"/>
+        </w:rPr>
+      </w:pPr>
+    </w:p>
+    <w:p>
+      <w:pPr>
+        <w:spacing w:line="240" w:lineRule="auto"/>
+        <w:ind/>
+        <w:jc w:val="left"/>
+        <w:rPr>
+          <w:rFonts w:ascii="Times New Roman" w:hAnsi="Times New Roman"/>
+          <w:sz w:val="16"/>
+        </w:rPr>
+      </w:pPr>
+      <w:r>
+        <w:rPr>
+          <w:rFonts w:ascii="Times New Roman" w:hAnsi="Times New Roman"/>
+          <w:sz w:val="16"/>
+        </w:rPr>
+        <w:t>def calculate_curvature_radius(velocity, centripetal_acceleration,</w:t>
+      </w:r>
+    </w:p>
+    <w:p>
+      <w:pPr>
+        <w:spacing w:line="240" w:lineRule="auto"/>
+        <w:ind/>
+        <w:jc w:val="left"/>
+        <w:rPr>
+          <w:rFonts w:ascii="Times New Roman" w:hAnsi="Times New Roman"/>
+          <w:sz w:val="16"/>
+        </w:rPr>
+      </w:pPr>
+      <w:r>
+        <w:rPr>
+          <w:rFonts w:ascii="Times New Roman" w:hAnsi="Times New Roman"/>
+          <w:sz w:val="16"/>
+        </w:rPr>
+        <w:t xml:space="preserve">                               centripetal_acceleration_x, centripetal_acceleration_y):</w:t>
+      </w:r>
+    </w:p>
+    <w:p>
+      <w:pPr>
+        <w:spacing w:line="240" w:lineRule="auto"/>
+        <w:ind/>
+        <w:jc w:val="left"/>
+        <w:rPr>
+          <w:rFonts w:ascii="Times New Roman" w:hAnsi="Times New Roman"/>
+          <w:sz w:val="16"/>
+        </w:rPr>
+      </w:pPr>
+      <w:r>
+        <w:rPr>
+          <w:rFonts w:ascii="Times New Roman" w:hAnsi="Times New Roman"/>
+          <w:sz w:val="16"/>
+        </w:rPr>
+        <w:t xml:space="preserve">    """Calculates curvature radius."""</w:t>
+      </w:r>
+    </w:p>
+    <w:p>
+      <w:pPr>
+        <w:spacing w:line="240" w:lineRule="auto"/>
+        <w:ind/>
+        <w:jc w:val="left"/>
+        <w:rPr>
+          <w:rFonts w:ascii="Times New Roman" w:hAnsi="Times New Roman"/>
+          <w:sz w:val="16"/>
+        </w:rPr>
+      </w:pPr>
+      <w:r>
+        <w:rPr>
+          <w:rFonts w:ascii="Times New Roman" w:hAnsi="Times New Roman"/>
+          <w:sz w:val="16"/>
+        </w:rPr>
+        <w:t xml:space="preserve">    if centripetal_acceleration == 0:</w:t>
+      </w:r>
+    </w:p>
+    <w:p>
+      <w:pPr>
+        <w:spacing w:line="240" w:lineRule="auto"/>
+        <w:ind/>
+        <w:jc w:val="left"/>
+        <w:rPr>
+          <w:rFonts w:ascii="Times New Roman" w:hAnsi="Times New Roman"/>
+          <w:sz w:val="16"/>
+        </w:rPr>
+      </w:pPr>
+      <w:r>
+        <w:rPr>
+          <w:rFonts w:ascii="Times New Roman" w:hAnsi="Times New Roman"/>
+          <w:sz w:val="16"/>
+        </w:rPr>
+        <w:t xml:space="preserve">        return 0, 0, 0</w:t>
+      </w:r>
+    </w:p>
+    <w:p>
+      <w:pPr>
+        <w:spacing w:line="240" w:lineRule="auto"/>
+        <w:ind/>
+        <w:jc w:val="left"/>
+        <w:rPr>
+          <w:rFonts w:ascii="Times New Roman" w:hAnsi="Times New Roman"/>
+          <w:sz w:val="16"/>
+        </w:rPr>
+      </w:pPr>
+      <w:r>
+        <w:rPr>
+          <w:rFonts w:ascii="Times New Roman" w:hAnsi="Times New Roman"/>
+          <w:sz w:val="16"/>
+        </w:rPr>
+        <w:t xml:space="preserve">    curvature_radius = velocity ** 2 / centripetal_acceleration</w:t>
+      </w:r>
+    </w:p>
+    <w:p>
+      <w:pPr>
+        <w:spacing w:line="240" w:lineRule="auto"/>
+        <w:ind/>
+        <w:jc w:val="left"/>
+        <w:rPr>
+          <w:rFonts w:ascii="Times New Roman" w:hAnsi="Times New Roman"/>
+          <w:sz w:val="16"/>
+        </w:rPr>
+      </w:pPr>
+      <w:r>
+        <w:rPr>
+          <w:rFonts w:ascii="Times New Roman" w:hAnsi="Times New Roman"/>
+          <w:sz w:val="16"/>
+        </w:rPr>
+        <w:t xml:space="preserve">    ratio = curvature_radius / centripetal_acceleration</w:t>
+      </w:r>
+    </w:p>
+    <w:p>
+      <w:pPr>
+        <w:spacing w:line="240" w:lineRule="auto"/>
+        <w:ind/>
+        <w:jc w:val="left"/>
+        <w:rPr>
+          <w:rFonts w:ascii="Times New Roman" w:hAnsi="Times New Roman"/>
+          <w:sz w:val="16"/>
+        </w:rPr>
+      </w:pPr>
+      <w:r>
+        <w:rPr>
+          <w:rFonts w:ascii="Times New Roman" w:hAnsi="Times New Roman"/>
+          <w:sz w:val="16"/>
+        </w:rPr>
+        <w:t xml:space="preserve">    curvature_radius_x = ratio * centripetal_acceleration_x</w:t>
+      </w:r>
+    </w:p>
+    <w:p>
+      <w:pPr>
+        <w:spacing w:line="240" w:lineRule="auto"/>
+        <w:ind/>
+        <w:jc w:val="left"/>
+        <w:rPr>
+          <w:rFonts w:ascii="Times New Roman" w:hAnsi="Times New Roman"/>
+          <w:sz w:val="16"/>
+        </w:rPr>
+      </w:pPr>
+      <w:r>
+        <w:rPr>
+          <w:rFonts w:ascii="Times New Roman" w:hAnsi="Times New Roman"/>
+          <w:sz w:val="16"/>
+        </w:rPr>
+        <w:t xml:space="preserve">    curvature_radius_y = ratio * centripetal_acceleration_y</w:t>
+      </w:r>
+    </w:p>
+    <w:p>
+      <w:pPr>
+        <w:spacing w:line="240" w:lineRule="auto"/>
+        <w:ind/>
+        <w:jc w:val="left"/>
+        <w:rPr>
+          <w:rFonts w:ascii="Times New Roman" w:hAnsi="Times New Roman"/>
+          <w:sz w:val="16"/>
+        </w:rPr>
+      </w:pPr>
+      <w:r>
+        <w:rPr>
+          <w:rFonts w:ascii="Times New Roman" w:hAnsi="Times New Roman"/>
+          <w:sz w:val="16"/>
+        </w:rPr>
+        <w:t xml:space="preserve">    return curvature_radius_x, curvature_radius_y, curvature_radius</w:t>
+      </w:r>
+    </w:p>
+    <w:p>
+      <w:pPr>
+        <w:spacing w:line="240" w:lineRule="auto"/>
+        <w:ind/>
+        <w:jc w:val="left"/>
+        <w:rPr>
+          <w:rFonts w:ascii="Times New Roman" w:hAnsi="Times New Roman"/>
+          <w:sz w:val="16"/>
+        </w:rPr>
+      </w:pPr>
+    </w:p>
+    <w:p>
+      <w:pPr>
+        <w:spacing w:line="240" w:lineRule="auto"/>
+        <w:ind/>
+        <w:jc w:val="left"/>
+        <w:rPr>
+          <w:rFonts w:ascii="Times New Roman" w:hAnsi="Times New Roman"/>
+          <w:sz w:val="16"/>
+        </w:rPr>
+      </w:pPr>
+    </w:p>
+    <w:p>
+      <w:pPr>
+        <w:spacing w:line="240" w:lineRule="auto"/>
+        <w:ind/>
+        <w:jc w:val="left"/>
+        <w:rPr>
+          <w:rFonts w:ascii="Times New Roman" w:hAnsi="Times New Roman"/>
+          <w:sz w:val="16"/>
+        </w:rPr>
+      </w:pPr>
+      <w:r>
+        <w:rPr>
+          <w:rFonts w:ascii="Times New Roman" w:hAnsi="Times New Roman"/>
+          <w:sz w:val="16"/>
+        </w:rPr>
+        <w:t>if __name__ == '__main__':</w:t>
+      </w:r>
+    </w:p>
+    <w:p>
+      <w:pPr>
+        <w:spacing w:line="240" w:lineRule="auto"/>
+        <w:ind/>
+        <w:jc w:val="left"/>
+        <w:rPr>
+          <w:rFonts w:ascii="Times New Roman" w:hAnsi="Times New Roman"/>
+          <w:sz w:val="16"/>
+        </w:rPr>
+      </w:pPr>
+      <w:r>
+        <w:rPr>
+          <w:rFonts w:ascii="Times New Roman" w:hAnsi="Times New Roman"/>
+          <w:sz w:val="16"/>
+        </w:rPr>
+        <w:t xml:space="preserve">    # --- Simulation settings ---</w:t>
+      </w:r>
+    </w:p>
+    <w:p>
+      <w:pPr>
+        <w:spacing w:line="240" w:lineRule="auto"/>
+        <w:ind/>
+        <w:jc w:val="left"/>
+        <w:rPr>
+          <w:rFonts w:ascii="Times New Roman" w:hAnsi="Times New Roman"/>
+          <w:sz w:val="16"/>
+        </w:rPr>
+      </w:pPr>
+    </w:p>
+    <w:p>
+      <w:pPr>
+        <w:spacing w:line="240" w:lineRule="auto"/>
+        <w:ind/>
+        <w:jc w:val="left"/>
+        <w:rPr>
+          <w:rFonts w:ascii="Times New Roman" w:hAnsi="Times New Roman"/>
+          <w:sz w:val="16"/>
+        </w:rPr>
+      </w:pPr>
+      <w:r>
+        <w:rPr>
+          <w:rFonts w:ascii="Times New Roman" w:hAnsi="Times New Roman"/>
+          <w:sz w:val="16"/>
+        </w:rPr>
+        <w:t xml:space="preserve">    t = sp.Symbol('t')  # Time designation</w:t>
+      </w:r>
+    </w:p>
+    <w:p>
+      <w:pPr>
+        <w:spacing w:line="240" w:lineRule="auto"/>
+        <w:ind/>
+        <w:jc w:val="left"/>
+        <w:rPr>
+          <w:rFonts w:ascii="Times New Roman" w:hAnsi="Times New Roman"/>
+          <w:sz w:val="16"/>
+        </w:rPr>
+      </w:pPr>
+      <w:r>
+        <w:rPr>
+          <w:rFonts w:ascii="Times New Roman" w:hAnsi="Times New Roman"/>
+          <w:sz w:val="16"/>
+        </w:rPr>
+        <w:t xml:space="preserve">    radius: sp.Expr | float | int = sp.cos(t) + 1  # Radius 'r' of particle point as function of time</w:t>
+      </w:r>
+    </w:p>
+    <w:p>
+      <w:pPr>
+        <w:spacing w:line="240" w:lineRule="auto"/>
+        <w:ind/>
+        <w:jc w:val="left"/>
+        <w:rPr>
+          <w:rFonts w:ascii="Times New Roman" w:hAnsi="Times New Roman"/>
+          <w:sz w:val="16"/>
+        </w:rPr>
+      </w:pPr>
+      <w:r>
+        <w:rPr>
+          <w:rFonts w:ascii="Times New Roman" w:hAnsi="Times New Roman"/>
+          <w:sz w:val="16"/>
+        </w:rPr>
+        <w:t xml:space="preserve">    angle: sp.Expr | float | int = t * 5 / 4  # Angle 'fi' of particle point as function of time</w:t>
+      </w:r>
+    </w:p>
+    <w:p>
+      <w:pPr>
+        <w:spacing w:line="240" w:lineRule="auto"/>
+        <w:ind/>
+        <w:jc w:val="left"/>
+        <w:rPr>
+          <w:rFonts w:ascii="Times New Roman" w:hAnsi="Times New Roman"/>
+          <w:sz w:val="16"/>
+        </w:rPr>
+      </w:pPr>
+    </w:p>
+    <w:p>
+      <w:pPr>
+        <w:spacing w:line="240" w:lineRule="auto"/>
+        <w:ind/>
+        <w:jc w:val="left"/>
+        <w:rPr>
+          <w:rFonts w:ascii="Times New Roman" w:hAnsi="Times New Roman"/>
+          <w:sz w:val="16"/>
+        </w:rPr>
+      </w:pPr>
+      <w:r>
+        <w:rPr>
+          <w:rFonts w:ascii="Times New Roman" w:hAnsi="Times New Roman"/>
+          <w:sz w:val="16"/>
+        </w:rPr>
+        <w:t xml:space="preserve">    MAX_TIME = 30  # Maximum simulation time</w:t>
+      </w:r>
+    </w:p>
+    <w:p>
+      <w:pPr>
+        <w:spacing w:line="240" w:lineRule="auto"/>
+        <w:ind/>
+        <w:jc w:val="left"/>
+        <w:rPr>
+          <w:rFonts w:ascii="Times New Roman" w:hAnsi="Times New Roman"/>
+          <w:sz w:val="16"/>
+        </w:rPr>
+      </w:pPr>
+      <w:r>
+        <w:rPr>
+          <w:rFonts w:ascii="Times New Roman" w:hAnsi="Times New Roman"/>
+          <w:sz w:val="16"/>
+        </w:rPr>
+        <w:t xml:space="preserve">    STEPS = 1000  # Number of steps</w:t>
+      </w:r>
+    </w:p>
+    <w:p>
+      <w:pPr>
+        <w:spacing w:line="240" w:lineRule="auto"/>
+        <w:ind/>
+        <w:jc w:val="left"/>
+        <w:rPr>
+          <w:rFonts w:ascii="Times New Roman" w:hAnsi="Times New Roman"/>
+          <w:sz w:val="16"/>
+        </w:rPr>
+      </w:pPr>
+    </w:p>
+    <w:p>
+      <w:pPr>
+        <w:spacing w:line="240" w:lineRule="auto"/>
+        <w:ind/>
+        <w:jc w:val="left"/>
+        <w:rPr>
+          <w:rFonts w:ascii="Times New Roman" w:hAnsi="Times New Roman"/>
+          <w:sz w:val="16"/>
+        </w:rPr>
+      </w:pPr>
+      <w:r>
+        <w:rPr>
+          <w:rFonts w:ascii="Times New Roman" w:hAnsi="Times New Roman"/>
+          <w:sz w:val="16"/>
+        </w:rPr>
+        <w:t xml:space="preserve">    FPS = 60  # Frames per second</w:t>
+      </w:r>
+    </w:p>
+    <w:p>
+      <w:pPr>
+        <w:spacing w:line="240" w:lineRule="auto"/>
+        <w:ind/>
+        <w:jc w:val="left"/>
+        <w:rPr>
+          <w:rFonts w:ascii="Times New Roman" w:hAnsi="Times New Roman"/>
+          <w:sz w:val="16"/>
+        </w:rPr>
+      </w:pPr>
+      <w:r>
+        <w:rPr>
+          <w:rFonts w:ascii="Times New Roman" w:hAnsi="Times New Roman"/>
+          <w:sz w:val="16"/>
+        </w:rPr>
+        <w:t xml:space="preserve">    displaying_objects_switches = {</w:t>
+      </w:r>
+    </w:p>
+    <w:p>
+      <w:pPr>
+        <w:spacing w:line="240" w:lineRule="auto"/>
+        <w:ind/>
+        <w:jc w:val="left"/>
+        <w:rPr>
+          <w:rFonts w:ascii="Times New Roman" w:hAnsi="Times New Roman"/>
+          <w:sz w:val="16"/>
+        </w:rPr>
+      </w:pPr>
+      <w:r>
+        <w:rPr>
+          <w:rFonts w:ascii="Times New Roman" w:hAnsi="Times New Roman"/>
+          <w:sz w:val="16"/>
+        </w:rPr>
+        <w:t xml:space="preserve">        'Position': True,  # Display marker at point particle position.</w:t>
+      </w:r>
+    </w:p>
+    <w:p>
+      <w:pPr>
+        <w:spacing w:line="240" w:lineRule="auto"/>
+        <w:ind/>
+        <w:jc w:val="left"/>
+        <w:rPr>
+          <w:rFonts w:ascii="Times New Roman" w:hAnsi="Times New Roman"/>
+          <w:sz w:val="16"/>
+        </w:rPr>
+      </w:pPr>
+      <w:r>
+        <w:rPr>
+          <w:rFonts w:ascii="Times New Roman" w:hAnsi="Times New Roman"/>
+          <w:sz w:val="16"/>
+        </w:rPr>
+        <w:t xml:space="preserve">        'Position vector': True,  # Display vector from the origin to point particle position.</w:t>
+      </w:r>
+    </w:p>
+    <w:p>
+      <w:pPr>
+        <w:spacing w:line="240" w:lineRule="auto"/>
+        <w:ind/>
+        <w:jc w:val="left"/>
+        <w:rPr>
+          <w:rFonts w:ascii="Times New Roman" w:hAnsi="Times New Roman"/>
+          <w:sz w:val="16"/>
+        </w:rPr>
+      </w:pPr>
+      <w:r>
+        <w:rPr>
+          <w:rFonts w:ascii="Times New Roman" w:hAnsi="Times New Roman"/>
+          <w:sz w:val="16"/>
+        </w:rPr>
+        <w:t xml:space="preserve">        'Trajectory': True,  # Display curve based on set of points of point particle positions.</w:t>
+      </w:r>
+    </w:p>
+    <w:p>
+      <w:pPr>
+        <w:spacing w:line="240" w:lineRule="auto"/>
+        <w:ind/>
+        <w:jc w:val="left"/>
+        <w:rPr>
+          <w:rFonts w:ascii="Times New Roman" w:hAnsi="Times New Roman"/>
+          <w:sz w:val="16"/>
+        </w:rPr>
+      </w:pPr>
+      <w:r>
+        <w:rPr>
+          <w:rFonts w:ascii="Times New Roman" w:hAnsi="Times New Roman"/>
+          <w:sz w:val="16"/>
+        </w:rPr>
+        <w:t xml:space="preserve">        'Curvature radius': True,  # Display segment that is represents curvature radius.</w:t>
+      </w:r>
+    </w:p>
+    <w:p>
+      <w:pPr>
+        <w:spacing w:line="240" w:lineRule="auto"/>
+        <w:ind/>
+        <w:jc w:val="left"/>
+        <w:rPr>
+          <w:rFonts w:ascii="Times New Roman" w:hAnsi="Times New Roman"/>
+          <w:sz w:val="16"/>
+        </w:rPr>
+      </w:pPr>
+      <w:r>
+        <w:rPr>
+          <w:rFonts w:ascii="Times New Roman" w:hAnsi="Times New Roman"/>
+          <w:sz w:val="16"/>
+        </w:rPr>
+        <w:t xml:space="preserve">        'Velocity vector': True,  # Display vector of point particle velocity.</w:t>
+      </w:r>
+    </w:p>
+    <w:p>
+      <w:pPr>
+        <w:spacing w:line="240" w:lineRule="auto"/>
+        <w:ind/>
+        <w:jc w:val="left"/>
+        <w:rPr>
+          <w:rFonts w:ascii="Times New Roman" w:hAnsi="Times New Roman"/>
+          <w:sz w:val="16"/>
+        </w:rPr>
+      </w:pPr>
+      <w:r>
+        <w:rPr>
+          <w:rFonts w:ascii="Times New Roman" w:hAnsi="Times New Roman"/>
+          <w:sz w:val="16"/>
+        </w:rPr>
+        <w:t xml:space="preserve">        'Total acceleration vector': True,  # Display vector of point particle total acceleration.</w:t>
+      </w:r>
+    </w:p>
+    <w:p>
+      <w:pPr>
+        <w:spacing w:line="240" w:lineRule="auto"/>
+        <w:ind/>
+        <w:jc w:val="left"/>
+        <w:rPr>
+          <w:rFonts w:ascii="Times New Roman" w:hAnsi="Times New Roman"/>
+          <w:sz w:val="16"/>
+        </w:rPr>
+      </w:pPr>
+      <w:r>
+        <w:rPr>
+          <w:rFonts w:ascii="Times New Roman" w:hAnsi="Times New Roman"/>
+          <w:sz w:val="16"/>
+        </w:rPr>
+        <w:t xml:space="preserve">        'Tangential acceleration vector': True,  # Display vector of point particle tangential acceleration.</w:t>
+      </w:r>
+    </w:p>
+    <w:p>
+      <w:pPr>
+        <w:spacing w:line="240" w:lineRule="auto"/>
+        <w:ind/>
+        <w:jc w:val="left"/>
+        <w:rPr>
+          <w:rFonts w:ascii="Times New Roman" w:hAnsi="Times New Roman"/>
+          <w:sz w:val="16"/>
+        </w:rPr>
+      </w:pPr>
+      <w:r>
+        <w:rPr>
+          <w:rFonts w:ascii="Times New Roman" w:hAnsi="Times New Roman"/>
+          <w:sz w:val="16"/>
+        </w:rPr>
+        <w:t xml:space="preserve">        'Centripetal acceleration vector': True  # Display vector of point particle centripetal acceleration.</w:t>
+      </w:r>
+    </w:p>
+    <w:p>
+      <w:pPr>
+        <w:spacing w:line="240" w:lineRule="auto"/>
+        <w:ind/>
+        <w:jc w:val="left"/>
+        <w:rPr>
+          <w:rFonts w:ascii="Times New Roman" w:hAnsi="Times New Roman"/>
+          <w:sz w:val="16"/>
+        </w:rPr>
+      </w:pPr>
+      <w:r>
+        <w:rPr>
+          <w:rFonts w:ascii="Times New Roman" w:hAnsi="Times New Roman"/>
+          <w:sz w:val="16"/>
+        </w:rPr>
+        <w:t xml:space="preserve">    }</w:t>
+      </w:r>
+    </w:p>
+    <w:p>
+      <w:pPr>
+        <w:spacing w:line="240" w:lineRule="auto"/>
+        <w:ind/>
+        <w:jc w:val="left"/>
+        <w:rPr>
+          <w:rFonts w:ascii="Times New Roman" w:hAnsi="Times New Roman"/>
+          <w:sz w:val="16"/>
+        </w:rPr>
+      </w:pPr>
+    </w:p>
+    <w:p>
+      <w:pPr>
+        <w:spacing w:line="240" w:lineRule="auto"/>
+        <w:ind/>
+        <w:jc w:val="left"/>
+        <w:rPr>
+          <w:rFonts w:ascii="Times New Roman" w:hAnsi="Times New Roman"/>
+          <w:sz w:val="16"/>
+        </w:rPr>
+      </w:pPr>
+      <w:r>
+        <w:rPr>
+          <w:rFonts w:ascii="Times New Roman" w:hAnsi="Times New Roman"/>
+          <w:sz w:val="16"/>
+        </w:rPr>
+        <w:t xml:space="preserve">    # --- Calculations ---</w:t>
+      </w:r>
+    </w:p>
+    <w:p>
+      <w:pPr>
+        <w:spacing w:line="240" w:lineRule="auto"/>
+        <w:ind/>
+        <w:jc w:val="left"/>
+        <w:rPr>
+          <w:rFonts w:ascii="Times New Roman" w:hAnsi="Times New Roman"/>
+          <w:sz w:val="16"/>
+        </w:rPr>
+      </w:pPr>
+    </w:p>
+    <w:p>
+      <w:pPr>
+        <w:spacing w:line="240" w:lineRule="auto"/>
+        <w:ind/>
+        <w:jc w:val="left"/>
+        <w:rPr>
+          <w:rFonts w:ascii="Times New Roman" w:hAnsi="Times New Roman"/>
+          <w:sz w:val="16"/>
+        </w:rPr>
+      </w:pPr>
+      <w:r>
+        <w:rPr>
+          <w:rFonts w:ascii="Times New Roman" w:hAnsi="Times New Roman"/>
+          <w:sz w:val="16"/>
+        </w:rPr>
+        <w:t xml:space="preserve">    velocity_radius = sp.diff(radius, t)</w:t>
+      </w:r>
+    </w:p>
+    <w:p>
+      <w:pPr>
+        <w:spacing w:line="240" w:lineRule="auto"/>
+        <w:ind/>
+        <w:jc w:val="left"/>
+        <w:rPr>
+          <w:rFonts w:ascii="Times New Roman" w:hAnsi="Times New Roman"/>
+          <w:sz w:val="16"/>
+        </w:rPr>
+      </w:pPr>
+      <w:r>
+        <w:rPr>
+          <w:rFonts w:ascii="Times New Roman" w:hAnsi="Times New Roman"/>
+          <w:sz w:val="16"/>
+        </w:rPr>
+        <w:t xml:space="preserve">    velocity_angle = sp.diff(angle, t)</w:t>
+      </w:r>
+    </w:p>
+    <w:p>
+      <w:pPr>
+        <w:spacing w:line="240" w:lineRule="auto"/>
+        <w:ind/>
+        <w:jc w:val="left"/>
+        <w:rPr>
+          <w:rFonts w:ascii="Times New Roman" w:hAnsi="Times New Roman"/>
+          <w:sz w:val="16"/>
+        </w:rPr>
+      </w:pPr>
+    </w:p>
+    <w:p>
+      <w:pPr>
+        <w:spacing w:line="240" w:lineRule="auto"/>
+        <w:ind/>
+        <w:jc w:val="left"/>
+        <w:rPr>
+          <w:rFonts w:ascii="Times New Roman" w:hAnsi="Times New Roman"/>
+          <w:sz w:val="16"/>
+        </w:rPr>
+      </w:pPr>
+      <w:r>
+        <w:rPr>
+          <w:rFonts w:ascii="Times New Roman" w:hAnsi="Times New Roman"/>
+          <w:sz w:val="16"/>
+        </w:rPr>
+        <w:t xml:space="preserve">    acceleration_radius = sp.diff(velocity_radius, t)</w:t>
+      </w:r>
+    </w:p>
+    <w:p>
+      <w:pPr>
+        <w:spacing w:line="240" w:lineRule="auto"/>
+        <w:ind/>
+        <w:jc w:val="left"/>
+        <w:rPr>
+          <w:rFonts w:ascii="Times New Roman" w:hAnsi="Times New Roman"/>
+          <w:sz w:val="16"/>
+        </w:rPr>
+      </w:pPr>
+      <w:r>
+        <w:rPr>
+          <w:rFonts w:ascii="Times New Roman" w:hAnsi="Times New Roman"/>
+          <w:sz w:val="16"/>
+        </w:rPr>
+        <w:t xml:space="preserve">    acceleration_angle = sp.diff(velocity_angle, t)</w:t>
+      </w:r>
+    </w:p>
+    <w:p>
+      <w:pPr>
+        <w:spacing w:line="240" w:lineRule="auto"/>
+        <w:ind/>
+        <w:jc w:val="left"/>
+        <w:rPr>
+          <w:rFonts w:ascii="Times New Roman" w:hAnsi="Times New Roman"/>
+          <w:sz w:val="16"/>
+        </w:rPr>
+      </w:pPr>
+    </w:p>
+    <w:p>
+      <w:pPr>
+        <w:spacing w:line="240" w:lineRule="auto"/>
+        <w:ind/>
+        <w:jc w:val="left"/>
+        <w:rPr>
+          <w:rFonts w:ascii="Times New Roman" w:hAnsi="Times New Roman"/>
+          <w:sz w:val="16"/>
+        </w:rPr>
+      </w:pPr>
+      <w:r>
+        <w:rPr>
+          <w:rFonts w:ascii="Times New Roman" w:hAnsi="Times New Roman"/>
+          <w:sz w:val="16"/>
+        </w:rPr>
+        <w:t xml:space="preserve">    time_points = np.linspace(start=0, stop=MAX_TIME, num=STEPS)</w:t>
+      </w:r>
+    </w:p>
+    <w:p>
+      <w:pPr>
+        <w:spacing w:line="240" w:lineRule="auto"/>
+        <w:ind/>
+        <w:jc w:val="left"/>
+        <w:rPr>
+          <w:rFonts w:ascii="Times New Roman" w:hAnsi="Times New Roman"/>
+          <w:sz w:val="16"/>
+        </w:rPr>
+      </w:pPr>
+    </w:p>
+    <w:p>
+      <w:pPr>
+        <w:spacing w:line="240" w:lineRule="auto"/>
+        <w:ind/>
+        <w:jc w:val="left"/>
+        <w:rPr>
+          <w:rFonts w:ascii="Times New Roman" w:hAnsi="Times New Roman"/>
+          <w:sz w:val="16"/>
+        </w:rPr>
+      </w:pPr>
+      <w:r>
+        <w:rPr>
+          <w:rFonts w:ascii="Times New Roman" w:hAnsi="Times New Roman"/>
+          <w:sz w:val="16"/>
+        </w:rPr>
+        <w:t xml:space="preserve">    radius_values = calculate_values(radius, time_points)</w:t>
+      </w:r>
+    </w:p>
+    <w:p>
+      <w:pPr>
+        <w:spacing w:line="240" w:lineRule="auto"/>
+        <w:ind/>
+        <w:jc w:val="left"/>
+        <w:rPr>
+          <w:rFonts w:ascii="Times New Roman" w:hAnsi="Times New Roman"/>
+          <w:sz w:val="16"/>
+        </w:rPr>
+      </w:pPr>
+      <w:r>
+        <w:rPr>
+          <w:rFonts w:ascii="Times New Roman" w:hAnsi="Times New Roman"/>
+          <w:sz w:val="16"/>
+        </w:rPr>
+        <w:t xml:space="preserve">    angle_values = calculate_values(angle, time_points)</w:t>
+      </w:r>
+    </w:p>
+    <w:p>
+      <w:pPr>
+        <w:spacing w:line="240" w:lineRule="auto"/>
+        <w:ind/>
+        <w:jc w:val="left"/>
+        <w:rPr>
+          <w:rFonts w:ascii="Times New Roman" w:hAnsi="Times New Roman"/>
+          <w:sz w:val="16"/>
+        </w:rPr>
+      </w:pPr>
+    </w:p>
+    <w:p>
+      <w:pPr>
+        <w:spacing w:line="240" w:lineRule="auto"/>
+        <w:ind/>
+        <w:jc w:val="left"/>
+        <w:rPr>
+          <w:rFonts w:ascii="Times New Roman" w:hAnsi="Times New Roman"/>
+          <w:sz w:val="16"/>
+        </w:rPr>
+      </w:pPr>
+      <w:r>
+        <w:rPr>
+          <w:rFonts w:ascii="Times New Roman" w:hAnsi="Times New Roman"/>
+          <w:sz w:val="16"/>
+        </w:rPr>
+        <w:t xml:space="preserve">    radius_velocity_values = calculate_values(velocity_radius, time_points)</w:t>
+      </w:r>
+    </w:p>
+    <w:p>
+      <w:pPr>
+        <w:spacing w:line="240" w:lineRule="auto"/>
+        <w:ind/>
+        <w:jc w:val="left"/>
+        <w:rPr>
+          <w:rFonts w:ascii="Times New Roman" w:hAnsi="Times New Roman"/>
+          <w:sz w:val="16"/>
+        </w:rPr>
+      </w:pPr>
+      <w:r>
+        <w:rPr>
+          <w:rFonts w:ascii="Times New Roman" w:hAnsi="Times New Roman"/>
+          <w:sz w:val="16"/>
+        </w:rPr>
+        <w:t xml:space="preserve">    angle_velocity_values = calculate_values(velocity_angle, time_points)</w:t>
+      </w:r>
+    </w:p>
+    <w:p>
+      <w:pPr>
+        <w:spacing w:line="240" w:lineRule="auto"/>
+        <w:ind/>
+        <w:jc w:val="left"/>
+        <w:rPr>
+          <w:rFonts w:ascii="Times New Roman" w:hAnsi="Times New Roman"/>
+          <w:sz w:val="16"/>
+        </w:rPr>
+      </w:pPr>
+    </w:p>
+    <w:p>
+      <w:pPr>
+        <w:spacing w:line="240" w:lineRule="auto"/>
+        <w:ind/>
+        <w:jc w:val="left"/>
+        <w:rPr>
+          <w:rFonts w:ascii="Times New Roman" w:hAnsi="Times New Roman"/>
+          <w:sz w:val="16"/>
+        </w:rPr>
+      </w:pPr>
+      <w:r>
+        <w:rPr>
+          <w:rFonts w:ascii="Times New Roman" w:hAnsi="Times New Roman"/>
+          <w:sz w:val="16"/>
+        </w:rPr>
+        <w:t xml:space="preserve">    radius_acceleration_values = calculate_values(acceleration_radius, time_points)</w:t>
+      </w:r>
+    </w:p>
+    <w:p>
+      <w:pPr>
+        <w:spacing w:line="240" w:lineRule="auto"/>
+        <w:ind/>
+        <w:jc w:val="left"/>
+        <w:rPr>
+          <w:rFonts w:ascii="Times New Roman" w:hAnsi="Times New Roman"/>
+          <w:sz w:val="16"/>
+        </w:rPr>
+      </w:pPr>
+      <w:r>
+        <w:rPr>
+          <w:rFonts w:ascii="Times New Roman" w:hAnsi="Times New Roman"/>
+          <w:sz w:val="16"/>
+        </w:rPr>
+        <w:t xml:space="preserve">    angle_acceleration_values = calculate_values(acceleration_angle, time_points)</w:t>
+      </w:r>
+    </w:p>
+    <w:p>
+      <w:pPr>
+        <w:spacing w:line="240" w:lineRule="auto"/>
+        <w:ind/>
+        <w:jc w:val="left"/>
+        <w:rPr>
+          <w:rFonts w:ascii="Times New Roman" w:hAnsi="Times New Roman"/>
+          <w:sz w:val="16"/>
+        </w:rPr>
+      </w:pPr>
+    </w:p>
+    <w:p>
+      <w:pPr>
+        <w:spacing w:line="240" w:lineRule="auto"/>
+        <w:ind/>
+        <w:jc w:val="left"/>
+        <w:rPr>
+          <w:rFonts w:ascii="Times New Roman" w:hAnsi="Times New Roman"/>
+          <w:sz w:val="16"/>
+        </w:rPr>
+      </w:pPr>
+      <w:r>
+        <w:rPr>
+          <w:rFonts w:ascii="Times New Roman" w:hAnsi="Times New Roman"/>
+          <w:sz w:val="16"/>
+        </w:rPr>
+        <w:t xml:space="preserve">    # --- Rendering ---</w:t>
+      </w:r>
+    </w:p>
+    <w:p>
+      <w:pPr>
+        <w:spacing w:line="240" w:lineRule="auto"/>
+        <w:ind/>
+        <w:jc w:val="left"/>
+        <w:rPr>
+          <w:rFonts w:ascii="Times New Roman" w:hAnsi="Times New Roman"/>
+          <w:sz w:val="16"/>
+        </w:rPr>
+      </w:pPr>
+      <w:r>
+        <w:rPr>
+          <w:rFonts w:ascii="Times New Roman" w:hAnsi="Times New Roman"/>
+          <w:sz w:val="16"/>
+        </w:rPr>
+        <w:t xml:space="preserve">    window = plt.figure()</w:t>
+      </w:r>
+    </w:p>
+    <w:p>
+      <w:pPr>
+        <w:spacing w:line="240" w:lineRule="auto"/>
+        <w:ind/>
+        <w:jc w:val="left"/>
+        <w:rPr>
+          <w:rFonts w:ascii="Times New Roman" w:hAnsi="Times New Roman"/>
+          <w:sz w:val="16"/>
+        </w:rPr>
+      </w:pPr>
+      <w:r>
+        <w:rPr>
+          <w:rFonts w:ascii="Times New Roman" w:hAnsi="Times New Roman"/>
+          <w:sz w:val="16"/>
+        </w:rPr>
+        <w:t xml:space="preserve">    region = window.add_subplot(1, 1, 1)</w:t>
+      </w:r>
+    </w:p>
+    <w:p>
+      <w:pPr>
+        <w:spacing w:line="240" w:lineRule="auto"/>
+        <w:ind/>
+        <w:jc w:val="left"/>
+        <w:rPr>
+          <w:rFonts w:ascii="Times New Roman" w:hAnsi="Times New Roman"/>
+          <w:sz w:val="16"/>
+        </w:rPr>
+      </w:pPr>
+      <w:r>
+        <w:rPr>
+          <w:rFonts w:ascii="Times New Roman" w:hAnsi="Times New Roman"/>
+          <w:sz w:val="16"/>
+        </w:rPr>
+        <w:t xml:space="preserve">    region.set_title("Вариант 20, Сергеев Владимир")</w:t>
+      </w:r>
+    </w:p>
+    <w:p>
+      <w:pPr>
+        <w:spacing w:line="240" w:lineRule="auto"/>
+        <w:ind/>
+        <w:jc w:val="left"/>
+        <w:rPr>
+          <w:rFonts w:ascii="Times New Roman" w:hAnsi="Times New Roman"/>
+          <w:sz w:val="16"/>
+        </w:rPr>
+      </w:pPr>
+    </w:p>
+    <w:p>
+      <w:pPr>
+        <w:spacing w:line="240" w:lineRule="auto"/>
+        <w:ind/>
+        <w:jc w:val="left"/>
+        <w:rPr>
+          <w:rFonts w:ascii="Times New Roman" w:hAnsi="Times New Roman"/>
+          <w:sz w:val="16"/>
+        </w:rPr>
+      </w:pPr>
+      <w:r>
+        <w:rPr>
+          <w:rFonts w:ascii="Times New Roman" w:hAnsi="Times New Roman"/>
+          <w:sz w:val="16"/>
+        </w:rPr>
+        <w:t xml:space="preserve">    axes_limit = max(radius_values.max(), .1) * 3</w:t>
+      </w:r>
+    </w:p>
+    <w:p>
+      <w:pPr>
+        <w:spacing w:line="240" w:lineRule="auto"/>
+        <w:ind/>
+        <w:jc w:val="left"/>
+        <w:rPr>
+          <w:rFonts w:ascii="Times New Roman" w:hAnsi="Times New Roman"/>
+          <w:sz w:val="16"/>
+        </w:rPr>
+      </w:pPr>
+      <w:r>
+        <w:rPr>
+          <w:rFonts w:ascii="Times New Roman" w:hAnsi="Times New Roman"/>
+          <w:sz w:val="16"/>
+        </w:rPr>
+        <w:t xml:space="preserve">    region.set_xlim(-axes_limit, axes_limit)</w:t>
+      </w:r>
+    </w:p>
+    <w:p>
+      <w:pPr>
+        <w:spacing w:line="240" w:lineRule="auto"/>
+        <w:ind/>
+        <w:jc w:val="left"/>
+        <w:rPr>
+          <w:rFonts w:ascii="Times New Roman" w:hAnsi="Times New Roman"/>
+          <w:sz w:val="16"/>
+        </w:rPr>
+      </w:pPr>
+      <w:r>
+        <w:rPr>
+          <w:rFonts w:ascii="Times New Roman" w:hAnsi="Times New Roman"/>
+          <w:sz w:val="16"/>
+        </w:rPr>
+        <w:t xml:space="preserve">    region.set_ylim(-axes_limit, axes_limit)</w:t>
+      </w:r>
+    </w:p>
+    <w:p>
+      <w:pPr>
+        <w:spacing w:line="240" w:lineRule="auto"/>
+        <w:ind/>
+        <w:jc w:val="left"/>
+        <w:rPr>
+          <w:rFonts w:ascii="Times New Roman" w:hAnsi="Times New Roman"/>
+          <w:sz w:val="16"/>
+        </w:rPr>
+      </w:pPr>
+      <w:r>
+        <w:rPr>
+          <w:rFonts w:ascii="Times New Roman" w:hAnsi="Times New Roman"/>
+          <w:sz w:val="16"/>
+        </w:rPr>
+        <w:t xml:space="preserve">    # We will set the value to 'image' in order to comply with the established limits and avoid distortions.</w:t>
+      </w:r>
+    </w:p>
+    <w:p>
+      <w:pPr>
+        <w:spacing w:line="240" w:lineRule="auto"/>
+        <w:ind/>
+        <w:jc w:val="left"/>
+        <w:rPr>
+          <w:rFonts w:ascii="Times New Roman" w:hAnsi="Times New Roman"/>
+          <w:sz w:val="16"/>
+        </w:rPr>
+      </w:pPr>
+      <w:r>
+        <w:rPr>
+          <w:rFonts w:ascii="Times New Roman" w:hAnsi="Times New Roman"/>
+          <w:sz w:val="16"/>
+        </w:rPr>
+        <w:t xml:space="preserve">    region.axis('image')</w:t>
+      </w:r>
+    </w:p>
+    <w:p>
+      <w:pPr>
+        <w:spacing w:line="240" w:lineRule="auto"/>
+        <w:ind/>
+        <w:jc w:val="left"/>
+        <w:rPr>
+          <w:rFonts w:ascii="Times New Roman" w:hAnsi="Times New Roman"/>
+          <w:sz w:val="16"/>
+        </w:rPr>
+      </w:pPr>
+    </w:p>
+    <w:p>
+      <w:pPr>
+        <w:spacing w:line="240" w:lineRule="auto"/>
+        <w:ind/>
+        <w:jc w:val="left"/>
+        <w:rPr>
+          <w:rFonts w:ascii="Times New Roman" w:hAnsi="Times New Roman"/>
+          <w:sz w:val="16"/>
+        </w:rPr>
+      </w:pPr>
+      <w:r>
+        <w:rPr>
+          <w:rFonts w:ascii="Times New Roman" w:hAnsi="Times New Roman"/>
+          <w:sz w:val="16"/>
+        </w:rPr>
+        <w:t xml:space="preserve">    all_objects = DisplayGroup()</w:t>
+      </w:r>
+    </w:p>
+    <w:p>
+      <w:pPr>
+        <w:spacing w:line="240" w:lineRule="auto"/>
+        <w:ind/>
+        <w:jc w:val="left"/>
+        <w:rPr>
+          <w:rFonts w:ascii="Times New Roman" w:hAnsi="Times New Roman"/>
+          <w:sz w:val="16"/>
+        </w:rPr>
+      </w:pPr>
+    </w:p>
+    <w:p>
+      <w:pPr>
+        <w:spacing w:line="240" w:lineRule="auto"/>
+        <w:ind/>
+        <w:jc w:val="left"/>
+        <w:rPr>
+          <w:rFonts w:ascii="Times New Roman" w:hAnsi="Times New Roman"/>
+          <w:sz w:val="16"/>
+        </w:rPr>
+      </w:pPr>
+      <w:r>
+        <w:rPr>
+          <w:rFonts w:ascii="Times New Roman" w:hAnsi="Times New Roman"/>
+          <w:sz w:val="16"/>
+        </w:rPr>
+        <w:t xml:space="preserve">    plt.xlabel('x')</w:t>
+      </w:r>
+    </w:p>
+    <w:p>
+      <w:pPr>
+        <w:spacing w:line="240" w:lineRule="auto"/>
+        <w:ind/>
+        <w:jc w:val="left"/>
+        <w:rPr>
+          <w:rFonts w:ascii="Times New Roman" w:hAnsi="Times New Roman"/>
+          <w:sz w:val="16"/>
+        </w:rPr>
+      </w:pPr>
+      <w:r>
+        <w:rPr>
+          <w:rFonts w:ascii="Times New Roman" w:hAnsi="Times New Roman"/>
+          <w:sz w:val="16"/>
+        </w:rPr>
+        <w:t xml:space="preserve">    plt.ylabel('y')</w:t>
+      </w:r>
+    </w:p>
+    <w:p>
+      <w:pPr>
+        <w:spacing w:line="240" w:lineRule="auto"/>
+        <w:ind/>
+        <w:jc w:val="left"/>
+        <w:rPr>
+          <w:rFonts w:ascii="Times New Roman" w:hAnsi="Times New Roman"/>
+          <w:sz w:val="16"/>
+        </w:rPr>
+      </w:pPr>
+    </w:p>
+    <w:p>
+      <w:pPr>
+        <w:spacing w:line="240" w:lineRule="auto"/>
+        <w:ind/>
+        <w:jc w:val="left"/>
+        <w:rPr>
+          <w:rFonts w:ascii="Times New Roman" w:hAnsi="Times New Roman"/>
+          <w:sz w:val="16"/>
+        </w:rPr>
+      </w:pPr>
+      <w:r>
+        <w:rPr>
+          <w:rFonts w:ascii="Times New Roman" w:hAnsi="Times New Roman"/>
+          <w:sz w:val="16"/>
+        </w:rPr>
+        <w:t xml:space="preserve">    plt.legend(handles=all_objects.return_plots_for_legend(), labels=all_objects.return_names_for_legend(),</w:t>
+      </w:r>
+    </w:p>
+    <w:p>
+      <w:pPr>
+        <w:spacing w:line="240" w:lineRule="auto"/>
+        <w:ind/>
+        <w:jc w:val="left"/>
+        <w:rPr>
+          <w:rFonts w:ascii="Times New Roman" w:hAnsi="Times New Roman"/>
+          <w:sz w:val="16"/>
+        </w:rPr>
+      </w:pPr>
+      <w:r>
+        <w:rPr>
+          <w:rFonts w:ascii="Times New Roman" w:hAnsi="Times New Roman"/>
+          <w:sz w:val="16"/>
+        </w:rPr>
+        <w:t xml:space="preserve">               loc='lower left', fontsize='x-small')</w:t>
+      </w:r>
+    </w:p>
+    <w:p>
+      <w:pPr>
+        <w:spacing w:line="240" w:lineRule="auto"/>
+        <w:ind/>
+        <w:jc w:val="left"/>
+        <w:rPr>
+          <w:rFonts w:ascii="Times New Roman" w:hAnsi="Times New Roman"/>
+          <w:sz w:val="16"/>
+        </w:rPr>
+      </w:pPr>
+    </w:p>
+    <w:p>
+      <w:pPr>
+        <w:spacing w:line="240" w:lineRule="auto"/>
+        <w:ind/>
+        <w:jc w:val="left"/>
+        <w:rPr>
+          <w:rFonts w:ascii="Times New Roman" w:hAnsi="Times New Roman"/>
+          <w:sz w:val="16"/>
+        </w:rPr>
+      </w:pPr>
+    </w:p>
+    <w:p>
+      <w:pPr>
+        <w:spacing w:line="240" w:lineRule="auto"/>
+        <w:ind/>
+        <w:jc w:val="left"/>
+        <w:rPr>
+          <w:rFonts w:ascii="Times New Roman" w:hAnsi="Times New Roman"/>
+          <w:sz w:val="16"/>
+        </w:rPr>
+      </w:pPr>
+      <w:r>
+        <w:rPr>
+          <w:rFonts w:ascii="Times New Roman" w:hAnsi="Times New Roman"/>
+          <w:sz w:val="16"/>
+        </w:rPr>
+        <w:t xml:space="preserve">    def animate(i):</w:t>
+      </w:r>
+    </w:p>
+    <w:p>
+      <w:pPr>
+        <w:spacing w:line="240" w:lineRule="auto"/>
+        <w:ind/>
+        <w:jc w:val="left"/>
+        <w:rPr>
+          <w:rFonts w:ascii="Times New Roman" w:hAnsi="Times New Roman"/>
+          <w:sz w:val="16"/>
+        </w:rPr>
+      </w:pPr>
+      <w:r>
+        <w:rPr>
+          <w:rFonts w:ascii="Times New Roman" w:hAnsi="Times New Roman"/>
+          <w:sz w:val="16"/>
+        </w:rPr>
+        <w:t xml:space="preserve">        x, y = polar_coordinates_to_cartesian(radius_values[:i + 1], angle_values[:i + 1])</w:t>
+      </w:r>
+    </w:p>
+    <w:p>
+      <w:pPr>
+        <w:spacing w:line="240" w:lineRule="auto"/>
+        <w:ind/>
+        <w:jc w:val="left"/>
+        <w:rPr>
+          <w:rFonts w:ascii="Times New Roman" w:hAnsi="Times New Roman"/>
+          <w:sz w:val="16"/>
+        </w:rPr>
+      </w:pPr>
+      <w:r>
+        <w:rPr>
+          <w:rFonts w:ascii="Times New Roman" w:hAnsi="Times New Roman"/>
+          <w:sz w:val="16"/>
+        </w:rPr>
+        <w:t xml:space="preserve">        velocity_x, velocity_y, velocity = polar_velocity_to_cartesian(radius_velocity_values[i],</w:t>
+      </w:r>
+    </w:p>
+    <w:p>
+      <w:pPr>
+        <w:spacing w:line="240" w:lineRule="auto"/>
+        <w:ind/>
+        <w:jc w:val="left"/>
+        <w:rPr>
+          <w:rFonts w:ascii="Times New Roman" w:hAnsi="Times New Roman"/>
+          <w:sz w:val="16"/>
+        </w:rPr>
+      </w:pPr>
+      <w:r>
+        <w:rPr>
+          <w:rFonts w:ascii="Times New Roman" w:hAnsi="Times New Roman"/>
+          <w:sz w:val="16"/>
+        </w:rPr>
+        <w:t xml:space="preserve">                                                                       angle_velocity_values[i],</w:t>
+      </w:r>
+    </w:p>
+    <w:p>
+      <w:pPr>
+        <w:spacing w:line="240" w:lineRule="auto"/>
+        <w:ind/>
+        <w:jc w:val="left"/>
+        <w:rPr>
+          <w:rFonts w:ascii="Times New Roman" w:hAnsi="Times New Roman"/>
+          <w:sz w:val="16"/>
+        </w:rPr>
+      </w:pPr>
+      <w:r>
+        <w:rPr>
+          <w:rFonts w:ascii="Times New Roman" w:hAnsi="Times New Roman"/>
+          <w:sz w:val="16"/>
+        </w:rPr>
+        <w:t xml:space="preserve">                                                                       radius_values[i], angle_values[i])</w:t>
+      </w:r>
+    </w:p>
+    <w:p>
+      <w:pPr>
+        <w:spacing w:line="240" w:lineRule="auto"/>
+        <w:ind/>
+        <w:jc w:val="left"/>
+        <w:rPr>
+          <w:rFonts w:ascii="Times New Roman" w:hAnsi="Times New Roman"/>
+          <w:sz w:val="16"/>
+        </w:rPr>
+      </w:pPr>
+      <w:r>
+        <w:rPr>
+          <w:rFonts w:ascii="Times New Roman" w:hAnsi="Times New Roman"/>
+          <w:sz w:val="16"/>
+        </w:rPr>
+        <w:t xml:space="preserve">        acceleration_x, acceleration_y, acceleration = polar_acceleration_to_cartesian(radius_acceleration_values[i],</w:t>
+      </w:r>
+    </w:p>
+    <w:p>
+      <w:pPr>
+        <w:spacing w:line="240" w:lineRule="auto"/>
+        <w:ind/>
+        <w:jc w:val="left"/>
+        <w:rPr>
+          <w:rFonts w:ascii="Times New Roman" w:hAnsi="Times New Roman"/>
+          <w:sz w:val="16"/>
+        </w:rPr>
+      </w:pPr>
+      <w:r>
+        <w:rPr>
+          <w:rFonts w:ascii="Times New Roman" w:hAnsi="Times New Roman"/>
+          <w:sz w:val="16"/>
+        </w:rPr>
+        <w:t xml:space="preserve">                                                                                       angle_acceleration_values[i],</w:t>
+      </w:r>
+    </w:p>
+    <w:p>
+      <w:pPr>
+        <w:spacing w:line="240" w:lineRule="auto"/>
+        <w:ind/>
+        <w:jc w:val="left"/>
+        <w:rPr>
+          <w:rFonts w:ascii="Times New Roman" w:hAnsi="Times New Roman"/>
+          <w:sz w:val="16"/>
+        </w:rPr>
+      </w:pPr>
+      <w:r>
+        <w:rPr>
+          <w:rFonts w:ascii="Times New Roman" w:hAnsi="Times New Roman"/>
+          <w:sz w:val="16"/>
+        </w:rPr>
+        <w:t xml:space="preserve">                                                                                       radius_velocity_values[i],</w:t>
+      </w:r>
+    </w:p>
+    <w:p>
+      <w:pPr>
+        <w:spacing w:line="240" w:lineRule="auto"/>
+        <w:ind/>
+        <w:jc w:val="left"/>
+        <w:rPr>
+          <w:rFonts w:ascii="Times New Roman" w:hAnsi="Times New Roman"/>
+          <w:sz w:val="16"/>
+        </w:rPr>
+      </w:pPr>
+      <w:r>
+        <w:rPr>
+          <w:rFonts w:ascii="Times New Roman" w:hAnsi="Times New Roman"/>
+          <w:sz w:val="16"/>
+        </w:rPr>
+        <w:t xml:space="preserve">                                                                                       angle_velocity_values[i],</w:t>
+      </w:r>
+    </w:p>
+    <w:p>
+      <w:pPr>
+        <w:spacing w:line="240" w:lineRule="auto"/>
+        <w:ind/>
+        <w:jc w:val="left"/>
+        <w:rPr>
+          <w:rFonts w:ascii="Times New Roman" w:hAnsi="Times New Roman"/>
+          <w:sz w:val="16"/>
+        </w:rPr>
+      </w:pPr>
+      <w:r>
+        <w:rPr>
+          <w:rFonts w:ascii="Times New Roman" w:hAnsi="Times New Roman"/>
+          <w:sz w:val="16"/>
+        </w:rPr>
+        <w:t xml:space="preserve">                                                                                       radius_values[i],</w:t>
+      </w:r>
+    </w:p>
+    <w:p>
+      <w:pPr>
+        <w:spacing w:line="240" w:lineRule="auto"/>
+        <w:ind/>
+        <w:jc w:val="left"/>
+        <w:rPr>
+          <w:rFonts w:ascii="Times New Roman" w:hAnsi="Times New Roman"/>
+          <w:sz w:val="16"/>
+        </w:rPr>
+      </w:pPr>
+      <w:r>
+        <w:rPr>
+          <w:rFonts w:ascii="Times New Roman" w:hAnsi="Times New Roman"/>
+          <w:sz w:val="16"/>
+        </w:rPr>
+        <w:t xml:space="preserve">                                                                                       angle_values[i])</w:t>
+      </w:r>
+    </w:p>
+    <w:p>
+      <w:pPr>
+        <w:spacing w:line="240" w:lineRule="auto"/>
+        <w:ind/>
+        <w:jc w:val="left"/>
+        <w:rPr>
+          <w:rFonts w:ascii="Times New Roman" w:hAnsi="Times New Roman"/>
+          <w:sz w:val="16"/>
+        </w:rPr>
+      </w:pPr>
+      <w:r>
+        <w:rPr>
+          <w:rFonts w:ascii="Times New Roman" w:hAnsi="Times New Roman"/>
+          <w:sz w:val="16"/>
+        </w:rPr>
+        <w:t xml:space="preserve">        tangential_x, tangential_y, _ = calculate_tangential_acceleration(acceleration_x, acceleration_y,</w:t>
+      </w:r>
+    </w:p>
+    <w:p>
+      <w:pPr>
+        <w:spacing w:line="240" w:lineRule="auto"/>
+        <w:ind/>
+        <w:jc w:val="left"/>
+        <w:rPr>
+          <w:rFonts w:ascii="Times New Roman" w:hAnsi="Times New Roman"/>
+          <w:sz w:val="16"/>
+        </w:rPr>
+      </w:pPr>
+      <w:r>
+        <w:rPr>
+          <w:rFonts w:ascii="Times New Roman" w:hAnsi="Times New Roman"/>
+          <w:sz w:val="16"/>
+        </w:rPr>
+        <w:t xml:space="preserve">                                                                          velocity_x, velocity_y)</w:t>
+      </w:r>
+    </w:p>
+    <w:p>
+      <w:pPr>
+        <w:spacing w:line="240" w:lineRule="auto"/>
+        <w:ind/>
+        <w:jc w:val="left"/>
+        <w:rPr>
+          <w:rFonts w:ascii="Times New Roman" w:hAnsi="Times New Roman"/>
+          <w:sz w:val="16"/>
+        </w:rPr>
+      </w:pPr>
+      <w:r>
+        <w:rPr>
+          <w:rFonts w:ascii="Times New Roman" w:hAnsi="Times New Roman"/>
+          <w:sz w:val="16"/>
+        </w:rPr>
+        <w:t xml:space="preserve">        centripetal_x, centripetal_y, centripetal = calculate_centripetal_acceleration(acceleration_x, acceleration_y,</w:t>
+      </w:r>
+    </w:p>
+    <w:p>
+      <w:pPr>
+        <w:spacing w:line="240" w:lineRule="auto"/>
+        <w:ind/>
+        <w:jc w:val="left"/>
+        <w:rPr>
+          <w:rFonts w:ascii="Times New Roman" w:hAnsi="Times New Roman"/>
+          <w:sz w:val="16"/>
+        </w:rPr>
+      </w:pPr>
+      <w:r>
+        <w:rPr>
+          <w:rFonts w:ascii="Times New Roman" w:hAnsi="Times New Roman"/>
+          <w:sz w:val="16"/>
+        </w:rPr>
+        <w:t xml:space="preserve">                                                                                       tangential_x, tangential_y)</w:t>
+      </w:r>
+    </w:p>
+    <w:p>
+      <w:pPr>
+        <w:spacing w:line="240" w:lineRule="auto"/>
+        <w:ind/>
+        <w:jc w:val="left"/>
+        <w:rPr>
+          <w:rFonts w:ascii="Times New Roman" w:hAnsi="Times New Roman"/>
+          <w:sz w:val="16"/>
+        </w:rPr>
+      </w:pPr>
+      <w:r>
+        <w:rPr>
+          <w:rFonts w:ascii="Times New Roman" w:hAnsi="Times New Roman"/>
+          <w:sz w:val="16"/>
+        </w:rPr>
+        <w:t xml:space="preserve">        curvature_radius_x, curvature_radius_y, _ = calculate_curvature_radius(velocity, centripetal, centripetal_x,</w:t>
+      </w:r>
+    </w:p>
+    <w:p>
+      <w:pPr>
+        <w:spacing w:line="240" w:lineRule="auto"/>
+        <w:ind/>
+        <w:jc w:val="left"/>
+        <w:rPr>
+          <w:rFonts w:ascii="Times New Roman" w:hAnsi="Times New Roman"/>
+          <w:sz w:val="16"/>
+        </w:rPr>
+      </w:pPr>
+      <w:r>
+        <w:rPr>
+          <w:rFonts w:ascii="Times New Roman" w:hAnsi="Times New Roman"/>
+          <w:sz w:val="16"/>
+        </w:rPr>
+        <w:t xml:space="preserve">                                                                               centripetal_y)</w:t>
+      </w:r>
+    </w:p>
+    <w:p>
+      <w:pPr>
+        <w:spacing w:line="240" w:lineRule="auto"/>
+        <w:ind/>
+        <w:jc w:val="left"/>
+        <w:rPr>
+          <w:rFonts w:ascii="Times New Roman" w:hAnsi="Times New Roman"/>
+          <w:sz w:val="16"/>
+        </w:rPr>
+      </w:pPr>
+      <w:r>
+        <w:rPr>
+          <w:rFonts w:ascii="Times New Roman" w:hAnsi="Times New Roman"/>
+          <w:sz w:val="16"/>
+        </w:rPr>
+        <w:t xml:space="preserve">        all_objects.update(x=x, y=y, velocity_x=velocity_x, velocity_y=velocity_y, acceleration_x=acceleration_x,</w:t>
+      </w:r>
+    </w:p>
+    <w:p>
+      <w:pPr>
+        <w:spacing w:line="240" w:lineRule="auto"/>
+        <w:ind/>
+        <w:jc w:val="left"/>
+        <w:rPr>
+          <w:rFonts w:ascii="Times New Roman" w:hAnsi="Times New Roman"/>
+          <w:sz w:val="16"/>
+        </w:rPr>
+      </w:pPr>
+      <w:r>
+        <w:rPr>
+          <w:rFonts w:ascii="Times New Roman" w:hAnsi="Times New Roman"/>
+          <w:sz w:val="16"/>
+        </w:rPr>
+        <w:t xml:space="preserve">                           acceleration_y=acceleration_y, tangential_x=tangential_x, tangential_y=tangential_y,</w:t>
+      </w:r>
+    </w:p>
+    <w:p>
+      <w:pPr>
+        <w:spacing w:line="240" w:lineRule="auto"/>
+        <w:ind/>
+        <w:jc w:val="left"/>
+        <w:rPr>
+          <w:rFonts w:ascii="Times New Roman" w:hAnsi="Times New Roman"/>
+          <w:sz w:val="16"/>
+        </w:rPr>
+      </w:pPr>
+      <w:r>
+        <w:rPr>
+          <w:rFonts w:ascii="Times New Roman" w:hAnsi="Times New Roman"/>
+          <w:sz w:val="16"/>
+        </w:rPr>
+        <w:t xml:space="preserve">                           centripetal_x=centripetal_x, centripetal_y=centripetal_y,</w:t>
+      </w:r>
+    </w:p>
+    <w:p>
+      <w:pPr>
+        <w:spacing w:line="240" w:lineRule="auto"/>
+        <w:ind/>
+        <w:jc w:val="left"/>
+        <w:rPr>
+          <w:rFonts w:ascii="Times New Roman" w:hAnsi="Times New Roman"/>
+          <w:sz w:val="16"/>
+        </w:rPr>
+      </w:pPr>
+      <w:r>
+        <w:rPr>
+          <w:rFonts w:ascii="Times New Roman" w:hAnsi="Times New Roman"/>
+          <w:sz w:val="16"/>
+        </w:rPr>
+        <w:t xml:space="preserve">                           curvature_radius_x=curvature_radius_x, curvature_radius_y=curvature_radius_y)</w:t>
+      </w:r>
+    </w:p>
+    <w:p>
+      <w:pPr>
+        <w:spacing w:line="240" w:lineRule="auto"/>
+        <w:ind/>
+        <w:jc w:val="left"/>
+        <w:rPr>
+          <w:rFonts w:ascii="Times New Roman" w:hAnsi="Times New Roman"/>
+          <w:sz w:val="16"/>
+        </w:rPr>
+      </w:pPr>
+      <w:r>
+        <w:rPr>
+          <w:rFonts w:ascii="Times New Roman" w:hAnsi="Times New Roman"/>
+          <w:sz w:val="16"/>
+        </w:rPr>
+        <w:t xml:space="preserve">        return all_objects.return_plots()</w:t>
+      </w:r>
+    </w:p>
+    <w:p>
+      <w:pPr>
+        <w:spacing w:line="240" w:lineRule="auto"/>
+        <w:ind/>
+        <w:jc w:val="left"/>
+        <w:rPr>
+          <w:rFonts w:ascii="Times New Roman" w:hAnsi="Times New Roman"/>
+          <w:sz w:val="16"/>
+        </w:rPr>
+      </w:pPr>
+    </w:p>
+    <w:p>
+      <w:pPr>
+        <w:spacing w:line="240" w:lineRule="auto"/>
+        <w:ind/>
+        <w:jc w:val="left"/>
+        <w:rPr>
+          <w:rFonts w:ascii="Times New Roman" w:hAnsi="Times New Roman"/>
+          <w:sz w:val="16"/>
+        </w:rPr>
+      </w:pPr>
+    </w:p>
+    <w:p>
+      <w:pPr>
+        <w:spacing w:line="240" w:lineRule="auto"/>
+        <w:ind/>
+        <w:jc w:val="left"/>
+        <w:rPr>
+          <w:rFonts w:ascii="Times New Roman" w:hAnsi="Times New Roman"/>
+          <w:sz w:val="16"/>
+        </w:rPr>
+      </w:pPr>
+      <w:r>
+        <w:rPr>
+          <w:rFonts w:ascii="Times New Roman" w:hAnsi="Times New Roman"/>
+          <w:sz w:val="16"/>
+        </w:rPr>
+        <w:t xml:space="preserve">    ani = FuncAnimation(window, animate, frames=STEPS, interval=round(1000 / FPS), repeat=False, blit=True)</w:t>
+      </w:r>
+    </w:p>
+    <w:p>
+      <w:pPr>
+        <w:spacing w:line="240" w:lineRule="auto"/>
+        <w:ind/>
+        <w:jc w:val="left"/>
+        <w:rPr>
+          <w:rFonts w:ascii="Times New Roman" w:hAnsi="Times New Roman"/>
+          <w:sz w:val="16"/>
+        </w:rPr>
+      </w:pPr>
+      <w:r>
+        <w:rPr>
+          <w:rFonts w:ascii="Times New Roman" w:hAnsi="Times New Roman"/>
+          <w:sz w:val="16"/>
+        </w:rPr>
+        <w:t xml:space="preserve">    plt.show()</w:t>
+      </w:r>
+    </w:p>
+    <w:p>
+      <w:pPr>
+        <w:spacing w:line="240" w:lineRule="auto"/>
+        <w:ind/>
+        <w:jc w:val="left"/>
+        <w:rPr>
+          <w:rFonts w:ascii="Times New Roman" w:hAnsi="Times New Roman"/>
+          <w:sz w:val="16"/>
+        </w:rPr>
+      </w:pPr>
+      <w:r>
+        <w:rPr>
+          <w:rFonts w:ascii="Times New Roman" w:hAnsi="Times New Roman"/>
+          <w:sz w:val="16"/>
+        </w:rPr>
+        <w:t xml:space="preserve">    print("Симуляция успешно завершена.")</w:t>
+      </w:r>
+    </w:p>
+    <w:p>
+      <w:pPr>
+        <w:spacing w:line="240" w:lineRule="auto"/>
+        <w:ind/>
+        <w:jc w:val="left"/>
+        <w:rPr>
+          <w:rFonts w:ascii="Times New Roman" w:hAnsi="Times New Roman"/>
+          <w:sz w:val="16"/>
+        </w:rPr>
+      </w:pPr>
     </w:p>
     <w:sectPr>
       <w:pgSz w:h="16838" w:orient="portrait" w:w="11906"/>
@@ -1445,6 +6542,7 @@
     </w:rPrDefault>
     <w:pPrDefault>
       <w:pPr>
+        <w:widowControl w:val="0"/>
         <w:spacing w:after="0" w:before="0" w:line="240" w:lineRule="auto"/>
         <w:ind w:firstLine="0" w:left="0" w:right="0"/>
         <w:jc w:val="left"/>
@@ -1484,6 +6582,7 @@
     <w:uiPriority w:val="0"/>
     <w:qFormat/>
     <w:pPr>
+      <w:widowControl w:val="0"/>
       <w:spacing w:line="240" w:lineRule="auto"/>
       <w:ind/>
       <w:jc w:val="both"/>
@@ -1507,6 +6606,7 @@
     <w:link w:val="Style_2_ch"/>
     <w:uiPriority w:val="39"/>
     <w:pPr>
+      <w:widowControl w:val="0"/>
       <w:ind w:firstLine="0" w:left="200"/>
       <w:jc w:val="left"/>
     </w:pPr>
@@ -1529,6 +6629,7 @@
     <w:link w:val="Style_3_ch"/>
     <w:uiPriority w:val="39"/>
     <w:pPr>
+      <w:widowControl w:val="0"/>
       <w:ind w:firstLine="0" w:left="600"/>
       <w:jc w:val="left"/>
     </w:pPr>
@@ -1551,6 +6652,7 @@
     <w:link w:val="Style_4_ch"/>
     <w:uiPriority w:val="39"/>
     <w:pPr>
+      <w:widowControl w:val="0"/>
       <w:ind w:firstLine="0" w:left="1000"/>
       <w:jc w:val="left"/>
     </w:pPr>
@@ -1573,6 +6675,7 @@
     <w:link w:val="Style_5_ch"/>
     <w:uiPriority w:val="39"/>
     <w:pPr>
+      <w:widowControl w:val="0"/>
       <w:ind w:firstLine="0" w:left="1200"/>
       <w:jc w:val="left"/>
     </w:pPr>
@@ -1593,6 +6696,7 @@
     <w:name w:val="Endnote"/>
     <w:link w:val="Style_6_ch"/>
     <w:pPr>
+      <w:widowControl w:val="0"/>
       <w:ind w:firstLine="851" w:left="0"/>
       <w:jc w:val="both"/>
     </w:pPr>
@@ -1616,6 +6720,7 @@
     <w:uiPriority w:val="9"/>
     <w:qFormat/>
     <w:pPr>
+      <w:widowControl w:val="0"/>
       <w:spacing w:after="120" w:before="120"/>
       <w:ind/>
       <w:jc w:val="both"/>
@@ -1642,6 +6747,7 @@
     <w:link w:val="Style_8_ch"/>
     <w:uiPriority w:val="39"/>
     <w:pPr>
+      <w:widowControl w:val="0"/>
       <w:ind w:firstLine="0" w:left="400"/>
       <w:jc w:val="left"/>
     </w:pPr>
@@ -1665,6 +6771,7 @@
     <w:uiPriority w:val="9"/>
     <w:qFormat/>
     <w:pPr>
+      <w:widowControl w:val="0"/>
       <w:spacing w:after="120" w:before="120"/>
       <w:ind/>
       <w:jc w:val="both"/>
@@ -1692,6 +6799,7 @@
     <w:uiPriority w:val="9"/>
     <w:qFormat/>
     <w:pPr>
+      <w:widowControl w:val="0"/>
       <w:spacing w:after="120" w:before="120"/>
       <w:ind/>
       <w:jc w:val="both"/>
@@ -1732,6 +6840,7 @@
     <w:name w:val="Footnote"/>
     <w:link w:val="Style_12_ch"/>
     <w:pPr>
+      <w:widowControl w:val="0"/>
       <w:ind w:firstLine="851" w:left="0"/>
       <w:jc w:val="both"/>
     </w:pPr>
@@ -1754,6 +6863,7 @@
     <w:link w:val="Style_13_ch"/>
     <w:uiPriority w:val="39"/>
     <w:pPr>
+      <w:widowControl w:val="0"/>
       <w:ind w:firstLine="0" w:left="0"/>
       <w:jc w:val="left"/>
     </w:pPr>
@@ -1776,6 +6886,7 @@
     <w:name w:val="Header and Footer"/>
     <w:link w:val="Style_14_ch"/>
     <w:pPr>
+      <w:widowControl w:val="0"/>
       <w:spacing w:line="240" w:lineRule="auto"/>
       <w:ind/>
       <w:jc w:val="both"/>
@@ -1799,6 +6910,7 @@
     <w:link w:val="Style_15_ch"/>
     <w:uiPriority w:val="39"/>
     <w:pPr>
+      <w:widowControl w:val="0"/>
       <w:ind w:firstLine="0" w:left="1600"/>
       <w:jc w:val="left"/>
     </w:pPr>
@@ -1821,6 +6933,7 @@
     <w:link w:val="Style_16_ch"/>
     <w:uiPriority w:val="39"/>
     <w:pPr>
+      <w:widowControl w:val="0"/>
       <w:ind w:firstLine="0" w:left="1400"/>
       <w:jc w:val="left"/>
     </w:pPr>
@@ -1843,6 +6956,7 @@
     <w:link w:val="Style_17_ch"/>
     <w:uiPriority w:val="39"/>
     <w:pPr>
+      <w:widowControl w:val="0"/>
       <w:ind w:firstLine="0" w:left="800"/>
       <w:jc w:val="left"/>
     </w:pPr>
@@ -1866,6 +6980,7 @@
     <w:uiPriority w:val="11"/>
     <w:qFormat/>
     <w:pPr>
+      <w:widowControl w:val="0"/>
       <w:ind/>
       <w:jc w:val="both"/>
     </w:pPr>
@@ -1891,6 +7006,7 @@
     <w:uiPriority w:val="10"/>
     <w:qFormat/>
     <w:pPr>
+      <w:widowControl w:val="0"/>
       <w:spacing w:after="567" w:before="567"/>
       <w:ind/>
       <w:jc w:val="center"/>
@@ -1919,6 +7035,7 @@
     <w:uiPriority w:val="9"/>
     <w:qFormat/>
     <w:pPr>
+      <w:widowControl w:val="0"/>
       <w:spacing w:after="120" w:before="120"/>
       <w:ind/>
       <w:jc w:val="both"/>
@@ -1946,6 +7063,7 @@
     <w:uiPriority w:val="9"/>
     <w:qFormat/>
     <w:pPr>
+      <w:widowControl w:val="0"/>
       <w:spacing w:after="120" w:before="120"/>
       <w:ind/>
       <w:jc w:val="both"/>

--- a/Отчет.docx
+++ b/Отчет.docx
@@ -1011,7 +1011,8 @@
         </w:rPr>
         <w:drawing>
           <wp:inline>
-            <wp:extent cx="3578224" cy="3166821"/>
+            <wp:extent cx="3578223" cy="3166821"/>
+            <wp:effectExtent b="0" l="0" r="0" t="0"/>
             <wp:docPr hidden="false" id="2" name="Picture 2"/>
             <a:graphic>
               <a:graphicData uri="http://schemas.openxmlformats.org/drawingml/2006/picture">
@@ -1026,7 +1027,7 @@
                   </pic:blipFill>
                   <pic:spPr>
                     <a:xfrm flipH="false" flipV="false" rot="0">
-                      <a:ext cx="3578224" cy="3166821"/>
+                      <a:ext cx="3578223" cy="3166821"/>
                     </a:xfrm>
                     <a:prstGeom prst="rect"/>
                   </pic:spPr>
@@ -1187,6 +1188,7 @@
               <w:drawing>
                 <wp:inline>
                   <wp:extent cx="2829560" cy="2829560"/>
+                  <wp:effectExtent b="0" l="0" r="0" t="0"/>
                   <wp:docPr hidden="false" id="4" name="Picture 4"/>
                   <a:graphic>
                     <a:graphicData uri="http://schemas.openxmlformats.org/drawingml/2006/picture">
@@ -1242,6 +1244,7 @@
               <w:drawing>
                 <wp:inline>
                   <wp:extent cx="2830195" cy="2830195"/>
+                  <wp:effectExtent b="0" l="0" r="0" t="0"/>
                   <wp:docPr hidden="false" id="6" name="Picture 6"/>
                   <a:graphic>
                     <a:graphicData uri="http://schemas.openxmlformats.org/drawingml/2006/picture">
@@ -1299,6 +1302,7 @@
               <w:drawing>
                 <wp:inline>
                   <wp:extent cx="2829560" cy="2829560"/>
+                  <wp:effectExtent b="0" l="0" r="0" t="0"/>
                   <wp:docPr hidden="false" id="8" name="Picture 8"/>
                   <a:graphic>
                     <a:graphicData uri="http://schemas.openxmlformats.org/drawingml/2006/picture">
@@ -1354,6 +1358,7 @@
               <w:drawing>
                 <wp:inline>
                   <wp:extent cx="2830195" cy="2830195"/>
+                  <wp:effectExtent b="0" l="0" r="0" t="0"/>
                   <wp:docPr hidden="false" id="10" name="Picture 10"/>
                   <a:graphic>
                     <a:graphicData uri="http://schemas.openxmlformats.org/drawingml/2006/picture">
@@ -1411,6 +1416,7 @@
               <w:drawing>
                 <wp:inline>
                   <wp:extent cx="2829560" cy="2829560"/>
+                  <wp:effectExtent b="0" l="0" r="0" t="0"/>
                   <wp:docPr hidden="false" id="12" name="Picture 12"/>
                   <a:graphic>
                     <a:graphicData uri="http://schemas.openxmlformats.org/drawingml/2006/picture">
@@ -1466,6 +1472,7 @@
               <w:drawing>
                 <wp:inline>
                   <wp:extent cx="2830195" cy="2830195"/>
+                  <wp:effectExtent b="0" l="0" r="0" t="0"/>
                   <wp:docPr hidden="false" id="14" name="Picture 14"/>
                   <a:graphic>
                     <a:graphicData uri="http://schemas.openxmlformats.org/drawingml/2006/picture">
@@ -1536,11 +1543,32 @@
           <w:sz w:val="28"/>
           <w:highlight w:val="white"/>
         </w:rPr>
-        <w:t>В ходе выполнения лабораторной работы была написана программа на языка Python, для симуляции и визуализации движения системы тел в соответствии с заданными законами движения.</w:t>
-      </w:r>
-    </w:p>
-    <w:p>
-      <w:pPr>
+        <w:t>В ходе выполнения лабораторной работы была написана программа на яз</w:t>
+      </w:r>
+      <w:r>
+        <w:rPr>
+          <w:rStyle w:val="Style_1_ch"/>
+          <w:rFonts w:ascii="Times New Roman" w:hAnsi="Times New Roman"/>
+          <w:color w:val="000000"/>
+          <w:sz w:val="28"/>
+          <w:highlight w:val="white"/>
+        </w:rPr>
+        <w:t xml:space="preserve">ыке </w:t>
+      </w:r>
+      <w:r>
+        <w:rPr>
+          <w:rStyle w:val="Style_1_ch"/>
+          <w:rFonts w:ascii="Times New Roman" w:hAnsi="Times New Roman"/>
+          <w:color w:val="000000"/>
+          <w:sz w:val="28"/>
+          <w:highlight w:val="white"/>
+        </w:rPr>
+        <w:t>Python, для симуляции и визуализации движения системы тел в соответствии с заданными законами движения.</w:t>
+      </w:r>
+    </w:p>
+    <w:p>
+      <w:pPr>
+        <w:widowControl w:val="1"/>
         <w:ind/>
         <w:jc w:val="center"/>
         <w:rPr>
@@ -1571,6 +1599,7 @@
     </w:p>
     <w:p>
       <w:pPr>
+        <w:widowControl w:val="1"/>
         <w:spacing w:line="240" w:lineRule="auto"/>
         <w:ind w:firstLine="0" w:left="-709"/>
         <w:jc w:val="left"/>
@@ -1591,6 +1620,7 @@
     </w:p>
     <w:p>
       <w:pPr>
+        <w:widowControl w:val="1"/>
         <w:spacing w:line="240" w:lineRule="auto"/>
         <w:ind w:firstLine="0" w:left="-709"/>
         <w:jc w:val="left"/>
@@ -1611,6 +1641,7 @@
     </w:p>
     <w:p>
       <w:pPr>
+        <w:widowControl w:val="1"/>
         <w:spacing w:line="240" w:lineRule="auto"/>
         <w:ind w:firstLine="0" w:left="-709"/>
         <w:jc w:val="left"/>
@@ -1631,30 +1662,33 @@
     </w:p>
     <w:p>
       <w:pPr>
-        <w:spacing w:line="240" w:lineRule="auto"/>
-        <w:ind w:firstLine="0" w:left="-709"/>
-        <w:jc w:val="left"/>
-        <w:rPr>
-          <w:rFonts w:ascii="Times New Roman" w:hAnsi="Times New Roman"/>
-          <w:spacing w:val="0"/>
-          <w:sz w:val="16"/>
-        </w:rPr>
-      </w:pPr>
-    </w:p>
-    <w:p>
-      <w:pPr>
-        <w:spacing w:line="240" w:lineRule="auto"/>
-        <w:ind w:firstLine="0" w:left="-709"/>
-        <w:jc w:val="left"/>
-        <w:rPr>
-          <w:rFonts w:ascii="Times New Roman" w:hAnsi="Times New Roman"/>
-          <w:spacing w:val="0"/>
-          <w:sz w:val="16"/>
-        </w:rPr>
-      </w:pPr>
-    </w:p>
-    <w:p>
-      <w:pPr>
+        <w:widowControl w:val="1"/>
+        <w:spacing w:line="240" w:lineRule="auto"/>
+        <w:ind w:firstLine="0" w:left="-709"/>
+        <w:jc w:val="left"/>
+        <w:rPr>
+          <w:rFonts w:ascii="Times New Roman" w:hAnsi="Times New Roman"/>
+          <w:spacing w:val="0"/>
+          <w:sz w:val="16"/>
+        </w:rPr>
+      </w:pPr>
+    </w:p>
+    <w:p>
+      <w:pPr>
+        <w:widowControl w:val="1"/>
+        <w:spacing w:line="240" w:lineRule="auto"/>
+        <w:ind w:firstLine="0" w:left="-709"/>
+        <w:jc w:val="left"/>
+        <w:rPr>
+          <w:rFonts w:ascii="Times New Roman" w:hAnsi="Times New Roman"/>
+          <w:spacing w:val="0"/>
+          <w:sz w:val="16"/>
+        </w:rPr>
+      </w:pPr>
+    </w:p>
+    <w:p>
+      <w:pPr>
+        <w:widowControl w:val="1"/>
         <w:spacing w:line="240" w:lineRule="auto"/>
         <w:ind w:firstLine="0" w:left="-709"/>
         <w:jc w:val="left"/>
@@ -1675,6 +1709,7 @@
     </w:p>
     <w:p>
       <w:pPr>
+        <w:widowControl w:val="1"/>
         <w:spacing w:line="240" w:lineRule="auto"/>
         <w:ind w:firstLine="0" w:left="-709"/>
         <w:jc w:val="left"/>
@@ -1695,18 +1730,20 @@
     </w:p>
     <w:p>
       <w:pPr>
-        <w:spacing w:line="240" w:lineRule="auto"/>
-        <w:ind w:firstLine="0" w:left="-709"/>
-        <w:jc w:val="left"/>
-        <w:rPr>
-          <w:rFonts w:ascii="Times New Roman" w:hAnsi="Times New Roman"/>
-          <w:spacing w:val="0"/>
-          <w:sz w:val="16"/>
-        </w:rPr>
-      </w:pPr>
-    </w:p>
-    <w:p>
-      <w:pPr>
+        <w:widowControl w:val="1"/>
+        <w:spacing w:line="240" w:lineRule="auto"/>
+        <w:ind w:firstLine="0" w:left="-709"/>
+        <w:jc w:val="left"/>
+        <w:rPr>
+          <w:rFonts w:ascii="Times New Roman" w:hAnsi="Times New Roman"/>
+          <w:spacing w:val="0"/>
+          <w:sz w:val="16"/>
+        </w:rPr>
+      </w:pPr>
+    </w:p>
+    <w:p>
+      <w:pPr>
+        <w:widowControl w:val="1"/>
         <w:spacing w:line="240" w:lineRule="auto"/>
         <w:ind w:firstLine="0" w:left="-709"/>
         <w:jc w:val="left"/>
@@ -1727,6 +1764,7 @@
     </w:p>
     <w:p>
       <w:pPr>
+        <w:widowControl w:val="1"/>
         <w:spacing w:line="240" w:lineRule="auto"/>
         <w:ind w:firstLine="0" w:left="-709"/>
         <w:jc w:val="left"/>
@@ -1747,18 +1785,20 @@
     </w:p>
     <w:p>
       <w:pPr>
-        <w:spacing w:line="240" w:lineRule="auto"/>
-        <w:ind w:firstLine="0" w:left="-709"/>
-        <w:jc w:val="left"/>
-        <w:rPr>
-          <w:rFonts w:ascii="Times New Roman" w:hAnsi="Times New Roman"/>
-          <w:spacing w:val="0"/>
-          <w:sz w:val="16"/>
-        </w:rPr>
-      </w:pPr>
-    </w:p>
-    <w:p>
-      <w:pPr>
+        <w:widowControl w:val="1"/>
+        <w:spacing w:line="240" w:lineRule="auto"/>
+        <w:ind w:firstLine="0" w:left="-709"/>
+        <w:jc w:val="left"/>
+        <w:rPr>
+          <w:rFonts w:ascii="Times New Roman" w:hAnsi="Times New Roman"/>
+          <w:spacing w:val="0"/>
+          <w:sz w:val="16"/>
+        </w:rPr>
+      </w:pPr>
+    </w:p>
+    <w:p>
+      <w:pPr>
+        <w:widowControl w:val="1"/>
         <w:spacing w:line="240" w:lineRule="auto"/>
         <w:ind w:firstLine="0" w:left="-709"/>
         <w:jc w:val="left"/>
@@ -1779,6 +1819,7 @@
     </w:p>
     <w:p>
       <w:pPr>
+        <w:widowControl w:val="1"/>
         <w:spacing w:line="240" w:lineRule="auto"/>
         <w:ind w:firstLine="0" w:left="-709"/>
         <w:jc w:val="left"/>
@@ -1799,18 +1840,20 @@
     </w:p>
     <w:p>
       <w:pPr>
-        <w:spacing w:line="240" w:lineRule="auto"/>
-        <w:ind w:firstLine="0" w:left="-709"/>
-        <w:jc w:val="left"/>
-        <w:rPr>
-          <w:rFonts w:ascii="Times New Roman" w:hAnsi="Times New Roman"/>
-          <w:spacing w:val="0"/>
-          <w:sz w:val="16"/>
-        </w:rPr>
-      </w:pPr>
-    </w:p>
-    <w:p>
-      <w:pPr>
+        <w:widowControl w:val="1"/>
+        <w:spacing w:line="240" w:lineRule="auto"/>
+        <w:ind w:firstLine="0" w:left="-709"/>
+        <w:jc w:val="left"/>
+        <w:rPr>
+          <w:rFonts w:ascii="Times New Roman" w:hAnsi="Times New Roman"/>
+          <w:spacing w:val="0"/>
+          <w:sz w:val="16"/>
+        </w:rPr>
+      </w:pPr>
+    </w:p>
+    <w:p>
+      <w:pPr>
+        <w:widowControl w:val="1"/>
         <w:spacing w:line="240" w:lineRule="auto"/>
         <w:ind w:firstLine="0" w:left="-709"/>
         <w:jc w:val="left"/>
@@ -1831,6 +1874,7 @@
     </w:p>
     <w:p>
       <w:pPr>
+        <w:widowControl w:val="1"/>
         <w:spacing w:line="240" w:lineRule="auto"/>
         <w:ind w:firstLine="0" w:left="-709"/>
         <w:jc w:val="left"/>
@@ -1851,6 +1895,7 @@
     </w:p>
     <w:p>
       <w:pPr>
+        <w:widowControl w:val="1"/>
         <w:spacing w:line="240" w:lineRule="auto"/>
         <w:ind w:firstLine="0" w:left="-709"/>
         <w:jc w:val="left"/>
@@ -1871,6 +1916,7 @@
     </w:p>
     <w:p>
       <w:pPr>
+        <w:widowControl w:val="1"/>
         <w:spacing w:line="240" w:lineRule="auto"/>
         <w:ind w:firstLine="0" w:left="-709"/>
         <w:jc w:val="left"/>
@@ -1891,6 +1937,7 @@
     </w:p>
     <w:p>
       <w:pPr>
+        <w:widowControl w:val="1"/>
         <w:spacing w:line="240" w:lineRule="auto"/>
         <w:ind w:firstLine="0" w:left="-709"/>
         <w:jc w:val="left"/>
@@ -1911,6 +1958,7 @@
     </w:p>
     <w:p>
       <w:pPr>
+        <w:widowControl w:val="1"/>
         <w:spacing w:line="240" w:lineRule="auto"/>
         <w:ind w:firstLine="0" w:left="-709"/>
         <w:jc w:val="left"/>
@@ -1931,6 +1979,7 @@
     </w:p>
     <w:p>
       <w:pPr>
+        <w:widowControl w:val="1"/>
         <w:spacing w:line="240" w:lineRule="auto"/>
         <w:ind w:firstLine="0" w:left="-709"/>
         <w:jc w:val="left"/>
@@ -1951,6 +2000,7 @@
     </w:p>
     <w:p>
       <w:pPr>
+        <w:widowControl w:val="1"/>
         <w:spacing w:line="240" w:lineRule="auto"/>
         <w:ind w:firstLine="0" w:left="-709"/>
         <w:jc w:val="left"/>
@@ -1971,6 +2021,7 @@
     </w:p>
     <w:p>
       <w:pPr>
+        <w:widowControl w:val="1"/>
         <w:spacing w:line="240" w:lineRule="auto"/>
         <w:ind w:firstLine="0" w:left="-709"/>
         <w:jc w:val="left"/>
@@ -1991,6 +2042,7 @@
     </w:p>
     <w:p>
       <w:pPr>
+        <w:widowControl w:val="1"/>
         <w:spacing w:line="240" w:lineRule="auto"/>
         <w:ind w:firstLine="0" w:left="-709"/>
         <w:jc w:val="left"/>
@@ -2011,6 +2063,7 @@
     </w:p>
     <w:p>
       <w:pPr>
+        <w:widowControl w:val="1"/>
         <w:spacing w:line="240" w:lineRule="auto"/>
         <w:ind w:firstLine="0" w:left="-709"/>
         <w:jc w:val="left"/>
@@ -2031,6 +2084,7 @@
     </w:p>
     <w:p>
       <w:pPr>
+        <w:widowControl w:val="1"/>
         <w:spacing w:line="240" w:lineRule="auto"/>
         <w:ind w:firstLine="0" w:left="-709"/>
         <w:jc w:val="left"/>
@@ -2051,6 +2105,7 @@
     </w:p>
     <w:p>
       <w:pPr>
+        <w:widowControl w:val="1"/>
         <w:spacing w:line="240" w:lineRule="auto"/>
         <w:ind w:firstLine="0" w:left="-709"/>
         <w:jc w:val="left"/>
@@ -2071,6 +2126,7 @@
     </w:p>
     <w:p>
       <w:pPr>
+        <w:widowControl w:val="1"/>
         <w:spacing w:line="240" w:lineRule="auto"/>
         <w:ind w:firstLine="0" w:left="-709"/>
         <w:jc w:val="left"/>
@@ -2091,18 +2147,20 @@
     </w:p>
     <w:p>
       <w:pPr>
-        <w:spacing w:line="240" w:lineRule="auto"/>
-        <w:ind w:firstLine="0" w:left="-709"/>
-        <w:jc w:val="left"/>
-        <w:rPr>
-          <w:rFonts w:ascii="Times New Roman" w:hAnsi="Times New Roman"/>
-          <w:spacing w:val="0"/>
-          <w:sz w:val="16"/>
-        </w:rPr>
-      </w:pPr>
-    </w:p>
-    <w:p>
-      <w:pPr>
+        <w:widowControl w:val="1"/>
+        <w:spacing w:line="240" w:lineRule="auto"/>
+        <w:ind w:firstLine="0" w:left="-709"/>
+        <w:jc w:val="left"/>
+        <w:rPr>
+          <w:rFonts w:ascii="Times New Roman" w:hAnsi="Times New Roman"/>
+          <w:spacing w:val="0"/>
+          <w:sz w:val="16"/>
+        </w:rPr>
+      </w:pPr>
+    </w:p>
+    <w:p>
+      <w:pPr>
+        <w:widowControl w:val="1"/>
         <w:spacing w:line="240" w:lineRule="auto"/>
         <w:ind w:firstLine="0" w:left="-709"/>
         <w:jc w:val="left"/>
@@ -2123,6 +2181,7 @@
     </w:p>
     <w:p>
       <w:pPr>
+        <w:widowControl w:val="1"/>
         <w:spacing w:line="240" w:lineRule="auto"/>
         <w:ind w:firstLine="0" w:left="-709"/>
         <w:jc w:val="left"/>
@@ -2143,6 +2202,7 @@
     </w:p>
     <w:p>
       <w:pPr>
+        <w:widowControl w:val="1"/>
         <w:spacing w:line="240" w:lineRule="auto"/>
         <w:ind w:firstLine="0" w:left="-709"/>
         <w:jc w:val="left"/>
@@ -2163,6 +2223,7 @@
     </w:p>
     <w:p>
       <w:pPr>
+        <w:widowControl w:val="1"/>
         <w:spacing w:line="240" w:lineRule="auto"/>
         <w:ind w:firstLine="0" w:left="-709"/>
         <w:jc w:val="left"/>
@@ -2183,6 +2244,7 @@
     </w:p>
     <w:p>
       <w:pPr>
+        <w:widowControl w:val="1"/>
         <w:spacing w:line="240" w:lineRule="auto"/>
         <w:ind w:firstLine="0" w:left="-709"/>
         <w:jc w:val="left"/>
@@ -2203,6 +2265,7 @@
     </w:p>
     <w:p>
       <w:pPr>
+        <w:widowControl w:val="1"/>
         <w:spacing w:line="240" w:lineRule="auto"/>
         <w:ind w:firstLine="0" w:left="-709"/>
         <w:jc w:val="left"/>
@@ -2223,6 +2286,7 @@
     </w:p>
     <w:p>
       <w:pPr>
+        <w:widowControl w:val="1"/>
         <w:spacing w:line="240" w:lineRule="auto"/>
         <w:ind w:firstLine="0" w:left="-709"/>
         <w:jc w:val="left"/>
@@ -2243,18 +2307,20 @@
     </w:p>
     <w:p>
       <w:pPr>
-        <w:spacing w:line="240" w:lineRule="auto"/>
-        <w:ind w:firstLine="0" w:left="-709"/>
-        <w:jc w:val="left"/>
-        <w:rPr>
-          <w:rFonts w:ascii="Times New Roman" w:hAnsi="Times New Roman"/>
-          <w:spacing w:val="0"/>
-          <w:sz w:val="16"/>
-        </w:rPr>
-      </w:pPr>
-    </w:p>
-    <w:p>
-      <w:pPr>
+        <w:widowControl w:val="1"/>
+        <w:spacing w:line="240" w:lineRule="auto"/>
+        <w:ind w:firstLine="0" w:left="-709"/>
+        <w:jc w:val="left"/>
+        <w:rPr>
+          <w:rFonts w:ascii="Times New Roman" w:hAnsi="Times New Roman"/>
+          <w:spacing w:val="0"/>
+          <w:sz w:val="16"/>
+        </w:rPr>
+      </w:pPr>
+    </w:p>
+    <w:p>
+      <w:pPr>
+        <w:widowControl w:val="1"/>
         <w:spacing w:line="240" w:lineRule="auto"/>
         <w:ind w:firstLine="0" w:left="-709"/>
         <w:jc w:val="left"/>
@@ -2275,6 +2341,7 @@
     </w:p>
     <w:p>
       <w:pPr>
+        <w:widowControl w:val="1"/>
         <w:spacing w:line="240" w:lineRule="auto"/>
         <w:ind w:firstLine="0" w:left="-709"/>
         <w:jc w:val="left"/>
@@ -2295,18 +2362,20 @@
     </w:p>
     <w:p>
       <w:pPr>
-        <w:spacing w:line="240" w:lineRule="auto"/>
-        <w:ind w:firstLine="0" w:left="-709"/>
-        <w:jc w:val="left"/>
-        <w:rPr>
-          <w:rFonts w:ascii="Times New Roman" w:hAnsi="Times New Roman"/>
-          <w:spacing w:val="0"/>
-          <w:sz w:val="16"/>
-        </w:rPr>
-      </w:pPr>
-    </w:p>
-    <w:p>
-      <w:pPr>
+        <w:widowControl w:val="1"/>
+        <w:spacing w:line="240" w:lineRule="auto"/>
+        <w:ind w:firstLine="0" w:left="-709"/>
+        <w:jc w:val="left"/>
+        <w:rPr>
+          <w:rFonts w:ascii="Times New Roman" w:hAnsi="Times New Roman"/>
+          <w:spacing w:val="0"/>
+          <w:sz w:val="16"/>
+        </w:rPr>
+      </w:pPr>
+    </w:p>
+    <w:p>
+      <w:pPr>
+        <w:widowControl w:val="1"/>
         <w:spacing w:line="240" w:lineRule="auto"/>
         <w:ind w:firstLine="0" w:left="-709"/>
         <w:jc w:val="left"/>
@@ -2327,6 +2396,7 @@
     </w:p>
     <w:p>
       <w:pPr>
+        <w:widowControl w:val="1"/>
         <w:spacing w:line="240" w:lineRule="auto"/>
         <w:ind w:firstLine="0" w:left="-709"/>
         <w:jc w:val="left"/>
@@ -2347,18 +2417,20 @@
     </w:p>
     <w:p>
       <w:pPr>
-        <w:spacing w:line="240" w:lineRule="auto"/>
-        <w:ind w:firstLine="0" w:left="-709"/>
-        <w:jc w:val="left"/>
-        <w:rPr>
-          <w:rFonts w:ascii="Times New Roman" w:hAnsi="Times New Roman"/>
-          <w:spacing w:val="0"/>
-          <w:sz w:val="16"/>
-        </w:rPr>
-      </w:pPr>
-    </w:p>
-    <w:p>
-      <w:pPr>
+        <w:widowControl w:val="1"/>
+        <w:spacing w:line="240" w:lineRule="auto"/>
+        <w:ind w:firstLine="0" w:left="-709"/>
+        <w:jc w:val="left"/>
+        <w:rPr>
+          <w:rFonts w:ascii="Times New Roman" w:hAnsi="Times New Roman"/>
+          <w:spacing w:val="0"/>
+          <w:sz w:val="16"/>
+        </w:rPr>
+      </w:pPr>
+    </w:p>
+    <w:p>
+      <w:pPr>
+        <w:widowControl w:val="1"/>
         <w:spacing w:line="240" w:lineRule="auto"/>
         <w:ind w:firstLine="0" w:left="-709"/>
         <w:jc w:val="left"/>
@@ -2379,6 +2451,7 @@
     </w:p>
     <w:p>
       <w:pPr>
+        <w:widowControl w:val="1"/>
         <w:spacing w:line="240" w:lineRule="auto"/>
         <w:ind w:firstLine="0" w:left="-709"/>
         <w:jc w:val="left"/>
@@ -2399,6 +2472,7 @@
     </w:p>
     <w:p>
       <w:pPr>
+        <w:widowControl w:val="1"/>
         <w:spacing w:line="240" w:lineRule="auto"/>
         <w:ind w:firstLine="0" w:left="-709"/>
         <w:jc w:val="left"/>
@@ -2419,6 +2493,7 @@
     </w:p>
     <w:p>
       <w:pPr>
+        <w:widowControl w:val="1"/>
         <w:spacing w:line="240" w:lineRule="auto"/>
         <w:ind w:firstLine="0" w:left="-709"/>
         <w:jc w:val="left"/>
@@ -2439,6 +2514,7 @@
     </w:p>
     <w:p>
       <w:pPr>
+        <w:widowControl w:val="1"/>
         <w:spacing w:line="240" w:lineRule="auto"/>
         <w:ind w:firstLine="0" w:left="-709"/>
         <w:jc w:val="left"/>
@@ -2459,6 +2535,7 @@
     </w:p>
     <w:p>
       <w:pPr>
+        <w:widowControl w:val="1"/>
         <w:spacing w:line="240" w:lineRule="auto"/>
         <w:ind w:firstLine="0" w:left="-709"/>
         <w:jc w:val="left"/>
@@ -2479,18 +2556,20 @@
     </w:p>
     <w:p>
       <w:pPr>
-        <w:spacing w:line="240" w:lineRule="auto"/>
-        <w:ind w:firstLine="0" w:left="-709"/>
-        <w:jc w:val="left"/>
-        <w:rPr>
-          <w:rFonts w:ascii="Times New Roman" w:hAnsi="Times New Roman"/>
-          <w:spacing w:val="0"/>
-          <w:sz w:val="16"/>
-        </w:rPr>
-      </w:pPr>
-    </w:p>
-    <w:p>
-      <w:pPr>
+        <w:widowControl w:val="1"/>
+        <w:spacing w:line="240" w:lineRule="auto"/>
+        <w:ind w:firstLine="0" w:left="-709"/>
+        <w:jc w:val="left"/>
+        <w:rPr>
+          <w:rFonts w:ascii="Times New Roman" w:hAnsi="Times New Roman"/>
+          <w:spacing w:val="0"/>
+          <w:sz w:val="16"/>
+        </w:rPr>
+      </w:pPr>
+    </w:p>
+    <w:p>
+      <w:pPr>
+        <w:widowControl w:val="1"/>
         <w:spacing w:line="240" w:lineRule="auto"/>
         <w:ind w:firstLine="0" w:left="-709"/>
         <w:jc w:val="left"/>
@@ -2511,18 +2590,20 @@
     </w:p>
     <w:p>
       <w:pPr>
-        <w:spacing w:line="240" w:lineRule="auto"/>
-        <w:ind w:firstLine="0" w:left="-709"/>
-        <w:jc w:val="left"/>
-        <w:rPr>
-          <w:rFonts w:ascii="Times New Roman" w:hAnsi="Times New Roman"/>
-          <w:spacing w:val="0"/>
-          <w:sz w:val="16"/>
-        </w:rPr>
-      </w:pPr>
-    </w:p>
-    <w:p>
-      <w:pPr>
+        <w:widowControl w:val="1"/>
+        <w:spacing w:line="240" w:lineRule="auto"/>
+        <w:ind w:firstLine="0" w:left="-709"/>
+        <w:jc w:val="left"/>
+        <w:rPr>
+          <w:rFonts w:ascii="Times New Roman" w:hAnsi="Times New Roman"/>
+          <w:spacing w:val="0"/>
+          <w:sz w:val="16"/>
+        </w:rPr>
+      </w:pPr>
+    </w:p>
+    <w:p>
+      <w:pPr>
+        <w:widowControl w:val="1"/>
         <w:spacing w:line="240" w:lineRule="auto"/>
         <w:ind w:firstLine="0" w:left="-709"/>
         <w:jc w:val="left"/>
@@ -2543,6 +2624,7 @@
     </w:p>
     <w:p>
       <w:pPr>
+        <w:widowControl w:val="1"/>
         <w:spacing w:line="240" w:lineRule="auto"/>
         <w:ind w:firstLine="0" w:left="-709"/>
         <w:jc w:val="left"/>
@@ -2563,30 +2645,33 @@
     </w:p>
     <w:p>
       <w:pPr>
-        <w:spacing w:line="240" w:lineRule="auto"/>
-        <w:ind w:firstLine="0" w:left="-709"/>
-        <w:jc w:val="left"/>
-        <w:rPr>
-          <w:rFonts w:ascii="Times New Roman" w:hAnsi="Times New Roman"/>
-          <w:spacing w:val="0"/>
-          <w:sz w:val="16"/>
-        </w:rPr>
-      </w:pPr>
-    </w:p>
-    <w:p>
-      <w:pPr>
-        <w:spacing w:line="240" w:lineRule="auto"/>
-        <w:ind w:firstLine="0" w:left="-709"/>
-        <w:jc w:val="left"/>
-        <w:rPr>
-          <w:rFonts w:ascii="Times New Roman" w:hAnsi="Times New Roman"/>
-          <w:spacing w:val="0"/>
-          <w:sz w:val="16"/>
-        </w:rPr>
-      </w:pPr>
-    </w:p>
-    <w:p>
-      <w:pPr>
+        <w:widowControl w:val="1"/>
+        <w:spacing w:line="240" w:lineRule="auto"/>
+        <w:ind w:firstLine="0" w:left="-709"/>
+        <w:jc w:val="left"/>
+        <w:rPr>
+          <w:rFonts w:ascii="Times New Roman" w:hAnsi="Times New Roman"/>
+          <w:spacing w:val="0"/>
+          <w:sz w:val="16"/>
+        </w:rPr>
+      </w:pPr>
+    </w:p>
+    <w:p>
+      <w:pPr>
+        <w:widowControl w:val="1"/>
+        <w:spacing w:line="240" w:lineRule="auto"/>
+        <w:ind w:firstLine="0" w:left="-709"/>
+        <w:jc w:val="left"/>
+        <w:rPr>
+          <w:rFonts w:ascii="Times New Roman" w:hAnsi="Times New Roman"/>
+          <w:spacing w:val="0"/>
+          <w:sz w:val="16"/>
+        </w:rPr>
+      </w:pPr>
+    </w:p>
+    <w:p>
+      <w:pPr>
+        <w:widowControl w:val="1"/>
         <w:spacing w:line="240" w:lineRule="auto"/>
         <w:ind w:firstLine="0" w:left="-709"/>
         <w:jc w:val="left"/>
@@ -2607,6 +2692,7 @@
     </w:p>
     <w:p>
       <w:pPr>
+        <w:widowControl w:val="1"/>
         <w:spacing w:line="240" w:lineRule="auto"/>
         <w:ind w:firstLine="0" w:left="-709"/>
         <w:jc w:val="left"/>
@@ -2627,18 +2713,20 @@
     </w:p>
     <w:p>
       <w:pPr>
-        <w:spacing w:line="240" w:lineRule="auto"/>
-        <w:ind w:firstLine="0" w:left="-709"/>
-        <w:jc w:val="left"/>
-        <w:rPr>
-          <w:rFonts w:ascii="Times New Roman" w:hAnsi="Times New Roman"/>
-          <w:spacing w:val="0"/>
-          <w:sz w:val="16"/>
-        </w:rPr>
-      </w:pPr>
-    </w:p>
-    <w:p>
-      <w:pPr>
+        <w:widowControl w:val="1"/>
+        <w:spacing w:line="240" w:lineRule="auto"/>
+        <w:ind w:firstLine="0" w:left="-709"/>
+        <w:jc w:val="left"/>
+        <w:rPr>
+          <w:rFonts w:ascii="Times New Roman" w:hAnsi="Times New Roman"/>
+          <w:spacing w:val="0"/>
+          <w:sz w:val="16"/>
+        </w:rPr>
+      </w:pPr>
+    </w:p>
+    <w:p>
+      <w:pPr>
+        <w:widowControl w:val="1"/>
         <w:spacing w:line="240" w:lineRule="auto"/>
         <w:ind w:firstLine="0" w:left="-709"/>
         <w:jc w:val="left"/>
@@ -2659,6 +2747,7 @@
     </w:p>
     <w:p>
       <w:pPr>
+        <w:widowControl w:val="1"/>
         <w:spacing w:line="240" w:lineRule="auto"/>
         <w:ind w:firstLine="0" w:left="-709"/>
         <w:jc w:val="left"/>
@@ -2679,6 +2768,7 @@
     </w:p>
     <w:p>
       <w:pPr>
+        <w:widowControl w:val="1"/>
         <w:spacing w:line="240" w:lineRule="auto"/>
         <w:ind w:firstLine="0" w:left="-709"/>
         <w:jc w:val="left"/>
@@ -2699,6 +2789,7 @@
     </w:p>
     <w:p>
       <w:pPr>
+        <w:widowControl w:val="1"/>
         <w:spacing w:line="240" w:lineRule="auto"/>
         <w:ind w:firstLine="0" w:left="-709"/>
         <w:jc w:val="left"/>
@@ -2719,6 +2810,7 @@
     </w:p>
     <w:p>
       <w:pPr>
+        <w:widowControl w:val="1"/>
         <w:spacing w:line="240" w:lineRule="auto"/>
         <w:ind w:firstLine="0" w:left="-709"/>
         <w:jc w:val="left"/>
@@ -2739,6 +2831,7 @@
     </w:p>
     <w:p>
       <w:pPr>
+        <w:widowControl w:val="1"/>
         <w:spacing w:line="240" w:lineRule="auto"/>
         <w:ind w:firstLine="0" w:left="-709"/>
         <w:jc w:val="left"/>
@@ -2759,6 +2852,7 @@
     </w:p>
     <w:p>
       <w:pPr>
+        <w:widowControl w:val="1"/>
         <w:spacing w:line="240" w:lineRule="auto"/>
         <w:ind w:firstLine="0" w:left="-709"/>
         <w:jc w:val="left"/>
@@ -2779,6 +2873,7 @@
     </w:p>
     <w:p>
       <w:pPr>
+        <w:widowControl w:val="1"/>
         <w:spacing w:line="240" w:lineRule="auto"/>
         <w:ind w:firstLine="0" w:left="-709"/>
         <w:jc w:val="left"/>
@@ -2799,6 +2894,7 @@
     </w:p>
     <w:p>
       <w:pPr>
+        <w:widowControl w:val="1"/>
         <w:spacing w:line="240" w:lineRule="auto"/>
         <w:ind w:firstLine="0" w:left="-709"/>
         <w:jc w:val="left"/>
@@ -2819,6 +2915,7 @@
     </w:p>
     <w:p>
       <w:pPr>
+        <w:widowControl w:val="1"/>
         <w:spacing w:line="240" w:lineRule="auto"/>
         <w:ind w:firstLine="0" w:left="-709"/>
         <w:jc w:val="left"/>
@@ -2839,6 +2936,7 @@
     </w:p>
     <w:p>
       <w:pPr>
+        <w:widowControl w:val="1"/>
         <w:spacing w:line="240" w:lineRule="auto"/>
         <w:ind w:firstLine="0" w:left="-709"/>
         <w:jc w:val="left"/>
@@ -2859,6 +2957,7 @@
     </w:p>
     <w:p>
       <w:pPr>
+        <w:widowControl w:val="1"/>
         <w:spacing w:line="240" w:lineRule="auto"/>
         <w:ind w:firstLine="0" w:left="-709"/>
         <w:jc w:val="left"/>
@@ -2879,6 +2978,7 @@
     </w:p>
     <w:p>
       <w:pPr>
+        <w:widowControl w:val="1"/>
         <w:spacing w:line="240" w:lineRule="auto"/>
         <w:ind w:firstLine="0" w:left="-709"/>
         <w:jc w:val="left"/>
@@ -2899,6 +2999,7 @@
     </w:p>
     <w:p>
       <w:pPr>
+        <w:widowControl w:val="1"/>
         <w:spacing w:line="240" w:lineRule="auto"/>
         <w:ind w:firstLine="0" w:left="-709"/>
         <w:jc w:val="left"/>
@@ -2919,18 +3020,20 @@
     </w:p>
     <w:p>
       <w:pPr>
-        <w:spacing w:line="240" w:lineRule="auto"/>
-        <w:ind w:firstLine="0" w:left="-709"/>
-        <w:jc w:val="left"/>
-        <w:rPr>
-          <w:rFonts w:ascii="Times New Roman" w:hAnsi="Times New Roman"/>
-          <w:spacing w:val="0"/>
-          <w:sz w:val="16"/>
-        </w:rPr>
-      </w:pPr>
-    </w:p>
-    <w:p>
-      <w:pPr>
+        <w:widowControl w:val="1"/>
+        <w:spacing w:line="240" w:lineRule="auto"/>
+        <w:ind w:firstLine="0" w:left="-709"/>
+        <w:jc w:val="left"/>
+        <w:rPr>
+          <w:rFonts w:ascii="Times New Roman" w:hAnsi="Times New Roman"/>
+          <w:spacing w:val="0"/>
+          <w:sz w:val="16"/>
+        </w:rPr>
+      </w:pPr>
+    </w:p>
+    <w:p>
+      <w:pPr>
+        <w:widowControl w:val="1"/>
         <w:spacing w:line="240" w:lineRule="auto"/>
         <w:ind w:firstLine="0" w:left="-709"/>
         <w:jc w:val="left"/>
@@ -2951,6 +3054,7 @@
     </w:p>
     <w:p>
       <w:pPr>
+        <w:widowControl w:val="1"/>
         <w:spacing w:line="240" w:lineRule="auto"/>
         <w:ind w:firstLine="0" w:left="-709"/>
         <w:jc w:val="left"/>
@@ -2971,6 +3075,7 @@
     </w:p>
     <w:p>
       <w:pPr>
+        <w:widowControl w:val="1"/>
         <w:spacing w:line="240" w:lineRule="auto"/>
         <w:ind w:firstLine="0" w:left="-709"/>
         <w:jc w:val="left"/>
@@ -2991,6 +3096,7 @@
     </w:p>
     <w:p>
       <w:pPr>
+        <w:widowControl w:val="1"/>
         <w:spacing w:line="240" w:lineRule="auto"/>
         <w:ind w:firstLine="0" w:left="-709"/>
         <w:jc w:val="left"/>
@@ -3011,6 +3117,7 @@
     </w:p>
     <w:p>
       <w:pPr>
+        <w:widowControl w:val="1"/>
         <w:spacing w:line="240" w:lineRule="auto"/>
         <w:ind w:firstLine="0" w:left="-709"/>
         <w:jc w:val="left"/>
@@ -3031,6 +3138,7 @@
     </w:p>
     <w:p>
       <w:pPr>
+        <w:widowControl w:val="1"/>
         <w:spacing w:line="240" w:lineRule="auto"/>
         <w:ind w:firstLine="0" w:left="-709"/>
         <w:jc w:val="left"/>
@@ -3051,6 +3159,7 @@
     </w:p>
     <w:p>
       <w:pPr>
+        <w:widowControl w:val="1"/>
         <w:spacing w:line="240" w:lineRule="auto"/>
         <w:ind w:firstLine="0" w:left="-709"/>
         <w:jc w:val="left"/>
@@ -3071,6 +3180,7 @@
     </w:p>
     <w:p>
       <w:pPr>
+        <w:widowControl w:val="1"/>
         <w:spacing w:line="240" w:lineRule="auto"/>
         <w:ind w:firstLine="0" w:left="-709"/>
         <w:jc w:val="left"/>
@@ -3091,6 +3201,7 @@
     </w:p>
     <w:p>
       <w:pPr>
+        <w:widowControl w:val="1"/>
         <w:spacing w:line="240" w:lineRule="auto"/>
         <w:ind w:firstLine="0" w:left="-709"/>
         <w:jc w:val="left"/>
@@ -3111,18 +3222,20 @@
     </w:p>
     <w:p>
       <w:pPr>
-        <w:spacing w:line="240" w:lineRule="auto"/>
-        <w:ind w:firstLine="0" w:left="-709"/>
-        <w:jc w:val="left"/>
-        <w:rPr>
-          <w:rFonts w:ascii="Times New Roman" w:hAnsi="Times New Roman"/>
-          <w:spacing w:val="0"/>
-          <w:sz w:val="16"/>
-        </w:rPr>
-      </w:pPr>
-    </w:p>
-    <w:p>
-      <w:pPr>
+        <w:widowControl w:val="1"/>
+        <w:spacing w:line="240" w:lineRule="auto"/>
+        <w:ind w:firstLine="0" w:left="-709"/>
+        <w:jc w:val="left"/>
+        <w:rPr>
+          <w:rFonts w:ascii="Times New Roman" w:hAnsi="Times New Roman"/>
+          <w:spacing w:val="0"/>
+          <w:sz w:val="16"/>
+        </w:rPr>
+      </w:pPr>
+    </w:p>
+    <w:p>
+      <w:pPr>
+        <w:widowControl w:val="1"/>
         <w:spacing w:line="240" w:lineRule="auto"/>
         <w:ind w:firstLine="0" w:left="-709"/>
         <w:jc w:val="left"/>
@@ -3143,6 +3256,7 @@
     </w:p>
     <w:p>
       <w:pPr>
+        <w:widowControl w:val="1"/>
         <w:spacing w:line="240" w:lineRule="auto"/>
         <w:ind w:firstLine="0" w:left="-709"/>
         <w:jc w:val="left"/>
@@ -3163,30 +3277,33 @@
     </w:p>
     <w:p>
       <w:pPr>
-        <w:spacing w:line="240" w:lineRule="auto"/>
-        <w:ind w:firstLine="0" w:left="-709"/>
-        <w:jc w:val="left"/>
-        <w:rPr>
-          <w:rFonts w:ascii="Times New Roman" w:hAnsi="Times New Roman"/>
-          <w:spacing w:val="0"/>
-          <w:sz w:val="16"/>
-        </w:rPr>
-      </w:pPr>
-    </w:p>
-    <w:p>
-      <w:pPr>
-        <w:spacing w:line="240" w:lineRule="auto"/>
-        <w:ind w:firstLine="0" w:left="-709"/>
-        <w:jc w:val="left"/>
-        <w:rPr>
-          <w:rFonts w:ascii="Times New Roman" w:hAnsi="Times New Roman"/>
-          <w:spacing w:val="0"/>
-          <w:sz w:val="16"/>
-        </w:rPr>
-      </w:pPr>
-    </w:p>
-    <w:p>
-      <w:pPr>
+        <w:widowControl w:val="1"/>
+        <w:spacing w:line="240" w:lineRule="auto"/>
+        <w:ind w:firstLine="0" w:left="-709"/>
+        <w:jc w:val="left"/>
+        <w:rPr>
+          <w:rFonts w:ascii="Times New Roman" w:hAnsi="Times New Roman"/>
+          <w:spacing w:val="0"/>
+          <w:sz w:val="16"/>
+        </w:rPr>
+      </w:pPr>
+    </w:p>
+    <w:p>
+      <w:pPr>
+        <w:widowControl w:val="1"/>
+        <w:spacing w:line="240" w:lineRule="auto"/>
+        <w:ind w:firstLine="0" w:left="-709"/>
+        <w:jc w:val="left"/>
+        <w:rPr>
+          <w:rFonts w:ascii="Times New Roman" w:hAnsi="Times New Roman"/>
+          <w:spacing w:val="0"/>
+          <w:sz w:val="16"/>
+        </w:rPr>
+      </w:pPr>
+    </w:p>
+    <w:p>
+      <w:pPr>
+        <w:widowControl w:val="1"/>
         <w:spacing w:line="240" w:lineRule="auto"/>
         <w:ind w:firstLine="0" w:left="-709"/>
         <w:jc w:val="left"/>
@@ -3207,6 +3324,7 @@
     </w:p>
     <w:p>
       <w:pPr>
+        <w:widowControl w:val="1"/>
         <w:spacing w:line="240" w:lineRule="auto"/>
         <w:ind w:firstLine="0" w:left="-709"/>
         <w:jc w:val="left"/>
@@ -3227,18 +3345,20 @@
     </w:p>
     <w:p>
       <w:pPr>
-        <w:spacing w:line="240" w:lineRule="auto"/>
-        <w:ind w:firstLine="0" w:left="-709"/>
-        <w:jc w:val="left"/>
-        <w:rPr>
-          <w:rFonts w:ascii="Times New Roman" w:hAnsi="Times New Roman"/>
-          <w:spacing w:val="0"/>
-          <w:sz w:val="16"/>
-        </w:rPr>
-      </w:pPr>
-    </w:p>
-    <w:p>
-      <w:pPr>
+        <w:widowControl w:val="1"/>
+        <w:spacing w:line="240" w:lineRule="auto"/>
+        <w:ind w:firstLine="0" w:left="-709"/>
+        <w:jc w:val="left"/>
+        <w:rPr>
+          <w:rFonts w:ascii="Times New Roman" w:hAnsi="Times New Roman"/>
+          <w:spacing w:val="0"/>
+          <w:sz w:val="16"/>
+        </w:rPr>
+      </w:pPr>
+    </w:p>
+    <w:p>
+      <w:pPr>
+        <w:widowControl w:val="1"/>
         <w:spacing w:line="240" w:lineRule="auto"/>
         <w:ind w:firstLine="0" w:left="-709"/>
         <w:jc w:val="left"/>
@@ -3259,6 +3379,7 @@
     </w:p>
     <w:p>
       <w:pPr>
+        <w:widowControl w:val="1"/>
         <w:spacing w:line="240" w:lineRule="auto"/>
         <w:ind w:firstLine="0" w:left="-709"/>
         <w:jc w:val="left"/>
@@ -3279,6 +3400,7 @@
     </w:p>
     <w:p>
       <w:pPr>
+        <w:widowControl w:val="1"/>
         <w:spacing w:line="240" w:lineRule="auto"/>
         <w:ind w:firstLine="0" w:left="-709"/>
         <w:jc w:val="left"/>
@@ -3299,6 +3421,7 @@
     </w:p>
     <w:p>
       <w:pPr>
+        <w:widowControl w:val="1"/>
         <w:spacing w:line="240" w:lineRule="auto"/>
         <w:ind w:firstLine="0" w:left="-709"/>
         <w:jc w:val="left"/>
@@ -3319,6 +3442,7 @@
     </w:p>
     <w:p>
       <w:pPr>
+        <w:widowControl w:val="1"/>
         <w:spacing w:line="240" w:lineRule="auto"/>
         <w:ind w:firstLine="0" w:left="-709"/>
         <w:jc w:val="left"/>
@@ -3339,6 +3463,7 @@
     </w:p>
     <w:p>
       <w:pPr>
+        <w:widowControl w:val="1"/>
         <w:spacing w:line="240" w:lineRule="auto"/>
         <w:ind w:firstLine="0" w:left="-709"/>
         <w:jc w:val="left"/>
@@ -3359,18 +3484,20 @@
     </w:p>
     <w:p>
       <w:pPr>
-        <w:spacing w:line="240" w:lineRule="auto"/>
-        <w:ind w:firstLine="0" w:left="-709"/>
-        <w:jc w:val="left"/>
-        <w:rPr>
-          <w:rFonts w:ascii="Times New Roman" w:hAnsi="Times New Roman"/>
-          <w:spacing w:val="0"/>
-          <w:sz w:val="16"/>
-        </w:rPr>
-      </w:pPr>
-    </w:p>
-    <w:p>
-      <w:pPr>
+        <w:widowControl w:val="1"/>
+        <w:spacing w:line="240" w:lineRule="auto"/>
+        <w:ind w:firstLine="0" w:left="-709"/>
+        <w:jc w:val="left"/>
+        <w:rPr>
+          <w:rFonts w:ascii="Times New Roman" w:hAnsi="Times New Roman"/>
+          <w:spacing w:val="0"/>
+          <w:sz w:val="16"/>
+        </w:rPr>
+      </w:pPr>
+    </w:p>
+    <w:p>
+      <w:pPr>
+        <w:widowControl w:val="1"/>
         <w:spacing w:line="240" w:lineRule="auto"/>
         <w:ind w:firstLine="0" w:left="-709"/>
         <w:jc w:val="left"/>
@@ -3391,6 +3518,7 @@
     </w:p>
     <w:p>
       <w:pPr>
+        <w:widowControl w:val="1"/>
         <w:spacing w:line="240" w:lineRule="auto"/>
         <w:ind w:firstLine="0" w:left="-709"/>
         <w:jc w:val="left"/>
@@ -3411,18 +3539,20 @@
     </w:p>
     <w:p>
       <w:pPr>
-        <w:spacing w:line="240" w:lineRule="auto"/>
-        <w:ind w:firstLine="0" w:left="-709"/>
-        <w:jc w:val="left"/>
-        <w:rPr>
-          <w:rFonts w:ascii="Times New Roman" w:hAnsi="Times New Roman"/>
-          <w:spacing w:val="0"/>
-          <w:sz w:val="16"/>
-        </w:rPr>
-      </w:pPr>
-    </w:p>
-    <w:p>
-      <w:pPr>
+        <w:widowControl w:val="1"/>
+        <w:spacing w:line="240" w:lineRule="auto"/>
+        <w:ind w:firstLine="0" w:left="-709"/>
+        <w:jc w:val="left"/>
+        <w:rPr>
+          <w:rFonts w:ascii="Times New Roman" w:hAnsi="Times New Roman"/>
+          <w:spacing w:val="0"/>
+          <w:sz w:val="16"/>
+        </w:rPr>
+      </w:pPr>
+    </w:p>
+    <w:p>
+      <w:pPr>
+        <w:widowControl w:val="1"/>
         <w:spacing w:line="240" w:lineRule="auto"/>
         <w:ind w:firstLine="0" w:left="-709"/>
         <w:jc w:val="left"/>
@@ -3443,6 +3573,7 @@
     </w:p>
     <w:p>
       <w:pPr>
+        <w:widowControl w:val="1"/>
         <w:spacing w:line="240" w:lineRule="auto"/>
         <w:ind w:firstLine="0" w:left="-709"/>
         <w:jc w:val="left"/>
@@ -3463,30 +3594,33 @@
     </w:p>
     <w:p>
       <w:pPr>
-        <w:spacing w:line="240" w:lineRule="auto"/>
-        <w:ind w:firstLine="0" w:left="-709"/>
-        <w:jc w:val="left"/>
-        <w:rPr>
-          <w:rFonts w:ascii="Times New Roman" w:hAnsi="Times New Roman"/>
-          <w:spacing w:val="0"/>
-          <w:sz w:val="16"/>
-        </w:rPr>
-      </w:pPr>
-    </w:p>
-    <w:p>
-      <w:pPr>
-        <w:spacing w:line="240" w:lineRule="auto"/>
-        <w:ind w:firstLine="0" w:left="-709"/>
-        <w:jc w:val="left"/>
-        <w:rPr>
-          <w:rFonts w:ascii="Times New Roman" w:hAnsi="Times New Roman"/>
-          <w:spacing w:val="0"/>
-          <w:sz w:val="16"/>
-        </w:rPr>
-      </w:pPr>
-    </w:p>
-    <w:p>
-      <w:pPr>
+        <w:widowControl w:val="1"/>
+        <w:spacing w:line="240" w:lineRule="auto"/>
+        <w:ind w:firstLine="0" w:left="-709"/>
+        <w:jc w:val="left"/>
+        <w:rPr>
+          <w:rFonts w:ascii="Times New Roman" w:hAnsi="Times New Roman"/>
+          <w:spacing w:val="0"/>
+          <w:sz w:val="16"/>
+        </w:rPr>
+      </w:pPr>
+    </w:p>
+    <w:p>
+      <w:pPr>
+        <w:widowControl w:val="1"/>
+        <w:spacing w:line="240" w:lineRule="auto"/>
+        <w:ind w:firstLine="0" w:left="-709"/>
+        <w:jc w:val="left"/>
+        <w:rPr>
+          <w:rFonts w:ascii="Times New Roman" w:hAnsi="Times New Roman"/>
+          <w:spacing w:val="0"/>
+          <w:sz w:val="16"/>
+        </w:rPr>
+      </w:pPr>
+    </w:p>
+    <w:p>
+      <w:pPr>
+        <w:widowControl w:val="1"/>
         <w:spacing w:line="240" w:lineRule="auto"/>
         <w:ind w:firstLine="0" w:left="-709"/>
         <w:jc w:val="left"/>
@@ -3507,6 +3641,7 @@
     </w:p>
     <w:p>
       <w:pPr>
+        <w:widowControl w:val="1"/>
         <w:spacing w:line="240" w:lineRule="auto"/>
         <w:ind w:firstLine="0" w:left="-709"/>
         <w:jc w:val="left"/>
@@ -3527,18 +3662,20 @@
     </w:p>
     <w:p>
       <w:pPr>
-        <w:spacing w:line="240" w:lineRule="auto"/>
-        <w:ind w:firstLine="0" w:left="-709"/>
-        <w:jc w:val="left"/>
-        <w:rPr>
-          <w:rFonts w:ascii="Times New Roman" w:hAnsi="Times New Roman"/>
-          <w:spacing w:val="0"/>
-          <w:sz w:val="16"/>
-        </w:rPr>
-      </w:pPr>
-    </w:p>
-    <w:p>
-      <w:pPr>
+        <w:widowControl w:val="1"/>
+        <w:spacing w:line="240" w:lineRule="auto"/>
+        <w:ind w:firstLine="0" w:left="-709"/>
+        <w:jc w:val="left"/>
+        <w:rPr>
+          <w:rFonts w:ascii="Times New Roman" w:hAnsi="Times New Roman"/>
+          <w:spacing w:val="0"/>
+          <w:sz w:val="16"/>
+        </w:rPr>
+      </w:pPr>
+    </w:p>
+    <w:p>
+      <w:pPr>
+        <w:widowControl w:val="1"/>
         <w:spacing w:line="240" w:lineRule="auto"/>
         <w:ind w:firstLine="0" w:left="-709"/>
         <w:jc w:val="left"/>
@@ -3559,6 +3696,7 @@
     </w:p>
     <w:p>
       <w:pPr>
+        <w:widowControl w:val="1"/>
         <w:spacing w:line="240" w:lineRule="auto"/>
         <w:ind w:firstLine="0" w:left="-709"/>
         <w:jc w:val="left"/>
@@ -3579,6 +3717,7 @@
     </w:p>
     <w:p>
       <w:pPr>
+        <w:widowControl w:val="1"/>
         <w:spacing w:line="240" w:lineRule="auto"/>
         <w:ind w:firstLine="0" w:left="-709"/>
         <w:jc w:val="left"/>
@@ -3599,6 +3738,7 @@
     </w:p>
     <w:p>
       <w:pPr>
+        <w:widowControl w:val="1"/>
         <w:spacing w:line="240" w:lineRule="auto"/>
         <w:ind w:firstLine="0" w:left="-709"/>
         <w:jc w:val="left"/>
@@ -3619,6 +3759,7 @@
     </w:p>
     <w:p>
       <w:pPr>
+        <w:widowControl w:val="1"/>
         <w:spacing w:line="240" w:lineRule="auto"/>
         <w:ind w:firstLine="0" w:left="-709"/>
         <w:jc w:val="left"/>
@@ -3639,6 +3780,7 @@
     </w:p>
     <w:p>
       <w:pPr>
+        <w:widowControl w:val="1"/>
         <w:spacing w:line="240" w:lineRule="auto"/>
         <w:ind w:firstLine="0" w:left="-709"/>
         <w:jc w:val="left"/>
@@ -3659,6 +3801,7 @@
     </w:p>
     <w:p>
       <w:pPr>
+        <w:widowControl w:val="1"/>
         <w:spacing w:line="240" w:lineRule="auto"/>
         <w:ind w:firstLine="0" w:left="-709"/>
         <w:jc w:val="left"/>
@@ -3679,6 +3822,7 @@
     </w:p>
     <w:p>
       <w:pPr>
+        <w:widowControl w:val="1"/>
         <w:spacing w:line="240" w:lineRule="auto"/>
         <w:ind w:firstLine="0" w:left="-709"/>
         <w:jc w:val="left"/>
@@ -3699,6 +3843,7 @@
     </w:p>
     <w:p>
       <w:pPr>
+        <w:widowControl w:val="1"/>
         <w:spacing w:line="240" w:lineRule="auto"/>
         <w:ind w:firstLine="0" w:left="-709"/>
         <w:jc w:val="left"/>
@@ -3719,18 +3864,20 @@
     </w:p>
     <w:p>
       <w:pPr>
-        <w:spacing w:line="240" w:lineRule="auto"/>
-        <w:ind w:firstLine="0" w:left="-709"/>
-        <w:jc w:val="left"/>
-        <w:rPr>
-          <w:rFonts w:ascii="Times New Roman" w:hAnsi="Times New Roman"/>
-          <w:spacing w:val="0"/>
-          <w:sz w:val="16"/>
-        </w:rPr>
-      </w:pPr>
-    </w:p>
-    <w:p>
-      <w:pPr>
+        <w:widowControl w:val="1"/>
+        <w:spacing w:line="240" w:lineRule="auto"/>
+        <w:ind w:firstLine="0" w:left="-709"/>
+        <w:jc w:val="left"/>
+        <w:rPr>
+          <w:rFonts w:ascii="Times New Roman" w:hAnsi="Times New Roman"/>
+          <w:spacing w:val="0"/>
+          <w:sz w:val="16"/>
+        </w:rPr>
+      </w:pPr>
+    </w:p>
+    <w:p>
+      <w:pPr>
+        <w:widowControl w:val="1"/>
         <w:spacing w:line="240" w:lineRule="auto"/>
         <w:ind w:firstLine="0" w:left="-709"/>
         <w:jc w:val="left"/>
@@ -3751,6 +3898,7 @@
     </w:p>
     <w:p>
       <w:pPr>
+        <w:widowControl w:val="1"/>
         <w:spacing w:line="240" w:lineRule="auto"/>
         <w:ind w:firstLine="0" w:left="-709"/>
         <w:jc w:val="left"/>
@@ -3771,6 +3919,7 @@
     </w:p>
     <w:p>
       <w:pPr>
+        <w:widowControl w:val="1"/>
         <w:spacing w:line="240" w:lineRule="auto"/>
         <w:ind w:firstLine="0" w:left="-709"/>
         <w:jc w:val="left"/>
@@ -3791,6 +3940,7 @@
     </w:p>
     <w:p>
       <w:pPr>
+        <w:widowControl w:val="1"/>
         <w:spacing w:line="240" w:lineRule="auto"/>
         <w:ind w:firstLine="0" w:left="-709"/>
         <w:jc w:val="left"/>
@@ -3811,18 +3961,20 @@
     </w:p>
     <w:p>
       <w:pPr>
-        <w:spacing w:line="240" w:lineRule="auto"/>
-        <w:ind w:firstLine="0" w:left="-709"/>
-        <w:jc w:val="left"/>
-        <w:rPr>
-          <w:rFonts w:ascii="Times New Roman" w:hAnsi="Times New Roman"/>
-          <w:spacing w:val="0"/>
-          <w:sz w:val="16"/>
-        </w:rPr>
-      </w:pPr>
-    </w:p>
-    <w:p>
-      <w:pPr>
+        <w:widowControl w:val="1"/>
+        <w:spacing w:line="240" w:lineRule="auto"/>
+        <w:ind w:firstLine="0" w:left="-709"/>
+        <w:jc w:val="left"/>
+        <w:rPr>
+          <w:rFonts w:ascii="Times New Roman" w:hAnsi="Times New Roman"/>
+          <w:spacing w:val="0"/>
+          <w:sz w:val="16"/>
+        </w:rPr>
+      </w:pPr>
+    </w:p>
+    <w:p>
+      <w:pPr>
+        <w:widowControl w:val="1"/>
         <w:spacing w:line="240" w:lineRule="auto"/>
         <w:ind w:firstLine="0" w:left="-709"/>
         <w:jc w:val="left"/>
@@ -3843,6 +3995,7 @@
     </w:p>
     <w:p>
       <w:pPr>
+        <w:widowControl w:val="1"/>
         <w:spacing w:line="240" w:lineRule="auto"/>
         <w:ind w:firstLine="0" w:left="-709"/>
         <w:jc w:val="left"/>
@@ -3863,6 +4016,7 @@
     </w:p>
     <w:p>
       <w:pPr>
+        <w:widowControl w:val="1"/>
         <w:spacing w:line="240" w:lineRule="auto"/>
         <w:ind w:firstLine="0" w:left="-709"/>
         <w:jc w:val="left"/>
@@ -3883,6 +4037,7 @@
     </w:p>
     <w:p>
       <w:pPr>
+        <w:widowControl w:val="1"/>
         <w:spacing w:line="240" w:lineRule="auto"/>
         <w:ind w:firstLine="0" w:left="-709"/>
         <w:jc w:val="left"/>
@@ -3903,6 +4058,7 @@
     </w:p>
     <w:p>
       <w:pPr>
+        <w:widowControl w:val="1"/>
         <w:spacing w:line="240" w:lineRule="auto"/>
         <w:ind w:firstLine="0" w:left="-709"/>
         <w:jc w:val="left"/>
@@ -3923,6 +4079,7 @@
     </w:p>
     <w:p>
       <w:pPr>
+        <w:widowControl w:val="1"/>
         <w:spacing w:line="240" w:lineRule="auto"/>
         <w:ind w:firstLine="0" w:left="-709"/>
         <w:jc w:val="left"/>
@@ -3943,30 +4100,33 @@
     </w:p>
     <w:p>
       <w:pPr>
-        <w:spacing w:line="240" w:lineRule="auto"/>
-        <w:ind w:firstLine="0" w:left="-709"/>
-        <w:jc w:val="left"/>
-        <w:rPr>
-          <w:rFonts w:ascii="Times New Roman" w:hAnsi="Times New Roman"/>
-          <w:spacing w:val="0"/>
-          <w:sz w:val="16"/>
-        </w:rPr>
-      </w:pPr>
-    </w:p>
-    <w:p>
-      <w:pPr>
-        <w:spacing w:line="240" w:lineRule="auto"/>
-        <w:ind w:firstLine="0" w:left="-709"/>
-        <w:jc w:val="left"/>
-        <w:rPr>
-          <w:rFonts w:ascii="Times New Roman" w:hAnsi="Times New Roman"/>
-          <w:spacing w:val="0"/>
-          <w:sz w:val="16"/>
-        </w:rPr>
-      </w:pPr>
-    </w:p>
-    <w:p>
-      <w:pPr>
+        <w:widowControl w:val="1"/>
+        <w:spacing w:line="240" w:lineRule="auto"/>
+        <w:ind w:firstLine="0" w:left="-709"/>
+        <w:jc w:val="left"/>
+        <w:rPr>
+          <w:rFonts w:ascii="Times New Roman" w:hAnsi="Times New Roman"/>
+          <w:spacing w:val="0"/>
+          <w:sz w:val="16"/>
+        </w:rPr>
+      </w:pPr>
+    </w:p>
+    <w:p>
+      <w:pPr>
+        <w:widowControl w:val="1"/>
+        <w:spacing w:line="240" w:lineRule="auto"/>
+        <w:ind w:firstLine="0" w:left="-709"/>
+        <w:jc w:val="left"/>
+        <w:rPr>
+          <w:rFonts w:ascii="Times New Roman" w:hAnsi="Times New Roman"/>
+          <w:spacing w:val="0"/>
+          <w:sz w:val="16"/>
+        </w:rPr>
+      </w:pPr>
+    </w:p>
+    <w:p>
+      <w:pPr>
+        <w:widowControl w:val="1"/>
         <w:spacing w:line="240" w:lineRule="auto"/>
         <w:ind w:firstLine="0" w:left="-709"/>
         <w:jc w:val="left"/>
@@ -3987,6 +4147,7 @@
     </w:p>
     <w:p>
       <w:pPr>
+        <w:widowControl w:val="1"/>
         <w:spacing w:line="240" w:lineRule="auto"/>
         <w:ind w:firstLine="0" w:left="-709"/>
         <w:jc w:val="left"/>
@@ -4007,18 +4168,20 @@
     </w:p>
     <w:p>
       <w:pPr>
-        <w:spacing w:line="240" w:lineRule="auto"/>
-        <w:ind w:firstLine="0" w:left="-709"/>
-        <w:jc w:val="left"/>
-        <w:rPr>
-          <w:rFonts w:ascii="Times New Roman" w:hAnsi="Times New Roman"/>
-          <w:spacing w:val="0"/>
-          <w:sz w:val="16"/>
-        </w:rPr>
-      </w:pPr>
-    </w:p>
-    <w:p>
-      <w:pPr>
+        <w:widowControl w:val="1"/>
+        <w:spacing w:line="240" w:lineRule="auto"/>
+        <w:ind w:firstLine="0" w:left="-709"/>
+        <w:jc w:val="left"/>
+        <w:rPr>
+          <w:rFonts w:ascii="Times New Roman" w:hAnsi="Times New Roman"/>
+          <w:spacing w:val="0"/>
+          <w:sz w:val="16"/>
+        </w:rPr>
+      </w:pPr>
+    </w:p>
+    <w:p>
+      <w:pPr>
+        <w:widowControl w:val="1"/>
         <w:spacing w:line="240" w:lineRule="auto"/>
         <w:ind w:firstLine="0" w:left="-709"/>
         <w:jc w:val="left"/>
@@ -4039,6 +4202,7 @@
     </w:p>
     <w:p>
       <w:pPr>
+        <w:widowControl w:val="1"/>
         <w:spacing w:line="240" w:lineRule="auto"/>
         <w:ind w:firstLine="0" w:left="-709"/>
         <w:jc w:val="left"/>
@@ -4059,18 +4223,20 @@
     </w:p>
     <w:p>
       <w:pPr>
-        <w:spacing w:line="240" w:lineRule="auto"/>
-        <w:ind w:firstLine="0" w:left="-709"/>
-        <w:jc w:val="left"/>
-        <w:rPr>
-          <w:rFonts w:ascii="Times New Roman" w:hAnsi="Times New Roman"/>
-          <w:spacing w:val="0"/>
-          <w:sz w:val="16"/>
-        </w:rPr>
-      </w:pPr>
-    </w:p>
-    <w:p>
-      <w:pPr>
+        <w:widowControl w:val="1"/>
+        <w:spacing w:line="240" w:lineRule="auto"/>
+        <w:ind w:firstLine="0" w:left="-709"/>
+        <w:jc w:val="left"/>
+        <w:rPr>
+          <w:rFonts w:ascii="Times New Roman" w:hAnsi="Times New Roman"/>
+          <w:spacing w:val="0"/>
+          <w:sz w:val="16"/>
+        </w:rPr>
+      </w:pPr>
+    </w:p>
+    <w:p>
+      <w:pPr>
+        <w:widowControl w:val="1"/>
         <w:spacing w:line="240" w:lineRule="auto"/>
         <w:ind w:firstLine="0" w:left="-709"/>
         <w:jc w:val="left"/>
@@ -4091,6 +4257,7 @@
     </w:p>
     <w:p>
       <w:pPr>
+        <w:widowControl w:val="1"/>
         <w:spacing w:line="240" w:lineRule="auto"/>
         <w:ind w:firstLine="0" w:left="-709"/>
         <w:jc w:val="left"/>
@@ -4111,18 +4278,20 @@
     </w:p>
     <w:p>
       <w:pPr>
-        <w:spacing w:line="240" w:lineRule="auto"/>
-        <w:ind w:firstLine="0" w:left="-709"/>
-        <w:jc w:val="left"/>
-        <w:rPr>
-          <w:rFonts w:ascii="Times New Roman" w:hAnsi="Times New Roman"/>
-          <w:spacing w:val="0"/>
-          <w:sz w:val="16"/>
-        </w:rPr>
-      </w:pPr>
-    </w:p>
-    <w:p>
-      <w:pPr>
+        <w:widowControl w:val="1"/>
+        <w:spacing w:line="240" w:lineRule="auto"/>
+        <w:ind w:firstLine="0" w:left="-709"/>
+        <w:jc w:val="left"/>
+        <w:rPr>
+          <w:rFonts w:ascii="Times New Roman" w:hAnsi="Times New Roman"/>
+          <w:spacing w:val="0"/>
+          <w:sz w:val="16"/>
+        </w:rPr>
+      </w:pPr>
+    </w:p>
+    <w:p>
+      <w:pPr>
+        <w:widowControl w:val="1"/>
         <w:spacing w:line="240" w:lineRule="auto"/>
         <w:ind w:firstLine="0" w:left="-709"/>
         <w:jc w:val="left"/>
@@ -4143,6 +4312,7 @@
     </w:p>
     <w:p>
       <w:pPr>
+        <w:widowControl w:val="1"/>
         <w:spacing w:line="240" w:lineRule="auto"/>
         <w:ind w:firstLine="0" w:left="-709"/>
         <w:jc w:val="left"/>
@@ -4163,18 +4333,20 @@
     </w:p>
     <w:p>
       <w:pPr>
-        <w:spacing w:line="240" w:lineRule="auto"/>
-        <w:ind w:firstLine="0" w:left="-709"/>
-        <w:jc w:val="left"/>
-        <w:rPr>
-          <w:rFonts w:ascii="Times New Roman" w:hAnsi="Times New Roman"/>
-          <w:spacing w:val="0"/>
-          <w:sz w:val="16"/>
-        </w:rPr>
-      </w:pPr>
-    </w:p>
-    <w:p>
-      <w:pPr>
+        <w:widowControl w:val="1"/>
+        <w:spacing w:line="240" w:lineRule="auto"/>
+        <w:ind w:firstLine="0" w:left="-709"/>
+        <w:jc w:val="left"/>
+        <w:rPr>
+          <w:rFonts w:ascii="Times New Roman" w:hAnsi="Times New Roman"/>
+          <w:spacing w:val="0"/>
+          <w:sz w:val="16"/>
+        </w:rPr>
+      </w:pPr>
+    </w:p>
+    <w:p>
+      <w:pPr>
+        <w:widowControl w:val="1"/>
         <w:spacing w:line="240" w:lineRule="auto"/>
         <w:ind w:firstLine="0" w:left="-709"/>
         <w:jc w:val="left"/>
@@ -4195,6 +4367,7 @@
     </w:p>
     <w:p>
       <w:pPr>
+        <w:widowControl w:val="1"/>
         <w:spacing w:line="240" w:lineRule="auto"/>
         <w:ind w:firstLine="0" w:left="-709"/>
         <w:jc w:val="left"/>
@@ -4215,18 +4388,20 @@
     </w:p>
     <w:p>
       <w:pPr>
-        <w:spacing w:line="240" w:lineRule="auto"/>
-        <w:ind w:firstLine="0" w:left="-709"/>
-        <w:jc w:val="left"/>
-        <w:rPr>
-          <w:rFonts w:ascii="Times New Roman" w:hAnsi="Times New Roman"/>
-          <w:spacing w:val="0"/>
-          <w:sz w:val="16"/>
-        </w:rPr>
-      </w:pPr>
-    </w:p>
-    <w:p>
-      <w:pPr>
+        <w:widowControl w:val="1"/>
+        <w:spacing w:line="240" w:lineRule="auto"/>
+        <w:ind w:firstLine="0" w:left="-709"/>
+        <w:jc w:val="left"/>
+        <w:rPr>
+          <w:rFonts w:ascii="Times New Roman" w:hAnsi="Times New Roman"/>
+          <w:spacing w:val="0"/>
+          <w:sz w:val="16"/>
+        </w:rPr>
+      </w:pPr>
+    </w:p>
+    <w:p>
+      <w:pPr>
+        <w:widowControl w:val="1"/>
         <w:spacing w:line="240" w:lineRule="auto"/>
         <w:ind w:firstLine="0" w:left="-709"/>
         <w:jc w:val="left"/>
@@ -4247,18 +4422,20 @@
     </w:p>
     <w:p>
       <w:pPr>
-        <w:spacing w:line="240" w:lineRule="auto"/>
-        <w:ind w:firstLine="0" w:left="-709"/>
-        <w:jc w:val="left"/>
-        <w:rPr>
-          <w:rFonts w:ascii="Times New Roman" w:hAnsi="Times New Roman"/>
-          <w:spacing w:val="0"/>
-          <w:sz w:val="16"/>
-        </w:rPr>
-      </w:pPr>
-    </w:p>
-    <w:p>
-      <w:pPr>
+        <w:widowControl w:val="1"/>
+        <w:spacing w:line="240" w:lineRule="auto"/>
+        <w:ind w:firstLine="0" w:left="-709"/>
+        <w:jc w:val="left"/>
+        <w:rPr>
+          <w:rFonts w:ascii="Times New Roman" w:hAnsi="Times New Roman"/>
+          <w:spacing w:val="0"/>
+          <w:sz w:val="16"/>
+        </w:rPr>
+      </w:pPr>
+    </w:p>
+    <w:p>
+      <w:pPr>
+        <w:widowControl w:val="1"/>
         <w:spacing w:line="240" w:lineRule="auto"/>
         <w:ind w:firstLine="0" w:left="-709"/>
         <w:jc w:val="left"/>
@@ -4279,18 +4456,20 @@
     </w:p>
     <w:p>
       <w:pPr>
-        <w:spacing w:line="240" w:lineRule="auto"/>
-        <w:ind w:firstLine="0" w:left="-709"/>
-        <w:jc w:val="left"/>
-        <w:rPr>
-          <w:rFonts w:ascii="Times New Roman" w:hAnsi="Times New Roman"/>
-          <w:spacing w:val="0"/>
-          <w:sz w:val="16"/>
-        </w:rPr>
-      </w:pPr>
-    </w:p>
-    <w:p>
-      <w:pPr>
+        <w:widowControl w:val="1"/>
+        <w:spacing w:line="240" w:lineRule="auto"/>
+        <w:ind w:firstLine="0" w:left="-709"/>
+        <w:jc w:val="left"/>
+        <w:rPr>
+          <w:rFonts w:ascii="Times New Roman" w:hAnsi="Times New Roman"/>
+          <w:spacing w:val="0"/>
+          <w:sz w:val="16"/>
+        </w:rPr>
+      </w:pPr>
+    </w:p>
+    <w:p>
+      <w:pPr>
+        <w:widowControl w:val="1"/>
         <w:spacing w:line="240" w:lineRule="auto"/>
         <w:ind w:firstLine="0" w:left="-709"/>
         <w:jc w:val="left"/>
@@ -4311,18 +4490,20 @@
     </w:p>
     <w:p>
       <w:pPr>
-        <w:spacing w:line="240" w:lineRule="auto"/>
-        <w:ind w:firstLine="0" w:left="-709"/>
-        <w:jc w:val="left"/>
-        <w:rPr>
-          <w:rFonts w:ascii="Times New Roman" w:hAnsi="Times New Roman"/>
-          <w:spacing w:val="0"/>
-          <w:sz w:val="16"/>
-        </w:rPr>
-      </w:pPr>
-    </w:p>
-    <w:p>
-      <w:pPr>
+        <w:widowControl w:val="1"/>
+        <w:spacing w:line="240" w:lineRule="auto"/>
+        <w:ind w:firstLine="0" w:left="-709"/>
+        <w:jc w:val="left"/>
+        <w:rPr>
+          <w:rFonts w:ascii="Times New Roman" w:hAnsi="Times New Roman"/>
+          <w:spacing w:val="0"/>
+          <w:sz w:val="16"/>
+        </w:rPr>
+      </w:pPr>
+    </w:p>
+    <w:p>
+      <w:pPr>
+        <w:widowControl w:val="1"/>
         <w:spacing w:line="240" w:lineRule="auto"/>
         <w:ind w:firstLine="0" w:left="-709"/>
         <w:jc w:val="left"/>
@@ -4343,6 +4524,7 @@
     </w:p>
     <w:p>
       <w:pPr>
+        <w:widowControl w:val="1"/>
         <w:spacing w:line="240" w:lineRule="auto"/>
         <w:ind w:firstLine="0" w:left="-709"/>
         <w:jc w:val="left"/>
@@ -4363,18 +4545,20 @@
     </w:p>
     <w:p>
       <w:pPr>
-        <w:spacing w:line="240" w:lineRule="auto"/>
-        <w:ind w:firstLine="0" w:left="-709"/>
-        <w:jc w:val="left"/>
-        <w:rPr>
-          <w:rFonts w:ascii="Times New Roman" w:hAnsi="Times New Roman"/>
-          <w:spacing w:val="0"/>
-          <w:sz w:val="16"/>
-        </w:rPr>
-      </w:pPr>
-    </w:p>
-    <w:p>
-      <w:pPr>
+        <w:widowControl w:val="1"/>
+        <w:spacing w:line="240" w:lineRule="auto"/>
+        <w:ind w:firstLine="0" w:left="-709"/>
+        <w:jc w:val="left"/>
+        <w:rPr>
+          <w:rFonts w:ascii="Times New Roman" w:hAnsi="Times New Roman"/>
+          <w:spacing w:val="0"/>
+          <w:sz w:val="16"/>
+        </w:rPr>
+      </w:pPr>
+    </w:p>
+    <w:p>
+      <w:pPr>
+        <w:widowControl w:val="1"/>
         <w:spacing w:line="240" w:lineRule="auto"/>
         <w:ind w:firstLine="0" w:left="-709"/>
         <w:jc w:val="left"/>
@@ -4395,6 +4579,7 @@
     </w:p>
     <w:p>
       <w:pPr>
+        <w:widowControl w:val="1"/>
         <w:spacing w:line="240" w:lineRule="auto"/>
         <w:ind w:firstLine="0" w:left="-709"/>
         <w:jc w:val="left"/>
@@ -4415,6 +4600,7 @@
     </w:p>
     <w:p>
       <w:pPr>
+        <w:widowControl w:val="1"/>
         <w:spacing w:line="240" w:lineRule="auto"/>
         <w:ind w:firstLine="0" w:left="-709"/>
         <w:jc w:val="left"/>
@@ -4435,6 +4621,7 @@
     </w:p>
     <w:p>
       <w:pPr>
+        <w:widowControl w:val="1"/>
         <w:spacing w:line="240" w:lineRule="auto"/>
         <w:ind w:firstLine="0" w:left="-709"/>
         <w:jc w:val="left"/>
@@ -4455,6 +4642,7 @@
     </w:p>
     <w:p>
       <w:pPr>
+        <w:widowControl w:val="1"/>
         <w:spacing w:line="240" w:lineRule="auto"/>
         <w:ind w:firstLine="0" w:left="-709"/>
         <w:jc w:val="left"/>
@@ -4475,18 +4663,20 @@
     </w:p>
     <w:p>
       <w:pPr>
-        <w:spacing w:line="240" w:lineRule="auto"/>
-        <w:ind w:firstLine="0" w:left="-709"/>
-        <w:jc w:val="left"/>
-        <w:rPr>
-          <w:rFonts w:ascii="Times New Roman" w:hAnsi="Times New Roman"/>
-          <w:spacing w:val="0"/>
-          <w:sz w:val="16"/>
-        </w:rPr>
-      </w:pPr>
-    </w:p>
-    <w:p>
-      <w:pPr>
+        <w:widowControl w:val="1"/>
+        <w:spacing w:line="240" w:lineRule="auto"/>
+        <w:ind w:firstLine="0" w:left="-709"/>
+        <w:jc w:val="left"/>
+        <w:rPr>
+          <w:rFonts w:ascii="Times New Roman" w:hAnsi="Times New Roman"/>
+          <w:spacing w:val="0"/>
+          <w:sz w:val="16"/>
+        </w:rPr>
+      </w:pPr>
+    </w:p>
+    <w:p>
+      <w:pPr>
+        <w:widowControl w:val="1"/>
         <w:spacing w:line="240" w:lineRule="auto"/>
         <w:ind w:firstLine="0" w:left="-709"/>
         <w:jc w:val="left"/>
@@ -4507,18 +4697,20 @@
     </w:p>
     <w:p>
       <w:pPr>
-        <w:spacing w:line="240" w:lineRule="auto"/>
-        <w:ind w:firstLine="0" w:left="-709"/>
-        <w:jc w:val="left"/>
-        <w:rPr>
-          <w:rFonts w:ascii="Times New Roman" w:hAnsi="Times New Roman"/>
-          <w:spacing w:val="0"/>
-          <w:sz w:val="16"/>
-        </w:rPr>
-      </w:pPr>
-    </w:p>
-    <w:p>
-      <w:pPr>
+        <w:widowControl w:val="1"/>
+        <w:spacing w:line="240" w:lineRule="auto"/>
+        <w:ind w:firstLine="0" w:left="-709"/>
+        <w:jc w:val="left"/>
+        <w:rPr>
+          <w:rFonts w:ascii="Times New Roman" w:hAnsi="Times New Roman"/>
+          <w:spacing w:val="0"/>
+          <w:sz w:val="16"/>
+        </w:rPr>
+      </w:pPr>
+    </w:p>
+    <w:p>
+      <w:pPr>
+        <w:widowControl w:val="1"/>
         <w:spacing w:line="240" w:lineRule="auto"/>
         <w:ind w:firstLine="0" w:left="-709"/>
         <w:jc w:val="left"/>
@@ -4539,6 +4731,7 @@
     </w:p>
     <w:p>
       <w:pPr>
+        <w:widowControl w:val="1"/>
         <w:spacing w:line="240" w:lineRule="auto"/>
         <w:ind w:firstLine="0" w:left="-709"/>
         <w:jc w:val="left"/>
@@ -4559,18 +4752,20 @@
     </w:p>
     <w:p>
       <w:pPr>
-        <w:spacing w:line="240" w:lineRule="auto"/>
-        <w:ind w:firstLine="0" w:left="-709"/>
-        <w:jc w:val="left"/>
-        <w:rPr>
-          <w:rFonts w:ascii="Times New Roman" w:hAnsi="Times New Roman"/>
-          <w:spacing w:val="0"/>
-          <w:sz w:val="16"/>
-        </w:rPr>
-      </w:pPr>
-    </w:p>
-    <w:p>
-      <w:pPr>
+        <w:widowControl w:val="1"/>
+        <w:spacing w:line="240" w:lineRule="auto"/>
+        <w:ind w:firstLine="0" w:left="-709"/>
+        <w:jc w:val="left"/>
+        <w:rPr>
+          <w:rFonts w:ascii="Times New Roman" w:hAnsi="Times New Roman"/>
+          <w:spacing w:val="0"/>
+          <w:sz w:val="16"/>
+        </w:rPr>
+      </w:pPr>
+    </w:p>
+    <w:p>
+      <w:pPr>
+        <w:widowControl w:val="1"/>
         <w:spacing w:line="240" w:lineRule="auto"/>
         <w:ind w:firstLine="0" w:left="-709"/>
         <w:jc w:val="left"/>
@@ -4591,6 +4786,7 @@
     </w:p>
     <w:p>
       <w:pPr>
+        <w:widowControl w:val="1"/>
         <w:spacing w:line="240" w:lineRule="auto"/>
         <w:ind w:firstLine="0" w:left="-709"/>
         <w:jc w:val="left"/>
@@ -4611,18 +4807,20 @@
     </w:p>
     <w:p>
       <w:pPr>
-        <w:spacing w:line="240" w:lineRule="auto"/>
-        <w:ind w:firstLine="0" w:left="-709"/>
-        <w:jc w:val="left"/>
-        <w:rPr>
-          <w:rFonts w:ascii="Times New Roman" w:hAnsi="Times New Roman"/>
-          <w:spacing w:val="0"/>
-          <w:sz w:val="16"/>
-        </w:rPr>
-      </w:pPr>
-    </w:p>
-    <w:p>
-      <w:pPr>
+        <w:widowControl w:val="1"/>
+        <w:spacing w:line="240" w:lineRule="auto"/>
+        <w:ind w:firstLine="0" w:left="-709"/>
+        <w:jc w:val="left"/>
+        <w:rPr>
+          <w:rFonts w:ascii="Times New Roman" w:hAnsi="Times New Roman"/>
+          <w:spacing w:val="0"/>
+          <w:sz w:val="16"/>
+        </w:rPr>
+      </w:pPr>
+    </w:p>
+    <w:p>
+      <w:pPr>
+        <w:widowControl w:val="1"/>
         <w:spacing w:line="240" w:lineRule="auto"/>
         <w:ind w:firstLine="0" w:left="-709"/>
         <w:jc w:val="left"/>
@@ -4643,6 +4841,7 @@
     </w:p>
     <w:p>
       <w:pPr>
+        <w:widowControl w:val="1"/>
         <w:spacing w:line="240" w:lineRule="auto"/>
         <w:ind w:firstLine="0" w:left="-709"/>
         <w:jc w:val="left"/>
@@ -4663,6 +4862,7 @@
     </w:p>
     <w:p>
       <w:pPr>
+        <w:widowControl w:val="1"/>
         <w:spacing w:line="240" w:lineRule="auto"/>
         <w:ind w:firstLine="0" w:left="-709"/>
         <w:jc w:val="left"/>
@@ -4683,6 +4883,7 @@
     </w:p>
     <w:p>
       <w:pPr>
+        <w:widowControl w:val="1"/>
         <w:spacing w:line="240" w:lineRule="auto"/>
         <w:ind w:firstLine="0" w:left="-709"/>
         <w:jc w:val="left"/>
@@ -4703,6 +4904,7 @@
     </w:p>
     <w:p>
       <w:pPr>
+        <w:widowControl w:val="1"/>
         <w:spacing w:line="240" w:lineRule="auto"/>
         <w:ind w:firstLine="0" w:left="-709"/>
         <w:jc w:val="left"/>
@@ -4723,18 +4925,20 @@
     </w:p>
     <w:p>
       <w:pPr>
-        <w:spacing w:line="240" w:lineRule="auto"/>
-        <w:ind w:firstLine="0" w:left="-709"/>
-        <w:jc w:val="left"/>
-        <w:rPr>
-          <w:rFonts w:ascii="Times New Roman" w:hAnsi="Times New Roman"/>
-          <w:spacing w:val="0"/>
-          <w:sz w:val="16"/>
-        </w:rPr>
-      </w:pPr>
-    </w:p>
-    <w:p>
-      <w:pPr>
+        <w:widowControl w:val="1"/>
+        <w:spacing w:line="240" w:lineRule="auto"/>
+        <w:ind w:firstLine="0" w:left="-709"/>
+        <w:jc w:val="left"/>
+        <w:rPr>
+          <w:rFonts w:ascii="Times New Roman" w:hAnsi="Times New Roman"/>
+          <w:spacing w:val="0"/>
+          <w:sz w:val="16"/>
+        </w:rPr>
+      </w:pPr>
+    </w:p>
+    <w:p>
+      <w:pPr>
+        <w:widowControl w:val="1"/>
         <w:spacing w:line="240" w:lineRule="auto"/>
         <w:ind w:firstLine="0" w:left="-709"/>
         <w:jc w:val="left"/>
@@ -4755,18 +4959,20 @@
     </w:p>
     <w:p>
       <w:pPr>
-        <w:spacing w:line="240" w:lineRule="auto"/>
-        <w:ind w:firstLine="0" w:left="-709"/>
-        <w:jc w:val="left"/>
-        <w:rPr>
-          <w:rFonts w:ascii="Times New Roman" w:hAnsi="Times New Roman"/>
-          <w:spacing w:val="0"/>
-          <w:sz w:val="16"/>
-        </w:rPr>
-      </w:pPr>
-    </w:p>
-    <w:p>
-      <w:pPr>
+        <w:widowControl w:val="1"/>
+        <w:spacing w:line="240" w:lineRule="auto"/>
+        <w:ind w:firstLine="0" w:left="-709"/>
+        <w:jc w:val="left"/>
+        <w:rPr>
+          <w:rFonts w:ascii="Times New Roman" w:hAnsi="Times New Roman"/>
+          <w:spacing w:val="0"/>
+          <w:sz w:val="16"/>
+        </w:rPr>
+      </w:pPr>
+    </w:p>
+    <w:p>
+      <w:pPr>
+        <w:widowControl w:val="1"/>
         <w:spacing w:line="240" w:lineRule="auto"/>
         <w:ind w:firstLine="0" w:left="-709"/>
         <w:jc w:val="left"/>
@@ -4787,18 +4993,20 @@
     </w:p>
     <w:p>
       <w:pPr>
-        <w:spacing w:line="240" w:lineRule="auto"/>
-        <w:ind w:firstLine="0" w:left="-709"/>
-        <w:jc w:val="left"/>
-        <w:rPr>
-          <w:rFonts w:ascii="Times New Roman" w:hAnsi="Times New Roman"/>
-          <w:spacing w:val="0"/>
-          <w:sz w:val="16"/>
-        </w:rPr>
-      </w:pPr>
-    </w:p>
-    <w:p>
-      <w:pPr>
+        <w:widowControl w:val="1"/>
+        <w:spacing w:line="240" w:lineRule="auto"/>
+        <w:ind w:firstLine="0" w:left="-709"/>
+        <w:jc w:val="left"/>
+        <w:rPr>
+          <w:rFonts w:ascii="Times New Roman" w:hAnsi="Times New Roman"/>
+          <w:spacing w:val="0"/>
+          <w:sz w:val="16"/>
+        </w:rPr>
+      </w:pPr>
+    </w:p>
+    <w:p>
+      <w:pPr>
+        <w:widowControl w:val="1"/>
         <w:spacing w:line="240" w:lineRule="auto"/>
         <w:ind w:firstLine="0" w:left="-709"/>
         <w:jc w:val="left"/>
@@ -4819,6 +5027,7 @@
     </w:p>
     <w:p>
       <w:pPr>
+        <w:widowControl w:val="1"/>
         <w:spacing w:line="240" w:lineRule="auto"/>
         <w:ind w:firstLine="0" w:left="-709"/>
         <w:jc w:val="left"/>
@@ -4839,6 +5048,7 @@
     </w:p>
     <w:p>
       <w:pPr>
+        <w:widowControl w:val="1"/>
         <w:spacing w:line="240" w:lineRule="auto"/>
         <w:ind w:firstLine="0" w:left="-709"/>
         <w:jc w:val="left"/>
@@ -4859,18 +5069,20 @@
     </w:p>
     <w:p>
       <w:pPr>
-        <w:spacing w:line="240" w:lineRule="auto"/>
-        <w:ind w:firstLine="0" w:left="-709"/>
-        <w:jc w:val="left"/>
-        <w:rPr>
-          <w:rFonts w:ascii="Times New Roman" w:hAnsi="Times New Roman"/>
-          <w:spacing w:val="0"/>
-          <w:sz w:val="16"/>
-        </w:rPr>
-      </w:pPr>
-    </w:p>
-    <w:p>
-      <w:pPr>
+        <w:widowControl w:val="1"/>
+        <w:spacing w:line="240" w:lineRule="auto"/>
+        <w:ind w:firstLine="0" w:left="-709"/>
+        <w:jc w:val="left"/>
+        <w:rPr>
+          <w:rFonts w:ascii="Times New Roman" w:hAnsi="Times New Roman"/>
+          <w:spacing w:val="0"/>
+          <w:sz w:val="16"/>
+        </w:rPr>
+      </w:pPr>
+    </w:p>
+    <w:p>
+      <w:pPr>
+        <w:widowControl w:val="1"/>
         <w:spacing w:line="240" w:lineRule="auto"/>
         <w:ind w:firstLine="0" w:left="-709"/>
         <w:jc w:val="left"/>
@@ -4891,6 +5103,7 @@
     </w:p>
     <w:p>
       <w:pPr>
+        <w:widowControl w:val="1"/>
         <w:spacing w:line="240" w:lineRule="auto"/>
         <w:ind w:firstLine="0" w:left="-709"/>
         <w:jc w:val="left"/>
@@ -4911,6 +5124,7 @@
     </w:p>
     <w:p>
       <w:pPr>
+        <w:widowControl w:val="1"/>
         <w:spacing w:line="240" w:lineRule="auto"/>
         <w:ind w:firstLine="0" w:left="-709"/>
         <w:jc w:val="left"/>
@@ -4931,6 +5145,7 @@
     </w:p>
     <w:p>
       <w:pPr>
+        <w:widowControl w:val="1"/>
         <w:spacing w:line="240" w:lineRule="auto"/>
         <w:ind w:firstLine="0" w:left="-709"/>
         <w:jc w:val="left"/>
@@ -4951,6 +5166,7 @@
     </w:p>
     <w:p>
       <w:pPr>
+        <w:widowControl w:val="1"/>
         <w:spacing w:line="240" w:lineRule="auto"/>
         <w:ind w:firstLine="0" w:left="-709"/>
         <w:jc w:val="left"/>
@@ -4971,6 +5187,7 @@
     </w:p>
     <w:p>
       <w:pPr>
+        <w:widowControl w:val="1"/>
         <w:spacing w:line="240" w:lineRule="auto"/>
         <w:ind w:firstLine="0" w:left="-709"/>
         <w:jc w:val="left"/>
@@ -4991,18 +5208,20 @@
     </w:p>
     <w:p>
       <w:pPr>
-        <w:spacing w:line="240" w:lineRule="auto"/>
-        <w:ind w:firstLine="0" w:left="-709"/>
-        <w:jc w:val="left"/>
-        <w:rPr>
-          <w:rFonts w:ascii="Times New Roman" w:hAnsi="Times New Roman"/>
-          <w:spacing w:val="0"/>
-          <w:sz w:val="16"/>
-        </w:rPr>
-      </w:pPr>
-    </w:p>
-    <w:p>
-      <w:pPr>
+        <w:widowControl w:val="1"/>
+        <w:spacing w:line="240" w:lineRule="auto"/>
+        <w:ind w:firstLine="0" w:left="-709"/>
+        <w:jc w:val="left"/>
+        <w:rPr>
+          <w:rFonts w:ascii="Times New Roman" w:hAnsi="Times New Roman"/>
+          <w:spacing w:val="0"/>
+          <w:sz w:val="16"/>
+        </w:rPr>
+      </w:pPr>
+    </w:p>
+    <w:p>
+      <w:pPr>
+        <w:widowControl w:val="1"/>
         <w:spacing w:line="240" w:lineRule="auto"/>
         <w:ind w:firstLine="0" w:left="-709"/>
         <w:jc w:val="left"/>
@@ -5023,6 +5242,7 @@
     </w:p>
     <w:p>
       <w:pPr>
+        <w:widowControl w:val="1"/>
         <w:spacing w:line="240" w:lineRule="auto"/>
         <w:ind w:firstLine="0" w:left="-709"/>
         <w:jc w:val="left"/>
@@ -5043,6 +5263,7 @@
     </w:p>
     <w:p>
       <w:pPr>
+        <w:widowControl w:val="1"/>
         <w:spacing w:line="240" w:lineRule="auto"/>
         <w:ind w:firstLine="0" w:left="-709"/>
         <w:jc w:val="left"/>
@@ -5063,6 +5284,7 @@
     </w:p>
     <w:p>
       <w:pPr>
+        <w:widowControl w:val="1"/>
         <w:spacing w:line="240" w:lineRule="auto"/>
         <w:ind w:firstLine="0" w:left="-709"/>
         <w:jc w:val="left"/>
@@ -5083,18 +5305,20 @@
     </w:p>
     <w:p>
       <w:pPr>
-        <w:spacing w:line="240" w:lineRule="auto"/>
-        <w:ind w:firstLine="0" w:left="-709"/>
-        <w:jc w:val="left"/>
-        <w:rPr>
-          <w:rFonts w:ascii="Times New Roman" w:hAnsi="Times New Roman"/>
-          <w:spacing w:val="0"/>
-          <w:sz w:val="16"/>
-        </w:rPr>
-      </w:pPr>
-    </w:p>
-    <w:p>
-      <w:pPr>
+        <w:widowControl w:val="1"/>
+        <w:spacing w:line="240" w:lineRule="auto"/>
+        <w:ind w:firstLine="0" w:left="-709"/>
+        <w:jc w:val="left"/>
+        <w:rPr>
+          <w:rFonts w:ascii="Times New Roman" w:hAnsi="Times New Roman"/>
+          <w:spacing w:val="0"/>
+          <w:sz w:val="16"/>
+        </w:rPr>
+      </w:pPr>
+    </w:p>
+    <w:p>
+      <w:pPr>
+        <w:widowControl w:val="1"/>
         <w:spacing w:line="240" w:lineRule="auto"/>
         <w:ind w:firstLine="0" w:left="-709"/>
         <w:jc w:val="left"/>
@@ -5115,6 +5339,7 @@
     </w:p>
     <w:p>
       <w:pPr>
+        <w:widowControl w:val="1"/>
         <w:spacing w:line="240" w:lineRule="auto"/>
         <w:ind w:firstLine="0" w:left="-709"/>
         <w:jc w:val="left"/>
@@ -5135,30 +5360,33 @@
     </w:p>
     <w:p>
       <w:pPr>
-        <w:spacing w:line="240" w:lineRule="auto"/>
-        <w:ind w:firstLine="0" w:left="-709"/>
-        <w:jc w:val="left"/>
-        <w:rPr>
-          <w:rFonts w:ascii="Times New Roman" w:hAnsi="Times New Roman"/>
-          <w:spacing w:val="0"/>
-          <w:sz w:val="16"/>
-        </w:rPr>
-      </w:pPr>
-    </w:p>
-    <w:p>
-      <w:pPr>
-        <w:spacing w:line="240" w:lineRule="auto"/>
-        <w:ind w:firstLine="0" w:left="-709"/>
-        <w:jc w:val="left"/>
-        <w:rPr>
-          <w:rFonts w:ascii="Times New Roman" w:hAnsi="Times New Roman"/>
-          <w:spacing w:val="0"/>
-          <w:sz w:val="16"/>
-        </w:rPr>
-      </w:pPr>
-    </w:p>
-    <w:p>
-      <w:pPr>
+        <w:widowControl w:val="1"/>
+        <w:spacing w:line="240" w:lineRule="auto"/>
+        <w:ind w:firstLine="0" w:left="-709"/>
+        <w:jc w:val="left"/>
+        <w:rPr>
+          <w:rFonts w:ascii="Times New Roman" w:hAnsi="Times New Roman"/>
+          <w:spacing w:val="0"/>
+          <w:sz w:val="16"/>
+        </w:rPr>
+      </w:pPr>
+    </w:p>
+    <w:p>
+      <w:pPr>
+        <w:widowControl w:val="1"/>
+        <w:spacing w:line="240" w:lineRule="auto"/>
+        <w:ind w:firstLine="0" w:left="-709"/>
+        <w:jc w:val="left"/>
+        <w:rPr>
+          <w:rFonts w:ascii="Times New Roman" w:hAnsi="Times New Roman"/>
+          <w:spacing w:val="0"/>
+          <w:sz w:val="16"/>
+        </w:rPr>
+      </w:pPr>
+    </w:p>
+    <w:p>
+      <w:pPr>
+        <w:widowControl w:val="1"/>
         <w:spacing w:line="240" w:lineRule="auto"/>
         <w:ind w:firstLine="0" w:left="-709"/>
         <w:jc w:val="left"/>
@@ -5179,6 +5407,7 @@
     </w:p>
     <w:p>
       <w:pPr>
+        <w:widowControl w:val="1"/>
         <w:spacing w:line="240" w:lineRule="auto"/>
         <w:ind w:firstLine="0" w:left="-709"/>
         <w:jc w:val="left"/>
@@ -5199,6 +5428,7 @@
     </w:p>
     <w:p>
       <w:pPr>
+        <w:widowControl w:val="1"/>
         <w:spacing w:line="240" w:lineRule="auto"/>
         <w:ind w:firstLine="0" w:left="-709"/>
         <w:jc w:val="left"/>
@@ -5219,6 +5449,7 @@
     </w:p>
     <w:p>
       <w:pPr>
+        <w:widowControl w:val="1"/>
         <w:spacing w:line="240" w:lineRule="auto"/>
         <w:ind w:firstLine="0" w:left="-709"/>
         <w:jc w:val="left"/>
@@ -5239,6 +5470,7 @@
     </w:p>
     <w:p>
       <w:pPr>
+        <w:widowControl w:val="1"/>
         <w:spacing w:line="240" w:lineRule="auto"/>
         <w:ind w:firstLine="0" w:left="-709"/>
         <w:jc w:val="left"/>
@@ -5259,6 +5491,7 @@
     </w:p>
     <w:p>
       <w:pPr>
+        <w:widowControl w:val="1"/>
         <w:spacing w:line="240" w:lineRule="auto"/>
         <w:ind w:firstLine="0" w:left="-709"/>
         <w:jc w:val="left"/>
@@ -5279,30 +5512,33 @@
     </w:p>
     <w:p>
       <w:pPr>
-        <w:spacing w:line="240" w:lineRule="auto"/>
-        <w:ind w:firstLine="0" w:left="-709"/>
-        <w:jc w:val="left"/>
-        <w:rPr>
-          <w:rFonts w:ascii="Times New Roman" w:hAnsi="Times New Roman"/>
-          <w:spacing w:val="0"/>
-          <w:sz w:val="16"/>
-        </w:rPr>
-      </w:pPr>
-    </w:p>
-    <w:p>
-      <w:pPr>
-        <w:spacing w:line="240" w:lineRule="auto"/>
-        <w:ind w:firstLine="0" w:left="-709"/>
-        <w:jc w:val="left"/>
-        <w:rPr>
-          <w:rFonts w:ascii="Times New Roman" w:hAnsi="Times New Roman"/>
-          <w:spacing w:val="0"/>
-          <w:sz w:val="16"/>
-        </w:rPr>
-      </w:pPr>
-    </w:p>
-    <w:p>
-      <w:pPr>
+        <w:widowControl w:val="1"/>
+        <w:spacing w:line="240" w:lineRule="auto"/>
+        <w:ind w:firstLine="0" w:left="-709"/>
+        <w:jc w:val="left"/>
+        <w:rPr>
+          <w:rFonts w:ascii="Times New Roman" w:hAnsi="Times New Roman"/>
+          <w:spacing w:val="0"/>
+          <w:sz w:val="16"/>
+        </w:rPr>
+      </w:pPr>
+    </w:p>
+    <w:p>
+      <w:pPr>
+        <w:widowControl w:val="1"/>
+        <w:spacing w:line="240" w:lineRule="auto"/>
+        <w:ind w:firstLine="0" w:left="-709"/>
+        <w:jc w:val="left"/>
+        <w:rPr>
+          <w:rFonts w:ascii="Times New Roman" w:hAnsi="Times New Roman"/>
+          <w:spacing w:val="0"/>
+          <w:sz w:val="16"/>
+        </w:rPr>
+      </w:pPr>
+    </w:p>
+    <w:p>
+      <w:pPr>
+        <w:widowControl w:val="1"/>
         <w:spacing w:line="240" w:lineRule="auto"/>
         <w:ind w:firstLine="0" w:left="-709"/>
         <w:jc w:val="left"/>
@@ -5323,6 +5559,7 @@
     </w:p>
     <w:p>
       <w:pPr>
+        <w:widowControl w:val="1"/>
         <w:spacing w:line="240" w:lineRule="auto"/>
         <w:ind w:firstLine="0" w:left="-709"/>
         <w:jc w:val="left"/>
@@ -5343,6 +5580,7 @@
     </w:p>
     <w:p>
       <w:pPr>
+        <w:widowControl w:val="1"/>
         <w:spacing w:line="240" w:lineRule="auto"/>
         <w:ind w:firstLine="0" w:left="-709"/>
         <w:jc w:val="left"/>
@@ -5363,6 +5601,7 @@
     </w:p>
     <w:p>
       <w:pPr>
+        <w:widowControl w:val="1"/>
         <w:spacing w:line="240" w:lineRule="auto"/>
         <w:ind w:firstLine="0" w:left="-709"/>
         <w:jc w:val="left"/>

--- a/Отчет.docx
+++ b/Отчет.docx
@@ -1305,6 +1305,7 @@
               <w:drawing>
                 <wp:inline>
                   <wp:extent cx="2829560" cy="2829560"/>
+                  <wp:effectExtent b="0" l="0" r="0" t="0"/>
                   <wp:docPr hidden="false" id="2" name="Picture 2"/>
                   <a:graphic>
                     <a:graphicData uri="http://schemas.openxmlformats.org/drawingml/2006/picture">
@@ -1362,6 +1363,7 @@
               <w:drawing>
                 <wp:inline>
                   <wp:extent cx="2830195" cy="2830195"/>
+                  <wp:effectExtent b="0" l="0" r="0" t="0"/>
                   <wp:docPr hidden="false" id="4" name="Picture 4"/>
                   <a:graphic>
                     <a:graphicData uri="http://schemas.openxmlformats.org/drawingml/2006/picture">
@@ -1421,6 +1423,7 @@
               <w:drawing>
                 <wp:inline>
                   <wp:extent cx="2829560" cy="2829560"/>
+                  <wp:effectExtent b="0" l="0" r="0" t="0"/>
                   <wp:docPr hidden="false" id="6" name="Picture 6"/>
                   <a:graphic>
                     <a:graphicData uri="http://schemas.openxmlformats.org/drawingml/2006/picture">
@@ -1478,6 +1481,7 @@
               <w:drawing>
                 <wp:inline>
                   <wp:extent cx="2830195" cy="2830195"/>
+                  <wp:effectExtent b="0" l="0" r="0" t="0"/>
                   <wp:docPr hidden="false" id="8" name="Picture 8"/>
                   <a:graphic>
                     <a:graphicData uri="http://schemas.openxmlformats.org/drawingml/2006/picture">
@@ -1537,6 +1541,7 @@
               <w:drawing>
                 <wp:inline>
                   <wp:extent cx="2829560" cy="2829560"/>
+                  <wp:effectExtent b="0" l="0" r="0" t="0"/>
                   <wp:docPr hidden="false" id="10" name="Picture 10"/>
                   <a:graphic>
                     <a:graphicData uri="http://schemas.openxmlformats.org/drawingml/2006/picture">
@@ -1594,6 +1599,7 @@
               <w:drawing>
                 <wp:inline>
                   <wp:extent cx="2830195" cy="2830195"/>
+                  <wp:effectExtent b="0" l="0" r="0" t="0"/>
                   <wp:docPr hidden="false" id="12" name="Picture 12"/>
                   <a:graphic>
                     <a:graphicData uri="http://schemas.openxmlformats.org/drawingml/2006/picture">
@@ -1664,11 +1670,32 @@
           <w:sz w:val="28"/>
           <w:highlight w:val="white"/>
         </w:rPr>
-        <w:t>В ходе выполнения лабораторной работы была написана программа на языка Python, для симуляции и визуализации движения точечного тела в соответствии с заданными законами движения.</w:t>
-      </w:r>
-    </w:p>
-    <w:p>
-      <w:pPr>
+        <w:t>В ходе выполнения лабораторной работы была написана программа на язы</w:t>
+      </w:r>
+      <w:r>
+        <w:rPr>
+          <w:rStyle w:val="Style_1_ch"/>
+          <w:rFonts w:ascii="Times New Roman" w:hAnsi="Times New Roman"/>
+          <w:color w:val="000000"/>
+          <w:sz w:val="28"/>
+          <w:highlight w:val="white"/>
+        </w:rPr>
+        <w:t xml:space="preserve">ке </w:t>
+      </w:r>
+      <w:r>
+        <w:rPr>
+          <w:rStyle w:val="Style_1_ch"/>
+          <w:rFonts w:ascii="Times New Roman" w:hAnsi="Times New Roman"/>
+          <w:color w:val="000000"/>
+          <w:sz w:val="28"/>
+          <w:highlight w:val="white"/>
+        </w:rPr>
+        <w:t>Python, для симуляции и визуализации движения точечного тела в соответствии с заданными законами движения.</w:t>
+      </w:r>
+    </w:p>
+    <w:p>
+      <w:pPr>
+        <w:widowControl w:val="1"/>
         <w:ind/>
         <w:jc w:val="center"/>
         <w:rPr>
@@ -1698,6 +1725,7 @@
     </w:p>
     <w:p>
       <w:pPr>
+        <w:widowControl w:val="1"/>
         <w:spacing w:line="240" w:lineRule="auto"/>
         <w:ind/>
         <w:jc w:val="left"/>
@@ -1716,6 +1744,7 @@
     </w:p>
     <w:p>
       <w:pPr>
+        <w:widowControl w:val="1"/>
         <w:spacing w:line="240" w:lineRule="auto"/>
         <w:ind/>
         <w:jc w:val="left"/>
@@ -1734,6 +1763,7 @@
     </w:p>
     <w:p>
       <w:pPr>
+        <w:widowControl w:val="1"/>
         <w:spacing w:line="240" w:lineRule="auto"/>
         <w:ind/>
         <w:jc w:val="left"/>
@@ -1752,6 +1782,7 @@
     </w:p>
     <w:p>
       <w:pPr>
+        <w:widowControl w:val="1"/>
         <w:spacing w:line="240" w:lineRule="auto"/>
         <w:ind/>
         <w:jc w:val="left"/>
@@ -1770,28 +1801,31 @@
     </w:p>
     <w:p>
       <w:pPr>
-        <w:spacing w:line="240" w:lineRule="auto"/>
-        <w:ind/>
-        <w:jc w:val="left"/>
-        <w:rPr>
-          <w:rFonts w:ascii="Times New Roman" w:hAnsi="Times New Roman"/>
-          <w:sz w:val="16"/>
-        </w:rPr>
-      </w:pPr>
-    </w:p>
-    <w:p>
-      <w:pPr>
-        <w:spacing w:line="240" w:lineRule="auto"/>
-        <w:ind/>
-        <w:jc w:val="left"/>
-        <w:rPr>
-          <w:rFonts w:ascii="Times New Roman" w:hAnsi="Times New Roman"/>
-          <w:sz w:val="16"/>
-        </w:rPr>
-      </w:pPr>
-    </w:p>
-    <w:p>
-      <w:pPr>
+        <w:widowControl w:val="1"/>
+        <w:spacing w:line="240" w:lineRule="auto"/>
+        <w:ind/>
+        <w:jc w:val="left"/>
+        <w:rPr>
+          <w:rFonts w:ascii="Times New Roman" w:hAnsi="Times New Roman"/>
+          <w:sz w:val="16"/>
+        </w:rPr>
+      </w:pPr>
+    </w:p>
+    <w:p>
+      <w:pPr>
+        <w:widowControl w:val="1"/>
+        <w:spacing w:line="240" w:lineRule="auto"/>
+        <w:ind/>
+        <w:jc w:val="left"/>
+        <w:rPr>
+          <w:rFonts w:ascii="Times New Roman" w:hAnsi="Times New Roman"/>
+          <w:sz w:val="16"/>
+        </w:rPr>
+      </w:pPr>
+    </w:p>
+    <w:p>
+      <w:pPr>
+        <w:widowControl w:val="1"/>
         <w:spacing w:line="240" w:lineRule="auto"/>
         <w:ind/>
         <w:jc w:val="left"/>
@@ -1810,6 +1844,7 @@
     </w:p>
     <w:p>
       <w:pPr>
+        <w:widowControl w:val="1"/>
         <w:spacing w:line="240" w:lineRule="auto"/>
         <w:ind/>
         <w:jc w:val="left"/>
@@ -1828,6 +1863,7 @@
     </w:p>
     <w:p>
       <w:pPr>
+        <w:widowControl w:val="1"/>
         <w:spacing w:line="240" w:lineRule="auto"/>
         <w:ind/>
         <w:jc w:val="left"/>
@@ -1846,6 +1882,7 @@
     </w:p>
     <w:p>
       <w:pPr>
+        <w:widowControl w:val="1"/>
         <w:spacing w:line="240" w:lineRule="auto"/>
         <w:ind/>
         <w:jc w:val="left"/>
@@ -1864,6 +1901,7 @@
     </w:p>
     <w:p>
       <w:pPr>
+        <w:widowControl w:val="1"/>
         <w:spacing w:line="240" w:lineRule="auto"/>
         <w:ind/>
         <w:jc w:val="left"/>
@@ -1882,6 +1920,7 @@
     </w:p>
     <w:p>
       <w:pPr>
+        <w:widowControl w:val="1"/>
         <w:spacing w:line="240" w:lineRule="auto"/>
         <w:ind/>
         <w:jc w:val="left"/>
@@ -1900,6 +1939,7 @@
     </w:p>
     <w:p>
       <w:pPr>
+        <w:widowControl w:val="1"/>
         <w:spacing w:line="240" w:lineRule="auto"/>
         <w:ind/>
         <w:jc w:val="left"/>
@@ -1918,6 +1958,7 @@
     </w:p>
     <w:p>
       <w:pPr>
+        <w:widowControl w:val="1"/>
         <w:spacing w:line="240" w:lineRule="auto"/>
         <w:ind/>
         <w:jc w:val="left"/>
@@ -1936,6 +1977,7 @@
     </w:p>
     <w:p>
       <w:pPr>
+        <w:widowControl w:val="1"/>
         <w:spacing w:line="240" w:lineRule="auto"/>
         <w:ind/>
         <w:jc w:val="left"/>
@@ -1954,6 +1996,7 @@
     </w:p>
     <w:p>
       <w:pPr>
+        <w:widowControl w:val="1"/>
         <w:spacing w:line="240" w:lineRule="auto"/>
         <w:ind/>
         <w:jc w:val="left"/>
@@ -1972,6 +2015,7 @@
     </w:p>
     <w:p>
       <w:pPr>
+        <w:widowControl w:val="1"/>
         <w:spacing w:line="240" w:lineRule="auto"/>
         <w:ind/>
         <w:jc w:val="left"/>
@@ -1990,6 +2034,7 @@
     </w:p>
     <w:p>
       <w:pPr>
+        <w:widowControl w:val="1"/>
         <w:spacing w:line="240" w:lineRule="auto"/>
         <w:ind/>
         <w:jc w:val="left"/>
@@ -2008,6 +2053,7 @@
     </w:p>
     <w:p>
       <w:pPr>
+        <w:widowControl w:val="1"/>
         <w:spacing w:line="240" w:lineRule="auto"/>
         <w:ind/>
         <w:jc w:val="left"/>
@@ -2026,6 +2072,7 @@
     </w:p>
     <w:p>
       <w:pPr>
+        <w:widowControl w:val="1"/>
         <w:spacing w:line="240" w:lineRule="auto"/>
         <w:ind/>
         <w:jc w:val="left"/>
@@ -2044,6 +2091,7 @@
     </w:p>
     <w:p>
       <w:pPr>
+        <w:widowControl w:val="1"/>
         <w:spacing w:line="240" w:lineRule="auto"/>
         <w:ind/>
         <w:jc w:val="left"/>
@@ -2062,6 +2110,7 @@
     </w:p>
     <w:p>
       <w:pPr>
+        <w:widowControl w:val="1"/>
         <w:spacing w:line="240" w:lineRule="auto"/>
         <w:ind/>
         <w:jc w:val="left"/>
@@ -2080,6 +2129,7 @@
     </w:p>
     <w:p>
       <w:pPr>
+        <w:widowControl w:val="1"/>
         <w:spacing w:line="240" w:lineRule="auto"/>
         <w:ind/>
         <w:jc w:val="left"/>
@@ -2098,6 +2148,7 @@
     </w:p>
     <w:p>
       <w:pPr>
+        <w:widowControl w:val="1"/>
         <w:spacing w:line="240" w:lineRule="auto"/>
         <w:ind/>
         <w:jc w:val="left"/>
@@ -2116,17 +2167,19 @@
     </w:p>
     <w:p>
       <w:pPr>
-        <w:spacing w:line="240" w:lineRule="auto"/>
-        <w:ind/>
-        <w:jc w:val="left"/>
-        <w:rPr>
-          <w:rFonts w:ascii="Times New Roman" w:hAnsi="Times New Roman"/>
-          <w:sz w:val="16"/>
-        </w:rPr>
-      </w:pPr>
-    </w:p>
-    <w:p>
-      <w:pPr>
+        <w:widowControl w:val="1"/>
+        <w:spacing w:line="240" w:lineRule="auto"/>
+        <w:ind/>
+        <w:jc w:val="left"/>
+        <w:rPr>
+          <w:rFonts w:ascii="Times New Roman" w:hAnsi="Times New Roman"/>
+          <w:sz w:val="16"/>
+        </w:rPr>
+      </w:pPr>
+    </w:p>
+    <w:p>
+      <w:pPr>
+        <w:widowControl w:val="1"/>
         <w:spacing w:line="240" w:lineRule="auto"/>
         <w:ind/>
         <w:jc w:val="left"/>
@@ -2145,6 +2198,7 @@
     </w:p>
     <w:p>
       <w:pPr>
+        <w:widowControl w:val="1"/>
         <w:spacing w:line="240" w:lineRule="auto"/>
         <w:ind/>
         <w:jc w:val="left"/>
@@ -2163,17 +2217,19 @@
     </w:p>
     <w:p>
       <w:pPr>
-        <w:spacing w:line="240" w:lineRule="auto"/>
-        <w:ind/>
-        <w:jc w:val="left"/>
-        <w:rPr>
-          <w:rFonts w:ascii="Times New Roman" w:hAnsi="Times New Roman"/>
-          <w:sz w:val="16"/>
-        </w:rPr>
-      </w:pPr>
-    </w:p>
-    <w:p>
-      <w:pPr>
+        <w:widowControl w:val="1"/>
+        <w:spacing w:line="240" w:lineRule="auto"/>
+        <w:ind/>
+        <w:jc w:val="left"/>
+        <w:rPr>
+          <w:rFonts w:ascii="Times New Roman" w:hAnsi="Times New Roman"/>
+          <w:sz w:val="16"/>
+        </w:rPr>
+      </w:pPr>
+    </w:p>
+    <w:p>
+      <w:pPr>
+        <w:widowControl w:val="1"/>
         <w:spacing w:line="240" w:lineRule="auto"/>
         <w:ind/>
         <w:jc w:val="left"/>
@@ -2192,6 +2248,7 @@
     </w:p>
     <w:p>
       <w:pPr>
+        <w:widowControl w:val="1"/>
         <w:spacing w:line="240" w:lineRule="auto"/>
         <w:ind/>
         <w:jc w:val="left"/>
@@ -2210,6 +2267,7 @@
     </w:p>
     <w:p>
       <w:pPr>
+        <w:widowControl w:val="1"/>
         <w:spacing w:line="240" w:lineRule="auto"/>
         <w:ind/>
         <w:jc w:val="left"/>
@@ -2228,6 +2286,7 @@
     </w:p>
     <w:p>
       <w:pPr>
+        <w:widowControl w:val="1"/>
         <w:spacing w:line="240" w:lineRule="auto"/>
         <w:ind/>
         <w:jc w:val="left"/>
@@ -2246,6 +2305,7 @@
     </w:p>
     <w:p>
       <w:pPr>
+        <w:widowControl w:val="1"/>
         <w:spacing w:line="240" w:lineRule="auto"/>
         <w:ind/>
         <w:jc w:val="left"/>
@@ -2264,6 +2324,7 @@
     </w:p>
     <w:p>
       <w:pPr>
+        <w:widowControl w:val="1"/>
         <w:spacing w:line="240" w:lineRule="auto"/>
         <w:ind/>
         <w:jc w:val="left"/>
@@ -2282,6 +2343,7 @@
     </w:p>
     <w:p>
       <w:pPr>
+        <w:widowControl w:val="1"/>
         <w:spacing w:line="240" w:lineRule="auto"/>
         <w:ind/>
         <w:jc w:val="left"/>
@@ -2300,6 +2362,7 @@
     </w:p>
     <w:p>
       <w:pPr>
+        <w:widowControl w:val="1"/>
         <w:spacing w:line="240" w:lineRule="auto"/>
         <w:ind/>
         <w:jc w:val="left"/>
@@ -2318,6 +2381,7 @@
     </w:p>
     <w:p>
       <w:pPr>
+        <w:widowControl w:val="1"/>
         <w:spacing w:line="240" w:lineRule="auto"/>
         <w:ind/>
         <w:jc w:val="left"/>
@@ -2336,6 +2400,7 @@
     </w:p>
     <w:p>
       <w:pPr>
+        <w:widowControl w:val="1"/>
         <w:spacing w:line="240" w:lineRule="auto"/>
         <w:ind/>
         <w:jc w:val="left"/>
@@ -2354,6 +2419,7 @@
     </w:p>
     <w:p>
       <w:pPr>
+        <w:widowControl w:val="1"/>
         <w:spacing w:line="240" w:lineRule="auto"/>
         <w:ind/>
         <w:jc w:val="left"/>
@@ -2372,6 +2438,7 @@
     </w:p>
     <w:p>
       <w:pPr>
+        <w:widowControl w:val="1"/>
         <w:spacing w:line="240" w:lineRule="auto"/>
         <w:ind/>
         <w:jc w:val="left"/>
@@ -2390,6 +2457,7 @@
     </w:p>
     <w:p>
       <w:pPr>
+        <w:widowControl w:val="1"/>
         <w:spacing w:line="240" w:lineRule="auto"/>
         <w:ind/>
         <w:jc w:val="left"/>
@@ -2408,6 +2476,7 @@
     </w:p>
     <w:p>
       <w:pPr>
+        <w:widowControl w:val="1"/>
         <w:spacing w:line="240" w:lineRule="auto"/>
         <w:ind/>
         <w:jc w:val="left"/>
@@ -2426,6 +2495,7 @@
     </w:p>
     <w:p>
       <w:pPr>
+        <w:widowControl w:val="1"/>
         <w:spacing w:line="240" w:lineRule="auto"/>
         <w:ind/>
         <w:jc w:val="left"/>
@@ -2444,6 +2514,7 @@
     </w:p>
     <w:p>
       <w:pPr>
+        <w:widowControl w:val="1"/>
         <w:spacing w:line="240" w:lineRule="auto"/>
         <w:ind/>
         <w:jc w:val="left"/>
@@ -2462,6 +2533,7 @@
     </w:p>
     <w:p>
       <w:pPr>
+        <w:widowControl w:val="1"/>
         <w:spacing w:line="240" w:lineRule="auto"/>
         <w:ind/>
         <w:jc w:val="left"/>
@@ -2480,17 +2552,19 @@
     </w:p>
     <w:p>
       <w:pPr>
-        <w:spacing w:line="240" w:lineRule="auto"/>
-        <w:ind/>
-        <w:jc w:val="left"/>
-        <w:rPr>
-          <w:rFonts w:ascii="Times New Roman" w:hAnsi="Times New Roman"/>
-          <w:sz w:val="16"/>
-        </w:rPr>
-      </w:pPr>
-    </w:p>
-    <w:p>
-      <w:pPr>
+        <w:widowControl w:val="1"/>
+        <w:spacing w:line="240" w:lineRule="auto"/>
+        <w:ind/>
+        <w:jc w:val="left"/>
+        <w:rPr>
+          <w:rFonts w:ascii="Times New Roman" w:hAnsi="Times New Roman"/>
+          <w:sz w:val="16"/>
+        </w:rPr>
+      </w:pPr>
+    </w:p>
+    <w:p>
+      <w:pPr>
+        <w:widowControl w:val="1"/>
         <w:spacing w:line="240" w:lineRule="auto"/>
         <w:ind/>
         <w:jc w:val="left"/>
@@ -2509,6 +2583,7 @@
     </w:p>
     <w:p>
       <w:pPr>
+        <w:widowControl w:val="1"/>
         <w:spacing w:line="240" w:lineRule="auto"/>
         <w:ind/>
         <w:jc w:val="left"/>
@@ -2527,17 +2602,19 @@
     </w:p>
     <w:p>
       <w:pPr>
-        <w:spacing w:line="240" w:lineRule="auto"/>
-        <w:ind/>
-        <w:jc w:val="left"/>
-        <w:rPr>
-          <w:rFonts w:ascii="Times New Roman" w:hAnsi="Times New Roman"/>
-          <w:sz w:val="16"/>
-        </w:rPr>
-      </w:pPr>
-    </w:p>
-    <w:p>
-      <w:pPr>
+        <w:widowControl w:val="1"/>
+        <w:spacing w:line="240" w:lineRule="auto"/>
+        <w:ind/>
+        <w:jc w:val="left"/>
+        <w:rPr>
+          <w:rFonts w:ascii="Times New Roman" w:hAnsi="Times New Roman"/>
+          <w:sz w:val="16"/>
+        </w:rPr>
+      </w:pPr>
+    </w:p>
+    <w:p>
+      <w:pPr>
+        <w:widowControl w:val="1"/>
         <w:spacing w:line="240" w:lineRule="auto"/>
         <w:ind/>
         <w:jc w:val="left"/>
@@ -2556,6 +2633,7 @@
     </w:p>
     <w:p>
       <w:pPr>
+        <w:widowControl w:val="1"/>
         <w:spacing w:line="240" w:lineRule="auto"/>
         <w:ind/>
         <w:jc w:val="left"/>
@@ -2574,6 +2652,7 @@
     </w:p>
     <w:p>
       <w:pPr>
+        <w:widowControl w:val="1"/>
         <w:spacing w:line="240" w:lineRule="auto"/>
         <w:ind/>
         <w:jc w:val="left"/>
@@ -2592,6 +2671,7 @@
     </w:p>
     <w:p>
       <w:pPr>
+        <w:widowControl w:val="1"/>
         <w:spacing w:line="240" w:lineRule="auto"/>
         <w:ind/>
         <w:jc w:val="left"/>
@@ -2610,6 +2690,7 @@
     </w:p>
     <w:p>
       <w:pPr>
+        <w:widowControl w:val="1"/>
         <w:spacing w:line="240" w:lineRule="auto"/>
         <w:ind/>
         <w:jc w:val="left"/>
@@ -2628,6 +2709,7 @@
     </w:p>
     <w:p>
       <w:pPr>
+        <w:widowControl w:val="1"/>
         <w:spacing w:line="240" w:lineRule="auto"/>
         <w:ind/>
         <w:jc w:val="left"/>
@@ -2646,6 +2728,7 @@
     </w:p>
     <w:p>
       <w:pPr>
+        <w:widowControl w:val="1"/>
         <w:spacing w:line="240" w:lineRule="auto"/>
         <w:ind/>
         <w:jc w:val="left"/>
@@ -2664,6 +2747,7 @@
     </w:p>
     <w:p>
       <w:pPr>
+        <w:widowControl w:val="1"/>
         <w:spacing w:line="240" w:lineRule="auto"/>
         <w:ind/>
         <w:jc w:val="left"/>
@@ -2682,6 +2766,7 @@
     </w:p>
     <w:p>
       <w:pPr>
+        <w:widowControl w:val="1"/>
         <w:spacing w:line="240" w:lineRule="auto"/>
         <w:ind/>
         <w:jc w:val="left"/>
@@ -2700,6 +2785,7 @@
     </w:p>
     <w:p>
       <w:pPr>
+        <w:widowControl w:val="1"/>
         <w:spacing w:line="240" w:lineRule="auto"/>
         <w:ind/>
         <w:jc w:val="left"/>
@@ -2718,6 +2804,7 @@
     </w:p>
     <w:p>
       <w:pPr>
+        <w:widowControl w:val="1"/>
         <w:spacing w:line="240" w:lineRule="auto"/>
         <w:ind/>
         <w:jc w:val="left"/>
@@ -2736,6 +2823,7 @@
     </w:p>
     <w:p>
       <w:pPr>
+        <w:widowControl w:val="1"/>
         <w:spacing w:line="240" w:lineRule="auto"/>
         <w:ind/>
         <w:jc w:val="left"/>
@@ -2754,6 +2842,7 @@
     </w:p>
     <w:p>
       <w:pPr>
+        <w:widowControl w:val="1"/>
         <w:spacing w:line="240" w:lineRule="auto"/>
         <w:ind/>
         <w:jc w:val="left"/>
@@ -2772,6 +2861,7 @@
     </w:p>
     <w:p>
       <w:pPr>
+        <w:widowControl w:val="1"/>
         <w:spacing w:line="240" w:lineRule="auto"/>
         <w:ind/>
         <w:jc w:val="left"/>
@@ -2790,6 +2880,7 @@
     </w:p>
     <w:p>
       <w:pPr>
+        <w:widowControl w:val="1"/>
         <w:spacing w:line="240" w:lineRule="auto"/>
         <w:ind/>
         <w:jc w:val="left"/>
@@ -2808,6 +2899,7 @@
     </w:p>
     <w:p>
       <w:pPr>
+        <w:widowControl w:val="1"/>
         <w:spacing w:line="240" w:lineRule="auto"/>
         <w:ind/>
         <w:jc w:val="left"/>
@@ -2826,17 +2918,19 @@
     </w:p>
     <w:p>
       <w:pPr>
-        <w:spacing w:line="240" w:lineRule="auto"/>
-        <w:ind/>
-        <w:jc w:val="left"/>
-        <w:rPr>
-          <w:rFonts w:ascii="Times New Roman" w:hAnsi="Times New Roman"/>
-          <w:sz w:val="16"/>
-        </w:rPr>
-      </w:pPr>
-    </w:p>
-    <w:p>
-      <w:pPr>
+        <w:widowControl w:val="1"/>
+        <w:spacing w:line="240" w:lineRule="auto"/>
+        <w:ind/>
+        <w:jc w:val="left"/>
+        <w:rPr>
+          <w:rFonts w:ascii="Times New Roman" w:hAnsi="Times New Roman"/>
+          <w:sz w:val="16"/>
+        </w:rPr>
+      </w:pPr>
+    </w:p>
+    <w:p>
+      <w:pPr>
+        <w:widowControl w:val="1"/>
         <w:spacing w:line="240" w:lineRule="auto"/>
         <w:ind/>
         <w:jc w:val="left"/>
@@ -2855,17 +2949,19 @@
     </w:p>
     <w:p>
       <w:pPr>
-        <w:spacing w:line="240" w:lineRule="auto"/>
-        <w:ind/>
-        <w:jc w:val="left"/>
-        <w:rPr>
-          <w:rFonts w:ascii="Times New Roman" w:hAnsi="Times New Roman"/>
-          <w:sz w:val="16"/>
-        </w:rPr>
-      </w:pPr>
-    </w:p>
-    <w:p>
-      <w:pPr>
+        <w:widowControl w:val="1"/>
+        <w:spacing w:line="240" w:lineRule="auto"/>
+        <w:ind/>
+        <w:jc w:val="left"/>
+        <w:rPr>
+          <w:rFonts w:ascii="Times New Roman" w:hAnsi="Times New Roman"/>
+          <w:sz w:val="16"/>
+        </w:rPr>
+      </w:pPr>
+    </w:p>
+    <w:p>
+      <w:pPr>
+        <w:widowControl w:val="1"/>
         <w:spacing w:line="240" w:lineRule="auto"/>
         <w:ind/>
         <w:jc w:val="left"/>
@@ -2884,6 +2980,7 @@
     </w:p>
     <w:p>
       <w:pPr>
+        <w:widowControl w:val="1"/>
         <w:spacing w:line="240" w:lineRule="auto"/>
         <w:ind/>
         <w:jc w:val="left"/>
@@ -2902,17 +2999,19 @@
     </w:p>
     <w:p>
       <w:pPr>
-        <w:spacing w:line="240" w:lineRule="auto"/>
-        <w:ind/>
-        <w:jc w:val="left"/>
-        <w:rPr>
-          <w:rFonts w:ascii="Times New Roman" w:hAnsi="Times New Roman"/>
-          <w:sz w:val="16"/>
-        </w:rPr>
-      </w:pPr>
-    </w:p>
-    <w:p>
-      <w:pPr>
+        <w:widowControl w:val="1"/>
+        <w:spacing w:line="240" w:lineRule="auto"/>
+        <w:ind/>
+        <w:jc w:val="left"/>
+        <w:rPr>
+          <w:rFonts w:ascii="Times New Roman" w:hAnsi="Times New Roman"/>
+          <w:sz w:val="16"/>
+        </w:rPr>
+      </w:pPr>
+    </w:p>
+    <w:p>
+      <w:pPr>
+        <w:widowControl w:val="1"/>
         <w:spacing w:line="240" w:lineRule="auto"/>
         <w:ind/>
         <w:jc w:val="left"/>
@@ -2931,6 +3030,7 @@
     </w:p>
     <w:p>
       <w:pPr>
+        <w:widowControl w:val="1"/>
         <w:spacing w:line="240" w:lineRule="auto"/>
         <w:ind/>
         <w:jc w:val="left"/>
@@ -2949,6 +3049,7 @@
     </w:p>
     <w:p>
       <w:pPr>
+        <w:widowControl w:val="1"/>
         <w:spacing w:line="240" w:lineRule="auto"/>
         <w:ind/>
         <w:jc w:val="left"/>
@@ -2967,6 +3068,7 @@
     </w:p>
     <w:p>
       <w:pPr>
+        <w:widowControl w:val="1"/>
         <w:spacing w:line="240" w:lineRule="auto"/>
         <w:ind/>
         <w:jc w:val="left"/>
@@ -2985,6 +3087,7 @@
     </w:p>
     <w:p>
       <w:pPr>
+        <w:widowControl w:val="1"/>
         <w:spacing w:line="240" w:lineRule="auto"/>
         <w:ind/>
         <w:jc w:val="left"/>
@@ -3003,6 +3106,7 @@
     </w:p>
     <w:p>
       <w:pPr>
+        <w:widowControl w:val="1"/>
         <w:spacing w:line="240" w:lineRule="auto"/>
         <w:ind/>
         <w:jc w:val="left"/>
@@ -3021,6 +3125,7 @@
     </w:p>
     <w:p>
       <w:pPr>
+        <w:widowControl w:val="1"/>
         <w:spacing w:line="240" w:lineRule="auto"/>
         <w:ind/>
         <w:jc w:val="left"/>
@@ -3039,6 +3144,7 @@
     </w:p>
     <w:p>
       <w:pPr>
+        <w:widowControl w:val="1"/>
         <w:spacing w:line="240" w:lineRule="auto"/>
         <w:ind/>
         <w:jc w:val="left"/>
@@ -3057,6 +3163,7 @@
     </w:p>
     <w:p>
       <w:pPr>
+        <w:widowControl w:val="1"/>
         <w:spacing w:line="240" w:lineRule="auto"/>
         <w:ind/>
         <w:jc w:val="left"/>
@@ -3075,6 +3182,7 @@
     </w:p>
     <w:p>
       <w:pPr>
+        <w:widowControl w:val="1"/>
         <w:spacing w:line="240" w:lineRule="auto"/>
         <w:ind/>
         <w:jc w:val="left"/>
@@ -3093,6 +3201,7 @@
     </w:p>
     <w:p>
       <w:pPr>
+        <w:widowControl w:val="1"/>
         <w:spacing w:line="240" w:lineRule="auto"/>
         <w:ind/>
         <w:jc w:val="left"/>
@@ -3111,6 +3220,7 @@
     </w:p>
     <w:p>
       <w:pPr>
+        <w:widowControl w:val="1"/>
         <w:spacing w:line="240" w:lineRule="auto"/>
         <w:ind/>
         <w:jc w:val="left"/>
@@ -3129,17 +3239,19 @@
     </w:p>
     <w:p>
       <w:pPr>
-        <w:spacing w:line="240" w:lineRule="auto"/>
-        <w:ind/>
-        <w:jc w:val="left"/>
-        <w:rPr>
-          <w:rFonts w:ascii="Times New Roman" w:hAnsi="Times New Roman"/>
-          <w:sz w:val="16"/>
-        </w:rPr>
-      </w:pPr>
-    </w:p>
-    <w:p>
-      <w:pPr>
+        <w:widowControl w:val="1"/>
+        <w:spacing w:line="240" w:lineRule="auto"/>
+        <w:ind/>
+        <w:jc w:val="left"/>
+        <w:rPr>
+          <w:rFonts w:ascii="Times New Roman" w:hAnsi="Times New Roman"/>
+          <w:sz w:val="16"/>
+        </w:rPr>
+      </w:pPr>
+    </w:p>
+    <w:p>
+      <w:pPr>
+        <w:widowControl w:val="1"/>
         <w:spacing w:line="240" w:lineRule="auto"/>
         <w:ind/>
         <w:jc w:val="left"/>
@@ -3158,17 +3270,19 @@
     </w:p>
     <w:p>
       <w:pPr>
-        <w:spacing w:line="240" w:lineRule="auto"/>
-        <w:ind/>
-        <w:jc w:val="left"/>
-        <w:rPr>
-          <w:rFonts w:ascii="Times New Roman" w:hAnsi="Times New Roman"/>
-          <w:sz w:val="16"/>
-        </w:rPr>
-      </w:pPr>
-    </w:p>
-    <w:p>
-      <w:pPr>
+        <w:widowControl w:val="1"/>
+        <w:spacing w:line="240" w:lineRule="auto"/>
+        <w:ind/>
+        <w:jc w:val="left"/>
+        <w:rPr>
+          <w:rFonts w:ascii="Times New Roman" w:hAnsi="Times New Roman"/>
+          <w:sz w:val="16"/>
+        </w:rPr>
+      </w:pPr>
+    </w:p>
+    <w:p>
+      <w:pPr>
+        <w:widowControl w:val="1"/>
         <w:spacing w:line="240" w:lineRule="auto"/>
         <w:ind/>
         <w:jc w:val="left"/>
@@ -3187,6 +3301,7 @@
     </w:p>
     <w:p>
       <w:pPr>
+        <w:widowControl w:val="1"/>
         <w:spacing w:line="240" w:lineRule="auto"/>
         <w:ind/>
         <w:jc w:val="left"/>
@@ -3205,6 +3320,7 @@
     </w:p>
     <w:p>
       <w:pPr>
+        <w:widowControl w:val="1"/>
         <w:spacing w:line="240" w:lineRule="auto"/>
         <w:ind/>
         <w:jc w:val="left"/>
@@ -3223,17 +3339,19 @@
     </w:p>
     <w:p>
       <w:pPr>
-        <w:spacing w:line="240" w:lineRule="auto"/>
-        <w:ind/>
-        <w:jc w:val="left"/>
-        <w:rPr>
-          <w:rFonts w:ascii="Times New Roman" w:hAnsi="Times New Roman"/>
-          <w:sz w:val="16"/>
-        </w:rPr>
-      </w:pPr>
-    </w:p>
-    <w:p>
-      <w:pPr>
+        <w:widowControl w:val="1"/>
+        <w:spacing w:line="240" w:lineRule="auto"/>
+        <w:ind/>
+        <w:jc w:val="left"/>
+        <w:rPr>
+          <w:rFonts w:ascii="Times New Roman" w:hAnsi="Times New Roman"/>
+          <w:sz w:val="16"/>
+        </w:rPr>
+      </w:pPr>
+    </w:p>
+    <w:p>
+      <w:pPr>
+        <w:widowControl w:val="1"/>
         <w:spacing w:line="240" w:lineRule="auto"/>
         <w:ind/>
         <w:jc w:val="left"/>
@@ -3252,6 +3370,7 @@
     </w:p>
     <w:p>
       <w:pPr>
+        <w:widowControl w:val="1"/>
         <w:spacing w:line="240" w:lineRule="auto"/>
         <w:ind/>
         <w:jc w:val="left"/>
@@ -3270,6 +3389,7 @@
     </w:p>
     <w:p>
       <w:pPr>
+        <w:widowControl w:val="1"/>
         <w:spacing w:line="240" w:lineRule="auto"/>
         <w:ind/>
         <w:jc w:val="left"/>
@@ -3288,6 +3408,7 @@
     </w:p>
     <w:p>
       <w:pPr>
+        <w:widowControl w:val="1"/>
         <w:spacing w:line="240" w:lineRule="auto"/>
         <w:ind/>
         <w:jc w:val="left"/>
@@ -3306,6 +3427,7 @@
     </w:p>
     <w:p>
       <w:pPr>
+        <w:widowControl w:val="1"/>
         <w:spacing w:line="240" w:lineRule="auto"/>
         <w:ind/>
         <w:jc w:val="left"/>
@@ -3324,6 +3446,7 @@
     </w:p>
     <w:p>
       <w:pPr>
+        <w:widowControl w:val="1"/>
         <w:spacing w:line="240" w:lineRule="auto"/>
         <w:ind/>
         <w:jc w:val="left"/>
@@ -3342,6 +3465,7 @@
     </w:p>
     <w:p>
       <w:pPr>
+        <w:widowControl w:val="1"/>
         <w:spacing w:line="240" w:lineRule="auto"/>
         <w:ind/>
         <w:jc w:val="left"/>
@@ -3360,6 +3484,7 @@
     </w:p>
     <w:p>
       <w:pPr>
+        <w:widowControl w:val="1"/>
         <w:spacing w:line="240" w:lineRule="auto"/>
         <w:ind/>
         <w:jc w:val="left"/>
@@ -3378,6 +3503,7 @@
     </w:p>
     <w:p>
       <w:pPr>
+        <w:widowControl w:val="1"/>
         <w:spacing w:line="240" w:lineRule="auto"/>
         <w:ind/>
         <w:jc w:val="left"/>
@@ -3396,6 +3522,7 @@
     </w:p>
     <w:p>
       <w:pPr>
+        <w:widowControl w:val="1"/>
         <w:spacing w:line="240" w:lineRule="auto"/>
         <w:ind/>
         <w:jc w:val="left"/>
@@ -3414,6 +3541,7 @@
     </w:p>
     <w:p>
       <w:pPr>
+        <w:widowControl w:val="1"/>
         <w:spacing w:line="240" w:lineRule="auto"/>
         <w:ind/>
         <w:jc w:val="left"/>
@@ -3432,6 +3560,7 @@
     </w:p>
     <w:p>
       <w:pPr>
+        <w:widowControl w:val="1"/>
         <w:spacing w:line="240" w:lineRule="auto"/>
         <w:ind/>
         <w:jc w:val="left"/>
@@ -3450,17 +3579,19 @@
     </w:p>
     <w:p>
       <w:pPr>
-        <w:spacing w:line="240" w:lineRule="auto"/>
-        <w:ind/>
-        <w:jc w:val="left"/>
-        <w:rPr>
-          <w:rFonts w:ascii="Times New Roman" w:hAnsi="Times New Roman"/>
-          <w:sz w:val="16"/>
-        </w:rPr>
-      </w:pPr>
-    </w:p>
-    <w:p>
-      <w:pPr>
+        <w:widowControl w:val="1"/>
+        <w:spacing w:line="240" w:lineRule="auto"/>
+        <w:ind/>
+        <w:jc w:val="left"/>
+        <w:rPr>
+          <w:rFonts w:ascii="Times New Roman" w:hAnsi="Times New Roman"/>
+          <w:sz w:val="16"/>
+        </w:rPr>
+      </w:pPr>
+    </w:p>
+    <w:p>
+      <w:pPr>
+        <w:widowControl w:val="1"/>
         <w:spacing w:line="240" w:lineRule="auto"/>
         <w:ind/>
         <w:jc w:val="left"/>
@@ -3479,28 +3610,31 @@
     </w:p>
     <w:p>
       <w:pPr>
-        <w:spacing w:line="240" w:lineRule="auto"/>
-        <w:ind/>
-        <w:jc w:val="left"/>
-        <w:rPr>
-          <w:rFonts w:ascii="Times New Roman" w:hAnsi="Times New Roman"/>
-          <w:sz w:val="16"/>
-        </w:rPr>
-      </w:pPr>
-    </w:p>
-    <w:p>
-      <w:pPr>
-        <w:spacing w:line="240" w:lineRule="auto"/>
-        <w:ind/>
-        <w:jc w:val="left"/>
-        <w:rPr>
-          <w:rFonts w:ascii="Times New Roman" w:hAnsi="Times New Roman"/>
-          <w:sz w:val="16"/>
-        </w:rPr>
-      </w:pPr>
-    </w:p>
-    <w:p>
-      <w:pPr>
+        <w:widowControl w:val="1"/>
+        <w:spacing w:line="240" w:lineRule="auto"/>
+        <w:ind/>
+        <w:jc w:val="left"/>
+        <w:rPr>
+          <w:rFonts w:ascii="Times New Roman" w:hAnsi="Times New Roman"/>
+          <w:sz w:val="16"/>
+        </w:rPr>
+      </w:pPr>
+    </w:p>
+    <w:p>
+      <w:pPr>
+        <w:widowControl w:val="1"/>
+        <w:spacing w:line="240" w:lineRule="auto"/>
+        <w:ind/>
+        <w:jc w:val="left"/>
+        <w:rPr>
+          <w:rFonts w:ascii="Times New Roman" w:hAnsi="Times New Roman"/>
+          <w:sz w:val="16"/>
+        </w:rPr>
+      </w:pPr>
+    </w:p>
+    <w:p>
+      <w:pPr>
+        <w:widowControl w:val="1"/>
         <w:spacing w:line="240" w:lineRule="auto"/>
         <w:ind/>
         <w:jc w:val="left"/>
@@ -3519,6 +3653,7 @@
     </w:p>
     <w:p>
       <w:pPr>
+        <w:widowControl w:val="1"/>
         <w:spacing w:line="240" w:lineRule="auto"/>
         <w:ind/>
         <w:jc w:val="left"/>
@@ -3537,17 +3672,19 @@
     </w:p>
     <w:p>
       <w:pPr>
-        <w:spacing w:line="240" w:lineRule="auto"/>
-        <w:ind/>
-        <w:jc w:val="left"/>
-        <w:rPr>
-          <w:rFonts w:ascii="Times New Roman" w:hAnsi="Times New Roman"/>
-          <w:sz w:val="16"/>
-        </w:rPr>
-      </w:pPr>
-    </w:p>
-    <w:p>
-      <w:pPr>
+        <w:widowControl w:val="1"/>
+        <w:spacing w:line="240" w:lineRule="auto"/>
+        <w:ind/>
+        <w:jc w:val="left"/>
+        <w:rPr>
+          <w:rFonts w:ascii="Times New Roman" w:hAnsi="Times New Roman"/>
+          <w:sz w:val="16"/>
+        </w:rPr>
+      </w:pPr>
+    </w:p>
+    <w:p>
+      <w:pPr>
+        <w:widowControl w:val="1"/>
         <w:spacing w:line="240" w:lineRule="auto"/>
         <w:ind/>
         <w:jc w:val="left"/>
@@ -3566,6 +3703,7 @@
     </w:p>
     <w:p>
       <w:pPr>
+        <w:widowControl w:val="1"/>
         <w:spacing w:line="240" w:lineRule="auto"/>
         <w:ind/>
         <w:jc w:val="left"/>
@@ -3584,6 +3722,7 @@
     </w:p>
     <w:p>
       <w:pPr>
+        <w:widowControl w:val="1"/>
         <w:spacing w:line="240" w:lineRule="auto"/>
         <w:ind/>
         <w:jc w:val="left"/>
@@ -3602,6 +3741,7 @@
     </w:p>
     <w:p>
       <w:pPr>
+        <w:widowControl w:val="1"/>
         <w:spacing w:line="240" w:lineRule="auto"/>
         <w:ind/>
         <w:jc w:val="left"/>
@@ -3620,6 +3760,7 @@
     </w:p>
     <w:p>
       <w:pPr>
+        <w:widowControl w:val="1"/>
         <w:spacing w:line="240" w:lineRule="auto"/>
         <w:ind/>
         <w:jc w:val="left"/>
@@ -3638,17 +3779,19 @@
     </w:p>
     <w:p>
       <w:pPr>
-        <w:spacing w:line="240" w:lineRule="auto"/>
-        <w:ind/>
-        <w:jc w:val="left"/>
-        <w:rPr>
-          <w:rFonts w:ascii="Times New Roman" w:hAnsi="Times New Roman"/>
-          <w:sz w:val="16"/>
-        </w:rPr>
-      </w:pPr>
-    </w:p>
-    <w:p>
-      <w:pPr>
+        <w:widowControl w:val="1"/>
+        <w:spacing w:line="240" w:lineRule="auto"/>
+        <w:ind/>
+        <w:jc w:val="left"/>
+        <w:rPr>
+          <w:rFonts w:ascii="Times New Roman" w:hAnsi="Times New Roman"/>
+          <w:sz w:val="16"/>
+        </w:rPr>
+      </w:pPr>
+    </w:p>
+    <w:p>
+      <w:pPr>
+        <w:widowControl w:val="1"/>
         <w:spacing w:line="240" w:lineRule="auto"/>
         <w:ind/>
         <w:jc w:val="left"/>
@@ -3667,6 +3810,7 @@
     </w:p>
     <w:p>
       <w:pPr>
+        <w:widowControl w:val="1"/>
         <w:spacing w:line="240" w:lineRule="auto"/>
         <w:ind/>
         <w:jc w:val="left"/>
@@ -3685,6 +3829,7 @@
     </w:p>
     <w:p>
       <w:pPr>
+        <w:widowControl w:val="1"/>
         <w:spacing w:line="240" w:lineRule="auto"/>
         <w:ind/>
         <w:jc w:val="left"/>
@@ -3703,6 +3848,7 @@
     </w:p>
     <w:p>
       <w:pPr>
+        <w:widowControl w:val="1"/>
         <w:spacing w:line="240" w:lineRule="auto"/>
         <w:ind/>
         <w:jc w:val="left"/>
@@ -3721,6 +3867,7 @@
     </w:p>
     <w:p>
       <w:pPr>
+        <w:widowControl w:val="1"/>
         <w:spacing w:line="240" w:lineRule="auto"/>
         <w:ind/>
         <w:jc w:val="left"/>
@@ -3739,6 +3886,7 @@
     </w:p>
     <w:p>
       <w:pPr>
+        <w:widowControl w:val="1"/>
         <w:spacing w:line="240" w:lineRule="auto"/>
         <w:ind/>
         <w:jc w:val="left"/>
@@ -3757,6 +3905,7 @@
     </w:p>
     <w:p>
       <w:pPr>
+        <w:widowControl w:val="1"/>
         <w:spacing w:line="240" w:lineRule="auto"/>
         <w:ind/>
         <w:jc w:val="left"/>
@@ -3775,6 +3924,7 @@
     </w:p>
     <w:p>
       <w:pPr>
+        <w:widowControl w:val="1"/>
         <w:spacing w:line="240" w:lineRule="auto"/>
         <w:ind/>
         <w:jc w:val="left"/>
@@ -3793,6 +3943,7 @@
     </w:p>
     <w:p>
       <w:pPr>
+        <w:widowControl w:val="1"/>
         <w:spacing w:line="240" w:lineRule="auto"/>
         <w:ind/>
         <w:jc w:val="left"/>
@@ -3811,17 +3962,19 @@
     </w:p>
     <w:p>
       <w:pPr>
-        <w:spacing w:line="240" w:lineRule="auto"/>
-        <w:ind/>
-        <w:jc w:val="left"/>
-        <w:rPr>
-          <w:rFonts w:ascii="Times New Roman" w:hAnsi="Times New Roman"/>
-          <w:sz w:val="16"/>
-        </w:rPr>
-      </w:pPr>
-    </w:p>
-    <w:p>
-      <w:pPr>
+        <w:widowControl w:val="1"/>
+        <w:spacing w:line="240" w:lineRule="auto"/>
+        <w:ind/>
+        <w:jc w:val="left"/>
+        <w:rPr>
+          <w:rFonts w:ascii="Times New Roman" w:hAnsi="Times New Roman"/>
+          <w:sz w:val="16"/>
+        </w:rPr>
+      </w:pPr>
+    </w:p>
+    <w:p>
+      <w:pPr>
+        <w:widowControl w:val="1"/>
         <w:spacing w:line="240" w:lineRule="auto"/>
         <w:ind/>
         <w:jc w:val="left"/>
@@ -3840,6 +3993,7 @@
     </w:p>
     <w:p>
       <w:pPr>
+        <w:widowControl w:val="1"/>
         <w:spacing w:line="240" w:lineRule="auto"/>
         <w:ind/>
         <w:jc w:val="left"/>
@@ -3858,28 +4012,31 @@
     </w:p>
     <w:p>
       <w:pPr>
-        <w:spacing w:line="240" w:lineRule="auto"/>
-        <w:ind/>
-        <w:jc w:val="left"/>
-        <w:rPr>
-          <w:rFonts w:ascii="Times New Roman" w:hAnsi="Times New Roman"/>
-          <w:sz w:val="16"/>
-        </w:rPr>
-      </w:pPr>
-    </w:p>
-    <w:p>
-      <w:pPr>
-        <w:spacing w:line="240" w:lineRule="auto"/>
-        <w:ind/>
-        <w:jc w:val="left"/>
-        <w:rPr>
-          <w:rFonts w:ascii="Times New Roman" w:hAnsi="Times New Roman"/>
-          <w:sz w:val="16"/>
-        </w:rPr>
-      </w:pPr>
-    </w:p>
-    <w:p>
-      <w:pPr>
+        <w:widowControl w:val="1"/>
+        <w:spacing w:line="240" w:lineRule="auto"/>
+        <w:ind/>
+        <w:jc w:val="left"/>
+        <w:rPr>
+          <w:rFonts w:ascii="Times New Roman" w:hAnsi="Times New Roman"/>
+          <w:sz w:val="16"/>
+        </w:rPr>
+      </w:pPr>
+    </w:p>
+    <w:p>
+      <w:pPr>
+        <w:widowControl w:val="1"/>
+        <w:spacing w:line="240" w:lineRule="auto"/>
+        <w:ind/>
+        <w:jc w:val="left"/>
+        <w:rPr>
+          <w:rFonts w:ascii="Times New Roman" w:hAnsi="Times New Roman"/>
+          <w:sz w:val="16"/>
+        </w:rPr>
+      </w:pPr>
+    </w:p>
+    <w:p>
+      <w:pPr>
+        <w:widowControl w:val="1"/>
         <w:spacing w:line="240" w:lineRule="auto"/>
         <w:ind/>
         <w:jc w:val="left"/>
@@ -3898,6 +4055,7 @@
     </w:p>
     <w:p>
       <w:pPr>
+        <w:widowControl w:val="1"/>
         <w:spacing w:line="240" w:lineRule="auto"/>
         <w:ind/>
         <w:jc w:val="left"/>
@@ -3916,6 +4074,7 @@
     </w:p>
     <w:p>
       <w:pPr>
+        <w:widowControl w:val="1"/>
         <w:spacing w:line="240" w:lineRule="auto"/>
         <w:ind/>
         <w:jc w:val="left"/>
@@ -3934,6 +4093,7 @@
     </w:p>
     <w:p>
       <w:pPr>
+        <w:widowControl w:val="1"/>
         <w:spacing w:line="240" w:lineRule="auto"/>
         <w:ind/>
         <w:jc w:val="left"/>
@@ -3952,6 +4112,7 @@
     </w:p>
     <w:p>
       <w:pPr>
+        <w:widowControl w:val="1"/>
         <w:spacing w:line="240" w:lineRule="auto"/>
         <w:ind/>
         <w:jc w:val="left"/>
@@ -3970,6 +4131,7 @@
     </w:p>
     <w:p>
       <w:pPr>
+        <w:widowControl w:val="1"/>
         <w:spacing w:line="240" w:lineRule="auto"/>
         <w:ind/>
         <w:jc w:val="left"/>
@@ -3988,28 +4150,31 @@
     </w:p>
     <w:p>
       <w:pPr>
-        <w:spacing w:line="240" w:lineRule="auto"/>
-        <w:ind/>
-        <w:jc w:val="left"/>
-        <w:rPr>
-          <w:rFonts w:ascii="Times New Roman" w:hAnsi="Times New Roman"/>
-          <w:sz w:val="16"/>
-        </w:rPr>
-      </w:pPr>
-    </w:p>
-    <w:p>
-      <w:pPr>
-        <w:spacing w:line="240" w:lineRule="auto"/>
-        <w:ind/>
-        <w:jc w:val="left"/>
-        <w:rPr>
-          <w:rFonts w:ascii="Times New Roman" w:hAnsi="Times New Roman"/>
-          <w:sz w:val="16"/>
-        </w:rPr>
-      </w:pPr>
-    </w:p>
-    <w:p>
-      <w:pPr>
+        <w:widowControl w:val="1"/>
+        <w:spacing w:line="240" w:lineRule="auto"/>
+        <w:ind/>
+        <w:jc w:val="left"/>
+        <w:rPr>
+          <w:rFonts w:ascii="Times New Roman" w:hAnsi="Times New Roman"/>
+          <w:sz w:val="16"/>
+        </w:rPr>
+      </w:pPr>
+    </w:p>
+    <w:p>
+      <w:pPr>
+        <w:widowControl w:val="1"/>
+        <w:spacing w:line="240" w:lineRule="auto"/>
+        <w:ind/>
+        <w:jc w:val="left"/>
+        <w:rPr>
+          <w:rFonts w:ascii="Times New Roman" w:hAnsi="Times New Roman"/>
+          <w:sz w:val="16"/>
+        </w:rPr>
+      </w:pPr>
+    </w:p>
+    <w:p>
+      <w:pPr>
+        <w:widowControl w:val="1"/>
         <w:spacing w:line="240" w:lineRule="auto"/>
         <w:ind/>
         <w:jc w:val="left"/>
@@ -4028,6 +4193,7 @@
     </w:p>
     <w:p>
       <w:pPr>
+        <w:widowControl w:val="1"/>
         <w:spacing w:line="240" w:lineRule="auto"/>
         <w:ind/>
         <w:jc w:val="left"/>
@@ -4046,6 +4212,7 @@
     </w:p>
     <w:p>
       <w:pPr>
+        <w:widowControl w:val="1"/>
         <w:spacing w:line="240" w:lineRule="auto"/>
         <w:ind/>
         <w:jc w:val="left"/>
@@ -4064,6 +4231,7 @@
     </w:p>
     <w:p>
       <w:pPr>
+        <w:widowControl w:val="1"/>
         <w:spacing w:line="240" w:lineRule="auto"/>
         <w:ind/>
         <w:jc w:val="left"/>
@@ -4082,6 +4250,7 @@
     </w:p>
     <w:p>
       <w:pPr>
+        <w:widowControl w:val="1"/>
         <w:spacing w:line="240" w:lineRule="auto"/>
         <w:ind/>
         <w:jc w:val="left"/>
@@ -4100,28 +4269,31 @@
     </w:p>
     <w:p>
       <w:pPr>
-        <w:spacing w:line="240" w:lineRule="auto"/>
-        <w:ind/>
-        <w:jc w:val="left"/>
-        <w:rPr>
-          <w:rFonts w:ascii="Times New Roman" w:hAnsi="Times New Roman"/>
-          <w:sz w:val="16"/>
-        </w:rPr>
-      </w:pPr>
-    </w:p>
-    <w:p>
-      <w:pPr>
-        <w:spacing w:line="240" w:lineRule="auto"/>
-        <w:ind/>
-        <w:jc w:val="left"/>
-        <w:rPr>
-          <w:rFonts w:ascii="Times New Roman" w:hAnsi="Times New Roman"/>
-          <w:sz w:val="16"/>
-        </w:rPr>
-      </w:pPr>
-    </w:p>
-    <w:p>
-      <w:pPr>
+        <w:widowControl w:val="1"/>
+        <w:spacing w:line="240" w:lineRule="auto"/>
+        <w:ind/>
+        <w:jc w:val="left"/>
+        <w:rPr>
+          <w:rFonts w:ascii="Times New Roman" w:hAnsi="Times New Roman"/>
+          <w:sz w:val="16"/>
+        </w:rPr>
+      </w:pPr>
+    </w:p>
+    <w:p>
+      <w:pPr>
+        <w:widowControl w:val="1"/>
+        <w:spacing w:line="240" w:lineRule="auto"/>
+        <w:ind/>
+        <w:jc w:val="left"/>
+        <w:rPr>
+          <w:rFonts w:ascii="Times New Roman" w:hAnsi="Times New Roman"/>
+          <w:sz w:val="16"/>
+        </w:rPr>
+      </w:pPr>
+    </w:p>
+    <w:p>
+      <w:pPr>
+        <w:widowControl w:val="1"/>
         <w:spacing w:line="240" w:lineRule="auto"/>
         <w:ind/>
         <w:jc w:val="left"/>
@@ -4140,6 +4312,7 @@
     </w:p>
     <w:p>
       <w:pPr>
+        <w:widowControl w:val="1"/>
         <w:spacing w:line="240" w:lineRule="auto"/>
         <w:ind/>
         <w:jc w:val="left"/>
@@ -4158,6 +4331,7 @@
     </w:p>
     <w:p>
       <w:pPr>
+        <w:widowControl w:val="1"/>
         <w:spacing w:line="240" w:lineRule="auto"/>
         <w:ind/>
         <w:jc w:val="left"/>
@@ -4176,6 +4350,7 @@
     </w:p>
     <w:p>
       <w:pPr>
+        <w:widowControl w:val="1"/>
         <w:spacing w:line="240" w:lineRule="auto"/>
         <w:ind/>
         <w:jc w:val="left"/>
@@ -4194,6 +4369,7 @@
     </w:p>
     <w:p>
       <w:pPr>
+        <w:widowControl w:val="1"/>
         <w:spacing w:line="240" w:lineRule="auto"/>
         <w:ind/>
         <w:jc w:val="left"/>
@@ -4212,6 +4388,7 @@
     </w:p>
     <w:p>
       <w:pPr>
+        <w:widowControl w:val="1"/>
         <w:spacing w:line="240" w:lineRule="auto"/>
         <w:ind/>
         <w:jc w:val="left"/>
@@ -4230,6 +4407,7 @@
     </w:p>
     <w:p>
       <w:pPr>
+        <w:widowControl w:val="1"/>
         <w:spacing w:line="240" w:lineRule="auto"/>
         <w:ind/>
         <w:jc w:val="left"/>
@@ -4248,6 +4426,7 @@
     </w:p>
     <w:p>
       <w:pPr>
+        <w:widowControl w:val="1"/>
         <w:spacing w:line="240" w:lineRule="auto"/>
         <w:ind/>
         <w:jc w:val="left"/>
@@ -4266,6 +4445,7 @@
     </w:p>
     <w:p>
       <w:pPr>
+        <w:widowControl w:val="1"/>
         <w:spacing w:line="240" w:lineRule="auto"/>
         <w:ind/>
         <w:jc w:val="left"/>
@@ -4284,28 +4464,31 @@
     </w:p>
     <w:p>
       <w:pPr>
-        <w:spacing w:line="240" w:lineRule="auto"/>
-        <w:ind/>
-        <w:jc w:val="left"/>
-        <w:rPr>
-          <w:rFonts w:ascii="Times New Roman" w:hAnsi="Times New Roman"/>
-          <w:sz w:val="16"/>
-        </w:rPr>
-      </w:pPr>
-    </w:p>
-    <w:p>
-      <w:pPr>
-        <w:spacing w:line="240" w:lineRule="auto"/>
-        <w:ind/>
-        <w:jc w:val="left"/>
-        <w:rPr>
-          <w:rFonts w:ascii="Times New Roman" w:hAnsi="Times New Roman"/>
-          <w:sz w:val="16"/>
-        </w:rPr>
-      </w:pPr>
-    </w:p>
-    <w:p>
-      <w:pPr>
+        <w:widowControl w:val="1"/>
+        <w:spacing w:line="240" w:lineRule="auto"/>
+        <w:ind/>
+        <w:jc w:val="left"/>
+        <w:rPr>
+          <w:rFonts w:ascii="Times New Roman" w:hAnsi="Times New Roman"/>
+          <w:sz w:val="16"/>
+        </w:rPr>
+      </w:pPr>
+    </w:p>
+    <w:p>
+      <w:pPr>
+        <w:widowControl w:val="1"/>
+        <w:spacing w:line="240" w:lineRule="auto"/>
+        <w:ind/>
+        <w:jc w:val="left"/>
+        <w:rPr>
+          <w:rFonts w:ascii="Times New Roman" w:hAnsi="Times New Roman"/>
+          <w:sz w:val="16"/>
+        </w:rPr>
+      </w:pPr>
+    </w:p>
+    <w:p>
+      <w:pPr>
+        <w:widowControl w:val="1"/>
         <w:spacing w:line="240" w:lineRule="auto"/>
         <w:ind/>
         <w:jc w:val="left"/>
@@ -4324,6 +4507,7 @@
     </w:p>
     <w:p>
       <w:pPr>
+        <w:widowControl w:val="1"/>
         <w:spacing w:line="240" w:lineRule="auto"/>
         <w:ind/>
         <w:jc w:val="left"/>
@@ -4342,6 +4526,7 @@
     </w:p>
     <w:p>
       <w:pPr>
+        <w:widowControl w:val="1"/>
         <w:spacing w:line="240" w:lineRule="auto"/>
         <w:ind/>
         <w:jc w:val="left"/>
@@ -4360,6 +4545,7 @@
     </w:p>
     <w:p>
       <w:pPr>
+        <w:widowControl w:val="1"/>
         <w:spacing w:line="240" w:lineRule="auto"/>
         <w:ind/>
         <w:jc w:val="left"/>
@@ -4378,6 +4564,7 @@
     </w:p>
     <w:p>
       <w:pPr>
+        <w:widowControl w:val="1"/>
         <w:spacing w:line="240" w:lineRule="auto"/>
         <w:ind/>
         <w:jc w:val="left"/>
@@ -4396,6 +4583,7 @@
     </w:p>
     <w:p>
       <w:pPr>
+        <w:widowControl w:val="1"/>
         <w:spacing w:line="240" w:lineRule="auto"/>
         <w:ind/>
         <w:jc w:val="left"/>
@@ -4414,6 +4602,7 @@
     </w:p>
     <w:p>
       <w:pPr>
+        <w:widowControl w:val="1"/>
         <w:spacing w:line="240" w:lineRule="auto"/>
         <w:ind/>
         <w:jc w:val="left"/>
@@ -4432,6 +4621,7 @@
     </w:p>
     <w:p>
       <w:pPr>
+        <w:widowControl w:val="1"/>
         <w:spacing w:line="240" w:lineRule="auto"/>
         <w:ind/>
         <w:jc w:val="left"/>
@@ -4450,6 +4640,7 @@
     </w:p>
     <w:p>
       <w:pPr>
+        <w:widowControl w:val="1"/>
         <w:spacing w:line="240" w:lineRule="auto"/>
         <w:ind/>
         <w:jc w:val="left"/>
@@ -4468,6 +4659,7 @@
     </w:p>
     <w:p>
       <w:pPr>
+        <w:widowControl w:val="1"/>
         <w:spacing w:line="240" w:lineRule="auto"/>
         <w:ind/>
         <w:jc w:val="left"/>
@@ -4486,6 +4678,7 @@
     </w:p>
     <w:p>
       <w:pPr>
+        <w:widowControl w:val="1"/>
         <w:spacing w:line="240" w:lineRule="auto"/>
         <w:ind/>
         <w:jc w:val="left"/>
@@ -4504,28 +4697,31 @@
     </w:p>
     <w:p>
       <w:pPr>
-        <w:spacing w:line="240" w:lineRule="auto"/>
-        <w:ind/>
-        <w:jc w:val="left"/>
-        <w:rPr>
-          <w:rFonts w:ascii="Times New Roman" w:hAnsi="Times New Roman"/>
-          <w:sz w:val="16"/>
-        </w:rPr>
-      </w:pPr>
-    </w:p>
-    <w:p>
-      <w:pPr>
-        <w:spacing w:line="240" w:lineRule="auto"/>
-        <w:ind/>
-        <w:jc w:val="left"/>
-        <w:rPr>
-          <w:rFonts w:ascii="Times New Roman" w:hAnsi="Times New Roman"/>
-          <w:sz w:val="16"/>
-        </w:rPr>
-      </w:pPr>
-    </w:p>
-    <w:p>
-      <w:pPr>
+        <w:widowControl w:val="1"/>
+        <w:spacing w:line="240" w:lineRule="auto"/>
+        <w:ind/>
+        <w:jc w:val="left"/>
+        <w:rPr>
+          <w:rFonts w:ascii="Times New Roman" w:hAnsi="Times New Roman"/>
+          <w:sz w:val="16"/>
+        </w:rPr>
+      </w:pPr>
+    </w:p>
+    <w:p>
+      <w:pPr>
+        <w:widowControl w:val="1"/>
+        <w:spacing w:line="240" w:lineRule="auto"/>
+        <w:ind/>
+        <w:jc w:val="left"/>
+        <w:rPr>
+          <w:rFonts w:ascii="Times New Roman" w:hAnsi="Times New Roman"/>
+          <w:sz w:val="16"/>
+        </w:rPr>
+      </w:pPr>
+    </w:p>
+    <w:p>
+      <w:pPr>
+        <w:widowControl w:val="1"/>
         <w:spacing w:line="240" w:lineRule="auto"/>
         <w:ind/>
         <w:jc w:val="left"/>
@@ -4544,6 +4740,7 @@
     </w:p>
     <w:p>
       <w:pPr>
+        <w:widowControl w:val="1"/>
         <w:spacing w:line="240" w:lineRule="auto"/>
         <w:ind/>
         <w:jc w:val="left"/>
@@ -4562,6 +4759,7 @@
     </w:p>
     <w:p>
       <w:pPr>
+        <w:widowControl w:val="1"/>
         <w:spacing w:line="240" w:lineRule="auto"/>
         <w:ind/>
         <w:jc w:val="left"/>
@@ -4580,6 +4778,7 @@
     </w:p>
     <w:p>
       <w:pPr>
+        <w:widowControl w:val="1"/>
         <w:spacing w:line="240" w:lineRule="auto"/>
         <w:ind/>
         <w:jc w:val="left"/>
@@ -4598,6 +4797,7 @@
     </w:p>
     <w:p>
       <w:pPr>
+        <w:widowControl w:val="1"/>
         <w:spacing w:line="240" w:lineRule="auto"/>
         <w:ind/>
         <w:jc w:val="left"/>
@@ -4616,6 +4816,7 @@
     </w:p>
     <w:p>
       <w:pPr>
+        <w:widowControl w:val="1"/>
         <w:spacing w:line="240" w:lineRule="auto"/>
         <w:ind/>
         <w:jc w:val="left"/>
@@ -4634,6 +4835,7 @@
     </w:p>
     <w:p>
       <w:pPr>
+        <w:widowControl w:val="1"/>
         <w:spacing w:line="240" w:lineRule="auto"/>
         <w:ind/>
         <w:jc w:val="left"/>
@@ -4652,6 +4854,7 @@
     </w:p>
     <w:p>
       <w:pPr>
+        <w:widowControl w:val="1"/>
         <w:spacing w:line="240" w:lineRule="auto"/>
         <w:ind/>
         <w:jc w:val="left"/>
@@ -4670,6 +4873,7 @@
     </w:p>
     <w:p>
       <w:pPr>
+        <w:widowControl w:val="1"/>
         <w:spacing w:line="240" w:lineRule="auto"/>
         <w:ind/>
         <w:jc w:val="left"/>
@@ -4688,28 +4892,31 @@
     </w:p>
     <w:p>
       <w:pPr>
-        <w:spacing w:line="240" w:lineRule="auto"/>
-        <w:ind/>
-        <w:jc w:val="left"/>
-        <w:rPr>
-          <w:rFonts w:ascii="Times New Roman" w:hAnsi="Times New Roman"/>
-          <w:sz w:val="16"/>
-        </w:rPr>
-      </w:pPr>
-    </w:p>
-    <w:p>
-      <w:pPr>
-        <w:spacing w:line="240" w:lineRule="auto"/>
-        <w:ind/>
-        <w:jc w:val="left"/>
-        <w:rPr>
-          <w:rFonts w:ascii="Times New Roman" w:hAnsi="Times New Roman"/>
-          <w:sz w:val="16"/>
-        </w:rPr>
-      </w:pPr>
-    </w:p>
-    <w:p>
-      <w:pPr>
+        <w:widowControl w:val="1"/>
+        <w:spacing w:line="240" w:lineRule="auto"/>
+        <w:ind/>
+        <w:jc w:val="left"/>
+        <w:rPr>
+          <w:rFonts w:ascii="Times New Roman" w:hAnsi="Times New Roman"/>
+          <w:sz w:val="16"/>
+        </w:rPr>
+      </w:pPr>
+    </w:p>
+    <w:p>
+      <w:pPr>
+        <w:widowControl w:val="1"/>
+        <w:spacing w:line="240" w:lineRule="auto"/>
+        <w:ind/>
+        <w:jc w:val="left"/>
+        <w:rPr>
+          <w:rFonts w:ascii="Times New Roman" w:hAnsi="Times New Roman"/>
+          <w:sz w:val="16"/>
+        </w:rPr>
+      </w:pPr>
+    </w:p>
+    <w:p>
+      <w:pPr>
+        <w:widowControl w:val="1"/>
         <w:spacing w:line="240" w:lineRule="auto"/>
         <w:ind/>
         <w:jc w:val="left"/>
@@ -4728,6 +4935,7 @@
     </w:p>
     <w:p>
       <w:pPr>
+        <w:widowControl w:val="1"/>
         <w:spacing w:line="240" w:lineRule="auto"/>
         <w:ind/>
         <w:jc w:val="left"/>
@@ -4746,6 +4954,7 @@
     </w:p>
     <w:p>
       <w:pPr>
+        <w:widowControl w:val="1"/>
         <w:spacing w:line="240" w:lineRule="auto"/>
         <w:ind/>
         <w:jc w:val="left"/>
@@ -4764,6 +4973,7 @@
     </w:p>
     <w:p>
       <w:pPr>
+        <w:widowControl w:val="1"/>
         <w:spacing w:line="240" w:lineRule="auto"/>
         <w:ind/>
         <w:jc w:val="left"/>
@@ -4782,6 +4992,7 @@
     </w:p>
     <w:p>
       <w:pPr>
+        <w:widowControl w:val="1"/>
         <w:spacing w:line="240" w:lineRule="auto"/>
         <w:ind/>
         <w:jc w:val="left"/>
@@ -4800,6 +5011,7 @@
     </w:p>
     <w:p>
       <w:pPr>
+        <w:widowControl w:val="1"/>
         <w:spacing w:line="240" w:lineRule="auto"/>
         <w:ind/>
         <w:jc w:val="left"/>
@@ -4818,6 +5030,7 @@
     </w:p>
     <w:p>
       <w:pPr>
+        <w:widowControl w:val="1"/>
         <w:spacing w:line="240" w:lineRule="auto"/>
         <w:ind/>
         <w:jc w:val="left"/>
@@ -4836,28 +5049,31 @@
     </w:p>
     <w:p>
       <w:pPr>
-        <w:spacing w:line="240" w:lineRule="auto"/>
-        <w:ind/>
-        <w:jc w:val="left"/>
-        <w:rPr>
-          <w:rFonts w:ascii="Times New Roman" w:hAnsi="Times New Roman"/>
-          <w:sz w:val="16"/>
-        </w:rPr>
-      </w:pPr>
-    </w:p>
-    <w:p>
-      <w:pPr>
-        <w:spacing w:line="240" w:lineRule="auto"/>
-        <w:ind/>
-        <w:jc w:val="left"/>
-        <w:rPr>
-          <w:rFonts w:ascii="Times New Roman" w:hAnsi="Times New Roman"/>
-          <w:sz w:val="16"/>
-        </w:rPr>
-      </w:pPr>
-    </w:p>
-    <w:p>
-      <w:pPr>
+        <w:widowControl w:val="1"/>
+        <w:spacing w:line="240" w:lineRule="auto"/>
+        <w:ind/>
+        <w:jc w:val="left"/>
+        <w:rPr>
+          <w:rFonts w:ascii="Times New Roman" w:hAnsi="Times New Roman"/>
+          <w:sz w:val="16"/>
+        </w:rPr>
+      </w:pPr>
+    </w:p>
+    <w:p>
+      <w:pPr>
+        <w:widowControl w:val="1"/>
+        <w:spacing w:line="240" w:lineRule="auto"/>
+        <w:ind/>
+        <w:jc w:val="left"/>
+        <w:rPr>
+          <w:rFonts w:ascii="Times New Roman" w:hAnsi="Times New Roman"/>
+          <w:sz w:val="16"/>
+        </w:rPr>
+      </w:pPr>
+    </w:p>
+    <w:p>
+      <w:pPr>
+        <w:widowControl w:val="1"/>
         <w:spacing w:line="240" w:lineRule="auto"/>
         <w:ind/>
         <w:jc w:val="left"/>
@@ -4876,6 +5092,7 @@
     </w:p>
     <w:p>
       <w:pPr>
+        <w:widowControl w:val="1"/>
         <w:spacing w:line="240" w:lineRule="auto"/>
         <w:ind/>
         <w:jc w:val="left"/>
@@ -4894,6 +5111,7 @@
     </w:p>
     <w:p>
       <w:pPr>
+        <w:widowControl w:val="1"/>
         <w:spacing w:line="240" w:lineRule="auto"/>
         <w:ind/>
         <w:jc w:val="left"/>
@@ -4912,6 +5130,7 @@
     </w:p>
     <w:p>
       <w:pPr>
+        <w:widowControl w:val="1"/>
         <w:spacing w:line="240" w:lineRule="auto"/>
         <w:ind/>
         <w:jc w:val="left"/>
@@ -4930,6 +5149,7 @@
     </w:p>
     <w:p>
       <w:pPr>
+        <w:widowControl w:val="1"/>
         <w:spacing w:line="240" w:lineRule="auto"/>
         <w:ind/>
         <w:jc w:val="left"/>
@@ -4948,6 +5168,7 @@
     </w:p>
     <w:p>
       <w:pPr>
+        <w:widowControl w:val="1"/>
         <w:spacing w:line="240" w:lineRule="auto"/>
         <w:ind/>
         <w:jc w:val="left"/>
@@ -4966,6 +5187,7 @@
     </w:p>
     <w:p>
       <w:pPr>
+        <w:widowControl w:val="1"/>
         <w:spacing w:line="240" w:lineRule="auto"/>
         <w:ind/>
         <w:jc w:val="left"/>
@@ -4984,6 +5206,7 @@
     </w:p>
     <w:p>
       <w:pPr>
+        <w:widowControl w:val="1"/>
         <w:spacing w:line="240" w:lineRule="auto"/>
         <w:ind/>
         <w:jc w:val="left"/>
@@ -5002,6 +5225,7 @@
     </w:p>
     <w:p>
       <w:pPr>
+        <w:widowControl w:val="1"/>
         <w:spacing w:line="240" w:lineRule="auto"/>
         <w:ind/>
         <w:jc w:val="left"/>
@@ -5020,6 +5244,7 @@
     </w:p>
     <w:p>
       <w:pPr>
+        <w:widowControl w:val="1"/>
         <w:spacing w:line="240" w:lineRule="auto"/>
         <w:ind/>
         <w:jc w:val="left"/>
@@ -5038,28 +5263,31 @@
     </w:p>
     <w:p>
       <w:pPr>
-        <w:spacing w:line="240" w:lineRule="auto"/>
-        <w:ind/>
-        <w:jc w:val="left"/>
-        <w:rPr>
-          <w:rFonts w:ascii="Times New Roman" w:hAnsi="Times New Roman"/>
-          <w:sz w:val="16"/>
-        </w:rPr>
-      </w:pPr>
-    </w:p>
-    <w:p>
-      <w:pPr>
-        <w:spacing w:line="240" w:lineRule="auto"/>
-        <w:ind/>
-        <w:jc w:val="left"/>
-        <w:rPr>
-          <w:rFonts w:ascii="Times New Roman" w:hAnsi="Times New Roman"/>
-          <w:sz w:val="16"/>
-        </w:rPr>
-      </w:pPr>
-    </w:p>
-    <w:p>
-      <w:pPr>
+        <w:widowControl w:val="1"/>
+        <w:spacing w:line="240" w:lineRule="auto"/>
+        <w:ind/>
+        <w:jc w:val="left"/>
+        <w:rPr>
+          <w:rFonts w:ascii="Times New Roman" w:hAnsi="Times New Roman"/>
+          <w:sz w:val="16"/>
+        </w:rPr>
+      </w:pPr>
+    </w:p>
+    <w:p>
+      <w:pPr>
+        <w:widowControl w:val="1"/>
+        <w:spacing w:line="240" w:lineRule="auto"/>
+        <w:ind/>
+        <w:jc w:val="left"/>
+        <w:rPr>
+          <w:rFonts w:ascii="Times New Roman" w:hAnsi="Times New Roman"/>
+          <w:sz w:val="16"/>
+        </w:rPr>
+      </w:pPr>
+    </w:p>
+    <w:p>
+      <w:pPr>
+        <w:widowControl w:val="1"/>
         <w:spacing w:line="240" w:lineRule="auto"/>
         <w:ind/>
         <w:jc w:val="left"/>
@@ -5078,6 +5306,7 @@
     </w:p>
     <w:p>
       <w:pPr>
+        <w:widowControl w:val="1"/>
         <w:spacing w:line="240" w:lineRule="auto"/>
         <w:ind/>
         <w:jc w:val="left"/>
@@ -5096,17 +5325,19 @@
     </w:p>
     <w:p>
       <w:pPr>
-        <w:spacing w:line="240" w:lineRule="auto"/>
-        <w:ind/>
-        <w:jc w:val="left"/>
-        <w:rPr>
-          <w:rFonts w:ascii="Times New Roman" w:hAnsi="Times New Roman"/>
-          <w:sz w:val="16"/>
-        </w:rPr>
-      </w:pPr>
-    </w:p>
-    <w:p>
-      <w:pPr>
+        <w:widowControl w:val="1"/>
+        <w:spacing w:line="240" w:lineRule="auto"/>
+        <w:ind/>
+        <w:jc w:val="left"/>
+        <w:rPr>
+          <w:rFonts w:ascii="Times New Roman" w:hAnsi="Times New Roman"/>
+          <w:sz w:val="16"/>
+        </w:rPr>
+      </w:pPr>
+    </w:p>
+    <w:p>
+      <w:pPr>
+        <w:widowControl w:val="1"/>
         <w:spacing w:line="240" w:lineRule="auto"/>
         <w:ind/>
         <w:jc w:val="left"/>
@@ -5125,6 +5356,7 @@
     </w:p>
     <w:p>
       <w:pPr>
+        <w:widowControl w:val="1"/>
         <w:spacing w:line="240" w:lineRule="auto"/>
         <w:ind/>
         <w:jc w:val="left"/>
@@ -5143,6 +5375,7 @@
     </w:p>
     <w:p>
       <w:pPr>
+        <w:widowControl w:val="1"/>
         <w:spacing w:line="240" w:lineRule="auto"/>
         <w:ind/>
         <w:jc w:val="left"/>
@@ -5161,17 +5394,19 @@
     </w:p>
     <w:p>
       <w:pPr>
-        <w:spacing w:line="240" w:lineRule="auto"/>
-        <w:ind/>
-        <w:jc w:val="left"/>
-        <w:rPr>
-          <w:rFonts w:ascii="Times New Roman" w:hAnsi="Times New Roman"/>
-          <w:sz w:val="16"/>
-        </w:rPr>
-      </w:pPr>
-    </w:p>
-    <w:p>
-      <w:pPr>
+        <w:widowControl w:val="1"/>
+        <w:spacing w:line="240" w:lineRule="auto"/>
+        <w:ind/>
+        <w:jc w:val="left"/>
+        <w:rPr>
+          <w:rFonts w:ascii="Times New Roman" w:hAnsi="Times New Roman"/>
+          <w:sz w:val="16"/>
+        </w:rPr>
+      </w:pPr>
+    </w:p>
+    <w:p>
+      <w:pPr>
+        <w:widowControl w:val="1"/>
         <w:spacing w:line="240" w:lineRule="auto"/>
         <w:ind/>
         <w:jc w:val="left"/>
@@ -5190,6 +5425,7 @@
     </w:p>
     <w:p>
       <w:pPr>
+        <w:widowControl w:val="1"/>
         <w:spacing w:line="240" w:lineRule="auto"/>
         <w:ind/>
         <w:jc w:val="left"/>
@@ -5208,17 +5444,19 @@
     </w:p>
     <w:p>
       <w:pPr>
-        <w:spacing w:line="240" w:lineRule="auto"/>
-        <w:ind/>
-        <w:jc w:val="left"/>
-        <w:rPr>
-          <w:rFonts w:ascii="Times New Roman" w:hAnsi="Times New Roman"/>
-          <w:sz w:val="16"/>
-        </w:rPr>
-      </w:pPr>
-    </w:p>
-    <w:p>
-      <w:pPr>
+        <w:widowControl w:val="1"/>
+        <w:spacing w:line="240" w:lineRule="auto"/>
+        <w:ind/>
+        <w:jc w:val="left"/>
+        <w:rPr>
+          <w:rFonts w:ascii="Times New Roman" w:hAnsi="Times New Roman"/>
+          <w:sz w:val="16"/>
+        </w:rPr>
+      </w:pPr>
+    </w:p>
+    <w:p>
+      <w:pPr>
+        <w:widowControl w:val="1"/>
         <w:spacing w:line="240" w:lineRule="auto"/>
         <w:ind/>
         <w:jc w:val="left"/>
@@ -5237,6 +5475,7 @@
     </w:p>
     <w:p>
       <w:pPr>
+        <w:widowControl w:val="1"/>
         <w:spacing w:line="240" w:lineRule="auto"/>
         <w:ind/>
         <w:jc w:val="left"/>
@@ -5255,6 +5494,7 @@
     </w:p>
     <w:p>
       <w:pPr>
+        <w:widowControl w:val="1"/>
         <w:spacing w:line="240" w:lineRule="auto"/>
         <w:ind/>
         <w:jc w:val="left"/>
@@ -5273,6 +5513,7 @@
     </w:p>
     <w:p>
       <w:pPr>
+        <w:widowControl w:val="1"/>
         <w:spacing w:line="240" w:lineRule="auto"/>
         <w:ind/>
         <w:jc w:val="left"/>
@@ -5291,6 +5532,7 @@
     </w:p>
     <w:p>
       <w:pPr>
+        <w:widowControl w:val="1"/>
         <w:spacing w:line="240" w:lineRule="auto"/>
         <w:ind/>
         <w:jc w:val="left"/>
@@ -5309,6 +5551,7 @@
     </w:p>
     <w:p>
       <w:pPr>
+        <w:widowControl w:val="1"/>
         <w:spacing w:line="240" w:lineRule="auto"/>
         <w:ind/>
         <w:jc w:val="left"/>
@@ -5327,6 +5570,7 @@
     </w:p>
     <w:p>
       <w:pPr>
+        <w:widowControl w:val="1"/>
         <w:spacing w:line="240" w:lineRule="auto"/>
         <w:ind/>
         <w:jc w:val="left"/>
@@ -5345,6 +5589,7 @@
     </w:p>
     <w:p>
       <w:pPr>
+        <w:widowControl w:val="1"/>
         <w:spacing w:line="240" w:lineRule="auto"/>
         <w:ind/>
         <w:jc w:val="left"/>
@@ -5363,6 +5608,7 @@
     </w:p>
     <w:p>
       <w:pPr>
+        <w:widowControl w:val="1"/>
         <w:spacing w:line="240" w:lineRule="auto"/>
         <w:ind/>
         <w:jc w:val="left"/>
@@ -5381,6 +5627,7 @@
     </w:p>
     <w:p>
       <w:pPr>
+        <w:widowControl w:val="1"/>
         <w:spacing w:line="240" w:lineRule="auto"/>
         <w:ind/>
         <w:jc w:val="left"/>
@@ -5399,6 +5646,7 @@
     </w:p>
     <w:p>
       <w:pPr>
+        <w:widowControl w:val="1"/>
         <w:spacing w:line="240" w:lineRule="auto"/>
         <w:ind/>
         <w:jc w:val="left"/>
@@ -5417,17 +5665,19 @@
     </w:p>
     <w:p>
       <w:pPr>
-        <w:spacing w:line="240" w:lineRule="auto"/>
-        <w:ind/>
-        <w:jc w:val="left"/>
-        <w:rPr>
-          <w:rFonts w:ascii="Times New Roman" w:hAnsi="Times New Roman"/>
-          <w:sz w:val="16"/>
-        </w:rPr>
-      </w:pPr>
-    </w:p>
-    <w:p>
-      <w:pPr>
+        <w:widowControl w:val="1"/>
+        <w:spacing w:line="240" w:lineRule="auto"/>
+        <w:ind/>
+        <w:jc w:val="left"/>
+        <w:rPr>
+          <w:rFonts w:ascii="Times New Roman" w:hAnsi="Times New Roman"/>
+          <w:sz w:val="16"/>
+        </w:rPr>
+      </w:pPr>
+    </w:p>
+    <w:p>
+      <w:pPr>
+        <w:widowControl w:val="1"/>
         <w:spacing w:line="240" w:lineRule="auto"/>
         <w:ind/>
         <w:jc w:val="left"/>
@@ -5446,17 +5696,19 @@
     </w:p>
     <w:p>
       <w:pPr>
-        <w:spacing w:line="240" w:lineRule="auto"/>
-        <w:ind/>
-        <w:jc w:val="left"/>
-        <w:rPr>
-          <w:rFonts w:ascii="Times New Roman" w:hAnsi="Times New Roman"/>
-          <w:sz w:val="16"/>
-        </w:rPr>
-      </w:pPr>
-    </w:p>
-    <w:p>
-      <w:pPr>
+        <w:widowControl w:val="1"/>
+        <w:spacing w:line="240" w:lineRule="auto"/>
+        <w:ind/>
+        <w:jc w:val="left"/>
+        <w:rPr>
+          <w:rFonts w:ascii="Times New Roman" w:hAnsi="Times New Roman"/>
+          <w:sz w:val="16"/>
+        </w:rPr>
+      </w:pPr>
+    </w:p>
+    <w:p>
+      <w:pPr>
+        <w:widowControl w:val="1"/>
         <w:spacing w:line="240" w:lineRule="auto"/>
         <w:ind/>
         <w:jc w:val="left"/>
@@ -5475,6 +5727,7 @@
     </w:p>
     <w:p>
       <w:pPr>
+        <w:widowControl w:val="1"/>
         <w:spacing w:line="240" w:lineRule="auto"/>
         <w:ind/>
         <w:jc w:val="left"/>
@@ -5493,17 +5746,19 @@
     </w:p>
     <w:p>
       <w:pPr>
-        <w:spacing w:line="240" w:lineRule="auto"/>
-        <w:ind/>
-        <w:jc w:val="left"/>
-        <w:rPr>
-          <w:rFonts w:ascii="Times New Roman" w:hAnsi="Times New Roman"/>
-          <w:sz w:val="16"/>
-        </w:rPr>
-      </w:pPr>
-    </w:p>
-    <w:p>
-      <w:pPr>
+        <w:widowControl w:val="1"/>
+        <w:spacing w:line="240" w:lineRule="auto"/>
+        <w:ind/>
+        <w:jc w:val="left"/>
+        <w:rPr>
+          <w:rFonts w:ascii="Times New Roman" w:hAnsi="Times New Roman"/>
+          <w:sz w:val="16"/>
+        </w:rPr>
+      </w:pPr>
+    </w:p>
+    <w:p>
+      <w:pPr>
+        <w:widowControl w:val="1"/>
         <w:spacing w:line="240" w:lineRule="auto"/>
         <w:ind/>
         <w:jc w:val="left"/>
@@ -5522,6 +5777,7 @@
     </w:p>
     <w:p>
       <w:pPr>
+        <w:widowControl w:val="1"/>
         <w:spacing w:line="240" w:lineRule="auto"/>
         <w:ind/>
         <w:jc w:val="left"/>
@@ -5540,17 +5796,19 @@
     </w:p>
     <w:p>
       <w:pPr>
-        <w:spacing w:line="240" w:lineRule="auto"/>
-        <w:ind/>
-        <w:jc w:val="left"/>
-        <w:rPr>
-          <w:rFonts w:ascii="Times New Roman" w:hAnsi="Times New Roman"/>
-          <w:sz w:val="16"/>
-        </w:rPr>
-      </w:pPr>
-    </w:p>
-    <w:p>
-      <w:pPr>
+        <w:widowControl w:val="1"/>
+        <w:spacing w:line="240" w:lineRule="auto"/>
+        <w:ind/>
+        <w:jc w:val="left"/>
+        <w:rPr>
+          <w:rFonts w:ascii="Times New Roman" w:hAnsi="Times New Roman"/>
+          <w:sz w:val="16"/>
+        </w:rPr>
+      </w:pPr>
+    </w:p>
+    <w:p>
+      <w:pPr>
+        <w:widowControl w:val="1"/>
         <w:spacing w:line="240" w:lineRule="auto"/>
         <w:ind/>
         <w:jc w:val="left"/>
@@ -5569,17 +5827,19 @@
     </w:p>
     <w:p>
       <w:pPr>
-        <w:spacing w:line="240" w:lineRule="auto"/>
-        <w:ind/>
-        <w:jc w:val="left"/>
-        <w:rPr>
-          <w:rFonts w:ascii="Times New Roman" w:hAnsi="Times New Roman"/>
-          <w:sz w:val="16"/>
-        </w:rPr>
-      </w:pPr>
-    </w:p>
-    <w:p>
-      <w:pPr>
+        <w:widowControl w:val="1"/>
+        <w:spacing w:line="240" w:lineRule="auto"/>
+        <w:ind/>
+        <w:jc w:val="left"/>
+        <w:rPr>
+          <w:rFonts w:ascii="Times New Roman" w:hAnsi="Times New Roman"/>
+          <w:sz w:val="16"/>
+        </w:rPr>
+      </w:pPr>
+    </w:p>
+    <w:p>
+      <w:pPr>
+        <w:widowControl w:val="1"/>
         <w:spacing w:line="240" w:lineRule="auto"/>
         <w:ind/>
         <w:jc w:val="left"/>
@@ -5598,6 +5858,7 @@
     </w:p>
     <w:p>
       <w:pPr>
+        <w:widowControl w:val="1"/>
         <w:spacing w:line="240" w:lineRule="auto"/>
         <w:ind/>
         <w:jc w:val="left"/>
@@ -5616,17 +5877,19 @@
     </w:p>
     <w:p>
       <w:pPr>
-        <w:spacing w:line="240" w:lineRule="auto"/>
-        <w:ind/>
-        <w:jc w:val="left"/>
-        <w:rPr>
-          <w:rFonts w:ascii="Times New Roman" w:hAnsi="Times New Roman"/>
-          <w:sz w:val="16"/>
-        </w:rPr>
-      </w:pPr>
-    </w:p>
-    <w:p>
-      <w:pPr>
+        <w:widowControl w:val="1"/>
+        <w:spacing w:line="240" w:lineRule="auto"/>
+        <w:ind/>
+        <w:jc w:val="left"/>
+        <w:rPr>
+          <w:rFonts w:ascii="Times New Roman" w:hAnsi="Times New Roman"/>
+          <w:sz w:val="16"/>
+        </w:rPr>
+      </w:pPr>
+    </w:p>
+    <w:p>
+      <w:pPr>
+        <w:widowControl w:val="1"/>
         <w:spacing w:line="240" w:lineRule="auto"/>
         <w:ind/>
         <w:jc w:val="left"/>
@@ -5645,6 +5908,7 @@
     </w:p>
     <w:p>
       <w:pPr>
+        <w:widowControl w:val="1"/>
         <w:spacing w:line="240" w:lineRule="auto"/>
         <w:ind/>
         <w:jc w:val="left"/>
@@ -5663,17 +5927,19 @@
     </w:p>
     <w:p>
       <w:pPr>
-        <w:spacing w:line="240" w:lineRule="auto"/>
-        <w:ind/>
-        <w:jc w:val="left"/>
-        <w:rPr>
-          <w:rFonts w:ascii="Times New Roman" w:hAnsi="Times New Roman"/>
-          <w:sz w:val="16"/>
-        </w:rPr>
-      </w:pPr>
-    </w:p>
-    <w:p>
-      <w:pPr>
+        <w:widowControl w:val="1"/>
+        <w:spacing w:line="240" w:lineRule="auto"/>
+        <w:ind/>
+        <w:jc w:val="left"/>
+        <w:rPr>
+          <w:rFonts w:ascii="Times New Roman" w:hAnsi="Times New Roman"/>
+          <w:sz w:val="16"/>
+        </w:rPr>
+      </w:pPr>
+    </w:p>
+    <w:p>
+      <w:pPr>
+        <w:widowControl w:val="1"/>
         <w:spacing w:line="240" w:lineRule="auto"/>
         <w:ind/>
         <w:jc w:val="left"/>
@@ -5692,6 +5958,7 @@
     </w:p>
     <w:p>
       <w:pPr>
+        <w:widowControl w:val="1"/>
         <w:spacing w:line="240" w:lineRule="auto"/>
         <w:ind/>
         <w:jc w:val="left"/>
@@ -5710,17 +5977,19 @@
     </w:p>
     <w:p>
       <w:pPr>
-        <w:spacing w:line="240" w:lineRule="auto"/>
-        <w:ind/>
-        <w:jc w:val="left"/>
-        <w:rPr>
-          <w:rFonts w:ascii="Times New Roman" w:hAnsi="Times New Roman"/>
-          <w:sz w:val="16"/>
-        </w:rPr>
-      </w:pPr>
-    </w:p>
-    <w:p>
-      <w:pPr>
+        <w:widowControl w:val="1"/>
+        <w:spacing w:line="240" w:lineRule="auto"/>
+        <w:ind/>
+        <w:jc w:val="left"/>
+        <w:rPr>
+          <w:rFonts w:ascii="Times New Roman" w:hAnsi="Times New Roman"/>
+          <w:sz w:val="16"/>
+        </w:rPr>
+      </w:pPr>
+    </w:p>
+    <w:p>
+      <w:pPr>
+        <w:widowControl w:val="1"/>
         <w:spacing w:line="240" w:lineRule="auto"/>
         <w:ind/>
         <w:jc w:val="left"/>
@@ -5739,6 +6008,7 @@
     </w:p>
     <w:p>
       <w:pPr>
+        <w:widowControl w:val="1"/>
         <w:spacing w:line="240" w:lineRule="auto"/>
         <w:ind/>
         <w:jc w:val="left"/>
@@ -5757,6 +6027,7 @@
     </w:p>
     <w:p>
       <w:pPr>
+        <w:widowControl w:val="1"/>
         <w:spacing w:line="240" w:lineRule="auto"/>
         <w:ind/>
         <w:jc w:val="left"/>
@@ -5775,6 +6046,7 @@
     </w:p>
     <w:p>
       <w:pPr>
+        <w:widowControl w:val="1"/>
         <w:spacing w:line="240" w:lineRule="auto"/>
         <w:ind/>
         <w:jc w:val="left"/>
@@ -5793,17 +6065,19 @@
     </w:p>
     <w:p>
       <w:pPr>
-        <w:spacing w:line="240" w:lineRule="auto"/>
-        <w:ind/>
-        <w:jc w:val="left"/>
-        <w:rPr>
-          <w:rFonts w:ascii="Times New Roman" w:hAnsi="Times New Roman"/>
-          <w:sz w:val="16"/>
-        </w:rPr>
-      </w:pPr>
-    </w:p>
-    <w:p>
-      <w:pPr>
+        <w:widowControl w:val="1"/>
+        <w:spacing w:line="240" w:lineRule="auto"/>
+        <w:ind/>
+        <w:jc w:val="left"/>
+        <w:rPr>
+          <w:rFonts w:ascii="Times New Roman" w:hAnsi="Times New Roman"/>
+          <w:sz w:val="16"/>
+        </w:rPr>
+      </w:pPr>
+    </w:p>
+    <w:p>
+      <w:pPr>
+        <w:widowControl w:val="1"/>
         <w:spacing w:line="240" w:lineRule="auto"/>
         <w:ind/>
         <w:jc w:val="left"/>
@@ -5822,6 +6096,7 @@
     </w:p>
     <w:p>
       <w:pPr>
+        <w:widowControl w:val="1"/>
         <w:spacing w:line="240" w:lineRule="auto"/>
         <w:ind/>
         <w:jc w:val="left"/>
@@ -5840,6 +6115,7 @@
     </w:p>
     <w:p>
       <w:pPr>
+        <w:widowControl w:val="1"/>
         <w:spacing w:line="240" w:lineRule="auto"/>
         <w:ind/>
         <w:jc w:val="left"/>
@@ -5858,6 +6134,7 @@
     </w:p>
     <w:p>
       <w:pPr>
+        <w:widowControl w:val="1"/>
         <w:spacing w:line="240" w:lineRule="auto"/>
         <w:ind/>
         <w:jc w:val="left"/>
@@ -5876,6 +6153,7 @@
     </w:p>
     <w:p>
       <w:pPr>
+        <w:widowControl w:val="1"/>
         <w:spacing w:line="240" w:lineRule="auto"/>
         <w:ind/>
         <w:jc w:val="left"/>
@@ -5894,17 +6172,19 @@
     </w:p>
     <w:p>
       <w:pPr>
-        <w:spacing w:line="240" w:lineRule="auto"/>
-        <w:ind/>
-        <w:jc w:val="left"/>
-        <w:rPr>
-          <w:rFonts w:ascii="Times New Roman" w:hAnsi="Times New Roman"/>
-          <w:sz w:val="16"/>
-        </w:rPr>
-      </w:pPr>
-    </w:p>
-    <w:p>
-      <w:pPr>
+        <w:widowControl w:val="1"/>
+        <w:spacing w:line="240" w:lineRule="auto"/>
+        <w:ind/>
+        <w:jc w:val="left"/>
+        <w:rPr>
+          <w:rFonts w:ascii="Times New Roman" w:hAnsi="Times New Roman"/>
+          <w:sz w:val="16"/>
+        </w:rPr>
+      </w:pPr>
+    </w:p>
+    <w:p>
+      <w:pPr>
+        <w:widowControl w:val="1"/>
         <w:spacing w:line="240" w:lineRule="auto"/>
         <w:ind/>
         <w:jc w:val="left"/>
@@ -5923,17 +6203,19 @@
     </w:p>
     <w:p>
       <w:pPr>
-        <w:spacing w:line="240" w:lineRule="auto"/>
-        <w:ind/>
-        <w:jc w:val="left"/>
-        <w:rPr>
-          <w:rFonts w:ascii="Times New Roman" w:hAnsi="Times New Roman"/>
-          <w:sz w:val="16"/>
-        </w:rPr>
-      </w:pPr>
-    </w:p>
-    <w:p>
-      <w:pPr>
+        <w:widowControl w:val="1"/>
+        <w:spacing w:line="240" w:lineRule="auto"/>
+        <w:ind/>
+        <w:jc w:val="left"/>
+        <w:rPr>
+          <w:rFonts w:ascii="Times New Roman" w:hAnsi="Times New Roman"/>
+          <w:sz w:val="16"/>
+        </w:rPr>
+      </w:pPr>
+    </w:p>
+    <w:p>
+      <w:pPr>
+        <w:widowControl w:val="1"/>
         <w:spacing w:line="240" w:lineRule="auto"/>
         <w:ind/>
         <w:jc w:val="left"/>
@@ -5952,6 +6234,7 @@
     </w:p>
     <w:p>
       <w:pPr>
+        <w:widowControl w:val="1"/>
         <w:spacing w:line="240" w:lineRule="auto"/>
         <w:ind/>
         <w:jc w:val="left"/>
@@ -5970,17 +6253,19 @@
     </w:p>
     <w:p>
       <w:pPr>
-        <w:spacing w:line="240" w:lineRule="auto"/>
-        <w:ind/>
-        <w:jc w:val="left"/>
-        <w:rPr>
-          <w:rFonts w:ascii="Times New Roman" w:hAnsi="Times New Roman"/>
-          <w:sz w:val="16"/>
-        </w:rPr>
-      </w:pPr>
-    </w:p>
-    <w:p>
-      <w:pPr>
+        <w:widowControl w:val="1"/>
+        <w:spacing w:line="240" w:lineRule="auto"/>
+        <w:ind/>
+        <w:jc w:val="left"/>
+        <w:rPr>
+          <w:rFonts w:ascii="Times New Roman" w:hAnsi="Times New Roman"/>
+          <w:sz w:val="16"/>
+        </w:rPr>
+      </w:pPr>
+    </w:p>
+    <w:p>
+      <w:pPr>
+        <w:widowControl w:val="1"/>
         <w:spacing w:line="240" w:lineRule="auto"/>
         <w:ind/>
         <w:jc w:val="left"/>
@@ -5999,6 +6284,7 @@
     </w:p>
     <w:p>
       <w:pPr>
+        <w:widowControl w:val="1"/>
         <w:spacing w:line="240" w:lineRule="auto"/>
         <w:ind/>
         <w:jc w:val="left"/>
@@ -6017,28 +6303,31 @@
     </w:p>
     <w:p>
       <w:pPr>
-        <w:spacing w:line="240" w:lineRule="auto"/>
-        <w:ind/>
-        <w:jc w:val="left"/>
-        <w:rPr>
-          <w:rFonts w:ascii="Times New Roman" w:hAnsi="Times New Roman"/>
-          <w:sz w:val="16"/>
-        </w:rPr>
-      </w:pPr>
-    </w:p>
-    <w:p>
-      <w:pPr>
-        <w:spacing w:line="240" w:lineRule="auto"/>
-        <w:ind/>
-        <w:jc w:val="left"/>
-        <w:rPr>
-          <w:rFonts w:ascii="Times New Roman" w:hAnsi="Times New Roman"/>
-          <w:sz w:val="16"/>
-        </w:rPr>
-      </w:pPr>
-    </w:p>
-    <w:p>
-      <w:pPr>
+        <w:widowControl w:val="1"/>
+        <w:spacing w:line="240" w:lineRule="auto"/>
+        <w:ind/>
+        <w:jc w:val="left"/>
+        <w:rPr>
+          <w:rFonts w:ascii="Times New Roman" w:hAnsi="Times New Roman"/>
+          <w:sz w:val="16"/>
+        </w:rPr>
+      </w:pPr>
+    </w:p>
+    <w:p>
+      <w:pPr>
+        <w:widowControl w:val="1"/>
+        <w:spacing w:line="240" w:lineRule="auto"/>
+        <w:ind/>
+        <w:jc w:val="left"/>
+        <w:rPr>
+          <w:rFonts w:ascii="Times New Roman" w:hAnsi="Times New Roman"/>
+          <w:sz w:val="16"/>
+        </w:rPr>
+      </w:pPr>
+    </w:p>
+    <w:p>
+      <w:pPr>
+        <w:widowControl w:val="1"/>
         <w:spacing w:line="240" w:lineRule="auto"/>
         <w:ind/>
         <w:jc w:val="left"/>
@@ -6057,6 +6346,7 @@
     </w:p>
     <w:p>
       <w:pPr>
+        <w:widowControl w:val="1"/>
         <w:spacing w:line="240" w:lineRule="auto"/>
         <w:ind/>
         <w:jc w:val="left"/>
@@ -6075,6 +6365,7 @@
     </w:p>
     <w:p>
       <w:pPr>
+        <w:widowControl w:val="1"/>
         <w:spacing w:line="240" w:lineRule="auto"/>
         <w:ind/>
         <w:jc w:val="left"/>
@@ -6093,6 +6384,7 @@
     </w:p>
     <w:p>
       <w:pPr>
+        <w:widowControl w:val="1"/>
         <w:spacing w:line="240" w:lineRule="auto"/>
         <w:ind/>
         <w:jc w:val="left"/>
@@ -6111,6 +6403,7 @@
     </w:p>
     <w:p>
       <w:pPr>
+        <w:widowControl w:val="1"/>
         <w:spacing w:line="240" w:lineRule="auto"/>
         <w:ind/>
         <w:jc w:val="left"/>
@@ -6129,6 +6422,7 @@
     </w:p>
     <w:p>
       <w:pPr>
+        <w:widowControl w:val="1"/>
         <w:spacing w:line="240" w:lineRule="auto"/>
         <w:ind/>
         <w:jc w:val="left"/>
@@ -6147,6 +6441,7 @@
     </w:p>
     <w:p>
       <w:pPr>
+        <w:widowControl w:val="1"/>
         <w:spacing w:line="240" w:lineRule="auto"/>
         <w:ind/>
         <w:jc w:val="left"/>
@@ -6165,6 +6460,7 @@
     </w:p>
     <w:p>
       <w:pPr>
+        <w:widowControl w:val="1"/>
         <w:spacing w:line="240" w:lineRule="auto"/>
         <w:ind/>
         <w:jc w:val="left"/>
@@ -6183,6 +6479,7 @@
     </w:p>
     <w:p>
       <w:pPr>
+        <w:widowControl w:val="1"/>
         <w:spacing w:line="240" w:lineRule="auto"/>
         <w:ind/>
         <w:jc w:val="left"/>
@@ -6201,6 +6498,7 @@
     </w:p>
     <w:p>
       <w:pPr>
+        <w:widowControl w:val="1"/>
         <w:spacing w:line="240" w:lineRule="auto"/>
         <w:ind/>
         <w:jc w:val="left"/>
@@ -6219,6 +6517,7 @@
     </w:p>
     <w:p>
       <w:pPr>
+        <w:widowControl w:val="1"/>
         <w:spacing w:line="240" w:lineRule="auto"/>
         <w:ind/>
         <w:jc w:val="left"/>
@@ -6237,6 +6536,7 @@
     </w:p>
     <w:p>
       <w:pPr>
+        <w:widowControl w:val="1"/>
         <w:spacing w:line="240" w:lineRule="auto"/>
         <w:ind/>
         <w:jc w:val="left"/>
@@ -6255,6 +6555,7 @@
     </w:p>
     <w:p>
       <w:pPr>
+        <w:widowControl w:val="1"/>
         <w:spacing w:line="240" w:lineRule="auto"/>
         <w:ind/>
         <w:jc w:val="left"/>
@@ -6273,6 +6574,7 @@
     </w:p>
     <w:p>
       <w:pPr>
+        <w:widowControl w:val="1"/>
         <w:spacing w:line="240" w:lineRule="auto"/>
         <w:ind/>
         <w:jc w:val="left"/>
@@ -6291,6 +6593,7 @@
     </w:p>
     <w:p>
       <w:pPr>
+        <w:widowControl w:val="1"/>
         <w:spacing w:line="240" w:lineRule="auto"/>
         <w:ind/>
         <w:jc w:val="left"/>
@@ -6309,6 +6612,7 @@
     </w:p>
     <w:p>
       <w:pPr>
+        <w:widowControl w:val="1"/>
         <w:spacing w:line="240" w:lineRule="auto"/>
         <w:ind/>
         <w:jc w:val="left"/>
@@ -6327,6 +6631,7 @@
     </w:p>
     <w:p>
       <w:pPr>
+        <w:widowControl w:val="1"/>
         <w:spacing w:line="240" w:lineRule="auto"/>
         <w:ind/>
         <w:jc w:val="left"/>
@@ -6345,6 +6650,7 @@
     </w:p>
     <w:p>
       <w:pPr>
+        <w:widowControl w:val="1"/>
         <w:spacing w:line="240" w:lineRule="auto"/>
         <w:ind/>
         <w:jc w:val="left"/>
@@ -6363,6 +6669,7 @@
     </w:p>
     <w:p>
       <w:pPr>
+        <w:widowControl w:val="1"/>
         <w:spacing w:line="240" w:lineRule="auto"/>
         <w:ind/>
         <w:jc w:val="left"/>
@@ -6381,6 +6688,7 @@
     </w:p>
     <w:p>
       <w:pPr>
+        <w:widowControl w:val="1"/>
         <w:spacing w:line="240" w:lineRule="auto"/>
         <w:ind/>
         <w:jc w:val="left"/>
@@ -6399,6 +6707,7 @@
     </w:p>
     <w:p>
       <w:pPr>
+        <w:widowControl w:val="1"/>
         <w:spacing w:line="240" w:lineRule="auto"/>
         <w:ind/>
         <w:jc w:val="left"/>
@@ -6417,6 +6726,7 @@
     </w:p>
     <w:p>
       <w:pPr>
+        <w:widowControl w:val="1"/>
         <w:spacing w:line="240" w:lineRule="auto"/>
         <w:ind/>
         <w:jc w:val="left"/>
@@ -6435,28 +6745,31 @@
     </w:p>
     <w:p>
       <w:pPr>
-        <w:spacing w:line="240" w:lineRule="auto"/>
-        <w:ind/>
-        <w:jc w:val="left"/>
-        <w:rPr>
-          <w:rFonts w:ascii="Times New Roman" w:hAnsi="Times New Roman"/>
-          <w:sz w:val="16"/>
-        </w:rPr>
-      </w:pPr>
-    </w:p>
-    <w:p>
-      <w:pPr>
-        <w:spacing w:line="240" w:lineRule="auto"/>
-        <w:ind/>
-        <w:jc w:val="left"/>
-        <w:rPr>
-          <w:rFonts w:ascii="Times New Roman" w:hAnsi="Times New Roman"/>
-          <w:sz w:val="16"/>
-        </w:rPr>
-      </w:pPr>
-    </w:p>
-    <w:p>
-      <w:pPr>
+        <w:widowControl w:val="1"/>
+        <w:spacing w:line="240" w:lineRule="auto"/>
+        <w:ind/>
+        <w:jc w:val="left"/>
+        <w:rPr>
+          <w:rFonts w:ascii="Times New Roman" w:hAnsi="Times New Roman"/>
+          <w:sz w:val="16"/>
+        </w:rPr>
+      </w:pPr>
+    </w:p>
+    <w:p>
+      <w:pPr>
+        <w:widowControl w:val="1"/>
+        <w:spacing w:line="240" w:lineRule="auto"/>
+        <w:ind/>
+        <w:jc w:val="left"/>
+        <w:rPr>
+          <w:rFonts w:ascii="Times New Roman" w:hAnsi="Times New Roman"/>
+          <w:sz w:val="16"/>
+        </w:rPr>
+      </w:pPr>
+    </w:p>
+    <w:p>
+      <w:pPr>
+        <w:widowControl w:val="1"/>
         <w:spacing w:line="240" w:lineRule="auto"/>
         <w:ind/>
         <w:jc w:val="left"/>
@@ -6475,6 +6788,7 @@
     </w:p>
     <w:p>
       <w:pPr>
+        <w:widowControl w:val="1"/>
         <w:spacing w:line="240" w:lineRule="auto"/>
         <w:ind/>
         <w:jc w:val="left"/>
@@ -6493,6 +6807,7 @@
     </w:p>
     <w:p>
       <w:pPr>
+        <w:widowControl w:val="1"/>
         <w:spacing w:line="240" w:lineRule="auto"/>
         <w:ind/>
         <w:jc w:val="left"/>
@@ -6511,6 +6826,7 @@
     </w:p>
     <w:p>
       <w:pPr>
+        <w:widowControl w:val="1"/>
         <w:spacing w:line="240" w:lineRule="auto"/>
         <w:ind/>
         <w:jc w:val="left"/>
